--- a/PECH_CANDIDATE_APPLICATION_FORM.docx
+++ b/PECH_CANDIDATE_APPLICATION_FORM.docx
@@ -2,11 +2,75 @@
 <file path=word/document.xml><?xml version="1.0" encoding="utf-8"?>
 <w:document xmlns:wpc="http://schemas.microsoft.com/office/word/2010/wordprocessingCanvas" xmlns:mo="http://schemas.microsoft.com/office/mac/office/2008/main" xmlns:mc="http://schemas.openxmlformats.org/markup-compatibility/2006" xmlns:mv="urn:schemas-microsoft-com:mac:vml" xmlns:o="urn:schemas-microsoft-com:office:office" xmlns:r="http://schemas.openxmlformats.org/officeDocument/2006/relationships" xmlns:m="http://schemas.openxmlformats.org/officeDocument/2006/math" xmlns:v="urn:schemas-microsoft-com:vml" xmlns:wp14="http://schemas.microsoft.com/office/word/2010/wordprocessingDrawing" xmlns:wp="http://schemas.openxmlformats.org/drawingml/2006/wordprocessingDrawing" xmlns:w10="urn:schemas-microsoft-com:office:word" xmlns:w="http://schemas.openxmlformats.org/wordprocessingml/2006/main" xmlns:w14="http://schemas.microsoft.com/office/word/2010/wordml" xmlns:wpg="http://schemas.microsoft.com/office/word/2010/wordprocessingGroup" xmlns:wpi="http://schemas.microsoft.com/office/word/2010/wordprocessingInk" xmlns:wne="http://schemas.microsoft.com/office/word/2006/wordml" xmlns:wps="http://schemas.microsoft.com/office/word/2010/wordprocessingShape" mc:Ignorable="w14 wp14">
   <w:body>
+    <w:p>
+      <w:pPr>
+        <w:pBdr>
+          <w:top w:val="single" w:sz="12" w:space="1" w:color="00BFFF"/>
+          <w:bottom w:val="single" w:sz="36" w:space="0" w:color="F5A623"/>
+        </w:pBdr>
+        <w:spacing w:before="0" w:after="240"/>
+      </w:pPr>
+    </w:p>
+    <w:p>
+      <w:pPr>
+        <w:pBdr>
+          <w:bottom w:val="single" w:sz="6" w:space="1" w:color="00BFFF"/>
+        </w:pBdr>
+        <w:spacing w:before="0" w:after="120"/>
+      </w:pPr>
+    </w:p>
+    <w:p>
+      <w:pPr>
+        <w:jc w:val="center"/>
+        <w:spacing w:before="0" w:after="60"/>
+      </w:pPr>
+      <w:r>
+        <w:rPr>
+          <w:i/>
+          <w:color w:val="E08A00"/>
+          <w:sz w:val="18"/>
+          <w:szCs w:val="18"/>
+        </w:rPr>
+        <w:t>Technology &amp; Infrastructure Enablers for Africa</w:t>
+      </w:r>
+    </w:p>
+    <w:p>
+      <w:pPr>
+        <w:jc w:val="center"/>
+        <w:spacing w:before="200" w:after="40"/>
+      </w:pPr>
+      <w:r>
+        <w:rPr>
+          <w:b/>
+          <w:color w:val="0099CC"/>
+          <w:sz w:val="28"/>
+          <w:szCs w:val="28"/>
+        </w:rPr>
+        <w:t>PECH GROUP HOLDINGS LTD</w:t>
+      </w:r>
+    </w:p>
+    <w:p>
+      <w:pPr>
+        <w:pBdr>
+          <w:top w:val="single" w:sz="36" w:space="0" w:color="F5A623"/>
+          <w:bottom w:val="single" w:sz="12" w:space="1" w:color="00BFFF"/>
+        </w:pBdr>
+        <w:spacing w:after="0"/>
+      </w:pPr>
+    </w:p>
     <w:tbl>
       <w:tblPr>
         <w:tblW w:type="auto" w:w="0"/>
         <w:jc w:val="center"/>
         <w:tblLook w:firstColumn="1" w:firstRow="1" w:lastColumn="0" w:lastRow="0" w:noHBand="0" w:noVBand="1" w:val="04A0"/>
+        <w:tblBorders>
+          <w:top w:val="single" w:sz="4" w:space="0" w:color="B0D4E8"/>
+          <w:left w:val="single" w:sz="4" w:space="0" w:color="B0D4E8"/>
+          <w:bottom w:val="single" w:sz="4" w:space="0" w:color="B0D4E8"/>
+          <w:right w:val="single" w:sz="4" w:space="0" w:color="B0D4E8"/>
+          <w:insideH w:val="single" w:sz="4" w:space="0" w:color="B0D4E8"/>
+          <w:insideV w:val="single" w:sz="4" w:space="0" w:color="B0D4E8"/>
+        </w:tblBorders>
       </w:tblPr>
       <w:tblGrid>
         <w:gridCol w:w="2409"/>
@@ -21,13 +85,13 @@
         <w:tc>
           <w:tcPr>
             <w:tcW w:type="dxa" w:w="2409"/>
-            <w:shd w:fill="00BFFF" w:val="clear"/>
             <w:tcBorders>
               <w:top w:val="none" w:sz="0" w:space="0" w:color="auto"/>
               <w:left w:val="none" w:sz="0" w:space="0" w:color="auto"/>
               <w:bottom w:val="none" w:sz="0" w:space="0" w:color="auto"/>
               <w:right w:val="none" w:sz="0" w:space="0" w:color="auto"/>
             </w:tcBorders>
+            <w:shd w:fill="0099CC" w:val="clear"/>
           </w:tcPr>
           <w:p>
             <w:pPr>
@@ -38,13 +102,13 @@
         <w:tc>
           <w:tcPr>
             <w:tcW w:type="dxa" w:w="2409"/>
-            <w:shd w:fill="0099CC" w:val="clear"/>
             <w:tcBorders>
               <w:top w:val="none" w:sz="0" w:space="0" w:color="auto"/>
               <w:left w:val="none" w:sz="0" w:space="0" w:color="auto"/>
               <w:bottom w:val="none" w:sz="0" w:space="0" w:color="auto"/>
               <w:right w:val="none" w:sz="0" w:space="0" w:color="auto"/>
             </w:tcBorders>
+            <w:shd w:fill="0099CC" w:val="clear"/>
           </w:tcPr>
           <w:p>
             <w:pPr>
@@ -55,13 +119,13 @@
         <w:tc>
           <w:tcPr>
             <w:tcW w:type="dxa" w:w="2409"/>
-            <w:shd w:fill="F5A623" w:val="clear"/>
             <w:tcBorders>
               <w:top w:val="none" w:sz="0" w:space="0" w:color="auto"/>
               <w:left w:val="none" w:sz="0" w:space="0" w:color="auto"/>
               <w:bottom w:val="none" w:sz="0" w:space="0" w:color="auto"/>
               <w:right w:val="none" w:sz="0" w:space="0" w:color="auto"/>
             </w:tcBorders>
+            <w:shd w:fill="0099CC" w:val="clear"/>
           </w:tcPr>
           <w:p>
             <w:pPr>
@@ -72,13 +136,13 @@
         <w:tc>
           <w:tcPr>
             <w:tcW w:type="dxa" w:w="2409"/>
-            <w:shd w:fill="E08A00" w:val="clear"/>
             <w:tcBorders>
               <w:top w:val="none" w:sz="0" w:space="0" w:color="auto"/>
               <w:left w:val="none" w:sz="0" w:space="0" w:color="auto"/>
               <w:bottom w:val="none" w:sz="0" w:space="0" w:color="auto"/>
               <w:right w:val="none" w:sz="0" w:space="0" w:color="auto"/>
             </w:tcBorders>
+            <w:shd w:fill="0099CC" w:val="clear"/>
           </w:tcPr>
           <w:p>
             <w:pPr>
@@ -143,6 +207,14 @@
         <w:tblW w:type="auto" w:w="0"/>
         <w:jc w:val="center"/>
         <w:tblLook w:firstColumn="1" w:firstRow="1" w:lastColumn="0" w:lastRow="0" w:noHBand="0" w:noVBand="1" w:val="04A0"/>
+        <w:tblBorders>
+          <w:top w:val="single" w:sz="4" w:space="0" w:color="B0D4E8"/>
+          <w:left w:val="single" w:sz="4" w:space="0" w:color="B0D4E8"/>
+          <w:bottom w:val="single" w:sz="4" w:space="0" w:color="B0D4E8"/>
+          <w:right w:val="single" w:sz="4" w:space="0" w:color="B0D4E8"/>
+          <w:insideH w:val="single" w:sz="4" w:space="0" w:color="B0D4E8"/>
+          <w:insideV w:val="single" w:sz="4" w:space="0" w:color="B0D4E8"/>
+        </w:tblBorders>
       </w:tblPr>
       <w:tblGrid>
         <w:gridCol w:w="2409"/>
@@ -157,13 +229,13 @@
         <w:tc>
           <w:tcPr>
             <w:tcW w:type="dxa" w:w="2409"/>
-            <w:shd w:fill="00BFFF" w:val="clear"/>
             <w:tcBorders>
               <w:top w:val="none" w:sz="0" w:space="0" w:color="auto"/>
               <w:left w:val="none" w:sz="0" w:space="0" w:color="auto"/>
               <w:bottom w:val="none" w:sz="0" w:space="0" w:color="auto"/>
               <w:right w:val="none" w:sz="0" w:space="0" w:color="auto"/>
             </w:tcBorders>
+            <w:shd w:fill="0099CC" w:val="clear"/>
           </w:tcPr>
           <w:p>
             <w:pPr>
@@ -174,13 +246,13 @@
         <w:tc>
           <w:tcPr>
             <w:tcW w:type="dxa" w:w="2409"/>
-            <w:shd w:fill="0099CC" w:val="clear"/>
             <w:tcBorders>
               <w:top w:val="none" w:sz="0" w:space="0" w:color="auto"/>
               <w:left w:val="none" w:sz="0" w:space="0" w:color="auto"/>
               <w:bottom w:val="none" w:sz="0" w:space="0" w:color="auto"/>
               <w:right w:val="none" w:sz="0" w:space="0" w:color="auto"/>
             </w:tcBorders>
+            <w:shd w:fill="0099CC" w:val="clear"/>
           </w:tcPr>
           <w:p>
             <w:pPr>
@@ -191,13 +263,13 @@
         <w:tc>
           <w:tcPr>
             <w:tcW w:type="dxa" w:w="2409"/>
-            <w:shd w:fill="F5A623" w:val="clear"/>
             <w:tcBorders>
               <w:top w:val="none" w:sz="0" w:space="0" w:color="auto"/>
               <w:left w:val="none" w:sz="0" w:space="0" w:color="auto"/>
               <w:bottom w:val="none" w:sz="0" w:space="0" w:color="auto"/>
               <w:right w:val="none" w:sz="0" w:space="0" w:color="auto"/>
             </w:tcBorders>
+            <w:shd w:fill="0099CC" w:val="clear"/>
           </w:tcPr>
           <w:p>
             <w:pPr>
@@ -208,13 +280,13 @@
         <w:tc>
           <w:tcPr>
             <w:tcW w:type="dxa" w:w="2409"/>
-            <w:shd w:fill="E08A00" w:val="clear"/>
             <w:tcBorders>
               <w:top w:val="none" w:sz="0" w:space="0" w:color="auto"/>
               <w:left w:val="none" w:sz="0" w:space="0" w:color="auto"/>
               <w:bottom w:val="none" w:sz="0" w:space="0" w:color="auto"/>
               <w:right w:val="none" w:sz="0" w:space="0" w:color="auto"/>
             </w:tcBorders>
+            <w:shd w:fill="0099CC" w:val="clear"/>
           </w:tcPr>
           <w:p>
             <w:pPr>
@@ -254,6 +326,14 @@
         <w:tblW w:type="auto" w:w="0"/>
         <w:jc w:val="center"/>
         <w:tblLook w:firstColumn="1" w:firstRow="1" w:lastColumn="0" w:lastRow="0" w:noHBand="0" w:noVBand="1" w:val="04A0"/>
+        <w:tblBorders>
+          <w:top w:val="single" w:sz="4" w:space="0" w:color="B0D4E8"/>
+          <w:left w:val="single" w:sz="4" w:space="0" w:color="B0D4E8"/>
+          <w:bottom w:val="single" w:sz="4" w:space="0" w:color="B0D4E8"/>
+          <w:right w:val="single" w:sz="4" w:space="0" w:color="B0D4E8"/>
+          <w:insideH w:val="single" w:sz="4" w:space="0" w:color="B0D4E8"/>
+          <w:insideV w:val="single" w:sz="4" w:space="0" w:color="B0D4E8"/>
+        </w:tblBorders>
       </w:tblPr>
       <w:tblGrid>
         <w:gridCol w:w="2409"/>
@@ -268,13 +348,13 @@
         <w:tc>
           <w:tcPr>
             <w:tcW w:type="dxa" w:w="2409"/>
-            <w:shd w:fill="00BFFF" w:val="clear"/>
             <w:tcBorders>
               <w:top w:val="none" w:sz="0" w:space="0" w:color="auto"/>
               <w:left w:val="none" w:sz="0" w:space="0" w:color="auto"/>
               <w:bottom w:val="none" w:sz="0" w:space="0" w:color="auto"/>
               <w:right w:val="none" w:sz="0" w:space="0" w:color="auto"/>
             </w:tcBorders>
+            <w:shd w:fill="0099CC" w:val="clear"/>
           </w:tcPr>
           <w:p>
             <w:pPr>
@@ -285,13 +365,13 @@
         <w:tc>
           <w:tcPr>
             <w:tcW w:type="dxa" w:w="2409"/>
-            <w:shd w:fill="0099CC" w:val="clear"/>
             <w:tcBorders>
               <w:top w:val="none" w:sz="0" w:space="0" w:color="auto"/>
               <w:left w:val="none" w:sz="0" w:space="0" w:color="auto"/>
               <w:bottom w:val="none" w:sz="0" w:space="0" w:color="auto"/>
               <w:right w:val="none" w:sz="0" w:space="0" w:color="auto"/>
             </w:tcBorders>
+            <w:shd w:fill="0099CC" w:val="clear"/>
           </w:tcPr>
           <w:p>
             <w:pPr>
@@ -302,13 +382,13 @@
         <w:tc>
           <w:tcPr>
             <w:tcW w:type="dxa" w:w="2409"/>
-            <w:shd w:fill="F5A623" w:val="clear"/>
             <w:tcBorders>
               <w:top w:val="none" w:sz="0" w:space="0" w:color="auto"/>
               <w:left w:val="none" w:sz="0" w:space="0" w:color="auto"/>
               <w:bottom w:val="none" w:sz="0" w:space="0" w:color="auto"/>
               <w:right w:val="none" w:sz="0" w:space="0" w:color="auto"/>
             </w:tcBorders>
+            <w:shd w:fill="0099CC" w:val="clear"/>
           </w:tcPr>
           <w:p>
             <w:pPr>
@@ -319,13 +399,13 @@
         <w:tc>
           <w:tcPr>
             <w:tcW w:type="dxa" w:w="2409"/>
-            <w:shd w:fill="E08A00" w:val="clear"/>
             <w:tcBorders>
               <w:top w:val="none" w:sz="0" w:space="0" w:color="auto"/>
               <w:left w:val="none" w:sz="0" w:space="0" w:color="auto"/>
               <w:bottom w:val="none" w:sz="0" w:space="0" w:color="auto"/>
               <w:right w:val="none" w:sz="0" w:space="0" w:color="auto"/>
             </w:tcBorders>
+            <w:shd w:fill="0099CC" w:val="clear"/>
           </w:tcPr>
           <w:p>
             <w:pPr>
@@ -351,6 +431,14 @@
         <w:tblW w:type="auto" w:w="0"/>
         <w:jc w:val="center"/>
         <w:tblLook w:firstColumn="1" w:firstRow="1" w:lastColumn="0" w:lastRow="0" w:noHBand="0" w:noVBand="1" w:val="04A0"/>
+        <w:tblBorders>
+          <w:top w:val="single" w:sz="4" w:space="0" w:color="B0D4E8"/>
+          <w:left w:val="single" w:sz="4" w:space="0" w:color="B0D4E8"/>
+          <w:bottom w:val="single" w:sz="4" w:space="0" w:color="B0D4E8"/>
+          <w:right w:val="single" w:sz="4" w:space="0" w:color="B0D4E8"/>
+          <w:insideH w:val="single" w:sz="4" w:space="0" w:color="B0D4E8"/>
+          <w:insideV w:val="single" w:sz="4" w:space="0" w:color="B0D4E8"/>
+        </w:tblBorders>
       </w:tblPr>
       <w:tblGrid>
         <w:gridCol w:w="4819"/>
@@ -360,12 +448,14 @@
         <w:tc>
           <w:tcPr>
             <w:tcW w:type="dxa" w:w="3402"/>
+            <w:shd w:fill="0099CC" w:val="clear"/>
           </w:tcPr>
           <w:p>
             <w:r>
               <w:rPr>
                 <w:b/>
-                <w:sz w:val="18"/>
+                <w:color w:val="FFFFFF"/>
+                <w:sz w:val="20"/>
               </w:rPr>
               <w:t>Surname / Last Name:</w:t>
             </w:r>
@@ -374,26 +464,31 @@
         <w:tc>
           <w:tcPr>
             <w:tcW w:type="dxa" w:w="6236"/>
-          </w:tcPr>
-          <w:p>
-            <w:r>
-              <w:rPr>
-                <w:sz w:val="18"/>
-              </w:rPr>
-            </w:r>
-          </w:p>
-        </w:tc>
-      </w:tr>
-      <w:tr>
-        <w:tc>
-          <w:tcPr>
-            <w:tcW w:type="dxa" w:w="3402"/>
+            <w:shd w:fill="0099CC" w:val="clear"/>
           </w:tcPr>
           <w:p>
             <w:r>
               <w:rPr>
                 <w:b/>
-                <w:sz w:val="18"/>
+                <w:color w:val="FFFFFF"/>
+                <w:sz w:val="20"/>
+              </w:rPr>
+            </w:r>
+          </w:p>
+        </w:tc>
+      </w:tr>
+      <w:tr>
+        <w:tc>
+          <w:tcPr>
+            <w:tcW w:type="dxa" w:w="3402"/>
+            <w:shd w:fill="FFFFFF" w:val="clear"/>
+          </w:tcPr>
+          <w:p>
+            <w:r>
+              <w:rPr>
+                <w:b/>
+                <w:color w:val="1A1A1A"/>
+                <w:sz w:val="19"/>
               </w:rPr>
               <w:t>First Name:</w:t>
             </w:r>
@@ -402,11 +497,13 @@
         <w:tc>
           <w:tcPr>
             <w:tcW w:type="dxa" w:w="6236"/>
+            <w:shd w:fill="FFFFFF" w:val="clear"/>
           </w:tcPr>
           <w:p>
             <w:r>
               <w:rPr>
-                <w:sz w:val="18"/>
+                <w:color w:val="1A1A1A"/>
+                <w:sz w:val="19"/>
               </w:rPr>
             </w:r>
           </w:p>
@@ -416,12 +513,14 @@
         <w:tc>
           <w:tcPr>
             <w:tcW w:type="dxa" w:w="3402"/>
+            <w:shd w:fill="E8F8FF" w:val="clear"/>
           </w:tcPr>
           <w:p>
             <w:r>
               <w:rPr>
                 <w:b/>
-                <w:sz w:val="18"/>
+                <w:color w:val="1A1A1A"/>
+                <w:sz w:val="19"/>
               </w:rPr>
               <w:t>Middle Name:</w:t>
             </w:r>
@@ -430,11 +529,13 @@
         <w:tc>
           <w:tcPr>
             <w:tcW w:type="dxa" w:w="6236"/>
+            <w:shd w:fill="E8F8FF" w:val="clear"/>
           </w:tcPr>
           <w:p>
             <w:r>
               <w:rPr>
-                <w:sz w:val="18"/>
+                <w:color w:val="1A1A1A"/>
+                <w:sz w:val="19"/>
               </w:rPr>
             </w:r>
           </w:p>
@@ -444,12 +545,14 @@
         <w:tc>
           <w:tcPr>
             <w:tcW w:type="dxa" w:w="3402"/>
+            <w:shd w:fill="FFFFFF" w:val="clear"/>
           </w:tcPr>
           <w:p>
             <w:r>
               <w:rPr>
                 <w:b/>
-                <w:sz w:val="18"/>
+                <w:color w:val="1A1A1A"/>
+                <w:sz w:val="19"/>
               </w:rPr>
               <w:t>Date of Birth:</w:t>
             </w:r>
@@ -458,11 +561,13 @@
         <w:tc>
           <w:tcPr>
             <w:tcW w:type="dxa" w:w="6236"/>
+            <w:shd w:fill="FFFFFF" w:val="clear"/>
           </w:tcPr>
           <w:p>
             <w:r>
               <w:rPr>
-                <w:sz w:val="18"/>
+                <w:color w:val="1A1A1A"/>
+                <w:sz w:val="19"/>
               </w:rPr>
               <w:t>____/____/__________ (DD/MM/YYYY)</w:t>
             </w:r>
@@ -473,12 +578,14 @@
         <w:tc>
           <w:tcPr>
             <w:tcW w:type="dxa" w:w="3402"/>
+            <w:shd w:fill="E8F8FF" w:val="clear"/>
           </w:tcPr>
           <w:p>
             <w:r>
               <w:rPr>
                 <w:b/>
-                <w:sz w:val="18"/>
+                <w:color w:val="1A1A1A"/>
+                <w:sz w:val="19"/>
               </w:rPr>
               <w:t>Gender:</w:t>
             </w:r>
@@ -487,6 +594,7 @@
         <w:tc>
           <w:tcPr>
             <w:tcW w:type="dxa" w:w="6236"/>
+            <w:shd w:fill="E8F8FF" w:val="clear"/>
           </w:tcPr>
           <w:p>
             <w:sdt>
@@ -510,7 +618,8 @@
             </w:sdt>
             <w:r>
               <w:rPr>
-                <w:sz w:val="18"/>
+                <w:color w:val="1A1A1A"/>
+                <w:sz w:val="19"/>
               </w:rPr>
               <w:t xml:space="preserve"> Male   </w:t>
             </w:r>
@@ -535,7 +644,8 @@
             </w:sdt>
             <w:r>
               <w:rPr>
-                <w:sz w:val="18"/>
+                <w:color w:val="1A1A1A"/>
+                <w:sz w:val="19"/>
               </w:rPr>
               <w:t xml:space="preserve"> Female   </w:t>
             </w:r>
@@ -560,7 +670,8 @@
             </w:sdt>
             <w:r>
               <w:rPr>
-                <w:sz w:val="18"/>
+                <w:color w:val="1A1A1A"/>
+                <w:sz w:val="19"/>
               </w:rPr>
               <w:t xml:space="preserve"> Prefer not to say   </w:t>
             </w:r>
@@ -571,12 +682,14 @@
         <w:tc>
           <w:tcPr>
             <w:tcW w:type="dxa" w:w="3402"/>
+            <w:shd w:fill="FFFFFF" w:val="clear"/>
           </w:tcPr>
           <w:p>
             <w:r>
               <w:rPr>
                 <w:b/>
-                <w:sz w:val="18"/>
+                <w:color w:val="1A1A1A"/>
+                <w:sz w:val="19"/>
               </w:rPr>
               <w:t>Marital Status:</w:t>
             </w:r>
@@ -585,6 +698,7 @@
         <w:tc>
           <w:tcPr>
             <w:tcW w:type="dxa" w:w="6236"/>
+            <w:shd w:fill="FFFFFF" w:val="clear"/>
           </w:tcPr>
           <w:p>
             <w:sdt>
@@ -608,7 +722,8 @@
             </w:sdt>
             <w:r>
               <w:rPr>
-                <w:sz w:val="18"/>
+                <w:color w:val="1A1A1A"/>
+                <w:sz w:val="19"/>
               </w:rPr>
               <w:t xml:space="preserve"> Single   </w:t>
             </w:r>
@@ -633,7 +748,8 @@
             </w:sdt>
             <w:r>
               <w:rPr>
-                <w:sz w:val="18"/>
+                <w:color w:val="1A1A1A"/>
+                <w:sz w:val="19"/>
               </w:rPr>
               <w:t xml:space="preserve"> Married   </w:t>
             </w:r>
@@ -658,7 +774,8 @@
             </w:sdt>
             <w:r>
               <w:rPr>
-                <w:sz w:val="18"/>
+                <w:color w:val="1A1A1A"/>
+                <w:sz w:val="19"/>
               </w:rPr>
               <w:t xml:space="preserve"> Divorced   </w:t>
             </w:r>
@@ -683,7 +800,8 @@
             </w:sdt>
             <w:r>
               <w:rPr>
-                <w:sz w:val="18"/>
+                <w:color w:val="1A1A1A"/>
+                <w:sz w:val="19"/>
               </w:rPr>
               <w:t xml:space="preserve"> Widowed   </w:t>
             </w:r>
@@ -694,12 +812,14 @@
         <w:tc>
           <w:tcPr>
             <w:tcW w:type="dxa" w:w="3402"/>
+            <w:shd w:fill="E8F8FF" w:val="clear"/>
           </w:tcPr>
           <w:p>
             <w:r>
               <w:rPr>
                 <w:b/>
-                <w:sz w:val="18"/>
+                <w:color w:val="1A1A1A"/>
+                <w:sz w:val="19"/>
               </w:rPr>
               <w:t>Nationality:</w:t>
             </w:r>
@@ -708,11 +828,13 @@
         <w:tc>
           <w:tcPr>
             <w:tcW w:type="dxa" w:w="6236"/>
+            <w:shd w:fill="E8F8FF" w:val="clear"/>
           </w:tcPr>
           <w:p>
             <w:r>
               <w:rPr>
-                <w:sz w:val="18"/>
+                <w:color w:val="1A1A1A"/>
+                <w:sz w:val="19"/>
               </w:rPr>
             </w:r>
           </w:p>
@@ -722,12 +844,14 @@
         <w:tc>
           <w:tcPr>
             <w:tcW w:type="dxa" w:w="3402"/>
+            <w:shd w:fill="FFFFFF" w:val="clear"/>
           </w:tcPr>
           <w:p>
             <w:r>
               <w:rPr>
                 <w:b/>
-                <w:sz w:val="18"/>
+                <w:color w:val="1A1A1A"/>
+                <w:sz w:val="19"/>
               </w:rPr>
               <w:t>State of Origin:</w:t>
             </w:r>
@@ -736,11 +860,13 @@
         <w:tc>
           <w:tcPr>
             <w:tcW w:type="dxa" w:w="6236"/>
+            <w:shd w:fill="FFFFFF" w:val="clear"/>
           </w:tcPr>
           <w:p>
             <w:r>
               <w:rPr>
-                <w:sz w:val="18"/>
+                <w:color w:val="1A1A1A"/>
+                <w:sz w:val="19"/>
               </w:rPr>
             </w:r>
           </w:p>
@@ -750,12 +876,14 @@
         <w:tc>
           <w:tcPr>
             <w:tcW w:type="dxa" w:w="3402"/>
+            <w:shd w:fill="E8F8FF" w:val="clear"/>
           </w:tcPr>
           <w:p>
             <w:r>
               <w:rPr>
                 <w:b/>
-                <w:sz w:val="18"/>
+                <w:color w:val="1A1A1A"/>
+                <w:sz w:val="19"/>
               </w:rPr>
               <w:t>LGA:</w:t>
             </w:r>
@@ -764,11 +892,13 @@
         <w:tc>
           <w:tcPr>
             <w:tcW w:type="dxa" w:w="6236"/>
+            <w:shd w:fill="E8F8FF" w:val="clear"/>
           </w:tcPr>
           <w:p>
             <w:r>
               <w:rPr>
-                <w:sz w:val="18"/>
+                <w:color w:val="1A1A1A"/>
+                <w:sz w:val="19"/>
               </w:rPr>
             </w:r>
           </w:p>
@@ -778,12 +908,14 @@
         <w:tc>
           <w:tcPr>
             <w:tcW w:type="dxa" w:w="3402"/>
+            <w:shd w:fill="FFFFFF" w:val="clear"/>
           </w:tcPr>
           <w:p>
             <w:r>
               <w:rPr>
                 <w:b/>
-                <w:sz w:val="18"/>
+                <w:color w:val="1A1A1A"/>
+                <w:sz w:val="19"/>
               </w:rPr>
               <w:t>Phone (Primary):</w:t>
             </w:r>
@@ -792,11 +924,13 @@
         <w:tc>
           <w:tcPr>
             <w:tcW w:type="dxa" w:w="6236"/>
+            <w:shd w:fill="FFFFFF" w:val="clear"/>
           </w:tcPr>
           <w:p>
             <w:r>
               <w:rPr>
-                <w:sz w:val="18"/>
+                <w:color w:val="1A1A1A"/>
+                <w:sz w:val="19"/>
               </w:rPr>
             </w:r>
           </w:p>
@@ -806,12 +940,14 @@
         <w:tc>
           <w:tcPr>
             <w:tcW w:type="dxa" w:w="3402"/>
+            <w:shd w:fill="E8F8FF" w:val="clear"/>
           </w:tcPr>
           <w:p>
             <w:r>
               <w:rPr>
                 <w:b/>
-                <w:sz w:val="18"/>
+                <w:color w:val="1A1A1A"/>
+                <w:sz w:val="19"/>
               </w:rPr>
               <w:t>Phone (Secondary):</w:t>
             </w:r>
@@ -820,11 +956,13 @@
         <w:tc>
           <w:tcPr>
             <w:tcW w:type="dxa" w:w="6236"/>
+            <w:shd w:fill="E8F8FF" w:val="clear"/>
           </w:tcPr>
           <w:p>
             <w:r>
               <w:rPr>
-                <w:sz w:val="18"/>
+                <w:color w:val="1A1A1A"/>
+                <w:sz w:val="19"/>
               </w:rPr>
             </w:r>
           </w:p>
@@ -834,12 +972,14 @@
         <w:tc>
           <w:tcPr>
             <w:tcW w:type="dxa" w:w="3402"/>
+            <w:shd w:fill="FFFFFF" w:val="clear"/>
           </w:tcPr>
           <w:p>
             <w:r>
               <w:rPr>
                 <w:b/>
-                <w:sz w:val="18"/>
+                <w:color w:val="1A1A1A"/>
+                <w:sz w:val="19"/>
               </w:rPr>
               <w:t>WhatsApp Number:</w:t>
             </w:r>
@@ -848,11 +988,13 @@
         <w:tc>
           <w:tcPr>
             <w:tcW w:type="dxa" w:w="6236"/>
+            <w:shd w:fill="FFFFFF" w:val="clear"/>
           </w:tcPr>
           <w:p>
             <w:r>
               <w:rPr>
-                <w:sz w:val="18"/>
+                <w:color w:val="1A1A1A"/>
+                <w:sz w:val="19"/>
               </w:rPr>
             </w:r>
           </w:p>
@@ -862,12 +1004,14 @@
         <w:tc>
           <w:tcPr>
             <w:tcW w:type="dxa" w:w="3402"/>
+            <w:shd w:fill="E8F8FF" w:val="clear"/>
           </w:tcPr>
           <w:p>
             <w:r>
               <w:rPr>
                 <w:b/>
-                <w:sz w:val="18"/>
+                <w:color w:val="1A1A1A"/>
+                <w:sz w:val="19"/>
               </w:rPr>
               <w:t>Email Address:</w:t>
             </w:r>
@@ -876,11 +1020,13 @@
         <w:tc>
           <w:tcPr>
             <w:tcW w:type="dxa" w:w="6236"/>
+            <w:shd w:fill="E8F8FF" w:val="clear"/>
           </w:tcPr>
           <w:p>
             <w:r>
               <w:rPr>
-                <w:sz w:val="18"/>
+                <w:color w:val="1A1A1A"/>
+                <w:sz w:val="19"/>
               </w:rPr>
             </w:r>
           </w:p>
@@ -890,12 +1036,14 @@
         <w:tc>
           <w:tcPr>
             <w:tcW w:type="dxa" w:w="3402"/>
+            <w:shd w:fill="FFFFFF" w:val="clear"/>
           </w:tcPr>
           <w:p>
             <w:r>
               <w:rPr>
                 <w:b/>
-                <w:sz w:val="18"/>
+                <w:color w:val="1A1A1A"/>
+                <w:sz w:val="19"/>
               </w:rPr>
               <w:t>Residential Address:</w:t>
             </w:r>
@@ -904,11 +1052,13 @@
         <w:tc>
           <w:tcPr>
             <w:tcW w:type="dxa" w:w="6236"/>
+            <w:shd w:fill="FFFFFF" w:val="clear"/>
           </w:tcPr>
           <w:p>
             <w:r>
               <w:rPr>
-                <w:sz w:val="18"/>
+                <w:color w:val="1A1A1A"/>
+                <w:sz w:val="19"/>
               </w:rPr>
             </w:r>
           </w:p>
@@ -918,12 +1068,14 @@
         <w:tc>
           <w:tcPr>
             <w:tcW w:type="dxa" w:w="3402"/>
+            <w:shd w:fill="E8F8FF" w:val="clear"/>
           </w:tcPr>
           <w:p>
             <w:r>
               <w:rPr>
                 <w:b/>
-                <w:sz w:val="18"/>
+                <w:color w:val="1A1A1A"/>
+                <w:sz w:val="19"/>
               </w:rPr>
               <w:t>City / State:</w:t>
             </w:r>
@@ -932,11 +1084,13 @@
         <w:tc>
           <w:tcPr>
             <w:tcW w:type="dxa" w:w="6236"/>
+            <w:shd w:fill="E8F8FF" w:val="clear"/>
           </w:tcPr>
           <w:p>
             <w:r>
               <w:rPr>
-                <w:sz w:val="18"/>
+                <w:color w:val="1A1A1A"/>
+                <w:sz w:val="19"/>
               </w:rPr>
             </w:r>
           </w:p>
@@ -946,12 +1100,14 @@
         <w:tc>
           <w:tcPr>
             <w:tcW w:type="dxa" w:w="3402"/>
+            <w:shd w:fill="FFFFFF" w:val="clear"/>
           </w:tcPr>
           <w:p>
             <w:r>
               <w:rPr>
                 <w:b/>
-                <w:sz w:val="18"/>
+                <w:color w:val="1A1A1A"/>
+                <w:sz w:val="19"/>
               </w:rPr>
               <w:t>NIN:</w:t>
             </w:r>
@@ -960,11 +1116,13 @@
         <w:tc>
           <w:tcPr>
             <w:tcW w:type="dxa" w:w="6236"/>
+            <w:shd w:fill="FFFFFF" w:val="clear"/>
           </w:tcPr>
           <w:p>
             <w:r>
               <w:rPr>
-                <w:sz w:val="18"/>
+                <w:color w:val="1A1A1A"/>
+                <w:sz w:val="19"/>
               </w:rPr>
             </w:r>
           </w:p>
@@ -987,6 +1145,14 @@
         <w:tblW w:type="auto" w:w="0"/>
         <w:jc w:val="center"/>
         <w:tblLook w:firstColumn="1" w:firstRow="1" w:lastColumn="0" w:lastRow="0" w:noHBand="0" w:noVBand="1" w:val="04A0"/>
+        <w:tblBorders>
+          <w:top w:val="single" w:sz="4" w:space="0" w:color="B0D4E8"/>
+          <w:left w:val="single" w:sz="4" w:space="0" w:color="B0D4E8"/>
+          <w:bottom w:val="single" w:sz="4" w:space="0" w:color="B0D4E8"/>
+          <w:right w:val="single" w:sz="4" w:space="0" w:color="B0D4E8"/>
+          <w:insideH w:val="single" w:sz="4" w:space="0" w:color="B0D4E8"/>
+          <w:insideV w:val="single" w:sz="4" w:space="0" w:color="B0D4E8"/>
+        </w:tblBorders>
       </w:tblPr>
       <w:tblGrid>
         <w:gridCol w:w="2409"/>
@@ -1001,13 +1167,13 @@
         <w:tc>
           <w:tcPr>
             <w:tcW w:type="dxa" w:w="2409"/>
-            <w:shd w:fill="00BFFF" w:val="clear"/>
             <w:tcBorders>
               <w:top w:val="none" w:sz="0" w:space="0" w:color="auto"/>
               <w:left w:val="none" w:sz="0" w:space="0" w:color="auto"/>
               <w:bottom w:val="none" w:sz="0" w:space="0" w:color="auto"/>
               <w:right w:val="none" w:sz="0" w:space="0" w:color="auto"/>
             </w:tcBorders>
+            <w:shd w:fill="0099CC" w:val="clear"/>
           </w:tcPr>
           <w:p>
             <w:pPr>
@@ -1018,13 +1184,13 @@
         <w:tc>
           <w:tcPr>
             <w:tcW w:type="dxa" w:w="2409"/>
-            <w:shd w:fill="0099CC" w:val="clear"/>
             <w:tcBorders>
               <w:top w:val="none" w:sz="0" w:space="0" w:color="auto"/>
               <w:left w:val="none" w:sz="0" w:space="0" w:color="auto"/>
               <w:bottom w:val="none" w:sz="0" w:space="0" w:color="auto"/>
               <w:right w:val="none" w:sz="0" w:space="0" w:color="auto"/>
             </w:tcBorders>
+            <w:shd w:fill="0099CC" w:val="clear"/>
           </w:tcPr>
           <w:p>
             <w:pPr>
@@ -1035,13 +1201,13 @@
         <w:tc>
           <w:tcPr>
             <w:tcW w:type="dxa" w:w="2409"/>
-            <w:shd w:fill="F5A623" w:val="clear"/>
             <w:tcBorders>
               <w:top w:val="none" w:sz="0" w:space="0" w:color="auto"/>
               <w:left w:val="none" w:sz="0" w:space="0" w:color="auto"/>
               <w:bottom w:val="none" w:sz="0" w:space="0" w:color="auto"/>
               <w:right w:val="none" w:sz="0" w:space="0" w:color="auto"/>
             </w:tcBorders>
+            <w:shd w:fill="0099CC" w:val="clear"/>
           </w:tcPr>
           <w:p>
             <w:pPr>
@@ -1052,13 +1218,13 @@
         <w:tc>
           <w:tcPr>
             <w:tcW w:type="dxa" w:w="2409"/>
-            <w:shd w:fill="E08A00" w:val="clear"/>
             <w:tcBorders>
               <w:top w:val="none" w:sz="0" w:space="0" w:color="auto"/>
               <w:left w:val="none" w:sz="0" w:space="0" w:color="auto"/>
               <w:bottom w:val="none" w:sz="0" w:space="0" w:color="auto"/>
               <w:right w:val="none" w:sz="0" w:space="0" w:color="auto"/>
             </w:tcBorders>
+            <w:shd w:fill="0099CC" w:val="clear"/>
           </w:tcPr>
           <w:p>
             <w:pPr>
@@ -1084,6 +1250,14 @@
         <w:tblW w:type="auto" w:w="0"/>
         <w:jc w:val="center"/>
         <w:tblLook w:firstColumn="1" w:firstRow="1" w:lastColumn="0" w:lastRow="0" w:noHBand="0" w:noVBand="1" w:val="04A0"/>
+        <w:tblBorders>
+          <w:top w:val="single" w:sz="4" w:space="0" w:color="B0D4E8"/>
+          <w:left w:val="single" w:sz="4" w:space="0" w:color="B0D4E8"/>
+          <w:bottom w:val="single" w:sz="4" w:space="0" w:color="B0D4E8"/>
+          <w:right w:val="single" w:sz="4" w:space="0" w:color="B0D4E8"/>
+          <w:insideH w:val="single" w:sz="4" w:space="0" w:color="B0D4E8"/>
+          <w:insideV w:val="single" w:sz="4" w:space="0" w:color="B0D4E8"/>
+        </w:tblBorders>
       </w:tblPr>
       <w:tblGrid>
         <w:gridCol w:w="4819"/>
@@ -1093,12 +1267,14 @@
         <w:tc>
           <w:tcPr>
             <w:tcW w:type="dxa" w:w="3402"/>
+            <w:shd w:fill="0099CC" w:val="clear"/>
           </w:tcPr>
           <w:p>
             <w:r>
               <w:rPr>
                 <w:b/>
-                <w:sz w:val="18"/>
+                <w:color w:val="FFFFFF"/>
+                <w:sz w:val="20"/>
               </w:rPr>
               <w:t>Position / Job Title:</w:t>
             </w:r>
@@ -1107,26 +1283,31 @@
         <w:tc>
           <w:tcPr>
             <w:tcW w:type="dxa" w:w="6236"/>
-          </w:tcPr>
-          <w:p>
-            <w:r>
-              <w:rPr>
-                <w:sz w:val="18"/>
-              </w:rPr>
-            </w:r>
-          </w:p>
-        </w:tc>
-      </w:tr>
-      <w:tr>
-        <w:tc>
-          <w:tcPr>
-            <w:tcW w:type="dxa" w:w="3402"/>
+            <w:shd w:fill="0099CC" w:val="clear"/>
           </w:tcPr>
           <w:p>
             <w:r>
               <w:rPr>
                 <w:b/>
-                <w:sz w:val="18"/>
+                <w:color w:val="FFFFFF"/>
+                <w:sz w:val="20"/>
+              </w:rPr>
+            </w:r>
+          </w:p>
+        </w:tc>
+      </w:tr>
+      <w:tr>
+        <w:tc>
+          <w:tcPr>
+            <w:tcW w:type="dxa" w:w="3402"/>
+            <w:shd w:fill="FFFFFF" w:val="clear"/>
+          </w:tcPr>
+          <w:p>
+            <w:r>
+              <w:rPr>
+                <w:b/>
+                <w:color w:val="1A1A1A"/>
+                <w:sz w:val="19"/>
               </w:rPr>
               <w:t>Role ID (if known):</w:t>
             </w:r>
@@ -1135,11 +1316,13 @@
         <w:tc>
           <w:tcPr>
             <w:tcW w:type="dxa" w:w="6236"/>
+            <w:shd w:fill="FFFFFF" w:val="clear"/>
           </w:tcPr>
           <w:p>
             <w:r>
               <w:rPr>
-                <w:sz w:val="18"/>
+                <w:color w:val="1A1A1A"/>
+                <w:sz w:val="19"/>
               </w:rPr>
             </w:r>
           </w:p>
@@ -1149,12 +1332,14 @@
         <w:tc>
           <w:tcPr>
             <w:tcW w:type="dxa" w:w="3402"/>
+            <w:shd w:fill="E8F8FF" w:val="clear"/>
           </w:tcPr>
           <w:p>
             <w:r>
               <w:rPr>
                 <w:b/>
-                <w:sz w:val="18"/>
+                <w:color w:val="1A1A1A"/>
+                <w:sz w:val="19"/>
               </w:rPr>
               <w:t>Department:</w:t>
             </w:r>
@@ -1163,6 +1348,7 @@
         <w:tc>
           <w:tcPr>
             <w:tcW w:type="dxa" w:w="6236"/>
+            <w:shd w:fill="E8F8FF" w:val="clear"/>
           </w:tcPr>
           <w:p>
             <w:sdt>
@@ -1186,7 +1372,8 @@
             </w:sdt>
             <w:r>
               <w:rPr>
-                <w:sz w:val="18"/>
+                <w:color w:val="1A1A1A"/>
+                <w:sz w:val="19"/>
               </w:rPr>
               <w:t xml:space="preserve"> Engineering   </w:t>
             </w:r>
@@ -1211,7 +1398,8 @@
             </w:sdt>
             <w:r>
               <w:rPr>
-                <w:sz w:val="18"/>
+                <w:color w:val="1A1A1A"/>
+                <w:sz w:val="19"/>
               </w:rPr>
               <w:t xml:space="preserve"> Design   </w:t>
             </w:r>
@@ -1236,7 +1424,8 @@
             </w:sdt>
             <w:r>
               <w:rPr>
-                <w:sz w:val="18"/>
+                <w:color w:val="1A1A1A"/>
+                <w:sz w:val="19"/>
               </w:rPr>
               <w:t xml:space="preserve"> Product &amp; Business   </w:t>
             </w:r>
@@ -1261,7 +1450,8 @@
             </w:sdt>
             <w:r>
               <w:rPr>
-                <w:sz w:val="18"/>
+                <w:color w:val="1A1A1A"/>
+                <w:sz w:val="19"/>
               </w:rPr>
               <w:t xml:space="preserve"> Operations   </w:t>
             </w:r>
@@ -1286,7 +1476,8 @@
             </w:sdt>
             <w:r>
               <w:rPr>
-                <w:sz w:val="18"/>
+                <w:color w:val="1A1A1A"/>
+                <w:sz w:val="19"/>
               </w:rPr>
               <w:t xml:space="preserve"> Internship   </w:t>
             </w:r>
@@ -1297,12 +1488,14 @@
         <w:tc>
           <w:tcPr>
             <w:tcW w:type="dxa" w:w="3402"/>
+            <w:shd w:fill="FFFFFF" w:val="clear"/>
           </w:tcPr>
           <w:p>
             <w:r>
               <w:rPr>
                 <w:b/>
-                <w:sz w:val="18"/>
+                <w:color w:val="1A1A1A"/>
+                <w:sz w:val="19"/>
               </w:rPr>
               <w:t>Employment Type:</w:t>
             </w:r>
@@ -1311,6 +1504,7 @@
         <w:tc>
           <w:tcPr>
             <w:tcW w:type="dxa" w:w="6236"/>
+            <w:shd w:fill="FFFFFF" w:val="clear"/>
           </w:tcPr>
           <w:p>
             <w:sdt>
@@ -1334,7 +1528,8 @@
             </w:sdt>
             <w:r>
               <w:rPr>
-                <w:sz w:val="18"/>
+                <w:color w:val="1A1A1A"/>
+                <w:sz w:val="19"/>
               </w:rPr>
               <w:t xml:space="preserve"> Full-Time   </w:t>
             </w:r>
@@ -1359,7 +1554,8 @@
             </w:sdt>
             <w:r>
               <w:rPr>
-                <w:sz w:val="18"/>
+                <w:color w:val="1A1A1A"/>
+                <w:sz w:val="19"/>
               </w:rPr>
               <w:t xml:space="preserve"> Contract   </w:t>
             </w:r>
@@ -1384,7 +1580,8 @@
             </w:sdt>
             <w:r>
               <w:rPr>
-                <w:sz w:val="18"/>
+                <w:color w:val="1A1A1A"/>
+                <w:sz w:val="19"/>
               </w:rPr>
               <w:t xml:space="preserve"> Internship   </w:t>
             </w:r>
@@ -1395,12 +1592,14 @@
         <w:tc>
           <w:tcPr>
             <w:tcW w:type="dxa" w:w="3402"/>
+            <w:shd w:fill="E8F8FF" w:val="clear"/>
           </w:tcPr>
           <w:p>
             <w:r>
               <w:rPr>
                 <w:b/>
-                <w:sz w:val="18"/>
+                <w:color w:val="1A1A1A"/>
+                <w:sz w:val="19"/>
               </w:rPr>
               <w:t>Expected Salary (NGN/month):</w:t>
             </w:r>
@@ -1409,11 +1608,13 @@
         <w:tc>
           <w:tcPr>
             <w:tcW w:type="dxa" w:w="6236"/>
+            <w:shd w:fill="E8F8FF" w:val="clear"/>
           </w:tcPr>
           <w:p>
             <w:r>
               <w:rPr>
-                <w:sz w:val="18"/>
+                <w:color w:val="1A1A1A"/>
+                <w:sz w:val="19"/>
               </w:rPr>
             </w:r>
           </w:p>
@@ -1423,12 +1624,14 @@
         <w:tc>
           <w:tcPr>
             <w:tcW w:type="dxa" w:w="3402"/>
+            <w:shd w:fill="FFFFFF" w:val="clear"/>
           </w:tcPr>
           <w:p>
             <w:r>
               <w:rPr>
                 <w:b/>
-                <w:sz w:val="18"/>
+                <w:color w:val="1A1A1A"/>
+                <w:sz w:val="19"/>
               </w:rPr>
               <w:t>Available Start Date:</w:t>
             </w:r>
@@ -1437,11 +1640,13 @@
         <w:tc>
           <w:tcPr>
             <w:tcW w:type="dxa" w:w="6236"/>
+            <w:shd w:fill="FFFFFF" w:val="clear"/>
           </w:tcPr>
           <w:p>
             <w:r>
               <w:rPr>
-                <w:sz w:val="18"/>
+                <w:color w:val="1A1A1A"/>
+                <w:sz w:val="19"/>
               </w:rPr>
               <w:t>____/____/__________</w:t>
             </w:r>
@@ -1452,12 +1657,14 @@
         <w:tc>
           <w:tcPr>
             <w:tcW w:type="dxa" w:w="3402"/>
+            <w:shd w:fill="E8F8FF" w:val="clear"/>
           </w:tcPr>
           <w:p>
             <w:r>
               <w:rPr>
                 <w:b/>
-                <w:sz w:val="18"/>
+                <w:color w:val="1A1A1A"/>
+                <w:sz w:val="19"/>
               </w:rPr>
               <w:t>Notice Period:</w:t>
             </w:r>
@@ -1466,11 +1673,13 @@
         <w:tc>
           <w:tcPr>
             <w:tcW w:type="dxa" w:w="6236"/>
+            <w:shd w:fill="E8F8FF" w:val="clear"/>
           </w:tcPr>
           <w:p>
             <w:r>
               <w:rPr>
-                <w:sz w:val="18"/>
+                <w:color w:val="1A1A1A"/>
+                <w:sz w:val="19"/>
               </w:rPr>
             </w:r>
           </w:p>
@@ -1480,12 +1689,14 @@
         <w:tc>
           <w:tcPr>
             <w:tcW w:type="dxa" w:w="3402"/>
+            <w:shd w:fill="FFFFFF" w:val="clear"/>
           </w:tcPr>
           <w:p>
             <w:r>
               <w:rPr>
                 <w:b/>
-                <w:sz w:val="18"/>
+                <w:color w:val="1A1A1A"/>
+                <w:sz w:val="19"/>
               </w:rPr>
               <w:t>How did you hear about us?:</w:t>
             </w:r>
@@ -1494,11 +1705,13 @@
         <w:tc>
           <w:tcPr>
             <w:tcW w:type="dxa" w:w="6236"/>
+            <w:shd w:fill="FFFFFF" w:val="clear"/>
           </w:tcPr>
           <w:p>
             <w:r>
               <w:rPr>
-                <w:sz w:val="18"/>
+                <w:color w:val="1A1A1A"/>
+                <w:sz w:val="19"/>
               </w:rPr>
             </w:r>
           </w:p>
@@ -1511,6 +1724,14 @@
         <w:tblW w:type="auto" w:w="0"/>
         <w:jc w:val="center"/>
         <w:tblLook w:firstColumn="1" w:firstRow="1" w:lastColumn="0" w:lastRow="0" w:noHBand="0" w:noVBand="1" w:val="04A0"/>
+        <w:tblBorders>
+          <w:top w:val="single" w:sz="4" w:space="0" w:color="B0D4E8"/>
+          <w:left w:val="single" w:sz="4" w:space="0" w:color="B0D4E8"/>
+          <w:bottom w:val="single" w:sz="4" w:space="0" w:color="B0D4E8"/>
+          <w:right w:val="single" w:sz="4" w:space="0" w:color="B0D4E8"/>
+          <w:insideH w:val="single" w:sz="4" w:space="0" w:color="B0D4E8"/>
+          <w:insideV w:val="single" w:sz="4" w:space="0" w:color="B0D4E8"/>
+        </w:tblBorders>
       </w:tblPr>
       <w:tblGrid>
         <w:gridCol w:w="2409"/>
@@ -1525,13 +1746,13 @@
         <w:tc>
           <w:tcPr>
             <w:tcW w:type="dxa" w:w="2409"/>
-            <w:shd w:fill="00BFFF" w:val="clear"/>
             <w:tcBorders>
               <w:top w:val="none" w:sz="0" w:space="0" w:color="auto"/>
               <w:left w:val="none" w:sz="0" w:space="0" w:color="auto"/>
               <w:bottom w:val="none" w:sz="0" w:space="0" w:color="auto"/>
               <w:right w:val="none" w:sz="0" w:space="0" w:color="auto"/>
             </w:tcBorders>
+            <w:shd w:fill="0099CC" w:val="clear"/>
           </w:tcPr>
           <w:p>
             <w:pPr>
@@ -1542,13 +1763,13 @@
         <w:tc>
           <w:tcPr>
             <w:tcW w:type="dxa" w:w="2409"/>
-            <w:shd w:fill="0099CC" w:val="clear"/>
             <w:tcBorders>
               <w:top w:val="none" w:sz="0" w:space="0" w:color="auto"/>
               <w:left w:val="none" w:sz="0" w:space="0" w:color="auto"/>
               <w:bottom w:val="none" w:sz="0" w:space="0" w:color="auto"/>
               <w:right w:val="none" w:sz="0" w:space="0" w:color="auto"/>
             </w:tcBorders>
+            <w:shd w:fill="0099CC" w:val="clear"/>
           </w:tcPr>
           <w:p>
             <w:pPr>
@@ -1559,13 +1780,13 @@
         <w:tc>
           <w:tcPr>
             <w:tcW w:type="dxa" w:w="2409"/>
-            <w:shd w:fill="F5A623" w:val="clear"/>
             <w:tcBorders>
               <w:top w:val="none" w:sz="0" w:space="0" w:color="auto"/>
               <w:left w:val="none" w:sz="0" w:space="0" w:color="auto"/>
               <w:bottom w:val="none" w:sz="0" w:space="0" w:color="auto"/>
               <w:right w:val="none" w:sz="0" w:space="0" w:color="auto"/>
             </w:tcBorders>
+            <w:shd w:fill="0099CC" w:val="clear"/>
           </w:tcPr>
           <w:p>
             <w:pPr>
@@ -1576,13 +1797,13 @@
         <w:tc>
           <w:tcPr>
             <w:tcW w:type="dxa" w:w="2409"/>
-            <w:shd w:fill="E08A00" w:val="clear"/>
             <w:tcBorders>
               <w:top w:val="none" w:sz="0" w:space="0" w:color="auto"/>
               <w:left w:val="none" w:sz="0" w:space="0" w:color="auto"/>
               <w:bottom w:val="none" w:sz="0" w:space="0" w:color="auto"/>
               <w:right w:val="none" w:sz="0" w:space="0" w:color="auto"/>
             </w:tcBorders>
+            <w:shd w:fill="0099CC" w:val="clear"/>
           </w:tcPr>
           <w:p>
             <w:pPr>
@@ -1618,6 +1839,14 @@
         <w:tblW w:type="auto" w:w="0"/>
         <w:jc w:val="center"/>
         <w:tblLook w:firstColumn="1" w:firstRow="1" w:lastColumn="0" w:lastRow="0" w:noHBand="0" w:noVBand="1" w:val="04A0"/>
+        <w:tblBorders>
+          <w:top w:val="single" w:sz="4" w:space="0" w:color="B0D4E8"/>
+          <w:left w:val="single" w:sz="4" w:space="0" w:color="B0D4E8"/>
+          <w:bottom w:val="single" w:sz="4" w:space="0" w:color="B0D4E8"/>
+          <w:right w:val="single" w:sz="4" w:space="0" w:color="B0D4E8"/>
+          <w:insideH w:val="single" w:sz="4" w:space="0" w:color="B0D4E8"/>
+          <w:insideV w:val="single" w:sz="4" w:space="0" w:color="B0D4E8"/>
+        </w:tblBorders>
       </w:tblPr>
       <w:tblGrid>
         <w:gridCol w:w="1606"/>
@@ -1638,7 +1867,7 @@
               <w:rPr>
                 <w:b/>
                 <w:color w:val="FFFFFF"/>
-                <w:sz w:val="16"/>
+                <w:sz w:val="20"/>
               </w:rPr>
               <w:t>#</w:t>
             </w:r>
@@ -1654,7 +1883,7 @@
               <w:rPr>
                 <w:b/>
                 <w:color w:val="FFFFFF"/>
-                <w:sz w:val="16"/>
+                <w:sz w:val="20"/>
               </w:rPr>
               <w:t>Institution</w:t>
             </w:r>
@@ -1670,7 +1899,7 @@
               <w:rPr>
                 <w:b/>
                 <w:color w:val="FFFFFF"/>
-                <w:sz w:val="16"/>
+                <w:sz w:val="20"/>
               </w:rPr>
               <w:t>Qualification</w:t>
             </w:r>
@@ -1686,7 +1915,7 @@
               <w:rPr>
                 <w:b/>
                 <w:color w:val="FFFFFF"/>
-                <w:sz w:val="16"/>
+                <w:sz w:val="20"/>
               </w:rPr>
               <w:t>Course</w:t>
             </w:r>
@@ -1702,7 +1931,7 @@
               <w:rPr>
                 <w:b/>
                 <w:color w:val="FFFFFF"/>
-                <w:sz w:val="16"/>
+                <w:sz w:val="20"/>
               </w:rPr>
               <w:t>Year</w:t>
             </w:r>
@@ -1718,7 +1947,7 @@
               <w:rPr>
                 <w:b/>
                 <w:color w:val="FFFFFF"/>
-                <w:sz w:val="16"/>
+                <w:sz w:val="20"/>
               </w:rPr>
               <w:t>Grade</w:t>
             </w:r>
@@ -1729,36 +1958,42 @@
         <w:tc>
           <w:tcPr>
             <w:tcW w:type="dxa" w:w="1606"/>
+            <w:shd w:fill="FFFFFF" w:val="clear"/>
           </w:tcPr>
           <w:p/>
         </w:tc>
         <w:tc>
           <w:tcPr>
             <w:tcW w:type="dxa" w:w="1606"/>
+            <w:shd w:fill="FFFFFF" w:val="clear"/>
           </w:tcPr>
           <w:p/>
         </w:tc>
         <w:tc>
           <w:tcPr>
             <w:tcW w:type="dxa" w:w="1606"/>
+            <w:shd w:fill="FFFFFF" w:val="clear"/>
           </w:tcPr>
           <w:p/>
         </w:tc>
         <w:tc>
           <w:tcPr>
             <w:tcW w:type="dxa" w:w="1606"/>
+            <w:shd w:fill="FFFFFF" w:val="clear"/>
           </w:tcPr>
           <w:p/>
         </w:tc>
         <w:tc>
           <w:tcPr>
             <w:tcW w:type="dxa" w:w="1606"/>
+            <w:shd w:fill="FFFFFF" w:val="clear"/>
           </w:tcPr>
           <w:p/>
         </w:tc>
         <w:tc>
           <w:tcPr>
             <w:tcW w:type="dxa" w:w="1606"/>
+            <w:shd w:fill="FFFFFF" w:val="clear"/>
           </w:tcPr>
           <w:p/>
         </w:tc>
@@ -1767,36 +2002,42 @@
         <w:tc>
           <w:tcPr>
             <w:tcW w:type="dxa" w:w="1606"/>
+            <w:shd w:fill="E8F8FF" w:val="clear"/>
           </w:tcPr>
           <w:p/>
         </w:tc>
         <w:tc>
           <w:tcPr>
             <w:tcW w:type="dxa" w:w="1606"/>
+            <w:shd w:fill="E8F8FF" w:val="clear"/>
           </w:tcPr>
           <w:p/>
         </w:tc>
         <w:tc>
           <w:tcPr>
             <w:tcW w:type="dxa" w:w="1606"/>
+            <w:shd w:fill="E8F8FF" w:val="clear"/>
           </w:tcPr>
           <w:p/>
         </w:tc>
         <w:tc>
           <w:tcPr>
             <w:tcW w:type="dxa" w:w="1606"/>
+            <w:shd w:fill="E8F8FF" w:val="clear"/>
           </w:tcPr>
           <w:p/>
         </w:tc>
         <w:tc>
           <w:tcPr>
             <w:tcW w:type="dxa" w:w="1606"/>
+            <w:shd w:fill="E8F8FF" w:val="clear"/>
           </w:tcPr>
           <w:p/>
         </w:tc>
         <w:tc>
           <w:tcPr>
             <w:tcW w:type="dxa" w:w="1606"/>
+            <w:shd w:fill="E8F8FF" w:val="clear"/>
           </w:tcPr>
           <w:p/>
         </w:tc>
@@ -1805,36 +2046,42 @@
         <w:tc>
           <w:tcPr>
             <w:tcW w:type="dxa" w:w="1606"/>
+            <w:shd w:fill="FFFFFF" w:val="clear"/>
           </w:tcPr>
           <w:p/>
         </w:tc>
         <w:tc>
           <w:tcPr>
             <w:tcW w:type="dxa" w:w="1606"/>
+            <w:shd w:fill="FFFFFF" w:val="clear"/>
           </w:tcPr>
           <w:p/>
         </w:tc>
         <w:tc>
           <w:tcPr>
             <w:tcW w:type="dxa" w:w="1606"/>
+            <w:shd w:fill="FFFFFF" w:val="clear"/>
           </w:tcPr>
           <w:p/>
         </w:tc>
         <w:tc>
           <w:tcPr>
             <w:tcW w:type="dxa" w:w="1606"/>
+            <w:shd w:fill="FFFFFF" w:val="clear"/>
           </w:tcPr>
           <w:p/>
         </w:tc>
         <w:tc>
           <w:tcPr>
             <w:tcW w:type="dxa" w:w="1606"/>
+            <w:shd w:fill="FFFFFF" w:val="clear"/>
           </w:tcPr>
           <w:p/>
         </w:tc>
         <w:tc>
           <w:tcPr>
             <w:tcW w:type="dxa" w:w="1606"/>
+            <w:shd w:fill="FFFFFF" w:val="clear"/>
           </w:tcPr>
           <w:p/>
         </w:tc>
@@ -1843,36 +2090,42 @@
         <w:tc>
           <w:tcPr>
             <w:tcW w:type="dxa" w:w="1606"/>
+            <w:shd w:fill="E8F8FF" w:val="clear"/>
           </w:tcPr>
           <w:p/>
         </w:tc>
         <w:tc>
           <w:tcPr>
             <w:tcW w:type="dxa" w:w="1606"/>
+            <w:shd w:fill="E8F8FF" w:val="clear"/>
           </w:tcPr>
           <w:p/>
         </w:tc>
         <w:tc>
           <w:tcPr>
             <w:tcW w:type="dxa" w:w="1606"/>
+            <w:shd w:fill="E8F8FF" w:val="clear"/>
           </w:tcPr>
           <w:p/>
         </w:tc>
         <w:tc>
           <w:tcPr>
             <w:tcW w:type="dxa" w:w="1606"/>
+            <w:shd w:fill="E8F8FF" w:val="clear"/>
           </w:tcPr>
           <w:p/>
         </w:tc>
         <w:tc>
           <w:tcPr>
             <w:tcW w:type="dxa" w:w="1606"/>
+            <w:shd w:fill="E8F8FF" w:val="clear"/>
           </w:tcPr>
           <w:p/>
         </w:tc>
         <w:tc>
           <w:tcPr>
             <w:tcW w:type="dxa" w:w="1606"/>
+            <w:shd w:fill="E8F8FF" w:val="clear"/>
           </w:tcPr>
           <w:p/>
         </w:tc>
@@ -1895,6 +2148,14 @@
         <w:tblW w:type="auto" w:w="0"/>
         <w:jc w:val="center"/>
         <w:tblLook w:firstColumn="1" w:firstRow="1" w:lastColumn="0" w:lastRow="0" w:noHBand="0" w:noVBand="1" w:val="04A0"/>
+        <w:tblBorders>
+          <w:top w:val="single" w:sz="4" w:space="0" w:color="B0D4E8"/>
+          <w:left w:val="single" w:sz="4" w:space="0" w:color="B0D4E8"/>
+          <w:bottom w:val="single" w:sz="4" w:space="0" w:color="B0D4E8"/>
+          <w:right w:val="single" w:sz="4" w:space="0" w:color="B0D4E8"/>
+          <w:insideH w:val="single" w:sz="4" w:space="0" w:color="B0D4E8"/>
+          <w:insideV w:val="single" w:sz="4" w:space="0" w:color="B0D4E8"/>
+        </w:tblBorders>
       </w:tblPr>
       <w:tblGrid>
         <w:gridCol w:w="1928"/>
@@ -1914,7 +2175,7 @@
               <w:rPr>
                 <w:b/>
                 <w:color w:val="FFFFFF"/>
-                <w:sz w:val="16"/>
+                <w:sz w:val="20"/>
               </w:rPr>
               <w:t>#</w:t>
             </w:r>
@@ -1930,7 +2191,7 @@
               <w:rPr>
                 <w:b/>
                 <w:color w:val="FFFFFF"/>
-                <w:sz w:val="16"/>
+                <w:sz w:val="20"/>
               </w:rPr>
               <w:t>Certification</w:t>
             </w:r>
@@ -1946,7 +2207,7 @@
               <w:rPr>
                 <w:b/>
                 <w:color w:val="FFFFFF"/>
-                <w:sz w:val="16"/>
+                <w:sz w:val="20"/>
               </w:rPr>
               <w:t>Issuing Body</w:t>
             </w:r>
@@ -1962,7 +2223,7 @@
               <w:rPr>
                 <w:b/>
                 <w:color w:val="FFFFFF"/>
-                <w:sz w:val="16"/>
+                <w:sz w:val="20"/>
               </w:rPr>
               <w:t>Year</w:t>
             </w:r>
@@ -1978,7 +2239,7 @@
               <w:rPr>
                 <w:b/>
                 <w:color w:val="FFFFFF"/>
-                <w:sz w:val="16"/>
+                <w:sz w:val="20"/>
               </w:rPr>
               <w:t>Certificate No.</w:t>
             </w:r>
@@ -1989,30 +2250,35 @@
         <w:tc>
           <w:tcPr>
             <w:tcW w:type="dxa" w:w="1928"/>
+            <w:shd w:fill="FFFFFF" w:val="clear"/>
           </w:tcPr>
           <w:p/>
         </w:tc>
         <w:tc>
           <w:tcPr>
             <w:tcW w:type="dxa" w:w="1928"/>
+            <w:shd w:fill="FFFFFF" w:val="clear"/>
           </w:tcPr>
           <w:p/>
         </w:tc>
         <w:tc>
           <w:tcPr>
             <w:tcW w:type="dxa" w:w="1928"/>
+            <w:shd w:fill="FFFFFF" w:val="clear"/>
           </w:tcPr>
           <w:p/>
         </w:tc>
         <w:tc>
           <w:tcPr>
             <w:tcW w:type="dxa" w:w="1928"/>
+            <w:shd w:fill="FFFFFF" w:val="clear"/>
           </w:tcPr>
           <w:p/>
         </w:tc>
         <w:tc>
           <w:tcPr>
             <w:tcW w:type="dxa" w:w="1928"/>
+            <w:shd w:fill="FFFFFF" w:val="clear"/>
           </w:tcPr>
           <w:p/>
         </w:tc>
@@ -2021,30 +2287,35 @@
         <w:tc>
           <w:tcPr>
             <w:tcW w:type="dxa" w:w="1928"/>
+            <w:shd w:fill="E8F8FF" w:val="clear"/>
           </w:tcPr>
           <w:p/>
         </w:tc>
         <w:tc>
           <w:tcPr>
             <w:tcW w:type="dxa" w:w="1928"/>
+            <w:shd w:fill="E8F8FF" w:val="clear"/>
           </w:tcPr>
           <w:p/>
         </w:tc>
         <w:tc>
           <w:tcPr>
             <w:tcW w:type="dxa" w:w="1928"/>
+            <w:shd w:fill="E8F8FF" w:val="clear"/>
           </w:tcPr>
           <w:p/>
         </w:tc>
         <w:tc>
           <w:tcPr>
             <w:tcW w:type="dxa" w:w="1928"/>
+            <w:shd w:fill="E8F8FF" w:val="clear"/>
           </w:tcPr>
           <w:p/>
         </w:tc>
         <w:tc>
           <w:tcPr>
             <w:tcW w:type="dxa" w:w="1928"/>
+            <w:shd w:fill="E8F8FF" w:val="clear"/>
           </w:tcPr>
           <w:p/>
         </w:tc>
@@ -2053,30 +2324,35 @@
         <w:tc>
           <w:tcPr>
             <w:tcW w:type="dxa" w:w="1928"/>
+            <w:shd w:fill="FFFFFF" w:val="clear"/>
           </w:tcPr>
           <w:p/>
         </w:tc>
         <w:tc>
           <w:tcPr>
             <w:tcW w:type="dxa" w:w="1928"/>
+            <w:shd w:fill="FFFFFF" w:val="clear"/>
           </w:tcPr>
           <w:p/>
         </w:tc>
         <w:tc>
           <w:tcPr>
             <w:tcW w:type="dxa" w:w="1928"/>
+            <w:shd w:fill="FFFFFF" w:val="clear"/>
           </w:tcPr>
           <w:p/>
         </w:tc>
         <w:tc>
           <w:tcPr>
             <w:tcW w:type="dxa" w:w="1928"/>
+            <w:shd w:fill="FFFFFF" w:val="clear"/>
           </w:tcPr>
           <w:p/>
         </w:tc>
         <w:tc>
           <w:tcPr>
             <w:tcW w:type="dxa" w:w="1928"/>
+            <w:shd w:fill="FFFFFF" w:val="clear"/>
           </w:tcPr>
           <w:p/>
         </w:tc>
@@ -2088,6 +2364,14 @@
         <w:tblW w:type="auto" w:w="0"/>
         <w:jc w:val="center"/>
         <w:tblLook w:firstColumn="1" w:firstRow="1" w:lastColumn="0" w:lastRow="0" w:noHBand="0" w:noVBand="1" w:val="04A0"/>
+        <w:tblBorders>
+          <w:top w:val="single" w:sz="4" w:space="0" w:color="B0D4E8"/>
+          <w:left w:val="single" w:sz="4" w:space="0" w:color="B0D4E8"/>
+          <w:bottom w:val="single" w:sz="4" w:space="0" w:color="B0D4E8"/>
+          <w:right w:val="single" w:sz="4" w:space="0" w:color="B0D4E8"/>
+          <w:insideH w:val="single" w:sz="4" w:space="0" w:color="B0D4E8"/>
+          <w:insideV w:val="single" w:sz="4" w:space="0" w:color="B0D4E8"/>
+        </w:tblBorders>
       </w:tblPr>
       <w:tblGrid>
         <w:gridCol w:w="2409"/>
@@ -2102,13 +2386,13 @@
         <w:tc>
           <w:tcPr>
             <w:tcW w:type="dxa" w:w="2409"/>
-            <w:shd w:fill="00BFFF" w:val="clear"/>
             <w:tcBorders>
               <w:top w:val="none" w:sz="0" w:space="0" w:color="auto"/>
               <w:left w:val="none" w:sz="0" w:space="0" w:color="auto"/>
               <w:bottom w:val="none" w:sz="0" w:space="0" w:color="auto"/>
               <w:right w:val="none" w:sz="0" w:space="0" w:color="auto"/>
             </w:tcBorders>
+            <w:shd w:fill="0099CC" w:val="clear"/>
           </w:tcPr>
           <w:p>
             <w:pPr>
@@ -2119,13 +2403,13 @@
         <w:tc>
           <w:tcPr>
             <w:tcW w:type="dxa" w:w="2409"/>
-            <w:shd w:fill="0099CC" w:val="clear"/>
             <w:tcBorders>
               <w:top w:val="none" w:sz="0" w:space="0" w:color="auto"/>
               <w:left w:val="none" w:sz="0" w:space="0" w:color="auto"/>
               <w:bottom w:val="none" w:sz="0" w:space="0" w:color="auto"/>
               <w:right w:val="none" w:sz="0" w:space="0" w:color="auto"/>
             </w:tcBorders>
+            <w:shd w:fill="0099CC" w:val="clear"/>
           </w:tcPr>
           <w:p>
             <w:pPr>
@@ -2136,13 +2420,13 @@
         <w:tc>
           <w:tcPr>
             <w:tcW w:type="dxa" w:w="2409"/>
-            <w:shd w:fill="F5A623" w:val="clear"/>
             <w:tcBorders>
               <w:top w:val="none" w:sz="0" w:space="0" w:color="auto"/>
               <w:left w:val="none" w:sz="0" w:space="0" w:color="auto"/>
               <w:bottom w:val="none" w:sz="0" w:space="0" w:color="auto"/>
               <w:right w:val="none" w:sz="0" w:space="0" w:color="auto"/>
             </w:tcBorders>
+            <w:shd w:fill="0099CC" w:val="clear"/>
           </w:tcPr>
           <w:p>
             <w:pPr>
@@ -2153,13 +2437,13 @@
         <w:tc>
           <w:tcPr>
             <w:tcW w:type="dxa" w:w="2409"/>
-            <w:shd w:fill="E08A00" w:val="clear"/>
             <w:tcBorders>
               <w:top w:val="none" w:sz="0" w:space="0" w:color="auto"/>
               <w:left w:val="none" w:sz="0" w:space="0" w:color="auto"/>
               <w:bottom w:val="none" w:sz="0" w:space="0" w:color="auto"/>
               <w:right w:val="none" w:sz="0" w:space="0" w:color="auto"/>
             </w:tcBorders>
+            <w:shd w:fill="0099CC" w:val="clear"/>
           </w:tcPr>
           <w:p>
             <w:pPr>
@@ -2204,6 +2488,14 @@
         <w:tblW w:type="auto" w:w="0"/>
         <w:jc w:val="center"/>
         <w:tblLook w:firstColumn="1" w:firstRow="1" w:lastColumn="0" w:lastRow="0" w:noHBand="0" w:noVBand="1" w:val="04A0"/>
+        <w:tblBorders>
+          <w:top w:val="single" w:sz="4" w:space="0" w:color="B0D4E8"/>
+          <w:left w:val="single" w:sz="4" w:space="0" w:color="B0D4E8"/>
+          <w:bottom w:val="single" w:sz="4" w:space="0" w:color="B0D4E8"/>
+          <w:right w:val="single" w:sz="4" w:space="0" w:color="B0D4E8"/>
+          <w:insideH w:val="single" w:sz="4" w:space="0" w:color="B0D4E8"/>
+          <w:insideV w:val="single" w:sz="4" w:space="0" w:color="B0D4E8"/>
+        </w:tblBorders>
       </w:tblPr>
       <w:tblGrid>
         <w:gridCol w:w="4819"/>
@@ -2213,12 +2505,14 @@
         <w:tc>
           <w:tcPr>
             <w:tcW w:type="dxa" w:w="3402"/>
+            <w:shd w:fill="0099CC" w:val="clear"/>
           </w:tcPr>
           <w:p>
             <w:r>
               <w:rPr>
                 <w:b/>
-                <w:sz w:val="18"/>
+                <w:color w:val="FFFFFF"/>
+                <w:sz w:val="20"/>
               </w:rPr>
               <w:t>Company:</w:t>
             </w:r>
@@ -2227,26 +2521,31 @@
         <w:tc>
           <w:tcPr>
             <w:tcW w:type="dxa" w:w="6236"/>
-          </w:tcPr>
-          <w:p>
-            <w:r>
-              <w:rPr>
-                <w:sz w:val="18"/>
-              </w:rPr>
-            </w:r>
-          </w:p>
-        </w:tc>
-      </w:tr>
-      <w:tr>
-        <w:tc>
-          <w:tcPr>
-            <w:tcW w:type="dxa" w:w="3402"/>
+            <w:shd w:fill="0099CC" w:val="clear"/>
           </w:tcPr>
           <w:p>
             <w:r>
               <w:rPr>
                 <w:b/>
-                <w:sz w:val="18"/>
+                <w:color w:val="FFFFFF"/>
+                <w:sz w:val="20"/>
+              </w:rPr>
+            </w:r>
+          </w:p>
+        </w:tc>
+      </w:tr>
+      <w:tr>
+        <w:tc>
+          <w:tcPr>
+            <w:tcW w:type="dxa" w:w="3402"/>
+            <w:shd w:fill="FFFFFF" w:val="clear"/>
+          </w:tcPr>
+          <w:p>
+            <w:r>
+              <w:rPr>
+                <w:b/>
+                <w:color w:val="1A1A1A"/>
+                <w:sz w:val="19"/>
               </w:rPr>
               <w:t>Job Title:</w:t>
             </w:r>
@@ -2255,11 +2554,13 @@
         <w:tc>
           <w:tcPr>
             <w:tcW w:type="dxa" w:w="6236"/>
+            <w:shd w:fill="FFFFFF" w:val="clear"/>
           </w:tcPr>
           <w:p>
             <w:r>
               <w:rPr>
-                <w:sz w:val="18"/>
+                <w:color w:val="1A1A1A"/>
+                <w:sz w:val="19"/>
               </w:rPr>
             </w:r>
           </w:p>
@@ -2269,12 +2570,14 @@
         <w:tc>
           <w:tcPr>
             <w:tcW w:type="dxa" w:w="3402"/>
+            <w:shd w:fill="E8F8FF" w:val="clear"/>
           </w:tcPr>
           <w:p>
             <w:r>
               <w:rPr>
                 <w:b/>
-                <w:sz w:val="18"/>
+                <w:color w:val="1A1A1A"/>
+                <w:sz w:val="19"/>
               </w:rPr>
               <w:t>Type:</w:t>
             </w:r>
@@ -2283,6 +2586,7 @@
         <w:tc>
           <w:tcPr>
             <w:tcW w:type="dxa" w:w="6236"/>
+            <w:shd w:fill="E8F8FF" w:val="clear"/>
           </w:tcPr>
           <w:p>
             <w:sdt>
@@ -2306,7 +2610,8 @@
             </w:sdt>
             <w:r>
               <w:rPr>
-                <w:sz w:val="18"/>
+                <w:color w:val="1A1A1A"/>
+                <w:sz w:val="19"/>
               </w:rPr>
               <w:t xml:space="preserve"> Full-Time   </w:t>
             </w:r>
@@ -2331,7 +2636,8 @@
             </w:sdt>
             <w:r>
               <w:rPr>
-                <w:sz w:val="18"/>
+                <w:color w:val="1A1A1A"/>
+                <w:sz w:val="19"/>
               </w:rPr>
               <w:t xml:space="preserve"> Part-Time   </w:t>
             </w:r>
@@ -2356,7 +2662,8 @@
             </w:sdt>
             <w:r>
               <w:rPr>
-                <w:sz w:val="18"/>
+                <w:color w:val="1A1A1A"/>
+                <w:sz w:val="19"/>
               </w:rPr>
               <w:t xml:space="preserve"> Contract   </w:t>
             </w:r>
@@ -2381,7 +2688,8 @@
             </w:sdt>
             <w:r>
               <w:rPr>
-                <w:sz w:val="18"/>
+                <w:color w:val="1A1A1A"/>
+                <w:sz w:val="19"/>
               </w:rPr>
               <w:t xml:space="preserve"> Internship   </w:t>
             </w:r>
@@ -2392,12 +2700,14 @@
         <w:tc>
           <w:tcPr>
             <w:tcW w:type="dxa" w:w="3402"/>
+            <w:shd w:fill="FFFFFF" w:val="clear"/>
           </w:tcPr>
           <w:p>
             <w:r>
               <w:rPr>
                 <w:b/>
-                <w:sz w:val="18"/>
+                <w:color w:val="1A1A1A"/>
+                <w:sz w:val="19"/>
               </w:rPr>
               <w:t>Start Date:</w:t>
             </w:r>
@@ -2406,11 +2716,13 @@
         <w:tc>
           <w:tcPr>
             <w:tcW w:type="dxa" w:w="6236"/>
+            <w:shd w:fill="FFFFFF" w:val="clear"/>
           </w:tcPr>
           <w:p>
             <w:r>
               <w:rPr>
-                <w:sz w:val="18"/>
+                <w:color w:val="1A1A1A"/>
+                <w:sz w:val="19"/>
               </w:rPr>
               <w:t>____/____/__________</w:t>
             </w:r>
@@ -2421,12 +2733,14 @@
         <w:tc>
           <w:tcPr>
             <w:tcW w:type="dxa" w:w="3402"/>
+            <w:shd w:fill="E8F8FF" w:val="clear"/>
           </w:tcPr>
           <w:p>
             <w:r>
               <w:rPr>
                 <w:b/>
-                <w:sz w:val="18"/>
+                <w:color w:val="1A1A1A"/>
+                <w:sz w:val="19"/>
               </w:rPr>
               <w:t>End Date:</w:t>
             </w:r>
@@ -2435,11 +2749,13 @@
         <w:tc>
           <w:tcPr>
             <w:tcW w:type="dxa" w:w="6236"/>
+            <w:shd w:fill="E8F8FF" w:val="clear"/>
           </w:tcPr>
           <w:p>
             <w:r>
               <w:rPr>
-                <w:sz w:val="18"/>
+                <w:color w:val="1A1A1A"/>
+                <w:sz w:val="19"/>
               </w:rPr>
               <w:t>____/____/__________</w:t>
             </w:r>
@@ -2450,12 +2766,14 @@
         <w:tc>
           <w:tcPr>
             <w:tcW w:type="dxa" w:w="3402"/>
+            <w:shd w:fill="FFFFFF" w:val="clear"/>
           </w:tcPr>
           <w:p>
             <w:r>
               <w:rPr>
                 <w:b/>
-                <w:sz w:val="18"/>
+                <w:color w:val="1A1A1A"/>
+                <w:sz w:val="19"/>
               </w:rPr>
               <w:t>Still Employed?:</w:t>
             </w:r>
@@ -2464,6 +2782,7 @@
         <w:tc>
           <w:tcPr>
             <w:tcW w:type="dxa" w:w="6236"/>
+            <w:shd w:fill="FFFFFF" w:val="clear"/>
           </w:tcPr>
           <w:p>
             <w:sdt>
@@ -2487,7 +2806,8 @@
             </w:sdt>
             <w:r>
               <w:rPr>
-                <w:sz w:val="18"/>
+                <w:color w:val="1A1A1A"/>
+                <w:sz w:val="19"/>
               </w:rPr>
               <w:t xml:space="preserve"> Yes   </w:t>
             </w:r>
@@ -2512,7 +2832,8 @@
             </w:sdt>
             <w:r>
               <w:rPr>
-                <w:sz w:val="18"/>
+                <w:color w:val="1A1A1A"/>
+                <w:sz w:val="19"/>
               </w:rPr>
               <w:t xml:space="preserve"> No   </w:t>
             </w:r>
@@ -2523,12 +2844,14 @@
         <w:tc>
           <w:tcPr>
             <w:tcW w:type="dxa" w:w="3402"/>
+            <w:shd w:fill="E8F8FF" w:val="clear"/>
           </w:tcPr>
           <w:p>
             <w:r>
               <w:rPr>
                 <w:b/>
-                <w:sz w:val="18"/>
+                <w:color w:val="1A1A1A"/>
+                <w:sz w:val="19"/>
               </w:rPr>
               <w:t>Monthly Salary (NGN):</w:t>
             </w:r>
@@ -2537,11 +2860,13 @@
         <w:tc>
           <w:tcPr>
             <w:tcW w:type="dxa" w:w="6236"/>
+            <w:shd w:fill="E8F8FF" w:val="clear"/>
           </w:tcPr>
           <w:p>
             <w:r>
               <w:rPr>
-                <w:sz w:val="18"/>
+                <w:color w:val="1A1A1A"/>
+                <w:sz w:val="19"/>
               </w:rPr>
             </w:r>
           </w:p>
@@ -2551,12 +2876,14 @@
         <w:tc>
           <w:tcPr>
             <w:tcW w:type="dxa" w:w="3402"/>
+            <w:shd w:fill="FFFFFF" w:val="clear"/>
           </w:tcPr>
           <w:p>
             <w:r>
               <w:rPr>
                 <w:b/>
-                <w:sz w:val="18"/>
+                <w:color w:val="1A1A1A"/>
+                <w:sz w:val="19"/>
               </w:rPr>
               <w:t>Supervisor Name &amp; Phone:</w:t>
             </w:r>
@@ -2565,11 +2892,13 @@
         <w:tc>
           <w:tcPr>
             <w:tcW w:type="dxa" w:w="6236"/>
+            <w:shd w:fill="FFFFFF" w:val="clear"/>
           </w:tcPr>
           <w:p>
             <w:r>
               <w:rPr>
-                <w:sz w:val="18"/>
+                <w:color w:val="1A1A1A"/>
+                <w:sz w:val="19"/>
               </w:rPr>
             </w:r>
           </w:p>
@@ -2579,12 +2908,14 @@
         <w:tc>
           <w:tcPr>
             <w:tcW w:type="dxa" w:w="3402"/>
+            <w:shd w:fill="E8F8FF" w:val="clear"/>
           </w:tcPr>
           <w:p>
             <w:r>
               <w:rPr>
                 <w:b/>
-                <w:sz w:val="18"/>
+                <w:color w:val="1A1A1A"/>
+                <w:sz w:val="19"/>
               </w:rPr>
               <w:t>Reason for Leaving:</w:t>
             </w:r>
@@ -2593,11 +2924,13 @@
         <w:tc>
           <w:tcPr>
             <w:tcW w:type="dxa" w:w="6236"/>
+            <w:shd w:fill="E8F8FF" w:val="clear"/>
           </w:tcPr>
           <w:p>
             <w:r>
               <w:rPr>
-                <w:sz w:val="18"/>
+                <w:color w:val="1A1A1A"/>
+                <w:sz w:val="19"/>
               </w:rPr>
             </w:r>
           </w:p>
@@ -2607,12 +2940,14 @@
         <w:tc>
           <w:tcPr>
             <w:tcW w:type="dxa" w:w="3402"/>
+            <w:shd w:fill="FFFFFF" w:val="clear"/>
           </w:tcPr>
           <w:p>
             <w:r>
               <w:rPr>
                 <w:b/>
-                <w:sz w:val="18"/>
+                <w:color w:val="1A1A1A"/>
+                <w:sz w:val="19"/>
               </w:rPr>
               <w:t>Key Responsibilities:</w:t>
             </w:r>
@@ -2621,11 +2956,13 @@
         <w:tc>
           <w:tcPr>
             <w:tcW w:type="dxa" w:w="6236"/>
+            <w:shd w:fill="FFFFFF" w:val="clear"/>
           </w:tcPr>
           <w:p>
             <w:r>
               <w:rPr>
-                <w:sz w:val="18"/>
+                <w:color w:val="1A1A1A"/>
+                <w:sz w:val="19"/>
               </w:rPr>
             </w:r>
           </w:p>
@@ -2648,6 +2985,14 @@
         <w:tblW w:type="auto" w:w="0"/>
         <w:jc w:val="center"/>
         <w:tblLook w:firstColumn="1" w:firstRow="1" w:lastColumn="0" w:lastRow="0" w:noHBand="0" w:noVBand="1" w:val="04A0"/>
+        <w:tblBorders>
+          <w:top w:val="single" w:sz="4" w:space="0" w:color="B0D4E8"/>
+          <w:left w:val="single" w:sz="4" w:space="0" w:color="B0D4E8"/>
+          <w:bottom w:val="single" w:sz="4" w:space="0" w:color="B0D4E8"/>
+          <w:right w:val="single" w:sz="4" w:space="0" w:color="B0D4E8"/>
+          <w:insideH w:val="single" w:sz="4" w:space="0" w:color="B0D4E8"/>
+          <w:insideV w:val="single" w:sz="4" w:space="0" w:color="B0D4E8"/>
+        </w:tblBorders>
       </w:tblPr>
       <w:tblGrid>
         <w:gridCol w:w="4819"/>
@@ -2657,12 +3002,14 @@
         <w:tc>
           <w:tcPr>
             <w:tcW w:type="dxa" w:w="3402"/>
+            <w:shd w:fill="0099CC" w:val="clear"/>
           </w:tcPr>
           <w:p>
             <w:r>
               <w:rPr>
                 <w:b/>
-                <w:sz w:val="18"/>
+                <w:color w:val="FFFFFF"/>
+                <w:sz w:val="20"/>
               </w:rPr>
               <w:t>Company:</w:t>
             </w:r>
@@ -2671,26 +3018,31 @@
         <w:tc>
           <w:tcPr>
             <w:tcW w:type="dxa" w:w="6236"/>
-          </w:tcPr>
-          <w:p>
-            <w:r>
-              <w:rPr>
-                <w:sz w:val="18"/>
-              </w:rPr>
-            </w:r>
-          </w:p>
-        </w:tc>
-      </w:tr>
-      <w:tr>
-        <w:tc>
-          <w:tcPr>
-            <w:tcW w:type="dxa" w:w="3402"/>
+            <w:shd w:fill="0099CC" w:val="clear"/>
           </w:tcPr>
           <w:p>
             <w:r>
               <w:rPr>
                 <w:b/>
-                <w:sz w:val="18"/>
+                <w:color w:val="FFFFFF"/>
+                <w:sz w:val="20"/>
+              </w:rPr>
+            </w:r>
+          </w:p>
+        </w:tc>
+      </w:tr>
+      <w:tr>
+        <w:tc>
+          <w:tcPr>
+            <w:tcW w:type="dxa" w:w="3402"/>
+            <w:shd w:fill="FFFFFF" w:val="clear"/>
+          </w:tcPr>
+          <w:p>
+            <w:r>
+              <w:rPr>
+                <w:b/>
+                <w:color w:val="1A1A1A"/>
+                <w:sz w:val="19"/>
               </w:rPr>
               <w:t>Job Title:</w:t>
             </w:r>
@@ -2699,11 +3051,13 @@
         <w:tc>
           <w:tcPr>
             <w:tcW w:type="dxa" w:w="6236"/>
+            <w:shd w:fill="FFFFFF" w:val="clear"/>
           </w:tcPr>
           <w:p>
             <w:r>
               <w:rPr>
-                <w:sz w:val="18"/>
+                <w:color w:val="1A1A1A"/>
+                <w:sz w:val="19"/>
               </w:rPr>
             </w:r>
           </w:p>
@@ -2713,12 +3067,14 @@
         <w:tc>
           <w:tcPr>
             <w:tcW w:type="dxa" w:w="3402"/>
+            <w:shd w:fill="E8F8FF" w:val="clear"/>
           </w:tcPr>
           <w:p>
             <w:r>
               <w:rPr>
                 <w:b/>
-                <w:sz w:val="18"/>
+                <w:color w:val="1A1A1A"/>
+                <w:sz w:val="19"/>
               </w:rPr>
               <w:t>Type:</w:t>
             </w:r>
@@ -2727,6 +3083,7 @@
         <w:tc>
           <w:tcPr>
             <w:tcW w:type="dxa" w:w="6236"/>
+            <w:shd w:fill="E8F8FF" w:val="clear"/>
           </w:tcPr>
           <w:p>
             <w:sdt>
@@ -2750,7 +3107,8 @@
             </w:sdt>
             <w:r>
               <w:rPr>
-                <w:sz w:val="18"/>
+                <w:color w:val="1A1A1A"/>
+                <w:sz w:val="19"/>
               </w:rPr>
               <w:t xml:space="preserve"> Full-Time   </w:t>
             </w:r>
@@ -2775,7 +3133,8 @@
             </w:sdt>
             <w:r>
               <w:rPr>
-                <w:sz w:val="18"/>
+                <w:color w:val="1A1A1A"/>
+                <w:sz w:val="19"/>
               </w:rPr>
               <w:t xml:space="preserve"> Part-Time   </w:t>
             </w:r>
@@ -2800,7 +3159,8 @@
             </w:sdt>
             <w:r>
               <w:rPr>
-                <w:sz w:val="18"/>
+                <w:color w:val="1A1A1A"/>
+                <w:sz w:val="19"/>
               </w:rPr>
               <w:t xml:space="preserve"> Contract   </w:t>
             </w:r>
@@ -2825,7 +3185,8 @@
             </w:sdt>
             <w:r>
               <w:rPr>
-                <w:sz w:val="18"/>
+                <w:color w:val="1A1A1A"/>
+                <w:sz w:val="19"/>
               </w:rPr>
               <w:t xml:space="preserve"> Internship   </w:t>
             </w:r>
@@ -2836,12 +3197,14 @@
         <w:tc>
           <w:tcPr>
             <w:tcW w:type="dxa" w:w="3402"/>
+            <w:shd w:fill="FFFFFF" w:val="clear"/>
           </w:tcPr>
           <w:p>
             <w:r>
               <w:rPr>
                 <w:b/>
-                <w:sz w:val="18"/>
+                <w:color w:val="1A1A1A"/>
+                <w:sz w:val="19"/>
               </w:rPr>
               <w:t>Start Date:</w:t>
             </w:r>
@@ -2850,11 +3213,13 @@
         <w:tc>
           <w:tcPr>
             <w:tcW w:type="dxa" w:w="6236"/>
+            <w:shd w:fill="FFFFFF" w:val="clear"/>
           </w:tcPr>
           <w:p>
             <w:r>
               <w:rPr>
-                <w:sz w:val="18"/>
+                <w:color w:val="1A1A1A"/>
+                <w:sz w:val="19"/>
               </w:rPr>
               <w:t>____/____/__________</w:t>
             </w:r>
@@ -2865,12 +3230,14 @@
         <w:tc>
           <w:tcPr>
             <w:tcW w:type="dxa" w:w="3402"/>
+            <w:shd w:fill="E8F8FF" w:val="clear"/>
           </w:tcPr>
           <w:p>
             <w:r>
               <w:rPr>
                 <w:b/>
-                <w:sz w:val="18"/>
+                <w:color w:val="1A1A1A"/>
+                <w:sz w:val="19"/>
               </w:rPr>
               <w:t>End Date:</w:t>
             </w:r>
@@ -2879,11 +3246,13 @@
         <w:tc>
           <w:tcPr>
             <w:tcW w:type="dxa" w:w="6236"/>
+            <w:shd w:fill="E8F8FF" w:val="clear"/>
           </w:tcPr>
           <w:p>
             <w:r>
               <w:rPr>
-                <w:sz w:val="18"/>
+                <w:color w:val="1A1A1A"/>
+                <w:sz w:val="19"/>
               </w:rPr>
               <w:t>____/____/__________</w:t>
             </w:r>
@@ -2894,12 +3263,14 @@
         <w:tc>
           <w:tcPr>
             <w:tcW w:type="dxa" w:w="3402"/>
+            <w:shd w:fill="FFFFFF" w:val="clear"/>
           </w:tcPr>
           <w:p>
             <w:r>
               <w:rPr>
                 <w:b/>
-                <w:sz w:val="18"/>
+                <w:color w:val="1A1A1A"/>
+                <w:sz w:val="19"/>
               </w:rPr>
               <w:t>Still Employed?:</w:t>
             </w:r>
@@ -2908,6 +3279,7 @@
         <w:tc>
           <w:tcPr>
             <w:tcW w:type="dxa" w:w="6236"/>
+            <w:shd w:fill="FFFFFF" w:val="clear"/>
           </w:tcPr>
           <w:p>
             <w:sdt>
@@ -2931,7 +3303,8 @@
             </w:sdt>
             <w:r>
               <w:rPr>
-                <w:sz w:val="18"/>
+                <w:color w:val="1A1A1A"/>
+                <w:sz w:val="19"/>
               </w:rPr>
               <w:t xml:space="preserve"> Yes   </w:t>
             </w:r>
@@ -2956,7 +3329,8 @@
             </w:sdt>
             <w:r>
               <w:rPr>
-                <w:sz w:val="18"/>
+                <w:color w:val="1A1A1A"/>
+                <w:sz w:val="19"/>
               </w:rPr>
               <w:t xml:space="preserve"> No   </w:t>
             </w:r>
@@ -2967,12 +3341,14 @@
         <w:tc>
           <w:tcPr>
             <w:tcW w:type="dxa" w:w="3402"/>
+            <w:shd w:fill="E8F8FF" w:val="clear"/>
           </w:tcPr>
           <w:p>
             <w:r>
               <w:rPr>
                 <w:b/>
-                <w:sz w:val="18"/>
+                <w:color w:val="1A1A1A"/>
+                <w:sz w:val="19"/>
               </w:rPr>
               <w:t>Monthly Salary (NGN):</w:t>
             </w:r>
@@ -2981,11 +3357,13 @@
         <w:tc>
           <w:tcPr>
             <w:tcW w:type="dxa" w:w="6236"/>
+            <w:shd w:fill="E8F8FF" w:val="clear"/>
           </w:tcPr>
           <w:p>
             <w:r>
               <w:rPr>
-                <w:sz w:val="18"/>
+                <w:color w:val="1A1A1A"/>
+                <w:sz w:val="19"/>
               </w:rPr>
             </w:r>
           </w:p>
@@ -2995,12 +3373,14 @@
         <w:tc>
           <w:tcPr>
             <w:tcW w:type="dxa" w:w="3402"/>
+            <w:shd w:fill="FFFFFF" w:val="clear"/>
           </w:tcPr>
           <w:p>
             <w:r>
               <w:rPr>
                 <w:b/>
-                <w:sz w:val="18"/>
+                <w:color w:val="1A1A1A"/>
+                <w:sz w:val="19"/>
               </w:rPr>
               <w:t>Supervisor Name &amp; Phone:</w:t>
             </w:r>
@@ -3009,11 +3389,13 @@
         <w:tc>
           <w:tcPr>
             <w:tcW w:type="dxa" w:w="6236"/>
+            <w:shd w:fill="FFFFFF" w:val="clear"/>
           </w:tcPr>
           <w:p>
             <w:r>
               <w:rPr>
-                <w:sz w:val="18"/>
+                <w:color w:val="1A1A1A"/>
+                <w:sz w:val="19"/>
               </w:rPr>
             </w:r>
           </w:p>
@@ -3023,12 +3405,14 @@
         <w:tc>
           <w:tcPr>
             <w:tcW w:type="dxa" w:w="3402"/>
+            <w:shd w:fill="E8F8FF" w:val="clear"/>
           </w:tcPr>
           <w:p>
             <w:r>
               <w:rPr>
                 <w:b/>
-                <w:sz w:val="18"/>
+                <w:color w:val="1A1A1A"/>
+                <w:sz w:val="19"/>
               </w:rPr>
               <w:t>Reason for Leaving:</w:t>
             </w:r>
@@ -3037,11 +3421,13 @@
         <w:tc>
           <w:tcPr>
             <w:tcW w:type="dxa" w:w="6236"/>
+            <w:shd w:fill="E8F8FF" w:val="clear"/>
           </w:tcPr>
           <w:p>
             <w:r>
               <w:rPr>
-                <w:sz w:val="18"/>
+                <w:color w:val="1A1A1A"/>
+                <w:sz w:val="19"/>
               </w:rPr>
             </w:r>
           </w:p>
@@ -3051,12 +3437,14 @@
         <w:tc>
           <w:tcPr>
             <w:tcW w:type="dxa" w:w="3402"/>
+            <w:shd w:fill="FFFFFF" w:val="clear"/>
           </w:tcPr>
           <w:p>
             <w:r>
               <w:rPr>
                 <w:b/>
-                <w:sz w:val="18"/>
+                <w:color w:val="1A1A1A"/>
+                <w:sz w:val="19"/>
               </w:rPr>
               <w:t>Key Responsibilities:</w:t>
             </w:r>
@@ -3065,11 +3453,13 @@
         <w:tc>
           <w:tcPr>
             <w:tcW w:type="dxa" w:w="6236"/>
+            <w:shd w:fill="FFFFFF" w:val="clear"/>
           </w:tcPr>
           <w:p>
             <w:r>
               <w:rPr>
-                <w:sz w:val="18"/>
+                <w:color w:val="1A1A1A"/>
+                <w:sz w:val="19"/>
               </w:rPr>
             </w:r>
           </w:p>
@@ -3092,6 +3482,14 @@
         <w:tblW w:type="auto" w:w="0"/>
         <w:jc w:val="center"/>
         <w:tblLook w:firstColumn="1" w:firstRow="1" w:lastColumn="0" w:lastRow="0" w:noHBand="0" w:noVBand="1" w:val="04A0"/>
+        <w:tblBorders>
+          <w:top w:val="single" w:sz="4" w:space="0" w:color="B0D4E8"/>
+          <w:left w:val="single" w:sz="4" w:space="0" w:color="B0D4E8"/>
+          <w:bottom w:val="single" w:sz="4" w:space="0" w:color="B0D4E8"/>
+          <w:right w:val="single" w:sz="4" w:space="0" w:color="B0D4E8"/>
+          <w:insideH w:val="single" w:sz="4" w:space="0" w:color="B0D4E8"/>
+          <w:insideV w:val="single" w:sz="4" w:space="0" w:color="B0D4E8"/>
+        </w:tblBorders>
       </w:tblPr>
       <w:tblGrid>
         <w:gridCol w:w="4819"/>
@@ -3101,12 +3499,14 @@
         <w:tc>
           <w:tcPr>
             <w:tcW w:type="dxa" w:w="3402"/>
+            <w:shd w:fill="0099CC" w:val="clear"/>
           </w:tcPr>
           <w:p>
             <w:r>
               <w:rPr>
                 <w:b/>
-                <w:sz w:val="18"/>
+                <w:color w:val="FFFFFF"/>
+                <w:sz w:val="20"/>
               </w:rPr>
               <w:t>Company:</w:t>
             </w:r>
@@ -3115,26 +3515,31 @@
         <w:tc>
           <w:tcPr>
             <w:tcW w:type="dxa" w:w="6236"/>
-          </w:tcPr>
-          <w:p>
-            <w:r>
-              <w:rPr>
-                <w:sz w:val="18"/>
-              </w:rPr>
-            </w:r>
-          </w:p>
-        </w:tc>
-      </w:tr>
-      <w:tr>
-        <w:tc>
-          <w:tcPr>
-            <w:tcW w:type="dxa" w:w="3402"/>
+            <w:shd w:fill="0099CC" w:val="clear"/>
           </w:tcPr>
           <w:p>
             <w:r>
               <w:rPr>
                 <w:b/>
-                <w:sz w:val="18"/>
+                <w:color w:val="FFFFFF"/>
+                <w:sz w:val="20"/>
+              </w:rPr>
+            </w:r>
+          </w:p>
+        </w:tc>
+      </w:tr>
+      <w:tr>
+        <w:tc>
+          <w:tcPr>
+            <w:tcW w:type="dxa" w:w="3402"/>
+            <w:shd w:fill="FFFFFF" w:val="clear"/>
+          </w:tcPr>
+          <w:p>
+            <w:r>
+              <w:rPr>
+                <w:b/>
+                <w:color w:val="1A1A1A"/>
+                <w:sz w:val="19"/>
               </w:rPr>
               <w:t>Job Title:</w:t>
             </w:r>
@@ -3143,11 +3548,13 @@
         <w:tc>
           <w:tcPr>
             <w:tcW w:type="dxa" w:w="6236"/>
+            <w:shd w:fill="FFFFFF" w:val="clear"/>
           </w:tcPr>
           <w:p>
             <w:r>
               <w:rPr>
-                <w:sz w:val="18"/>
+                <w:color w:val="1A1A1A"/>
+                <w:sz w:val="19"/>
               </w:rPr>
             </w:r>
           </w:p>
@@ -3157,12 +3564,14 @@
         <w:tc>
           <w:tcPr>
             <w:tcW w:type="dxa" w:w="3402"/>
+            <w:shd w:fill="E8F8FF" w:val="clear"/>
           </w:tcPr>
           <w:p>
             <w:r>
               <w:rPr>
                 <w:b/>
-                <w:sz w:val="18"/>
+                <w:color w:val="1A1A1A"/>
+                <w:sz w:val="19"/>
               </w:rPr>
               <w:t>Type:</w:t>
             </w:r>
@@ -3171,6 +3580,7 @@
         <w:tc>
           <w:tcPr>
             <w:tcW w:type="dxa" w:w="6236"/>
+            <w:shd w:fill="E8F8FF" w:val="clear"/>
           </w:tcPr>
           <w:p>
             <w:sdt>
@@ -3194,7 +3604,8 @@
             </w:sdt>
             <w:r>
               <w:rPr>
-                <w:sz w:val="18"/>
+                <w:color w:val="1A1A1A"/>
+                <w:sz w:val="19"/>
               </w:rPr>
               <w:t xml:space="preserve"> Full-Time   </w:t>
             </w:r>
@@ -3219,7 +3630,8 @@
             </w:sdt>
             <w:r>
               <w:rPr>
-                <w:sz w:val="18"/>
+                <w:color w:val="1A1A1A"/>
+                <w:sz w:val="19"/>
               </w:rPr>
               <w:t xml:space="preserve"> Part-Time   </w:t>
             </w:r>
@@ -3244,7 +3656,8 @@
             </w:sdt>
             <w:r>
               <w:rPr>
-                <w:sz w:val="18"/>
+                <w:color w:val="1A1A1A"/>
+                <w:sz w:val="19"/>
               </w:rPr>
               <w:t xml:space="preserve"> Contract   </w:t>
             </w:r>
@@ -3269,7 +3682,8 @@
             </w:sdt>
             <w:r>
               <w:rPr>
-                <w:sz w:val="18"/>
+                <w:color w:val="1A1A1A"/>
+                <w:sz w:val="19"/>
               </w:rPr>
               <w:t xml:space="preserve"> Internship   </w:t>
             </w:r>
@@ -3280,12 +3694,14 @@
         <w:tc>
           <w:tcPr>
             <w:tcW w:type="dxa" w:w="3402"/>
+            <w:shd w:fill="FFFFFF" w:val="clear"/>
           </w:tcPr>
           <w:p>
             <w:r>
               <w:rPr>
                 <w:b/>
-                <w:sz w:val="18"/>
+                <w:color w:val="1A1A1A"/>
+                <w:sz w:val="19"/>
               </w:rPr>
               <w:t>Start Date:</w:t>
             </w:r>
@@ -3294,11 +3710,13 @@
         <w:tc>
           <w:tcPr>
             <w:tcW w:type="dxa" w:w="6236"/>
+            <w:shd w:fill="FFFFFF" w:val="clear"/>
           </w:tcPr>
           <w:p>
             <w:r>
               <w:rPr>
-                <w:sz w:val="18"/>
+                <w:color w:val="1A1A1A"/>
+                <w:sz w:val="19"/>
               </w:rPr>
               <w:t>____/____/__________</w:t>
             </w:r>
@@ -3309,12 +3727,14 @@
         <w:tc>
           <w:tcPr>
             <w:tcW w:type="dxa" w:w="3402"/>
+            <w:shd w:fill="E8F8FF" w:val="clear"/>
           </w:tcPr>
           <w:p>
             <w:r>
               <w:rPr>
                 <w:b/>
-                <w:sz w:val="18"/>
+                <w:color w:val="1A1A1A"/>
+                <w:sz w:val="19"/>
               </w:rPr>
               <w:t>End Date:</w:t>
             </w:r>
@@ -3323,11 +3743,13 @@
         <w:tc>
           <w:tcPr>
             <w:tcW w:type="dxa" w:w="6236"/>
+            <w:shd w:fill="E8F8FF" w:val="clear"/>
           </w:tcPr>
           <w:p>
             <w:r>
               <w:rPr>
-                <w:sz w:val="18"/>
+                <w:color w:val="1A1A1A"/>
+                <w:sz w:val="19"/>
               </w:rPr>
               <w:t>____/____/__________</w:t>
             </w:r>
@@ -3338,12 +3760,14 @@
         <w:tc>
           <w:tcPr>
             <w:tcW w:type="dxa" w:w="3402"/>
+            <w:shd w:fill="FFFFFF" w:val="clear"/>
           </w:tcPr>
           <w:p>
             <w:r>
               <w:rPr>
                 <w:b/>
-                <w:sz w:val="18"/>
+                <w:color w:val="1A1A1A"/>
+                <w:sz w:val="19"/>
               </w:rPr>
               <w:t>Still Employed?:</w:t>
             </w:r>
@@ -3352,6 +3776,7 @@
         <w:tc>
           <w:tcPr>
             <w:tcW w:type="dxa" w:w="6236"/>
+            <w:shd w:fill="FFFFFF" w:val="clear"/>
           </w:tcPr>
           <w:p>
             <w:sdt>
@@ -3375,7 +3800,8 @@
             </w:sdt>
             <w:r>
               <w:rPr>
-                <w:sz w:val="18"/>
+                <w:color w:val="1A1A1A"/>
+                <w:sz w:val="19"/>
               </w:rPr>
               <w:t xml:space="preserve"> Yes   </w:t>
             </w:r>
@@ -3400,7 +3826,8 @@
             </w:sdt>
             <w:r>
               <w:rPr>
-                <w:sz w:val="18"/>
+                <w:color w:val="1A1A1A"/>
+                <w:sz w:val="19"/>
               </w:rPr>
               <w:t xml:space="preserve"> No   </w:t>
             </w:r>
@@ -3411,12 +3838,14 @@
         <w:tc>
           <w:tcPr>
             <w:tcW w:type="dxa" w:w="3402"/>
+            <w:shd w:fill="E8F8FF" w:val="clear"/>
           </w:tcPr>
           <w:p>
             <w:r>
               <w:rPr>
                 <w:b/>
-                <w:sz w:val="18"/>
+                <w:color w:val="1A1A1A"/>
+                <w:sz w:val="19"/>
               </w:rPr>
               <w:t>Monthly Salary (NGN):</w:t>
             </w:r>
@@ -3425,11 +3854,13 @@
         <w:tc>
           <w:tcPr>
             <w:tcW w:type="dxa" w:w="6236"/>
+            <w:shd w:fill="E8F8FF" w:val="clear"/>
           </w:tcPr>
           <w:p>
             <w:r>
               <w:rPr>
-                <w:sz w:val="18"/>
+                <w:color w:val="1A1A1A"/>
+                <w:sz w:val="19"/>
               </w:rPr>
             </w:r>
           </w:p>
@@ -3439,12 +3870,14 @@
         <w:tc>
           <w:tcPr>
             <w:tcW w:type="dxa" w:w="3402"/>
+            <w:shd w:fill="FFFFFF" w:val="clear"/>
           </w:tcPr>
           <w:p>
             <w:r>
               <w:rPr>
                 <w:b/>
-                <w:sz w:val="18"/>
+                <w:color w:val="1A1A1A"/>
+                <w:sz w:val="19"/>
               </w:rPr>
               <w:t>Supervisor Name &amp; Phone:</w:t>
             </w:r>
@@ -3453,11 +3886,13 @@
         <w:tc>
           <w:tcPr>
             <w:tcW w:type="dxa" w:w="6236"/>
+            <w:shd w:fill="FFFFFF" w:val="clear"/>
           </w:tcPr>
           <w:p>
             <w:r>
               <w:rPr>
-                <w:sz w:val="18"/>
+                <w:color w:val="1A1A1A"/>
+                <w:sz w:val="19"/>
               </w:rPr>
             </w:r>
           </w:p>
@@ -3467,12 +3902,14 @@
         <w:tc>
           <w:tcPr>
             <w:tcW w:type="dxa" w:w="3402"/>
+            <w:shd w:fill="E8F8FF" w:val="clear"/>
           </w:tcPr>
           <w:p>
             <w:r>
               <w:rPr>
                 <w:b/>
-                <w:sz w:val="18"/>
+                <w:color w:val="1A1A1A"/>
+                <w:sz w:val="19"/>
               </w:rPr>
               <w:t>Reason for Leaving:</w:t>
             </w:r>
@@ -3481,11 +3918,13 @@
         <w:tc>
           <w:tcPr>
             <w:tcW w:type="dxa" w:w="6236"/>
+            <w:shd w:fill="E8F8FF" w:val="clear"/>
           </w:tcPr>
           <w:p>
             <w:r>
               <w:rPr>
-                <w:sz w:val="18"/>
+                <w:color w:val="1A1A1A"/>
+                <w:sz w:val="19"/>
               </w:rPr>
             </w:r>
           </w:p>
@@ -3495,12 +3934,14 @@
         <w:tc>
           <w:tcPr>
             <w:tcW w:type="dxa" w:w="3402"/>
+            <w:shd w:fill="FFFFFF" w:val="clear"/>
           </w:tcPr>
           <w:p>
             <w:r>
               <w:rPr>
                 <w:b/>
-                <w:sz w:val="18"/>
+                <w:color w:val="1A1A1A"/>
+                <w:sz w:val="19"/>
               </w:rPr>
               <w:t>Key Responsibilities:</w:t>
             </w:r>
@@ -3509,11 +3950,13 @@
         <w:tc>
           <w:tcPr>
             <w:tcW w:type="dxa" w:w="6236"/>
+            <w:shd w:fill="FFFFFF" w:val="clear"/>
           </w:tcPr>
           <w:p>
             <w:r>
               <w:rPr>
-                <w:sz w:val="18"/>
+                <w:color w:val="1A1A1A"/>
+                <w:sz w:val="19"/>
               </w:rPr>
             </w:r>
           </w:p>
@@ -3527,6 +3970,14 @@
         <w:tblW w:type="auto" w:w="0"/>
         <w:jc w:val="center"/>
         <w:tblLook w:firstColumn="1" w:firstRow="1" w:lastColumn="0" w:lastRow="0" w:noHBand="0" w:noVBand="1" w:val="04A0"/>
+        <w:tblBorders>
+          <w:top w:val="single" w:sz="4" w:space="0" w:color="B0D4E8"/>
+          <w:left w:val="single" w:sz="4" w:space="0" w:color="B0D4E8"/>
+          <w:bottom w:val="single" w:sz="4" w:space="0" w:color="B0D4E8"/>
+          <w:right w:val="single" w:sz="4" w:space="0" w:color="B0D4E8"/>
+          <w:insideH w:val="single" w:sz="4" w:space="0" w:color="B0D4E8"/>
+          <w:insideV w:val="single" w:sz="4" w:space="0" w:color="B0D4E8"/>
+        </w:tblBorders>
       </w:tblPr>
       <w:tblGrid>
         <w:gridCol w:w="2409"/>
@@ -3541,13 +3992,13 @@
         <w:tc>
           <w:tcPr>
             <w:tcW w:type="dxa" w:w="2409"/>
-            <w:shd w:fill="00BFFF" w:val="clear"/>
             <w:tcBorders>
               <w:top w:val="none" w:sz="0" w:space="0" w:color="auto"/>
               <w:left w:val="none" w:sz="0" w:space="0" w:color="auto"/>
               <w:bottom w:val="none" w:sz="0" w:space="0" w:color="auto"/>
               <w:right w:val="none" w:sz="0" w:space="0" w:color="auto"/>
             </w:tcBorders>
+            <w:shd w:fill="0099CC" w:val="clear"/>
           </w:tcPr>
           <w:p>
             <w:pPr>
@@ -3558,13 +4009,13 @@
         <w:tc>
           <w:tcPr>
             <w:tcW w:type="dxa" w:w="2409"/>
-            <w:shd w:fill="0099CC" w:val="clear"/>
             <w:tcBorders>
               <w:top w:val="none" w:sz="0" w:space="0" w:color="auto"/>
               <w:left w:val="none" w:sz="0" w:space="0" w:color="auto"/>
               <w:bottom w:val="none" w:sz="0" w:space="0" w:color="auto"/>
               <w:right w:val="none" w:sz="0" w:space="0" w:color="auto"/>
             </w:tcBorders>
+            <w:shd w:fill="0099CC" w:val="clear"/>
           </w:tcPr>
           <w:p>
             <w:pPr>
@@ -3575,13 +4026,13 @@
         <w:tc>
           <w:tcPr>
             <w:tcW w:type="dxa" w:w="2409"/>
-            <w:shd w:fill="F5A623" w:val="clear"/>
             <w:tcBorders>
               <w:top w:val="none" w:sz="0" w:space="0" w:color="auto"/>
               <w:left w:val="none" w:sz="0" w:space="0" w:color="auto"/>
               <w:bottom w:val="none" w:sz="0" w:space="0" w:color="auto"/>
               <w:right w:val="none" w:sz="0" w:space="0" w:color="auto"/>
             </w:tcBorders>
+            <w:shd w:fill="0099CC" w:val="clear"/>
           </w:tcPr>
           <w:p>
             <w:pPr>
@@ -3592,13 +4043,13 @@
         <w:tc>
           <w:tcPr>
             <w:tcW w:type="dxa" w:w="2409"/>
-            <w:shd w:fill="E08A00" w:val="clear"/>
             <w:tcBorders>
               <w:top w:val="none" w:sz="0" w:space="0" w:color="auto"/>
               <w:left w:val="none" w:sz="0" w:space="0" w:color="auto"/>
               <w:bottom w:val="none" w:sz="0" w:space="0" w:color="auto"/>
               <w:right w:val="none" w:sz="0" w:space="0" w:color="auto"/>
             </w:tcBorders>
+            <w:shd w:fill="0099CC" w:val="clear"/>
           </w:tcPr>
           <w:p>
             <w:pPr>
@@ -3634,6 +4085,14 @@
         <w:tblW w:type="auto" w:w="0"/>
         <w:jc w:val="center"/>
         <w:tblLook w:firstColumn="1" w:firstRow="1" w:lastColumn="0" w:lastRow="0" w:noHBand="0" w:noVBand="1" w:val="04A0"/>
+        <w:tblBorders>
+          <w:top w:val="single" w:sz="4" w:space="0" w:color="B0D4E8"/>
+          <w:left w:val="single" w:sz="4" w:space="0" w:color="B0D4E8"/>
+          <w:bottom w:val="single" w:sz="4" w:space="0" w:color="B0D4E8"/>
+          <w:right w:val="single" w:sz="4" w:space="0" w:color="B0D4E8"/>
+          <w:insideH w:val="single" w:sz="4" w:space="0" w:color="B0D4E8"/>
+          <w:insideV w:val="single" w:sz="4" w:space="0" w:color="B0D4E8"/>
+        </w:tblBorders>
       </w:tblPr>
       <w:tblGrid>
         <w:gridCol w:w="2409"/>
@@ -3652,7 +4111,7 @@
               <w:rPr>
                 <w:b/>
                 <w:color w:val="FFFFFF"/>
-                <w:sz w:val="16"/>
+                <w:sz w:val="20"/>
               </w:rPr>
               <w:t>#</w:t>
             </w:r>
@@ -3668,7 +4127,7 @@
               <w:rPr>
                 <w:b/>
                 <w:color w:val="FFFFFF"/>
-                <w:sz w:val="16"/>
+                <w:sz w:val="20"/>
               </w:rPr>
               <w:t>Skill / Technology</w:t>
             </w:r>
@@ -3684,7 +4143,7 @@
               <w:rPr>
                 <w:b/>
                 <w:color w:val="FFFFFF"/>
-                <w:sz w:val="16"/>
+                <w:sz w:val="20"/>
               </w:rPr>
               <w:t>Proficiency (Beginner/Intermediate/Advanced/Expert)</w:t>
             </w:r>
@@ -3700,7 +4159,7 @@
               <w:rPr>
                 <w:b/>
                 <w:color w:val="FFFFFF"/>
-                <w:sz w:val="16"/>
+                <w:sz w:val="20"/>
               </w:rPr>
               <w:t>Years</w:t>
             </w:r>
@@ -3711,24 +4170,28 @@
         <w:tc>
           <w:tcPr>
             <w:tcW w:type="dxa" w:w="2409"/>
+            <w:shd w:fill="FFFFFF" w:val="clear"/>
           </w:tcPr>
           <w:p/>
         </w:tc>
         <w:tc>
           <w:tcPr>
             <w:tcW w:type="dxa" w:w="2409"/>
+            <w:shd w:fill="FFFFFF" w:val="clear"/>
           </w:tcPr>
           <w:p/>
         </w:tc>
         <w:tc>
           <w:tcPr>
             <w:tcW w:type="dxa" w:w="2409"/>
+            <w:shd w:fill="FFFFFF" w:val="clear"/>
           </w:tcPr>
           <w:p/>
         </w:tc>
         <w:tc>
           <w:tcPr>
             <w:tcW w:type="dxa" w:w="2409"/>
+            <w:shd w:fill="FFFFFF" w:val="clear"/>
           </w:tcPr>
           <w:p/>
         </w:tc>
@@ -3737,24 +4200,28 @@
         <w:tc>
           <w:tcPr>
             <w:tcW w:type="dxa" w:w="2409"/>
+            <w:shd w:fill="E8F8FF" w:val="clear"/>
           </w:tcPr>
           <w:p/>
         </w:tc>
         <w:tc>
           <w:tcPr>
             <w:tcW w:type="dxa" w:w="2409"/>
+            <w:shd w:fill="E8F8FF" w:val="clear"/>
           </w:tcPr>
           <w:p/>
         </w:tc>
         <w:tc>
           <w:tcPr>
             <w:tcW w:type="dxa" w:w="2409"/>
+            <w:shd w:fill="E8F8FF" w:val="clear"/>
           </w:tcPr>
           <w:p/>
         </w:tc>
         <w:tc>
           <w:tcPr>
             <w:tcW w:type="dxa" w:w="2409"/>
+            <w:shd w:fill="E8F8FF" w:val="clear"/>
           </w:tcPr>
           <w:p/>
         </w:tc>
@@ -3763,24 +4230,28 @@
         <w:tc>
           <w:tcPr>
             <w:tcW w:type="dxa" w:w="2409"/>
+            <w:shd w:fill="FFFFFF" w:val="clear"/>
           </w:tcPr>
           <w:p/>
         </w:tc>
         <w:tc>
           <w:tcPr>
             <w:tcW w:type="dxa" w:w="2409"/>
+            <w:shd w:fill="FFFFFF" w:val="clear"/>
           </w:tcPr>
           <w:p/>
         </w:tc>
         <w:tc>
           <w:tcPr>
             <w:tcW w:type="dxa" w:w="2409"/>
+            <w:shd w:fill="FFFFFF" w:val="clear"/>
           </w:tcPr>
           <w:p/>
         </w:tc>
         <w:tc>
           <w:tcPr>
             <w:tcW w:type="dxa" w:w="2409"/>
+            <w:shd w:fill="FFFFFF" w:val="clear"/>
           </w:tcPr>
           <w:p/>
         </w:tc>
@@ -3789,24 +4260,28 @@
         <w:tc>
           <w:tcPr>
             <w:tcW w:type="dxa" w:w="2409"/>
+            <w:shd w:fill="E8F8FF" w:val="clear"/>
           </w:tcPr>
           <w:p/>
         </w:tc>
         <w:tc>
           <w:tcPr>
             <w:tcW w:type="dxa" w:w="2409"/>
+            <w:shd w:fill="E8F8FF" w:val="clear"/>
           </w:tcPr>
           <w:p/>
         </w:tc>
         <w:tc>
           <w:tcPr>
             <w:tcW w:type="dxa" w:w="2409"/>
+            <w:shd w:fill="E8F8FF" w:val="clear"/>
           </w:tcPr>
           <w:p/>
         </w:tc>
         <w:tc>
           <w:tcPr>
             <w:tcW w:type="dxa" w:w="2409"/>
+            <w:shd w:fill="E8F8FF" w:val="clear"/>
           </w:tcPr>
           <w:p/>
         </w:tc>
@@ -3815,24 +4290,28 @@
         <w:tc>
           <w:tcPr>
             <w:tcW w:type="dxa" w:w="2409"/>
+            <w:shd w:fill="FFFFFF" w:val="clear"/>
           </w:tcPr>
           <w:p/>
         </w:tc>
         <w:tc>
           <w:tcPr>
             <w:tcW w:type="dxa" w:w="2409"/>
+            <w:shd w:fill="FFFFFF" w:val="clear"/>
           </w:tcPr>
           <w:p/>
         </w:tc>
         <w:tc>
           <w:tcPr>
             <w:tcW w:type="dxa" w:w="2409"/>
+            <w:shd w:fill="FFFFFF" w:val="clear"/>
           </w:tcPr>
           <w:p/>
         </w:tc>
         <w:tc>
           <w:tcPr>
             <w:tcW w:type="dxa" w:w="2409"/>
+            <w:shd w:fill="FFFFFF" w:val="clear"/>
           </w:tcPr>
           <w:p/>
         </w:tc>
@@ -3841,24 +4320,28 @@
         <w:tc>
           <w:tcPr>
             <w:tcW w:type="dxa" w:w="2409"/>
+            <w:shd w:fill="E8F8FF" w:val="clear"/>
           </w:tcPr>
           <w:p/>
         </w:tc>
         <w:tc>
           <w:tcPr>
             <w:tcW w:type="dxa" w:w="2409"/>
+            <w:shd w:fill="E8F8FF" w:val="clear"/>
           </w:tcPr>
           <w:p/>
         </w:tc>
         <w:tc>
           <w:tcPr>
             <w:tcW w:type="dxa" w:w="2409"/>
+            <w:shd w:fill="E8F8FF" w:val="clear"/>
           </w:tcPr>
           <w:p/>
         </w:tc>
         <w:tc>
           <w:tcPr>
             <w:tcW w:type="dxa" w:w="2409"/>
+            <w:shd w:fill="E8F8FF" w:val="clear"/>
           </w:tcPr>
           <w:p/>
         </w:tc>
@@ -3867,24 +4350,28 @@
         <w:tc>
           <w:tcPr>
             <w:tcW w:type="dxa" w:w="2409"/>
+            <w:shd w:fill="FFFFFF" w:val="clear"/>
           </w:tcPr>
           <w:p/>
         </w:tc>
         <w:tc>
           <w:tcPr>
             <w:tcW w:type="dxa" w:w="2409"/>
+            <w:shd w:fill="FFFFFF" w:val="clear"/>
           </w:tcPr>
           <w:p/>
         </w:tc>
         <w:tc>
           <w:tcPr>
             <w:tcW w:type="dxa" w:w="2409"/>
+            <w:shd w:fill="FFFFFF" w:val="clear"/>
           </w:tcPr>
           <w:p/>
         </w:tc>
         <w:tc>
           <w:tcPr>
             <w:tcW w:type="dxa" w:w="2409"/>
+            <w:shd w:fill="FFFFFF" w:val="clear"/>
           </w:tcPr>
           <w:p/>
         </w:tc>
@@ -3893,24 +4380,28 @@
         <w:tc>
           <w:tcPr>
             <w:tcW w:type="dxa" w:w="2409"/>
+            <w:shd w:fill="E8F8FF" w:val="clear"/>
           </w:tcPr>
           <w:p/>
         </w:tc>
         <w:tc>
           <w:tcPr>
             <w:tcW w:type="dxa" w:w="2409"/>
+            <w:shd w:fill="E8F8FF" w:val="clear"/>
           </w:tcPr>
           <w:p/>
         </w:tc>
         <w:tc>
           <w:tcPr>
             <w:tcW w:type="dxa" w:w="2409"/>
+            <w:shd w:fill="E8F8FF" w:val="clear"/>
           </w:tcPr>
           <w:p/>
         </w:tc>
         <w:tc>
           <w:tcPr>
             <w:tcW w:type="dxa" w:w="2409"/>
+            <w:shd w:fill="E8F8FF" w:val="clear"/>
           </w:tcPr>
           <w:p/>
         </w:tc>
@@ -3923,6 +4414,14 @@
         <w:tblW w:type="auto" w:w="0"/>
         <w:jc w:val="center"/>
         <w:tblLook w:firstColumn="1" w:firstRow="1" w:lastColumn="0" w:lastRow="0" w:noHBand="0" w:noVBand="1" w:val="04A0"/>
+        <w:tblBorders>
+          <w:top w:val="single" w:sz="4" w:space="0" w:color="B0D4E8"/>
+          <w:left w:val="single" w:sz="4" w:space="0" w:color="B0D4E8"/>
+          <w:bottom w:val="single" w:sz="4" w:space="0" w:color="B0D4E8"/>
+          <w:right w:val="single" w:sz="4" w:space="0" w:color="B0D4E8"/>
+          <w:insideH w:val="single" w:sz="4" w:space="0" w:color="B0D4E8"/>
+          <w:insideV w:val="single" w:sz="4" w:space="0" w:color="B0D4E8"/>
+        </w:tblBorders>
       </w:tblPr>
       <w:tblGrid>
         <w:gridCol w:w="4819"/>
@@ -3932,12 +4431,14 @@
         <w:tc>
           <w:tcPr>
             <w:tcW w:type="dxa" w:w="3402"/>
+            <w:shd w:fill="0099CC" w:val="clear"/>
           </w:tcPr>
           <w:p>
             <w:r>
               <w:rPr>
                 <w:b/>
-                <w:sz w:val="18"/>
+                <w:color w:val="FFFFFF"/>
+                <w:sz w:val="20"/>
               </w:rPr>
               <w:t>Portfolio Website:</w:t>
             </w:r>
@@ -3946,26 +4447,31 @@
         <w:tc>
           <w:tcPr>
             <w:tcW w:type="dxa" w:w="6236"/>
-          </w:tcPr>
-          <w:p>
-            <w:r>
-              <w:rPr>
-                <w:sz w:val="18"/>
-              </w:rPr>
-            </w:r>
-          </w:p>
-        </w:tc>
-      </w:tr>
-      <w:tr>
-        <w:tc>
-          <w:tcPr>
-            <w:tcW w:type="dxa" w:w="3402"/>
+            <w:shd w:fill="0099CC" w:val="clear"/>
           </w:tcPr>
           <w:p>
             <w:r>
               <w:rPr>
                 <w:b/>
-                <w:sz w:val="18"/>
+                <w:color w:val="FFFFFF"/>
+                <w:sz w:val="20"/>
+              </w:rPr>
+            </w:r>
+          </w:p>
+        </w:tc>
+      </w:tr>
+      <w:tr>
+        <w:tc>
+          <w:tcPr>
+            <w:tcW w:type="dxa" w:w="3402"/>
+            <w:shd w:fill="FFFFFF" w:val="clear"/>
+          </w:tcPr>
+          <w:p>
+            <w:r>
+              <w:rPr>
+                <w:b/>
+                <w:color w:val="1A1A1A"/>
+                <w:sz w:val="19"/>
               </w:rPr>
               <w:t>GitHub Profile:</w:t>
             </w:r>
@@ -3974,11 +4480,13 @@
         <w:tc>
           <w:tcPr>
             <w:tcW w:type="dxa" w:w="6236"/>
+            <w:shd w:fill="FFFFFF" w:val="clear"/>
           </w:tcPr>
           <w:p>
             <w:r>
               <w:rPr>
-                <w:sz w:val="18"/>
+                <w:color w:val="1A1A1A"/>
+                <w:sz w:val="19"/>
               </w:rPr>
             </w:r>
           </w:p>
@@ -3988,12 +4496,14 @@
         <w:tc>
           <w:tcPr>
             <w:tcW w:type="dxa" w:w="3402"/>
+            <w:shd w:fill="E8F8FF" w:val="clear"/>
           </w:tcPr>
           <w:p>
             <w:r>
               <w:rPr>
                 <w:b/>
-                <w:sz w:val="18"/>
+                <w:color w:val="1A1A1A"/>
+                <w:sz w:val="19"/>
               </w:rPr>
               <w:t>LinkedIn Profile:</w:t>
             </w:r>
@@ -4002,11 +4512,13 @@
         <w:tc>
           <w:tcPr>
             <w:tcW w:type="dxa" w:w="6236"/>
+            <w:shd w:fill="E8F8FF" w:val="clear"/>
           </w:tcPr>
           <w:p>
             <w:r>
               <w:rPr>
-                <w:sz w:val="18"/>
+                <w:color w:val="1A1A1A"/>
+                <w:sz w:val="19"/>
               </w:rPr>
             </w:r>
           </w:p>
@@ -4019,6 +4531,14 @@
         <w:tblW w:type="auto" w:w="0"/>
         <w:jc w:val="center"/>
         <w:tblLook w:firstColumn="1" w:firstRow="1" w:lastColumn="0" w:lastRow="0" w:noHBand="0" w:noVBand="1" w:val="04A0"/>
+        <w:tblBorders>
+          <w:top w:val="single" w:sz="4" w:space="0" w:color="B0D4E8"/>
+          <w:left w:val="single" w:sz="4" w:space="0" w:color="B0D4E8"/>
+          <w:bottom w:val="single" w:sz="4" w:space="0" w:color="B0D4E8"/>
+          <w:right w:val="single" w:sz="4" w:space="0" w:color="B0D4E8"/>
+          <w:insideH w:val="single" w:sz="4" w:space="0" w:color="B0D4E8"/>
+          <w:insideV w:val="single" w:sz="4" w:space="0" w:color="B0D4E8"/>
+        </w:tblBorders>
       </w:tblPr>
       <w:tblGrid>
         <w:gridCol w:w="2409"/>
@@ -4033,13 +4553,13 @@
         <w:tc>
           <w:tcPr>
             <w:tcW w:type="dxa" w:w="2409"/>
-            <w:shd w:fill="00BFFF" w:val="clear"/>
             <w:tcBorders>
               <w:top w:val="none" w:sz="0" w:space="0" w:color="auto"/>
               <w:left w:val="none" w:sz="0" w:space="0" w:color="auto"/>
               <w:bottom w:val="none" w:sz="0" w:space="0" w:color="auto"/>
               <w:right w:val="none" w:sz="0" w:space="0" w:color="auto"/>
             </w:tcBorders>
+            <w:shd w:fill="0099CC" w:val="clear"/>
           </w:tcPr>
           <w:p>
             <w:pPr>
@@ -4050,13 +4570,13 @@
         <w:tc>
           <w:tcPr>
             <w:tcW w:type="dxa" w:w="2409"/>
-            <w:shd w:fill="0099CC" w:val="clear"/>
             <w:tcBorders>
               <w:top w:val="none" w:sz="0" w:space="0" w:color="auto"/>
               <w:left w:val="none" w:sz="0" w:space="0" w:color="auto"/>
               <w:bottom w:val="none" w:sz="0" w:space="0" w:color="auto"/>
               <w:right w:val="none" w:sz="0" w:space="0" w:color="auto"/>
             </w:tcBorders>
+            <w:shd w:fill="0099CC" w:val="clear"/>
           </w:tcPr>
           <w:p>
             <w:pPr>
@@ -4067,13 +4587,13 @@
         <w:tc>
           <w:tcPr>
             <w:tcW w:type="dxa" w:w="2409"/>
-            <w:shd w:fill="F5A623" w:val="clear"/>
             <w:tcBorders>
               <w:top w:val="none" w:sz="0" w:space="0" w:color="auto"/>
               <w:left w:val="none" w:sz="0" w:space="0" w:color="auto"/>
               <w:bottom w:val="none" w:sz="0" w:space="0" w:color="auto"/>
               <w:right w:val="none" w:sz="0" w:space="0" w:color="auto"/>
             </w:tcBorders>
+            <w:shd w:fill="0099CC" w:val="clear"/>
           </w:tcPr>
           <w:p>
             <w:pPr>
@@ -4084,13 +4604,13 @@
         <w:tc>
           <w:tcPr>
             <w:tcW w:type="dxa" w:w="2409"/>
-            <w:shd w:fill="E08A00" w:val="clear"/>
             <w:tcBorders>
               <w:top w:val="none" w:sz="0" w:space="0" w:color="auto"/>
               <w:left w:val="none" w:sz="0" w:space="0" w:color="auto"/>
               <w:bottom w:val="none" w:sz="0" w:space="0" w:color="auto"/>
               <w:right w:val="none" w:sz="0" w:space="0" w:color="auto"/>
             </w:tcBorders>
+            <w:shd w:fill="0099CC" w:val="clear"/>
           </w:tcPr>
           <w:p>
             <w:pPr>
@@ -4125,6 +4645,14 @@
         <w:tblW w:type="auto" w:w="0"/>
         <w:jc w:val="center"/>
         <w:tblLook w:firstColumn="1" w:firstRow="1" w:lastColumn="0" w:lastRow="0" w:noHBand="0" w:noVBand="1" w:val="04A0"/>
+        <w:tblBorders>
+          <w:top w:val="single" w:sz="4" w:space="0" w:color="B0D4E8"/>
+          <w:left w:val="single" w:sz="4" w:space="0" w:color="B0D4E8"/>
+          <w:bottom w:val="single" w:sz="4" w:space="0" w:color="B0D4E8"/>
+          <w:right w:val="single" w:sz="4" w:space="0" w:color="B0D4E8"/>
+          <w:insideH w:val="single" w:sz="4" w:space="0" w:color="B0D4E8"/>
+          <w:insideV w:val="single" w:sz="4" w:space="0" w:color="B0D4E8"/>
+        </w:tblBorders>
       </w:tblPr>
       <w:tblGrid>
         <w:gridCol w:w="4819"/>
@@ -4134,12 +4662,14 @@
         <w:tc>
           <w:tcPr>
             <w:tcW w:type="dxa" w:w="3402"/>
+            <w:shd w:fill="0099CC" w:val="clear"/>
           </w:tcPr>
           <w:p>
             <w:r>
               <w:rPr>
                 <w:b/>
-                <w:sz w:val="18"/>
+                <w:color w:val="FFFFFF"/>
+                <w:sz w:val="20"/>
               </w:rPr>
               <w:t>Full Name:</w:t>
             </w:r>
@@ -4148,26 +4678,31 @@
         <w:tc>
           <w:tcPr>
             <w:tcW w:type="dxa" w:w="6236"/>
-          </w:tcPr>
-          <w:p>
-            <w:r>
-              <w:rPr>
-                <w:sz w:val="18"/>
-              </w:rPr>
-            </w:r>
-          </w:p>
-        </w:tc>
-      </w:tr>
-      <w:tr>
-        <w:tc>
-          <w:tcPr>
-            <w:tcW w:type="dxa" w:w="3402"/>
+            <w:shd w:fill="0099CC" w:val="clear"/>
           </w:tcPr>
           <w:p>
             <w:r>
               <w:rPr>
                 <w:b/>
-                <w:sz w:val="18"/>
+                <w:color w:val="FFFFFF"/>
+                <w:sz w:val="20"/>
+              </w:rPr>
+            </w:r>
+          </w:p>
+        </w:tc>
+      </w:tr>
+      <w:tr>
+        <w:tc>
+          <w:tcPr>
+            <w:tcW w:type="dxa" w:w="3402"/>
+            <w:shd w:fill="FFFFFF" w:val="clear"/>
+          </w:tcPr>
+          <w:p>
+            <w:r>
+              <w:rPr>
+                <w:b/>
+                <w:color w:val="1A1A1A"/>
+                <w:sz w:val="19"/>
               </w:rPr>
               <w:t>Relationship:</w:t>
             </w:r>
@@ -4176,11 +4711,13 @@
         <w:tc>
           <w:tcPr>
             <w:tcW w:type="dxa" w:w="6236"/>
+            <w:shd w:fill="FFFFFF" w:val="clear"/>
           </w:tcPr>
           <w:p>
             <w:r>
               <w:rPr>
-                <w:sz w:val="18"/>
+                <w:color w:val="1A1A1A"/>
+                <w:sz w:val="19"/>
               </w:rPr>
             </w:r>
           </w:p>
@@ -4190,12 +4727,14 @@
         <w:tc>
           <w:tcPr>
             <w:tcW w:type="dxa" w:w="3402"/>
+            <w:shd w:fill="E8F8FF" w:val="clear"/>
           </w:tcPr>
           <w:p>
             <w:r>
               <w:rPr>
                 <w:b/>
-                <w:sz w:val="18"/>
+                <w:color w:val="1A1A1A"/>
+                <w:sz w:val="19"/>
               </w:rPr>
               <w:t>Organisation &amp; Position:</w:t>
             </w:r>
@@ -4204,11 +4743,13 @@
         <w:tc>
           <w:tcPr>
             <w:tcW w:type="dxa" w:w="6236"/>
+            <w:shd w:fill="E8F8FF" w:val="clear"/>
           </w:tcPr>
           <w:p>
             <w:r>
               <w:rPr>
-                <w:sz w:val="18"/>
+                <w:color w:val="1A1A1A"/>
+                <w:sz w:val="19"/>
               </w:rPr>
             </w:r>
           </w:p>
@@ -4218,12 +4759,14 @@
         <w:tc>
           <w:tcPr>
             <w:tcW w:type="dxa" w:w="3402"/>
+            <w:shd w:fill="FFFFFF" w:val="clear"/>
           </w:tcPr>
           <w:p>
             <w:r>
               <w:rPr>
                 <w:b/>
-                <w:sz w:val="18"/>
+                <w:color w:val="1A1A1A"/>
+                <w:sz w:val="19"/>
               </w:rPr>
               <w:t>Phone:</w:t>
             </w:r>
@@ -4232,11 +4775,13 @@
         <w:tc>
           <w:tcPr>
             <w:tcW w:type="dxa" w:w="6236"/>
+            <w:shd w:fill="FFFFFF" w:val="clear"/>
           </w:tcPr>
           <w:p>
             <w:r>
               <w:rPr>
-                <w:sz w:val="18"/>
+                <w:color w:val="1A1A1A"/>
+                <w:sz w:val="19"/>
               </w:rPr>
             </w:r>
           </w:p>
@@ -4246,12 +4791,14 @@
         <w:tc>
           <w:tcPr>
             <w:tcW w:type="dxa" w:w="3402"/>
+            <w:shd w:fill="E8F8FF" w:val="clear"/>
           </w:tcPr>
           <w:p>
             <w:r>
               <w:rPr>
                 <w:b/>
-                <w:sz w:val="18"/>
+                <w:color w:val="1A1A1A"/>
+                <w:sz w:val="19"/>
               </w:rPr>
               <w:t>Email:</w:t>
             </w:r>
@@ -4260,11 +4807,13 @@
         <w:tc>
           <w:tcPr>
             <w:tcW w:type="dxa" w:w="6236"/>
+            <w:shd w:fill="E8F8FF" w:val="clear"/>
           </w:tcPr>
           <w:p>
             <w:r>
               <w:rPr>
-                <w:sz w:val="18"/>
+                <w:color w:val="1A1A1A"/>
+                <w:sz w:val="19"/>
               </w:rPr>
             </w:r>
           </w:p>
@@ -4287,6 +4836,14 @@
         <w:tblW w:type="auto" w:w="0"/>
         <w:jc w:val="center"/>
         <w:tblLook w:firstColumn="1" w:firstRow="1" w:lastColumn="0" w:lastRow="0" w:noHBand="0" w:noVBand="1" w:val="04A0"/>
+        <w:tblBorders>
+          <w:top w:val="single" w:sz="4" w:space="0" w:color="B0D4E8"/>
+          <w:left w:val="single" w:sz="4" w:space="0" w:color="B0D4E8"/>
+          <w:bottom w:val="single" w:sz="4" w:space="0" w:color="B0D4E8"/>
+          <w:right w:val="single" w:sz="4" w:space="0" w:color="B0D4E8"/>
+          <w:insideH w:val="single" w:sz="4" w:space="0" w:color="B0D4E8"/>
+          <w:insideV w:val="single" w:sz="4" w:space="0" w:color="B0D4E8"/>
+        </w:tblBorders>
       </w:tblPr>
       <w:tblGrid>
         <w:gridCol w:w="4819"/>
@@ -4296,12 +4853,14 @@
         <w:tc>
           <w:tcPr>
             <w:tcW w:type="dxa" w:w="3402"/>
+            <w:shd w:fill="0099CC" w:val="clear"/>
           </w:tcPr>
           <w:p>
             <w:r>
               <w:rPr>
                 <w:b/>
-                <w:sz w:val="18"/>
+                <w:color w:val="FFFFFF"/>
+                <w:sz w:val="20"/>
               </w:rPr>
               <w:t>Full Name:</w:t>
             </w:r>
@@ -4310,26 +4869,31 @@
         <w:tc>
           <w:tcPr>
             <w:tcW w:type="dxa" w:w="6236"/>
-          </w:tcPr>
-          <w:p>
-            <w:r>
-              <w:rPr>
-                <w:sz w:val="18"/>
-              </w:rPr>
-            </w:r>
-          </w:p>
-        </w:tc>
-      </w:tr>
-      <w:tr>
-        <w:tc>
-          <w:tcPr>
-            <w:tcW w:type="dxa" w:w="3402"/>
+            <w:shd w:fill="0099CC" w:val="clear"/>
           </w:tcPr>
           <w:p>
             <w:r>
               <w:rPr>
                 <w:b/>
-                <w:sz w:val="18"/>
+                <w:color w:val="FFFFFF"/>
+                <w:sz w:val="20"/>
+              </w:rPr>
+            </w:r>
+          </w:p>
+        </w:tc>
+      </w:tr>
+      <w:tr>
+        <w:tc>
+          <w:tcPr>
+            <w:tcW w:type="dxa" w:w="3402"/>
+            <w:shd w:fill="FFFFFF" w:val="clear"/>
+          </w:tcPr>
+          <w:p>
+            <w:r>
+              <w:rPr>
+                <w:b/>
+                <w:color w:val="1A1A1A"/>
+                <w:sz w:val="19"/>
               </w:rPr>
               <w:t>Relationship:</w:t>
             </w:r>
@@ -4338,11 +4902,13 @@
         <w:tc>
           <w:tcPr>
             <w:tcW w:type="dxa" w:w="6236"/>
+            <w:shd w:fill="FFFFFF" w:val="clear"/>
           </w:tcPr>
           <w:p>
             <w:r>
               <w:rPr>
-                <w:sz w:val="18"/>
+                <w:color w:val="1A1A1A"/>
+                <w:sz w:val="19"/>
               </w:rPr>
             </w:r>
           </w:p>
@@ -4352,12 +4918,14 @@
         <w:tc>
           <w:tcPr>
             <w:tcW w:type="dxa" w:w="3402"/>
+            <w:shd w:fill="E8F8FF" w:val="clear"/>
           </w:tcPr>
           <w:p>
             <w:r>
               <w:rPr>
                 <w:b/>
-                <w:sz w:val="18"/>
+                <w:color w:val="1A1A1A"/>
+                <w:sz w:val="19"/>
               </w:rPr>
               <w:t>Organisation &amp; Position:</w:t>
             </w:r>
@@ -4366,11 +4934,13 @@
         <w:tc>
           <w:tcPr>
             <w:tcW w:type="dxa" w:w="6236"/>
+            <w:shd w:fill="E8F8FF" w:val="clear"/>
           </w:tcPr>
           <w:p>
             <w:r>
               <w:rPr>
-                <w:sz w:val="18"/>
+                <w:color w:val="1A1A1A"/>
+                <w:sz w:val="19"/>
               </w:rPr>
             </w:r>
           </w:p>
@@ -4380,12 +4950,14 @@
         <w:tc>
           <w:tcPr>
             <w:tcW w:type="dxa" w:w="3402"/>
+            <w:shd w:fill="FFFFFF" w:val="clear"/>
           </w:tcPr>
           <w:p>
             <w:r>
               <w:rPr>
                 <w:b/>
-                <w:sz w:val="18"/>
+                <w:color w:val="1A1A1A"/>
+                <w:sz w:val="19"/>
               </w:rPr>
               <w:t>Phone:</w:t>
             </w:r>
@@ -4394,11 +4966,13 @@
         <w:tc>
           <w:tcPr>
             <w:tcW w:type="dxa" w:w="6236"/>
+            <w:shd w:fill="FFFFFF" w:val="clear"/>
           </w:tcPr>
           <w:p>
             <w:r>
               <w:rPr>
-                <w:sz w:val="18"/>
+                <w:color w:val="1A1A1A"/>
+                <w:sz w:val="19"/>
               </w:rPr>
             </w:r>
           </w:p>
@@ -4408,12 +4982,14 @@
         <w:tc>
           <w:tcPr>
             <w:tcW w:type="dxa" w:w="3402"/>
+            <w:shd w:fill="E8F8FF" w:val="clear"/>
           </w:tcPr>
           <w:p>
             <w:r>
               <w:rPr>
                 <w:b/>
-                <w:sz w:val="18"/>
+                <w:color w:val="1A1A1A"/>
+                <w:sz w:val="19"/>
               </w:rPr>
               <w:t>Email:</w:t>
             </w:r>
@@ -4422,11 +4998,13 @@
         <w:tc>
           <w:tcPr>
             <w:tcW w:type="dxa" w:w="6236"/>
+            <w:shd w:fill="E8F8FF" w:val="clear"/>
           </w:tcPr>
           <w:p>
             <w:r>
               <w:rPr>
-                <w:sz w:val="18"/>
+                <w:color w:val="1A1A1A"/>
+                <w:sz w:val="19"/>
               </w:rPr>
             </w:r>
           </w:p>
@@ -4440,6 +5018,14 @@
         <w:tblW w:type="auto" w:w="0"/>
         <w:jc w:val="center"/>
         <w:tblLook w:firstColumn="1" w:firstRow="1" w:lastColumn="0" w:lastRow="0" w:noHBand="0" w:noVBand="1" w:val="04A0"/>
+        <w:tblBorders>
+          <w:top w:val="single" w:sz="4" w:space="0" w:color="B0D4E8"/>
+          <w:left w:val="single" w:sz="4" w:space="0" w:color="B0D4E8"/>
+          <w:bottom w:val="single" w:sz="4" w:space="0" w:color="B0D4E8"/>
+          <w:right w:val="single" w:sz="4" w:space="0" w:color="B0D4E8"/>
+          <w:insideH w:val="single" w:sz="4" w:space="0" w:color="B0D4E8"/>
+          <w:insideV w:val="single" w:sz="4" w:space="0" w:color="B0D4E8"/>
+        </w:tblBorders>
       </w:tblPr>
       <w:tblGrid>
         <w:gridCol w:w="2409"/>
@@ -4454,13 +5040,13 @@
         <w:tc>
           <w:tcPr>
             <w:tcW w:type="dxa" w:w="2409"/>
-            <w:shd w:fill="00BFFF" w:val="clear"/>
             <w:tcBorders>
               <w:top w:val="none" w:sz="0" w:space="0" w:color="auto"/>
               <w:left w:val="none" w:sz="0" w:space="0" w:color="auto"/>
               <w:bottom w:val="none" w:sz="0" w:space="0" w:color="auto"/>
               <w:right w:val="none" w:sz="0" w:space="0" w:color="auto"/>
             </w:tcBorders>
+            <w:shd w:fill="0099CC" w:val="clear"/>
           </w:tcPr>
           <w:p>
             <w:pPr>
@@ -4471,13 +5057,13 @@
         <w:tc>
           <w:tcPr>
             <w:tcW w:type="dxa" w:w="2409"/>
-            <w:shd w:fill="0099CC" w:val="clear"/>
             <w:tcBorders>
               <w:top w:val="none" w:sz="0" w:space="0" w:color="auto"/>
               <w:left w:val="none" w:sz="0" w:space="0" w:color="auto"/>
               <w:bottom w:val="none" w:sz="0" w:space="0" w:color="auto"/>
               <w:right w:val="none" w:sz="0" w:space="0" w:color="auto"/>
             </w:tcBorders>
+            <w:shd w:fill="0099CC" w:val="clear"/>
           </w:tcPr>
           <w:p>
             <w:pPr>
@@ -4488,13 +5074,13 @@
         <w:tc>
           <w:tcPr>
             <w:tcW w:type="dxa" w:w="2409"/>
-            <w:shd w:fill="F5A623" w:val="clear"/>
             <w:tcBorders>
               <w:top w:val="none" w:sz="0" w:space="0" w:color="auto"/>
               <w:left w:val="none" w:sz="0" w:space="0" w:color="auto"/>
               <w:bottom w:val="none" w:sz="0" w:space="0" w:color="auto"/>
               <w:right w:val="none" w:sz="0" w:space="0" w:color="auto"/>
             </w:tcBorders>
+            <w:shd w:fill="0099CC" w:val="clear"/>
           </w:tcPr>
           <w:p>
             <w:pPr>
@@ -4505,13 +5091,13 @@
         <w:tc>
           <w:tcPr>
             <w:tcW w:type="dxa" w:w="2409"/>
-            <w:shd w:fill="E08A00" w:val="clear"/>
             <w:tcBorders>
               <w:top w:val="none" w:sz="0" w:space="0" w:color="auto"/>
               <w:left w:val="none" w:sz="0" w:space="0" w:color="auto"/>
               <w:bottom w:val="none" w:sz="0" w:space="0" w:color="auto"/>
               <w:right w:val="none" w:sz="0" w:space="0" w:color="auto"/>
             </w:tcBorders>
+            <w:shd w:fill="0099CC" w:val="clear"/>
           </w:tcPr>
           <w:p>
             <w:pPr>
@@ -4556,6 +5142,14 @@
         <w:tblW w:type="auto" w:w="0"/>
         <w:jc w:val="center"/>
         <w:tblLook w:firstColumn="1" w:firstRow="1" w:lastColumn="0" w:lastRow="0" w:noHBand="0" w:noVBand="1" w:val="04A0"/>
+        <w:tblBorders>
+          <w:top w:val="single" w:sz="4" w:space="0" w:color="B0D4E8"/>
+          <w:left w:val="single" w:sz="4" w:space="0" w:color="B0D4E8"/>
+          <w:bottom w:val="single" w:sz="4" w:space="0" w:color="B0D4E8"/>
+          <w:right w:val="single" w:sz="4" w:space="0" w:color="B0D4E8"/>
+          <w:insideH w:val="single" w:sz="4" w:space="0" w:color="B0D4E8"/>
+          <w:insideV w:val="single" w:sz="4" w:space="0" w:color="B0D4E8"/>
+        </w:tblBorders>
       </w:tblPr>
       <w:tblGrid>
         <w:gridCol w:w="4819"/>
@@ -4565,12 +5159,14 @@
         <w:tc>
           <w:tcPr>
             <w:tcW w:type="dxa" w:w="3402"/>
+            <w:shd w:fill="0099CC" w:val="clear"/>
           </w:tcPr>
           <w:p>
             <w:r>
               <w:rPr>
                 <w:b/>
-                <w:sz w:val="18"/>
+                <w:color w:val="FFFFFF"/>
+                <w:sz w:val="20"/>
               </w:rPr>
               <w:t>Full Name:</w:t>
             </w:r>
@@ -4579,26 +5175,31 @@
         <w:tc>
           <w:tcPr>
             <w:tcW w:type="dxa" w:w="6236"/>
-          </w:tcPr>
-          <w:p>
-            <w:r>
-              <w:rPr>
-                <w:sz w:val="18"/>
-              </w:rPr>
-            </w:r>
-          </w:p>
-        </w:tc>
-      </w:tr>
-      <w:tr>
-        <w:tc>
-          <w:tcPr>
-            <w:tcW w:type="dxa" w:w="3402"/>
+            <w:shd w:fill="0099CC" w:val="clear"/>
           </w:tcPr>
           <w:p>
             <w:r>
               <w:rPr>
                 <w:b/>
-                <w:sz w:val="18"/>
+                <w:color w:val="FFFFFF"/>
+                <w:sz w:val="20"/>
+              </w:rPr>
+            </w:r>
+          </w:p>
+        </w:tc>
+      </w:tr>
+      <w:tr>
+        <w:tc>
+          <w:tcPr>
+            <w:tcW w:type="dxa" w:w="3402"/>
+            <w:shd w:fill="FFFFFF" w:val="clear"/>
+          </w:tcPr>
+          <w:p>
+            <w:r>
+              <w:rPr>
+                <w:b/>
+                <w:color w:val="1A1A1A"/>
+                <w:sz w:val="19"/>
               </w:rPr>
               <w:t>Occupation:</w:t>
             </w:r>
@@ -4607,11 +5208,13 @@
         <w:tc>
           <w:tcPr>
             <w:tcW w:type="dxa" w:w="6236"/>
+            <w:shd w:fill="FFFFFF" w:val="clear"/>
           </w:tcPr>
           <w:p>
             <w:r>
               <w:rPr>
-                <w:sz w:val="18"/>
+                <w:color w:val="1A1A1A"/>
+                <w:sz w:val="19"/>
               </w:rPr>
             </w:r>
           </w:p>
@@ -4621,12 +5224,14 @@
         <w:tc>
           <w:tcPr>
             <w:tcW w:type="dxa" w:w="3402"/>
+            <w:shd w:fill="E8F8FF" w:val="clear"/>
           </w:tcPr>
           <w:p>
             <w:r>
               <w:rPr>
                 <w:b/>
-                <w:sz w:val="18"/>
+                <w:color w:val="1A1A1A"/>
+                <w:sz w:val="19"/>
               </w:rPr>
               <w:t>Employer:</w:t>
             </w:r>
@@ -4635,11 +5240,13 @@
         <w:tc>
           <w:tcPr>
             <w:tcW w:type="dxa" w:w="6236"/>
+            <w:shd w:fill="E8F8FF" w:val="clear"/>
           </w:tcPr>
           <w:p>
             <w:r>
               <w:rPr>
-                <w:sz w:val="18"/>
+                <w:color w:val="1A1A1A"/>
+                <w:sz w:val="19"/>
               </w:rPr>
             </w:r>
           </w:p>
@@ -4649,12 +5256,14 @@
         <w:tc>
           <w:tcPr>
             <w:tcW w:type="dxa" w:w="3402"/>
+            <w:shd w:fill="FFFFFF" w:val="clear"/>
           </w:tcPr>
           <w:p>
             <w:r>
               <w:rPr>
                 <w:b/>
-                <w:sz w:val="18"/>
+                <w:color w:val="1A1A1A"/>
+                <w:sz w:val="19"/>
               </w:rPr>
               <w:t>Phone:</w:t>
             </w:r>
@@ -4663,11 +5272,13 @@
         <w:tc>
           <w:tcPr>
             <w:tcW w:type="dxa" w:w="6236"/>
+            <w:shd w:fill="FFFFFF" w:val="clear"/>
           </w:tcPr>
           <w:p>
             <w:r>
               <w:rPr>
-                <w:sz w:val="18"/>
+                <w:color w:val="1A1A1A"/>
+                <w:sz w:val="19"/>
               </w:rPr>
             </w:r>
           </w:p>
@@ -4677,12 +5288,14 @@
         <w:tc>
           <w:tcPr>
             <w:tcW w:type="dxa" w:w="3402"/>
+            <w:shd w:fill="E8F8FF" w:val="clear"/>
           </w:tcPr>
           <w:p>
             <w:r>
               <w:rPr>
                 <w:b/>
-                <w:sz w:val="18"/>
+                <w:color w:val="1A1A1A"/>
+                <w:sz w:val="19"/>
               </w:rPr>
               <w:t>Address:</w:t>
             </w:r>
@@ -4691,11 +5304,13 @@
         <w:tc>
           <w:tcPr>
             <w:tcW w:type="dxa" w:w="6236"/>
+            <w:shd w:fill="E8F8FF" w:val="clear"/>
           </w:tcPr>
           <w:p>
             <w:r>
               <w:rPr>
-                <w:sz w:val="18"/>
+                <w:color w:val="1A1A1A"/>
+                <w:sz w:val="19"/>
               </w:rPr>
             </w:r>
           </w:p>
@@ -4718,6 +5333,14 @@
         <w:tblW w:type="auto" w:w="0"/>
         <w:jc w:val="center"/>
         <w:tblLook w:firstColumn="1" w:firstRow="1" w:lastColumn="0" w:lastRow="0" w:noHBand="0" w:noVBand="1" w:val="04A0"/>
+        <w:tblBorders>
+          <w:top w:val="single" w:sz="4" w:space="0" w:color="B0D4E8"/>
+          <w:left w:val="single" w:sz="4" w:space="0" w:color="B0D4E8"/>
+          <w:bottom w:val="single" w:sz="4" w:space="0" w:color="B0D4E8"/>
+          <w:right w:val="single" w:sz="4" w:space="0" w:color="B0D4E8"/>
+          <w:insideH w:val="single" w:sz="4" w:space="0" w:color="B0D4E8"/>
+          <w:insideV w:val="single" w:sz="4" w:space="0" w:color="B0D4E8"/>
+        </w:tblBorders>
       </w:tblPr>
       <w:tblGrid>
         <w:gridCol w:w="4819"/>
@@ -4727,12 +5350,14 @@
         <w:tc>
           <w:tcPr>
             <w:tcW w:type="dxa" w:w="3402"/>
+            <w:shd w:fill="0099CC" w:val="clear"/>
           </w:tcPr>
           <w:p>
             <w:r>
               <w:rPr>
                 <w:b/>
-                <w:sz w:val="18"/>
+                <w:color w:val="FFFFFF"/>
+                <w:sz w:val="20"/>
               </w:rPr>
               <w:t>Full Name:</w:t>
             </w:r>
@@ -4741,26 +5366,31 @@
         <w:tc>
           <w:tcPr>
             <w:tcW w:type="dxa" w:w="6236"/>
-          </w:tcPr>
-          <w:p>
-            <w:r>
-              <w:rPr>
-                <w:sz w:val="18"/>
-              </w:rPr>
-            </w:r>
-          </w:p>
-        </w:tc>
-      </w:tr>
-      <w:tr>
-        <w:tc>
-          <w:tcPr>
-            <w:tcW w:type="dxa" w:w="3402"/>
+            <w:shd w:fill="0099CC" w:val="clear"/>
           </w:tcPr>
           <w:p>
             <w:r>
               <w:rPr>
                 <w:b/>
-                <w:sz w:val="18"/>
+                <w:color w:val="FFFFFF"/>
+                <w:sz w:val="20"/>
+              </w:rPr>
+            </w:r>
+          </w:p>
+        </w:tc>
+      </w:tr>
+      <w:tr>
+        <w:tc>
+          <w:tcPr>
+            <w:tcW w:type="dxa" w:w="3402"/>
+            <w:shd w:fill="FFFFFF" w:val="clear"/>
+          </w:tcPr>
+          <w:p>
+            <w:r>
+              <w:rPr>
+                <w:b/>
+                <w:color w:val="1A1A1A"/>
+                <w:sz w:val="19"/>
               </w:rPr>
               <w:t>Occupation:</w:t>
             </w:r>
@@ -4769,11 +5399,13 @@
         <w:tc>
           <w:tcPr>
             <w:tcW w:type="dxa" w:w="6236"/>
+            <w:shd w:fill="FFFFFF" w:val="clear"/>
           </w:tcPr>
           <w:p>
             <w:r>
               <w:rPr>
-                <w:sz w:val="18"/>
+                <w:color w:val="1A1A1A"/>
+                <w:sz w:val="19"/>
               </w:rPr>
             </w:r>
           </w:p>
@@ -4783,12 +5415,14 @@
         <w:tc>
           <w:tcPr>
             <w:tcW w:type="dxa" w:w="3402"/>
+            <w:shd w:fill="E8F8FF" w:val="clear"/>
           </w:tcPr>
           <w:p>
             <w:r>
               <w:rPr>
                 <w:b/>
-                <w:sz w:val="18"/>
+                <w:color w:val="1A1A1A"/>
+                <w:sz w:val="19"/>
               </w:rPr>
               <w:t>Employer:</w:t>
             </w:r>
@@ -4797,11 +5431,13 @@
         <w:tc>
           <w:tcPr>
             <w:tcW w:type="dxa" w:w="6236"/>
+            <w:shd w:fill="E8F8FF" w:val="clear"/>
           </w:tcPr>
           <w:p>
             <w:r>
               <w:rPr>
-                <w:sz w:val="18"/>
+                <w:color w:val="1A1A1A"/>
+                <w:sz w:val="19"/>
               </w:rPr>
             </w:r>
           </w:p>
@@ -4811,12 +5447,14 @@
         <w:tc>
           <w:tcPr>
             <w:tcW w:type="dxa" w:w="3402"/>
+            <w:shd w:fill="FFFFFF" w:val="clear"/>
           </w:tcPr>
           <w:p>
             <w:r>
               <w:rPr>
                 <w:b/>
-                <w:sz w:val="18"/>
+                <w:color w:val="1A1A1A"/>
+                <w:sz w:val="19"/>
               </w:rPr>
               <w:t>Phone:</w:t>
             </w:r>
@@ -4825,11 +5463,13 @@
         <w:tc>
           <w:tcPr>
             <w:tcW w:type="dxa" w:w="6236"/>
+            <w:shd w:fill="FFFFFF" w:val="clear"/>
           </w:tcPr>
           <w:p>
             <w:r>
               <w:rPr>
-                <w:sz w:val="18"/>
+                <w:color w:val="1A1A1A"/>
+                <w:sz w:val="19"/>
               </w:rPr>
             </w:r>
           </w:p>
@@ -4839,12 +5479,14 @@
         <w:tc>
           <w:tcPr>
             <w:tcW w:type="dxa" w:w="3402"/>
+            <w:shd w:fill="E8F8FF" w:val="clear"/>
           </w:tcPr>
           <w:p>
             <w:r>
               <w:rPr>
                 <w:b/>
-                <w:sz w:val="18"/>
+                <w:color w:val="1A1A1A"/>
+                <w:sz w:val="19"/>
               </w:rPr>
               <w:t>Address:</w:t>
             </w:r>
@@ -4853,11 +5495,13 @@
         <w:tc>
           <w:tcPr>
             <w:tcW w:type="dxa" w:w="6236"/>
+            <w:shd w:fill="E8F8FF" w:val="clear"/>
           </w:tcPr>
           <w:p>
             <w:r>
               <w:rPr>
-                <w:sz w:val="18"/>
+                <w:color w:val="1A1A1A"/>
+                <w:sz w:val="19"/>
               </w:rPr>
             </w:r>
           </w:p>
@@ -4871,6 +5515,14 @@
         <w:tblW w:type="auto" w:w="0"/>
         <w:jc w:val="center"/>
         <w:tblLook w:firstColumn="1" w:firstRow="1" w:lastColumn="0" w:lastRow="0" w:noHBand="0" w:noVBand="1" w:val="04A0"/>
+        <w:tblBorders>
+          <w:top w:val="single" w:sz="4" w:space="0" w:color="B0D4E8"/>
+          <w:left w:val="single" w:sz="4" w:space="0" w:color="B0D4E8"/>
+          <w:bottom w:val="single" w:sz="4" w:space="0" w:color="B0D4E8"/>
+          <w:right w:val="single" w:sz="4" w:space="0" w:color="B0D4E8"/>
+          <w:insideH w:val="single" w:sz="4" w:space="0" w:color="B0D4E8"/>
+          <w:insideV w:val="single" w:sz="4" w:space="0" w:color="B0D4E8"/>
+        </w:tblBorders>
       </w:tblPr>
       <w:tblGrid>
         <w:gridCol w:w="2409"/>
@@ -4885,13 +5537,13 @@
         <w:tc>
           <w:tcPr>
             <w:tcW w:type="dxa" w:w="2409"/>
-            <w:shd w:fill="00BFFF" w:val="clear"/>
             <w:tcBorders>
               <w:top w:val="none" w:sz="0" w:space="0" w:color="auto"/>
               <w:left w:val="none" w:sz="0" w:space="0" w:color="auto"/>
               <w:bottom w:val="none" w:sz="0" w:space="0" w:color="auto"/>
               <w:right w:val="none" w:sz="0" w:space="0" w:color="auto"/>
             </w:tcBorders>
+            <w:shd w:fill="0099CC" w:val="clear"/>
           </w:tcPr>
           <w:p>
             <w:pPr>
@@ -4902,13 +5554,13 @@
         <w:tc>
           <w:tcPr>
             <w:tcW w:type="dxa" w:w="2409"/>
-            <w:shd w:fill="0099CC" w:val="clear"/>
             <w:tcBorders>
               <w:top w:val="none" w:sz="0" w:space="0" w:color="auto"/>
               <w:left w:val="none" w:sz="0" w:space="0" w:color="auto"/>
               <w:bottom w:val="none" w:sz="0" w:space="0" w:color="auto"/>
               <w:right w:val="none" w:sz="0" w:space="0" w:color="auto"/>
             </w:tcBorders>
+            <w:shd w:fill="0099CC" w:val="clear"/>
           </w:tcPr>
           <w:p>
             <w:pPr>
@@ -4919,13 +5571,13 @@
         <w:tc>
           <w:tcPr>
             <w:tcW w:type="dxa" w:w="2409"/>
-            <w:shd w:fill="F5A623" w:val="clear"/>
             <w:tcBorders>
               <w:top w:val="none" w:sz="0" w:space="0" w:color="auto"/>
               <w:left w:val="none" w:sz="0" w:space="0" w:color="auto"/>
               <w:bottom w:val="none" w:sz="0" w:space="0" w:color="auto"/>
               <w:right w:val="none" w:sz="0" w:space="0" w:color="auto"/>
             </w:tcBorders>
+            <w:shd w:fill="0099CC" w:val="clear"/>
           </w:tcPr>
           <w:p>
             <w:pPr>
@@ -4936,13 +5588,13 @@
         <w:tc>
           <w:tcPr>
             <w:tcW w:type="dxa" w:w="2409"/>
-            <w:shd w:fill="E08A00" w:val="clear"/>
             <w:tcBorders>
               <w:top w:val="none" w:sz="0" w:space="0" w:color="auto"/>
               <w:left w:val="none" w:sz="0" w:space="0" w:color="auto"/>
               <w:bottom w:val="none" w:sz="0" w:space="0" w:color="auto"/>
               <w:right w:val="none" w:sz="0" w:space="0" w:color="auto"/>
             </w:tcBorders>
+            <w:shd w:fill="0099CC" w:val="clear"/>
           </w:tcPr>
           <w:p>
             <w:pPr>
@@ -4968,6 +5620,14 @@
         <w:tblW w:type="auto" w:w="0"/>
         <w:jc w:val="center"/>
         <w:tblLook w:firstColumn="1" w:firstRow="1" w:lastColumn="0" w:lastRow="0" w:noHBand="0" w:noVBand="1" w:val="04A0"/>
+        <w:tblBorders>
+          <w:top w:val="single" w:sz="4" w:space="0" w:color="B0D4E8"/>
+          <w:left w:val="single" w:sz="4" w:space="0" w:color="B0D4E8"/>
+          <w:bottom w:val="single" w:sz="4" w:space="0" w:color="B0D4E8"/>
+          <w:right w:val="single" w:sz="4" w:space="0" w:color="B0D4E8"/>
+          <w:insideH w:val="single" w:sz="4" w:space="0" w:color="B0D4E8"/>
+          <w:insideV w:val="single" w:sz="4" w:space="0" w:color="B0D4E8"/>
+        </w:tblBorders>
       </w:tblPr>
       <w:tblGrid>
         <w:gridCol w:w="4819"/>
@@ -4977,12 +5637,14 @@
         <w:tc>
           <w:tcPr>
             <w:tcW w:type="dxa" w:w="3402"/>
+            <w:shd w:fill="0099CC" w:val="clear"/>
           </w:tcPr>
           <w:p>
             <w:r>
               <w:rPr>
                 <w:b/>
-                <w:sz w:val="18"/>
+                <w:color w:val="FFFFFF"/>
+                <w:sz w:val="20"/>
               </w:rPr>
               <w:t>Blood Group:</w:t>
             </w:r>
@@ -4991,6 +5653,7 @@
         <w:tc>
           <w:tcPr>
             <w:tcW w:type="dxa" w:w="6236"/>
+            <w:shd w:fill="0099CC" w:val="clear"/>
           </w:tcPr>
           <w:p>
             <w:sdt>
@@ -5014,7 +5677,9 @@
             </w:sdt>
             <w:r>
               <w:rPr>
-                <w:sz w:val="18"/>
+                <w:b/>
+                <w:color w:val="FFFFFF"/>
+                <w:sz w:val="20"/>
               </w:rPr>
               <w:t xml:space="preserve"> A+   </w:t>
             </w:r>
@@ -5039,7 +5704,9 @@
             </w:sdt>
             <w:r>
               <w:rPr>
-                <w:sz w:val="18"/>
+                <w:b/>
+                <w:color w:val="FFFFFF"/>
+                <w:sz w:val="20"/>
               </w:rPr>
               <w:t xml:space="preserve"> A-   </w:t>
             </w:r>
@@ -5064,7 +5731,9 @@
             </w:sdt>
             <w:r>
               <w:rPr>
-                <w:sz w:val="18"/>
+                <w:b/>
+                <w:color w:val="FFFFFF"/>
+                <w:sz w:val="20"/>
               </w:rPr>
               <w:t xml:space="preserve"> B+   </w:t>
             </w:r>
@@ -5089,7 +5758,9 @@
             </w:sdt>
             <w:r>
               <w:rPr>
-                <w:sz w:val="18"/>
+                <w:b/>
+                <w:color w:val="FFFFFF"/>
+                <w:sz w:val="20"/>
               </w:rPr>
               <w:t xml:space="preserve"> B-   </w:t>
             </w:r>
@@ -5114,7 +5785,9 @@
             </w:sdt>
             <w:r>
               <w:rPr>
-                <w:sz w:val="18"/>
+                <w:b/>
+                <w:color w:val="FFFFFF"/>
+                <w:sz w:val="20"/>
               </w:rPr>
               <w:t xml:space="preserve"> AB+   </w:t>
             </w:r>
@@ -5139,7 +5812,9 @@
             </w:sdt>
             <w:r>
               <w:rPr>
-                <w:sz w:val="18"/>
+                <w:b/>
+                <w:color w:val="FFFFFF"/>
+                <w:sz w:val="20"/>
               </w:rPr>
               <w:t xml:space="preserve"> AB-   </w:t>
             </w:r>
@@ -5164,7 +5839,9 @@
             </w:sdt>
             <w:r>
               <w:rPr>
-                <w:sz w:val="18"/>
+                <w:b/>
+                <w:color w:val="FFFFFF"/>
+                <w:sz w:val="20"/>
               </w:rPr>
               <w:t xml:space="preserve"> O+   </w:t>
             </w:r>
@@ -5189,7 +5866,9 @@
             </w:sdt>
             <w:r>
               <w:rPr>
-                <w:sz w:val="18"/>
+                <w:b/>
+                <w:color w:val="FFFFFF"/>
+                <w:sz w:val="20"/>
               </w:rPr>
               <w:t xml:space="preserve"> O-   </w:t>
             </w:r>
@@ -5200,12 +5879,14 @@
         <w:tc>
           <w:tcPr>
             <w:tcW w:type="dxa" w:w="3402"/>
+            <w:shd w:fill="FFFFFF" w:val="clear"/>
           </w:tcPr>
           <w:p>
             <w:r>
               <w:rPr>
                 <w:b/>
-                <w:sz w:val="18"/>
+                <w:color w:val="1A1A1A"/>
+                <w:sz w:val="19"/>
               </w:rPr>
               <w:t>Genotype:</w:t>
             </w:r>
@@ -5214,6 +5895,7 @@
         <w:tc>
           <w:tcPr>
             <w:tcW w:type="dxa" w:w="6236"/>
+            <w:shd w:fill="FFFFFF" w:val="clear"/>
           </w:tcPr>
           <w:p>
             <w:sdt>
@@ -5237,7 +5919,8 @@
             </w:sdt>
             <w:r>
               <w:rPr>
-                <w:sz w:val="18"/>
+                <w:color w:val="1A1A1A"/>
+                <w:sz w:val="19"/>
               </w:rPr>
               <w:t xml:space="preserve"> AA   </w:t>
             </w:r>
@@ -5262,7 +5945,8 @@
             </w:sdt>
             <w:r>
               <w:rPr>
-                <w:sz w:val="18"/>
+                <w:color w:val="1A1A1A"/>
+                <w:sz w:val="19"/>
               </w:rPr>
               <w:t xml:space="preserve"> AS   </w:t>
             </w:r>
@@ -5287,7 +5971,8 @@
             </w:sdt>
             <w:r>
               <w:rPr>
-                <w:sz w:val="18"/>
+                <w:color w:val="1A1A1A"/>
+                <w:sz w:val="19"/>
               </w:rPr>
               <w:t xml:space="preserve"> SS   </w:t>
             </w:r>
@@ -5312,7 +5997,8 @@
             </w:sdt>
             <w:r>
               <w:rPr>
-                <w:sz w:val="18"/>
+                <w:color w:val="1A1A1A"/>
+                <w:sz w:val="19"/>
               </w:rPr>
               <w:t xml:space="preserve"> AC   </w:t>
             </w:r>
@@ -5337,7 +6023,8 @@
             </w:sdt>
             <w:r>
               <w:rPr>
-                <w:sz w:val="18"/>
+                <w:color w:val="1A1A1A"/>
+                <w:sz w:val="19"/>
               </w:rPr>
               <w:t xml:space="preserve"> SC   </w:t>
             </w:r>
@@ -5348,12 +6035,14 @@
         <w:tc>
           <w:tcPr>
             <w:tcW w:type="dxa" w:w="3402"/>
+            <w:shd w:fill="E8F8FF" w:val="clear"/>
           </w:tcPr>
           <w:p>
             <w:r>
               <w:rPr>
                 <w:b/>
-                <w:sz w:val="18"/>
+                <w:color w:val="1A1A1A"/>
+                <w:sz w:val="19"/>
               </w:rPr>
               <w:t>Medical Conditions?:</w:t>
             </w:r>
@@ -5362,6 +6051,7 @@
         <w:tc>
           <w:tcPr>
             <w:tcW w:type="dxa" w:w="6236"/>
+            <w:shd w:fill="E8F8FF" w:val="clear"/>
           </w:tcPr>
           <w:p>
             <w:sdt>
@@ -5385,7 +6075,8 @@
             </w:sdt>
             <w:r>
               <w:rPr>
-                <w:sz w:val="18"/>
+                <w:color w:val="1A1A1A"/>
+                <w:sz w:val="19"/>
               </w:rPr>
               <w:t xml:space="preserve"> Yes   </w:t>
             </w:r>
@@ -5410,7 +6101,8 @@
             </w:sdt>
             <w:r>
               <w:rPr>
-                <w:sz w:val="18"/>
+                <w:color w:val="1A1A1A"/>
+                <w:sz w:val="19"/>
               </w:rPr>
               <w:t xml:space="preserve"> No   </w:t>
             </w:r>
@@ -5421,12 +6113,14 @@
         <w:tc>
           <w:tcPr>
             <w:tcW w:type="dxa" w:w="3402"/>
+            <w:shd w:fill="FFFFFF" w:val="clear"/>
           </w:tcPr>
           <w:p>
             <w:r>
               <w:rPr>
                 <w:b/>
-                <w:sz w:val="18"/>
+                <w:color w:val="1A1A1A"/>
+                <w:sz w:val="19"/>
               </w:rPr>
               <w:t>If yes, specify:</w:t>
             </w:r>
@@ -5435,11 +6129,13 @@
         <w:tc>
           <w:tcPr>
             <w:tcW w:type="dxa" w:w="6236"/>
+            <w:shd w:fill="FFFFFF" w:val="clear"/>
           </w:tcPr>
           <w:p>
             <w:r>
               <w:rPr>
-                <w:sz w:val="18"/>
+                <w:color w:val="1A1A1A"/>
+                <w:sz w:val="19"/>
               </w:rPr>
             </w:r>
           </w:p>
@@ -5449,12 +6145,14 @@
         <w:tc>
           <w:tcPr>
             <w:tcW w:type="dxa" w:w="3402"/>
+            <w:shd w:fill="E8F8FF" w:val="clear"/>
           </w:tcPr>
           <w:p>
             <w:r>
               <w:rPr>
                 <w:b/>
-                <w:sz w:val="18"/>
+                <w:color w:val="1A1A1A"/>
+                <w:sz w:val="19"/>
               </w:rPr>
               <w:t>Disability/Accommodation?:</w:t>
             </w:r>
@@ -5463,6 +6161,7 @@
         <w:tc>
           <w:tcPr>
             <w:tcW w:type="dxa" w:w="6236"/>
+            <w:shd w:fill="E8F8FF" w:val="clear"/>
           </w:tcPr>
           <w:p>
             <w:sdt>
@@ -5486,7 +6185,8 @@
             </w:sdt>
             <w:r>
               <w:rPr>
-                <w:sz w:val="18"/>
+                <w:color w:val="1A1A1A"/>
+                <w:sz w:val="19"/>
               </w:rPr>
               <w:t xml:space="preserve"> Yes   </w:t>
             </w:r>
@@ -5511,7 +6211,8 @@
             </w:sdt>
             <w:r>
               <w:rPr>
-                <w:sz w:val="18"/>
+                <w:color w:val="1A1A1A"/>
+                <w:sz w:val="19"/>
               </w:rPr>
               <w:t xml:space="preserve"> No   </w:t>
             </w:r>
@@ -5522,12 +6223,14 @@
         <w:tc>
           <w:tcPr>
             <w:tcW w:type="dxa" w:w="3402"/>
+            <w:shd w:fill="FFFFFF" w:val="clear"/>
           </w:tcPr>
           <w:p>
             <w:r>
               <w:rPr>
                 <w:b/>
-                <w:sz w:val="18"/>
+                <w:color w:val="1A1A1A"/>
+                <w:sz w:val="19"/>
               </w:rPr>
               <w:t>If yes, specify:</w:t>
             </w:r>
@@ -5536,11 +6239,13 @@
         <w:tc>
           <w:tcPr>
             <w:tcW w:type="dxa" w:w="6236"/>
+            <w:shd w:fill="FFFFFF" w:val="clear"/>
           </w:tcPr>
           <w:p>
             <w:r>
               <w:rPr>
-                <w:sz w:val="18"/>
+                <w:color w:val="1A1A1A"/>
+                <w:sz w:val="19"/>
               </w:rPr>
             </w:r>
           </w:p>
@@ -5550,12 +6255,14 @@
         <w:tc>
           <w:tcPr>
             <w:tcW w:type="dxa" w:w="3402"/>
+            <w:shd w:fill="E8F8FF" w:val="clear"/>
           </w:tcPr>
           <w:p>
             <w:r>
               <w:rPr>
                 <w:b/>
-                <w:sz w:val="18"/>
+                <w:color w:val="1A1A1A"/>
+                <w:sz w:val="19"/>
               </w:rPr>
               <w:t>Currently on medication?:</w:t>
             </w:r>
@@ -5564,6 +6271,7 @@
         <w:tc>
           <w:tcPr>
             <w:tcW w:type="dxa" w:w="6236"/>
+            <w:shd w:fill="E8F8FF" w:val="clear"/>
           </w:tcPr>
           <w:p>
             <w:sdt>
@@ -5587,7 +6295,8 @@
             </w:sdt>
             <w:r>
               <w:rPr>
-                <w:sz w:val="18"/>
+                <w:color w:val="1A1A1A"/>
+                <w:sz w:val="19"/>
               </w:rPr>
               <w:t xml:space="preserve"> Yes   </w:t>
             </w:r>
@@ -5612,7 +6321,8 @@
             </w:sdt>
             <w:r>
               <w:rPr>
-                <w:sz w:val="18"/>
+                <w:color w:val="1A1A1A"/>
+                <w:sz w:val="19"/>
               </w:rPr>
               <w:t xml:space="preserve"> No   </w:t>
             </w:r>
@@ -5636,6 +6346,14 @@
         <w:tblW w:type="auto" w:w="0"/>
         <w:jc w:val="center"/>
         <w:tblLook w:firstColumn="1" w:firstRow="1" w:lastColumn="0" w:lastRow="0" w:noHBand="0" w:noVBand="1" w:val="04A0"/>
+        <w:tblBorders>
+          <w:top w:val="single" w:sz="4" w:space="0" w:color="B0D4E8"/>
+          <w:left w:val="single" w:sz="4" w:space="0" w:color="B0D4E8"/>
+          <w:bottom w:val="single" w:sz="4" w:space="0" w:color="B0D4E8"/>
+          <w:right w:val="single" w:sz="4" w:space="0" w:color="B0D4E8"/>
+          <w:insideH w:val="single" w:sz="4" w:space="0" w:color="B0D4E8"/>
+          <w:insideV w:val="single" w:sz="4" w:space="0" w:color="B0D4E8"/>
+        </w:tblBorders>
       </w:tblPr>
       <w:tblGrid>
         <w:gridCol w:w="4819"/>
@@ -5645,12 +6363,14 @@
         <w:tc>
           <w:tcPr>
             <w:tcW w:type="dxa" w:w="3402"/>
+            <w:shd w:fill="0099CC" w:val="clear"/>
           </w:tcPr>
           <w:p>
             <w:r>
               <w:rPr>
                 <w:b/>
-                <w:sz w:val="18"/>
+                <w:color w:val="FFFFFF"/>
+                <w:sz w:val="20"/>
               </w:rPr>
               <w:t>Full Name:</w:t>
             </w:r>
@@ -5659,26 +6379,31 @@
         <w:tc>
           <w:tcPr>
             <w:tcW w:type="dxa" w:w="6236"/>
-          </w:tcPr>
-          <w:p>
-            <w:r>
-              <w:rPr>
-                <w:sz w:val="18"/>
-              </w:rPr>
-            </w:r>
-          </w:p>
-        </w:tc>
-      </w:tr>
-      <w:tr>
-        <w:tc>
-          <w:tcPr>
-            <w:tcW w:type="dxa" w:w="3402"/>
+            <w:shd w:fill="0099CC" w:val="clear"/>
           </w:tcPr>
           <w:p>
             <w:r>
               <w:rPr>
                 <w:b/>
-                <w:sz w:val="18"/>
+                <w:color w:val="FFFFFF"/>
+                <w:sz w:val="20"/>
+              </w:rPr>
+            </w:r>
+          </w:p>
+        </w:tc>
+      </w:tr>
+      <w:tr>
+        <w:tc>
+          <w:tcPr>
+            <w:tcW w:type="dxa" w:w="3402"/>
+            <w:shd w:fill="FFFFFF" w:val="clear"/>
+          </w:tcPr>
+          <w:p>
+            <w:r>
+              <w:rPr>
+                <w:b/>
+                <w:color w:val="1A1A1A"/>
+                <w:sz w:val="19"/>
               </w:rPr>
               <w:t>Relationship:</w:t>
             </w:r>
@@ -5687,11 +6412,13 @@
         <w:tc>
           <w:tcPr>
             <w:tcW w:type="dxa" w:w="6236"/>
+            <w:shd w:fill="FFFFFF" w:val="clear"/>
           </w:tcPr>
           <w:p>
             <w:r>
               <w:rPr>
-                <w:sz w:val="18"/>
+                <w:color w:val="1A1A1A"/>
+                <w:sz w:val="19"/>
               </w:rPr>
             </w:r>
           </w:p>
@@ -5701,12 +6428,14 @@
         <w:tc>
           <w:tcPr>
             <w:tcW w:type="dxa" w:w="3402"/>
+            <w:shd w:fill="E8F8FF" w:val="clear"/>
           </w:tcPr>
           <w:p>
             <w:r>
               <w:rPr>
                 <w:b/>
-                <w:sz w:val="18"/>
+                <w:color w:val="1A1A1A"/>
+                <w:sz w:val="19"/>
               </w:rPr>
               <w:t>Phone (Primary):</w:t>
             </w:r>
@@ -5715,11 +6444,13 @@
         <w:tc>
           <w:tcPr>
             <w:tcW w:type="dxa" w:w="6236"/>
+            <w:shd w:fill="E8F8FF" w:val="clear"/>
           </w:tcPr>
           <w:p>
             <w:r>
               <w:rPr>
-                <w:sz w:val="18"/>
+                <w:color w:val="1A1A1A"/>
+                <w:sz w:val="19"/>
               </w:rPr>
             </w:r>
           </w:p>
@@ -5729,12 +6460,14 @@
         <w:tc>
           <w:tcPr>
             <w:tcW w:type="dxa" w:w="3402"/>
+            <w:shd w:fill="FFFFFF" w:val="clear"/>
           </w:tcPr>
           <w:p>
             <w:r>
               <w:rPr>
                 <w:b/>
-                <w:sz w:val="18"/>
+                <w:color w:val="1A1A1A"/>
+                <w:sz w:val="19"/>
               </w:rPr>
               <w:t>Phone (Secondary):</w:t>
             </w:r>
@@ -5743,11 +6476,13 @@
         <w:tc>
           <w:tcPr>
             <w:tcW w:type="dxa" w:w="6236"/>
+            <w:shd w:fill="FFFFFF" w:val="clear"/>
           </w:tcPr>
           <w:p>
             <w:r>
               <w:rPr>
-                <w:sz w:val="18"/>
+                <w:color w:val="1A1A1A"/>
+                <w:sz w:val="19"/>
               </w:rPr>
             </w:r>
           </w:p>
@@ -5757,12 +6492,14 @@
         <w:tc>
           <w:tcPr>
             <w:tcW w:type="dxa" w:w="3402"/>
+            <w:shd w:fill="E8F8FF" w:val="clear"/>
           </w:tcPr>
           <w:p>
             <w:r>
               <w:rPr>
                 <w:b/>
-                <w:sz w:val="18"/>
+                <w:color w:val="1A1A1A"/>
+                <w:sz w:val="19"/>
               </w:rPr>
               <w:t>Address:</w:t>
             </w:r>
@@ -5771,11 +6508,13 @@
         <w:tc>
           <w:tcPr>
             <w:tcW w:type="dxa" w:w="6236"/>
+            <w:shd w:fill="E8F8FF" w:val="clear"/>
           </w:tcPr>
           <w:p>
             <w:r>
               <w:rPr>
-                <w:sz w:val="18"/>
+                <w:color w:val="1A1A1A"/>
+                <w:sz w:val="19"/>
               </w:rPr>
             </w:r>
           </w:p>
@@ -5788,6 +6527,14 @@
         <w:tblW w:type="auto" w:w="0"/>
         <w:jc w:val="center"/>
         <w:tblLook w:firstColumn="1" w:firstRow="1" w:lastColumn="0" w:lastRow="0" w:noHBand="0" w:noVBand="1" w:val="04A0"/>
+        <w:tblBorders>
+          <w:top w:val="single" w:sz="4" w:space="0" w:color="B0D4E8"/>
+          <w:left w:val="single" w:sz="4" w:space="0" w:color="B0D4E8"/>
+          <w:bottom w:val="single" w:sz="4" w:space="0" w:color="B0D4E8"/>
+          <w:right w:val="single" w:sz="4" w:space="0" w:color="B0D4E8"/>
+          <w:insideH w:val="single" w:sz="4" w:space="0" w:color="B0D4E8"/>
+          <w:insideV w:val="single" w:sz="4" w:space="0" w:color="B0D4E8"/>
+        </w:tblBorders>
       </w:tblPr>
       <w:tblGrid>
         <w:gridCol w:w="2409"/>
@@ -5802,13 +6549,13 @@
         <w:tc>
           <w:tcPr>
             <w:tcW w:type="dxa" w:w="2409"/>
-            <w:shd w:fill="00BFFF" w:val="clear"/>
             <w:tcBorders>
               <w:top w:val="none" w:sz="0" w:space="0" w:color="auto"/>
               <w:left w:val="none" w:sz="0" w:space="0" w:color="auto"/>
               <w:bottom w:val="none" w:sz="0" w:space="0" w:color="auto"/>
               <w:right w:val="none" w:sz="0" w:space="0" w:color="auto"/>
             </w:tcBorders>
+            <w:shd w:fill="0099CC" w:val="clear"/>
           </w:tcPr>
           <w:p>
             <w:pPr>
@@ -5819,13 +6566,13 @@
         <w:tc>
           <w:tcPr>
             <w:tcW w:type="dxa" w:w="2409"/>
-            <w:shd w:fill="0099CC" w:val="clear"/>
             <w:tcBorders>
               <w:top w:val="none" w:sz="0" w:space="0" w:color="auto"/>
               <w:left w:val="none" w:sz="0" w:space="0" w:color="auto"/>
               <w:bottom w:val="none" w:sz="0" w:space="0" w:color="auto"/>
               <w:right w:val="none" w:sz="0" w:space="0" w:color="auto"/>
             </w:tcBorders>
+            <w:shd w:fill="0099CC" w:val="clear"/>
           </w:tcPr>
           <w:p>
             <w:pPr>
@@ -5836,13 +6583,13 @@
         <w:tc>
           <w:tcPr>
             <w:tcW w:type="dxa" w:w="2409"/>
-            <w:shd w:fill="F5A623" w:val="clear"/>
             <w:tcBorders>
               <w:top w:val="none" w:sz="0" w:space="0" w:color="auto"/>
               <w:left w:val="none" w:sz="0" w:space="0" w:color="auto"/>
               <w:bottom w:val="none" w:sz="0" w:space="0" w:color="auto"/>
               <w:right w:val="none" w:sz="0" w:space="0" w:color="auto"/>
             </w:tcBorders>
+            <w:shd w:fill="0099CC" w:val="clear"/>
           </w:tcPr>
           <w:p>
             <w:pPr>
@@ -5853,13 +6600,13 @@
         <w:tc>
           <w:tcPr>
             <w:tcW w:type="dxa" w:w="2409"/>
-            <w:shd w:fill="E08A00" w:val="clear"/>
             <w:tcBorders>
               <w:top w:val="none" w:sz="0" w:space="0" w:color="auto"/>
               <w:left w:val="none" w:sz="0" w:space="0" w:color="auto"/>
               <w:bottom w:val="none" w:sz="0" w:space="0" w:color="auto"/>
               <w:right w:val="none" w:sz="0" w:space="0" w:color="auto"/>
             </w:tcBorders>
+            <w:shd w:fill="0099CC" w:val="clear"/>
           </w:tcPr>
           <w:p>
             <w:pPr>
@@ -5885,6 +6632,14 @@
         <w:tblW w:type="auto" w:w="0"/>
         <w:jc w:val="center"/>
         <w:tblLook w:firstColumn="1" w:firstRow="1" w:lastColumn="0" w:lastRow="0" w:noHBand="0" w:noVBand="1" w:val="04A0"/>
+        <w:tblBorders>
+          <w:top w:val="single" w:sz="4" w:space="0" w:color="B0D4E8"/>
+          <w:left w:val="single" w:sz="4" w:space="0" w:color="B0D4E8"/>
+          <w:bottom w:val="single" w:sz="4" w:space="0" w:color="B0D4E8"/>
+          <w:right w:val="single" w:sz="4" w:space="0" w:color="B0D4E8"/>
+          <w:insideH w:val="single" w:sz="4" w:space="0" w:color="B0D4E8"/>
+          <w:insideV w:val="single" w:sz="4" w:space="0" w:color="B0D4E8"/>
+        </w:tblBorders>
       </w:tblPr>
       <w:tblGrid>
         <w:gridCol w:w="4819"/>
@@ -5894,12 +6649,14 @@
         <w:tc>
           <w:tcPr>
             <w:tcW w:type="dxa" w:w="3402"/>
+            <w:shd w:fill="0099CC" w:val="clear"/>
           </w:tcPr>
           <w:p>
             <w:r>
               <w:rPr>
                 <w:b/>
-                <w:sz w:val="18"/>
+                <w:color w:val="FFFFFF"/>
+                <w:sz w:val="20"/>
               </w:rPr>
               <w:t>Criminal conviction?:</w:t>
             </w:r>
@@ -5908,6 +6665,7 @@
         <w:tc>
           <w:tcPr>
             <w:tcW w:type="dxa" w:w="6236"/>
+            <w:shd w:fill="0099CC" w:val="clear"/>
           </w:tcPr>
           <w:p>
             <w:sdt>
@@ -5931,7 +6689,9 @@
             </w:sdt>
             <w:r>
               <w:rPr>
-                <w:sz w:val="18"/>
+                <w:b/>
+                <w:color w:val="FFFFFF"/>
+                <w:sz w:val="20"/>
               </w:rPr>
               <w:t xml:space="preserve"> Yes   </w:t>
             </w:r>
@@ -5956,7 +6716,9 @@
             </w:sdt>
             <w:r>
               <w:rPr>
-                <w:sz w:val="18"/>
+                <w:b/>
+                <w:color w:val="FFFFFF"/>
+                <w:sz w:val="20"/>
               </w:rPr>
               <w:t xml:space="preserve"> No   </w:t>
             </w:r>
@@ -5967,12 +6729,14 @@
         <w:tc>
           <w:tcPr>
             <w:tcW w:type="dxa" w:w="3402"/>
+            <w:shd w:fill="FFFFFF" w:val="clear"/>
           </w:tcPr>
           <w:p>
             <w:r>
               <w:rPr>
                 <w:b/>
-                <w:sz w:val="18"/>
+                <w:color w:val="1A1A1A"/>
+                <w:sz w:val="19"/>
               </w:rPr>
               <w:t>If yes, details:</w:t>
             </w:r>
@@ -5981,11 +6745,13 @@
         <w:tc>
           <w:tcPr>
             <w:tcW w:type="dxa" w:w="6236"/>
+            <w:shd w:fill="FFFFFF" w:val="clear"/>
           </w:tcPr>
           <w:p>
             <w:r>
               <w:rPr>
-                <w:sz w:val="18"/>
+                <w:color w:val="1A1A1A"/>
+                <w:sz w:val="19"/>
               </w:rPr>
             </w:r>
           </w:p>
@@ -5995,12 +6761,14 @@
         <w:tc>
           <w:tcPr>
             <w:tcW w:type="dxa" w:w="3402"/>
+            <w:shd w:fill="E8F8FF" w:val="clear"/>
           </w:tcPr>
           <w:p>
             <w:r>
               <w:rPr>
                 <w:b/>
-                <w:sz w:val="18"/>
+                <w:color w:val="1A1A1A"/>
+                <w:sz w:val="19"/>
               </w:rPr>
               <w:t>Previously dismissed?:</w:t>
             </w:r>
@@ -6009,6 +6777,7 @@
         <w:tc>
           <w:tcPr>
             <w:tcW w:type="dxa" w:w="6236"/>
+            <w:shd w:fill="E8F8FF" w:val="clear"/>
           </w:tcPr>
           <w:p>
             <w:sdt>
@@ -6032,7 +6801,8 @@
             </w:sdt>
             <w:r>
               <w:rPr>
-                <w:sz w:val="18"/>
+                <w:color w:val="1A1A1A"/>
+                <w:sz w:val="19"/>
               </w:rPr>
               <w:t xml:space="preserve"> Yes   </w:t>
             </w:r>
@@ -6057,7 +6827,8 @@
             </w:sdt>
             <w:r>
               <w:rPr>
-                <w:sz w:val="18"/>
+                <w:color w:val="1A1A1A"/>
+                <w:sz w:val="19"/>
               </w:rPr>
               <w:t xml:space="preserve"> No   </w:t>
             </w:r>
@@ -6068,12 +6839,14 @@
         <w:tc>
           <w:tcPr>
             <w:tcW w:type="dxa" w:w="3402"/>
+            <w:shd w:fill="FFFFFF" w:val="clear"/>
           </w:tcPr>
           <w:p>
             <w:r>
               <w:rPr>
                 <w:b/>
-                <w:sz w:val="18"/>
+                <w:color w:val="1A1A1A"/>
+                <w:sz w:val="19"/>
               </w:rPr>
               <w:t>If yes, details:</w:t>
             </w:r>
@@ -6082,11 +6855,13 @@
         <w:tc>
           <w:tcPr>
             <w:tcW w:type="dxa" w:w="6236"/>
+            <w:shd w:fill="FFFFFF" w:val="clear"/>
           </w:tcPr>
           <w:p>
             <w:r>
               <w:rPr>
-                <w:sz w:val="18"/>
+                <w:color w:val="1A1A1A"/>
+                <w:sz w:val="19"/>
               </w:rPr>
             </w:r>
           </w:p>
@@ -6096,12 +6871,14 @@
         <w:tc>
           <w:tcPr>
             <w:tcW w:type="dxa" w:w="3402"/>
+            <w:shd w:fill="E8F8FF" w:val="clear"/>
           </w:tcPr>
           <w:p>
             <w:r>
               <w:rPr>
                 <w:b/>
-                <w:sz w:val="18"/>
+                <w:color w:val="1A1A1A"/>
+                <w:sz w:val="19"/>
               </w:rPr>
               <w:t>Ongoing legal proceedings?:</w:t>
             </w:r>
@@ -6110,6 +6887,7 @@
         <w:tc>
           <w:tcPr>
             <w:tcW w:type="dxa" w:w="6236"/>
+            <w:shd w:fill="E8F8FF" w:val="clear"/>
           </w:tcPr>
           <w:p>
             <w:sdt>
@@ -6133,7 +6911,8 @@
             </w:sdt>
             <w:r>
               <w:rPr>
-                <w:sz w:val="18"/>
+                <w:color w:val="1A1A1A"/>
+                <w:sz w:val="19"/>
               </w:rPr>
               <w:t xml:space="preserve"> Yes   </w:t>
             </w:r>
@@ -6158,7 +6937,8 @@
             </w:sdt>
             <w:r>
               <w:rPr>
-                <w:sz w:val="18"/>
+                <w:color w:val="1A1A1A"/>
+                <w:sz w:val="19"/>
               </w:rPr>
               <w:t xml:space="preserve"> No   </w:t>
             </w:r>
@@ -6169,12 +6949,14 @@
         <w:tc>
           <w:tcPr>
             <w:tcW w:type="dxa" w:w="3402"/>
+            <w:shd w:fill="FFFFFF" w:val="clear"/>
           </w:tcPr>
           <w:p>
             <w:r>
               <w:rPr>
                 <w:b/>
-                <w:sz w:val="18"/>
+                <w:color w:val="1A1A1A"/>
+                <w:sz w:val="19"/>
               </w:rPr>
               <w:t>If yes, details:</w:t>
             </w:r>
@@ -6183,11 +6965,13 @@
         <w:tc>
           <w:tcPr>
             <w:tcW w:type="dxa" w:w="6236"/>
+            <w:shd w:fill="FFFFFF" w:val="clear"/>
           </w:tcPr>
           <w:p>
             <w:r>
               <w:rPr>
-                <w:sz w:val="18"/>
+                <w:color w:val="1A1A1A"/>
+                <w:sz w:val="19"/>
               </w:rPr>
             </w:r>
           </w:p>
@@ -6197,12 +6981,14 @@
         <w:tc>
           <w:tcPr>
             <w:tcW w:type="dxa" w:w="3402"/>
+            <w:shd w:fill="E8F8FF" w:val="clear"/>
           </w:tcPr>
           <w:p>
             <w:r>
               <w:rPr>
                 <w:b/>
-                <w:sz w:val="18"/>
+                <w:color w:val="1A1A1A"/>
+                <w:sz w:val="19"/>
               </w:rPr>
               <w:t>Relatives at PECH?:</w:t>
             </w:r>
@@ -6211,6 +6997,7 @@
         <w:tc>
           <w:tcPr>
             <w:tcW w:type="dxa" w:w="6236"/>
+            <w:shd w:fill="E8F8FF" w:val="clear"/>
           </w:tcPr>
           <w:p>
             <w:sdt>
@@ -6234,7 +7021,8 @@
             </w:sdt>
             <w:r>
               <w:rPr>
-                <w:sz w:val="18"/>
+                <w:color w:val="1A1A1A"/>
+                <w:sz w:val="19"/>
               </w:rPr>
               <w:t xml:space="preserve"> Yes   </w:t>
             </w:r>
@@ -6259,7 +7047,8 @@
             </w:sdt>
             <w:r>
               <w:rPr>
-                <w:sz w:val="18"/>
+                <w:color w:val="1A1A1A"/>
+                <w:sz w:val="19"/>
               </w:rPr>
               <w:t xml:space="preserve"> No   </w:t>
             </w:r>
@@ -6270,12 +7059,14 @@
         <w:tc>
           <w:tcPr>
             <w:tcW w:type="dxa" w:w="3402"/>
+            <w:shd w:fill="FFFFFF" w:val="clear"/>
           </w:tcPr>
           <w:p>
             <w:r>
               <w:rPr>
                 <w:b/>
-                <w:sz w:val="18"/>
+                <w:color w:val="1A1A1A"/>
+                <w:sz w:val="19"/>
               </w:rPr>
               <w:t>If yes, name &amp; relationship:</w:t>
             </w:r>
@@ -6284,11 +7075,13 @@
         <w:tc>
           <w:tcPr>
             <w:tcW w:type="dxa" w:w="6236"/>
+            <w:shd w:fill="FFFFFF" w:val="clear"/>
           </w:tcPr>
           <w:p>
             <w:r>
               <w:rPr>
-                <w:sz w:val="18"/>
+                <w:color w:val="1A1A1A"/>
+                <w:sz w:val="19"/>
               </w:rPr>
             </w:r>
           </w:p>
@@ -6298,12 +7091,14 @@
         <w:tc>
           <w:tcPr>
             <w:tcW w:type="dxa" w:w="3402"/>
+            <w:shd w:fill="E8F8FF" w:val="clear"/>
           </w:tcPr>
           <w:p>
             <w:r>
               <w:rPr>
                 <w:b/>
-                <w:sz w:val="18"/>
+                <w:color w:val="1A1A1A"/>
+                <w:sz w:val="19"/>
               </w:rPr>
               <w:t>Currently employed?:</w:t>
             </w:r>
@@ -6312,6 +7107,7 @@
         <w:tc>
           <w:tcPr>
             <w:tcW w:type="dxa" w:w="6236"/>
+            <w:shd w:fill="E8F8FF" w:val="clear"/>
           </w:tcPr>
           <w:p>
             <w:sdt>
@@ -6335,7 +7131,8 @@
             </w:sdt>
             <w:r>
               <w:rPr>
-                <w:sz w:val="18"/>
+                <w:color w:val="1A1A1A"/>
+                <w:sz w:val="19"/>
               </w:rPr>
               <w:t xml:space="preserve"> Yes   </w:t>
             </w:r>
@@ -6360,7 +7157,8 @@
             </w:sdt>
             <w:r>
               <w:rPr>
-                <w:sz w:val="18"/>
+                <w:color w:val="1A1A1A"/>
+                <w:sz w:val="19"/>
               </w:rPr>
               <w:t xml:space="preserve"> No   </w:t>
             </w:r>
@@ -6371,12 +7169,14 @@
         <w:tc>
           <w:tcPr>
             <w:tcW w:type="dxa" w:w="3402"/>
+            <w:shd w:fill="FFFFFF" w:val="clear"/>
           </w:tcPr>
           <w:p>
             <w:r>
               <w:rPr>
                 <w:b/>
-                <w:sz w:val="18"/>
+                <w:color w:val="1A1A1A"/>
+                <w:sz w:val="19"/>
               </w:rPr>
               <w:t>If yes, employer &amp; notice:</w:t>
             </w:r>
@@ -6385,11 +7185,13 @@
         <w:tc>
           <w:tcPr>
             <w:tcW w:type="dxa" w:w="6236"/>
+            <w:shd w:fill="FFFFFF" w:val="clear"/>
           </w:tcPr>
           <w:p>
             <w:r>
               <w:rPr>
-                <w:sz w:val="18"/>
+                <w:color w:val="1A1A1A"/>
+                <w:sz w:val="19"/>
               </w:rPr>
             </w:r>
           </w:p>
@@ -6399,12 +7201,14 @@
         <w:tc>
           <w:tcPr>
             <w:tcW w:type="dxa" w:w="3402"/>
+            <w:shd w:fill="E8F8FF" w:val="clear"/>
           </w:tcPr>
           <w:p>
             <w:r>
               <w:rPr>
                 <w:b/>
-                <w:sz w:val="18"/>
+                <w:color w:val="1A1A1A"/>
+                <w:sz w:val="19"/>
               </w:rPr>
               <w:t>Willing to relocate?:</w:t>
             </w:r>
@@ -6413,6 +7217,7 @@
         <w:tc>
           <w:tcPr>
             <w:tcW w:type="dxa" w:w="6236"/>
+            <w:shd w:fill="E8F8FF" w:val="clear"/>
           </w:tcPr>
           <w:p>
             <w:sdt>
@@ -6436,7 +7241,8 @@
             </w:sdt>
             <w:r>
               <w:rPr>
-                <w:sz w:val="18"/>
+                <w:color w:val="1A1A1A"/>
+                <w:sz w:val="19"/>
               </w:rPr>
               <w:t xml:space="preserve"> Yes   </w:t>
             </w:r>
@@ -6461,7 +7267,8 @@
             </w:sdt>
             <w:r>
               <w:rPr>
-                <w:sz w:val="18"/>
+                <w:color w:val="1A1A1A"/>
+                <w:sz w:val="19"/>
               </w:rPr>
               <w:t xml:space="preserve"> No   </w:t>
             </w:r>
@@ -6486,7 +7293,8 @@
             </w:sdt>
             <w:r>
               <w:rPr>
-                <w:sz w:val="18"/>
+                <w:color w:val="1A1A1A"/>
+                <w:sz w:val="19"/>
               </w:rPr>
               <w:t xml:space="preserve"> Negotiable   </w:t>
             </w:r>
@@ -6497,12 +7305,14 @@
         <w:tc>
           <w:tcPr>
             <w:tcW w:type="dxa" w:w="3402"/>
+            <w:shd w:fill="FFFFFF" w:val="clear"/>
           </w:tcPr>
           <w:p>
             <w:r>
               <w:rPr>
                 <w:b/>
-                <w:sz w:val="18"/>
+                <w:color w:val="1A1A1A"/>
+                <w:sz w:val="19"/>
               </w:rPr>
               <w:t>Willing to travel?:</w:t>
             </w:r>
@@ -6511,6 +7321,7 @@
         <w:tc>
           <w:tcPr>
             <w:tcW w:type="dxa" w:w="6236"/>
+            <w:shd w:fill="FFFFFF" w:val="clear"/>
           </w:tcPr>
           <w:p>
             <w:sdt>
@@ -6534,7 +7345,8 @@
             </w:sdt>
             <w:r>
               <w:rPr>
-                <w:sz w:val="18"/>
+                <w:color w:val="1A1A1A"/>
+                <w:sz w:val="19"/>
               </w:rPr>
               <w:t xml:space="preserve"> Yes   </w:t>
             </w:r>
@@ -6559,7 +7371,8 @@
             </w:sdt>
             <w:r>
               <w:rPr>
-                <w:sz w:val="18"/>
+                <w:color w:val="1A1A1A"/>
+                <w:sz w:val="19"/>
               </w:rPr>
               <w:t xml:space="preserve"> No   </w:t>
             </w:r>
@@ -6584,7 +7397,8 @@
             </w:sdt>
             <w:r>
               <w:rPr>
-                <w:sz w:val="18"/>
+                <w:color w:val="1A1A1A"/>
+                <w:sz w:val="19"/>
               </w:rPr>
               <w:t xml:space="preserve"> Domestic Only   </w:t>
             </w:r>
@@ -6595,12 +7409,14 @@
         <w:tc>
           <w:tcPr>
             <w:tcW w:type="dxa" w:w="3402"/>
+            <w:shd w:fill="E8F8FF" w:val="clear"/>
           </w:tcPr>
           <w:p>
             <w:r>
               <w:rPr>
                 <w:b/>
-                <w:sz w:val="18"/>
+                <w:color w:val="1A1A1A"/>
+                <w:sz w:val="19"/>
               </w:rPr>
               <w:t>Valid driver's license?:</w:t>
             </w:r>
@@ -6609,6 +7425,7 @@
         <w:tc>
           <w:tcPr>
             <w:tcW w:type="dxa" w:w="6236"/>
+            <w:shd w:fill="E8F8FF" w:val="clear"/>
           </w:tcPr>
           <w:p>
             <w:sdt>
@@ -6632,7 +7449,8 @@
             </w:sdt>
             <w:r>
               <w:rPr>
-                <w:sz w:val="18"/>
+                <w:color w:val="1A1A1A"/>
+                <w:sz w:val="19"/>
               </w:rPr>
               <w:t xml:space="preserve"> Yes   </w:t>
             </w:r>
@@ -6657,7 +7475,8 @@
             </w:sdt>
             <w:r>
               <w:rPr>
-                <w:sz w:val="18"/>
+                <w:color w:val="1A1A1A"/>
+                <w:sz w:val="19"/>
               </w:rPr>
               <w:t xml:space="preserve"> No   </w:t>
             </w:r>
@@ -6668,12 +7487,14 @@
         <w:tc>
           <w:tcPr>
             <w:tcW w:type="dxa" w:w="3402"/>
+            <w:shd w:fill="FFFFFF" w:val="clear"/>
           </w:tcPr>
           <w:p>
             <w:r>
               <w:rPr>
                 <w:b/>
-                <w:sz w:val="18"/>
+                <w:color w:val="1A1A1A"/>
+                <w:sz w:val="19"/>
               </w:rPr>
               <w:t>Valid passport?:</w:t>
             </w:r>
@@ -6682,6 +7503,7 @@
         <w:tc>
           <w:tcPr>
             <w:tcW w:type="dxa" w:w="6236"/>
+            <w:shd w:fill="FFFFFF" w:val="clear"/>
           </w:tcPr>
           <w:p>
             <w:sdt>
@@ -6705,7 +7527,8 @@
             </w:sdt>
             <w:r>
               <w:rPr>
-                <w:sz w:val="18"/>
+                <w:color w:val="1A1A1A"/>
+                <w:sz w:val="19"/>
               </w:rPr>
               <w:t xml:space="preserve"> Yes   </w:t>
             </w:r>
@@ -6730,7 +7553,8 @@
             </w:sdt>
             <w:r>
               <w:rPr>
-                <w:sz w:val="18"/>
+                <w:color w:val="1A1A1A"/>
+                <w:sz w:val="19"/>
               </w:rPr>
               <w:t xml:space="preserve"> No   </w:t>
             </w:r>
@@ -6741,12 +7565,14 @@
         <w:tc>
           <w:tcPr>
             <w:tcW w:type="dxa" w:w="3402"/>
+            <w:shd w:fill="E8F8FF" w:val="clear"/>
           </w:tcPr>
           <w:p>
             <w:r>
               <w:rPr>
                 <w:b/>
-                <w:sz w:val="18"/>
+                <w:color w:val="1A1A1A"/>
+                <w:sz w:val="19"/>
               </w:rPr>
               <w:t>Authorized to work in Nigeria?:</w:t>
             </w:r>
@@ -6755,6 +7581,7 @@
         <w:tc>
           <w:tcPr>
             <w:tcW w:type="dxa" w:w="6236"/>
+            <w:shd w:fill="E8F8FF" w:val="clear"/>
           </w:tcPr>
           <w:p>
             <w:sdt>
@@ -6778,7 +7605,8 @@
             </w:sdt>
             <w:r>
               <w:rPr>
-                <w:sz w:val="18"/>
+                <w:color w:val="1A1A1A"/>
+                <w:sz w:val="19"/>
               </w:rPr>
               <w:t xml:space="preserve"> Yes   </w:t>
             </w:r>
@@ -6803,7 +7631,8 @@
             </w:sdt>
             <w:r>
               <w:rPr>
-                <w:sz w:val="18"/>
+                <w:color w:val="1A1A1A"/>
+                <w:sz w:val="19"/>
               </w:rPr>
               <w:t xml:space="preserve"> No   </w:t>
             </w:r>
@@ -6817,6 +7646,14 @@
         <w:tblW w:type="auto" w:w="0"/>
         <w:jc w:val="center"/>
         <w:tblLook w:firstColumn="1" w:firstRow="1" w:lastColumn="0" w:lastRow="0" w:noHBand="0" w:noVBand="1" w:val="04A0"/>
+        <w:tblBorders>
+          <w:top w:val="single" w:sz="4" w:space="0" w:color="B0D4E8"/>
+          <w:left w:val="single" w:sz="4" w:space="0" w:color="B0D4E8"/>
+          <w:bottom w:val="single" w:sz="4" w:space="0" w:color="B0D4E8"/>
+          <w:right w:val="single" w:sz="4" w:space="0" w:color="B0D4E8"/>
+          <w:insideH w:val="single" w:sz="4" w:space="0" w:color="B0D4E8"/>
+          <w:insideV w:val="single" w:sz="4" w:space="0" w:color="B0D4E8"/>
+        </w:tblBorders>
       </w:tblPr>
       <w:tblGrid>
         <w:gridCol w:w="2409"/>
@@ -6831,13 +7668,13 @@
         <w:tc>
           <w:tcPr>
             <w:tcW w:type="dxa" w:w="2409"/>
-            <w:shd w:fill="00BFFF" w:val="clear"/>
             <w:tcBorders>
               <w:top w:val="none" w:sz="0" w:space="0" w:color="auto"/>
               <w:left w:val="none" w:sz="0" w:space="0" w:color="auto"/>
               <w:bottom w:val="none" w:sz="0" w:space="0" w:color="auto"/>
               <w:right w:val="none" w:sz="0" w:space="0" w:color="auto"/>
             </w:tcBorders>
+            <w:shd w:fill="0099CC" w:val="clear"/>
           </w:tcPr>
           <w:p>
             <w:pPr>
@@ -6848,13 +7685,13 @@
         <w:tc>
           <w:tcPr>
             <w:tcW w:type="dxa" w:w="2409"/>
-            <w:shd w:fill="0099CC" w:val="clear"/>
             <w:tcBorders>
               <w:top w:val="none" w:sz="0" w:space="0" w:color="auto"/>
               <w:left w:val="none" w:sz="0" w:space="0" w:color="auto"/>
               <w:bottom w:val="none" w:sz="0" w:space="0" w:color="auto"/>
               <w:right w:val="none" w:sz="0" w:space="0" w:color="auto"/>
             </w:tcBorders>
+            <w:shd w:fill="0099CC" w:val="clear"/>
           </w:tcPr>
           <w:p>
             <w:pPr>
@@ -6865,13 +7702,13 @@
         <w:tc>
           <w:tcPr>
             <w:tcW w:type="dxa" w:w="2409"/>
-            <w:shd w:fill="F5A623" w:val="clear"/>
             <w:tcBorders>
               <w:top w:val="none" w:sz="0" w:space="0" w:color="auto"/>
               <w:left w:val="none" w:sz="0" w:space="0" w:color="auto"/>
               <w:bottom w:val="none" w:sz="0" w:space="0" w:color="auto"/>
               <w:right w:val="none" w:sz="0" w:space="0" w:color="auto"/>
             </w:tcBorders>
+            <w:shd w:fill="0099CC" w:val="clear"/>
           </w:tcPr>
           <w:p>
             <w:pPr>
@@ -6882,13 +7719,13 @@
         <w:tc>
           <w:tcPr>
             <w:tcW w:type="dxa" w:w="2409"/>
-            <w:shd w:fill="E08A00" w:val="clear"/>
             <w:tcBorders>
               <w:top w:val="none" w:sz="0" w:space="0" w:color="auto"/>
               <w:left w:val="none" w:sz="0" w:space="0" w:color="auto"/>
               <w:bottom w:val="none" w:sz="0" w:space="0" w:color="auto"/>
               <w:right w:val="none" w:sz="0" w:space="0" w:color="auto"/>
             </w:tcBorders>
+            <w:shd w:fill="0099CC" w:val="clear"/>
           </w:tcPr>
           <w:p>
             <w:pPr>
@@ -6951,6 +7788,14 @@
         <w:tblW w:type="auto" w:w="0"/>
         <w:jc w:val="center"/>
         <w:tblLook w:firstColumn="1" w:firstRow="1" w:lastColumn="0" w:lastRow="0" w:noHBand="0" w:noVBand="1" w:val="04A0"/>
+        <w:tblBorders>
+          <w:top w:val="single" w:sz="4" w:space="0" w:color="B0D4E8"/>
+          <w:left w:val="single" w:sz="4" w:space="0" w:color="B0D4E8"/>
+          <w:bottom w:val="single" w:sz="4" w:space="0" w:color="B0D4E8"/>
+          <w:right w:val="single" w:sz="4" w:space="0" w:color="B0D4E8"/>
+          <w:insideH w:val="single" w:sz="4" w:space="0" w:color="B0D4E8"/>
+          <w:insideV w:val="single" w:sz="4" w:space="0" w:color="B0D4E8"/>
+        </w:tblBorders>
       </w:tblPr>
       <w:tblGrid>
         <w:gridCol w:w="4819"/>
@@ -6960,12 +7805,14 @@
         <w:tc>
           <w:tcPr>
             <w:tcW w:type="dxa" w:w="3402"/>
+            <w:shd w:fill="0099CC" w:val="clear"/>
           </w:tcPr>
           <w:p>
             <w:r>
               <w:rPr>
                 <w:b/>
-                <w:sz w:val="18"/>
+                <w:color w:val="FFFFFF"/>
+                <w:sz w:val="20"/>
               </w:rPr>
               <w:t>Applicant's Full Name:</w:t>
             </w:r>
@@ -6974,26 +7821,31 @@
         <w:tc>
           <w:tcPr>
             <w:tcW w:type="dxa" w:w="6236"/>
-          </w:tcPr>
-          <w:p>
-            <w:r>
-              <w:rPr>
-                <w:sz w:val="18"/>
-              </w:rPr>
-            </w:r>
-          </w:p>
-        </w:tc>
-      </w:tr>
-      <w:tr>
-        <w:tc>
-          <w:tcPr>
-            <w:tcW w:type="dxa" w:w="3402"/>
+            <w:shd w:fill="0099CC" w:val="clear"/>
           </w:tcPr>
           <w:p>
             <w:r>
               <w:rPr>
                 <w:b/>
-                <w:sz w:val="18"/>
+                <w:color w:val="FFFFFF"/>
+                <w:sz w:val="20"/>
+              </w:rPr>
+            </w:r>
+          </w:p>
+        </w:tc>
+      </w:tr>
+      <w:tr>
+        <w:tc>
+          <w:tcPr>
+            <w:tcW w:type="dxa" w:w="3402"/>
+            <w:shd w:fill="FFFFFF" w:val="clear"/>
+          </w:tcPr>
+          <w:p>
+            <w:r>
+              <w:rPr>
+                <w:b/>
+                <w:color w:val="1A1A1A"/>
+                <w:sz w:val="19"/>
               </w:rPr>
               <w:t>Signature:</w:t>
             </w:r>
@@ -7002,11 +7854,13 @@
         <w:tc>
           <w:tcPr>
             <w:tcW w:type="dxa" w:w="6236"/>
+            <w:shd w:fill="FFFFFF" w:val="clear"/>
           </w:tcPr>
           <w:p>
             <w:r>
               <w:rPr>
-                <w:sz w:val="18"/>
+                <w:color w:val="1A1A1A"/>
+                <w:sz w:val="19"/>
               </w:rPr>
             </w:r>
           </w:p>
@@ -7016,12 +7870,14 @@
         <w:tc>
           <w:tcPr>
             <w:tcW w:type="dxa" w:w="3402"/>
+            <w:shd w:fill="E8F8FF" w:val="clear"/>
           </w:tcPr>
           <w:p>
             <w:r>
               <w:rPr>
                 <w:b/>
-                <w:sz w:val="18"/>
+                <w:color w:val="1A1A1A"/>
+                <w:sz w:val="19"/>
               </w:rPr>
               <w:t>Date:</w:t>
             </w:r>
@@ -7030,11 +7886,13 @@
         <w:tc>
           <w:tcPr>
             <w:tcW w:type="dxa" w:w="6236"/>
+            <w:shd w:fill="E8F8FF" w:val="clear"/>
           </w:tcPr>
           <w:p>
             <w:r>
               <w:rPr>
-                <w:sz w:val="18"/>
+                <w:color w:val="1A1A1A"/>
+                <w:sz w:val="19"/>
               </w:rPr>
               <w:t>____/____/__________ (DD/MM/YYYY)</w:t>
             </w:r>
@@ -7048,6 +7906,14 @@
         <w:tblW w:type="auto" w:w="0"/>
         <w:jc w:val="center"/>
         <w:tblLook w:firstColumn="1" w:firstRow="1" w:lastColumn="0" w:lastRow="0" w:noHBand="0" w:noVBand="1" w:val="04A0"/>
+        <w:tblBorders>
+          <w:top w:val="single" w:sz="4" w:space="0" w:color="B0D4E8"/>
+          <w:left w:val="single" w:sz="4" w:space="0" w:color="B0D4E8"/>
+          <w:bottom w:val="single" w:sz="4" w:space="0" w:color="B0D4E8"/>
+          <w:right w:val="single" w:sz="4" w:space="0" w:color="B0D4E8"/>
+          <w:insideH w:val="single" w:sz="4" w:space="0" w:color="B0D4E8"/>
+          <w:insideV w:val="single" w:sz="4" w:space="0" w:color="B0D4E8"/>
+        </w:tblBorders>
       </w:tblPr>
       <w:tblGrid>
         <w:gridCol w:w="2409"/>
@@ -7062,13 +7928,13 @@
         <w:tc>
           <w:tcPr>
             <w:tcW w:type="dxa" w:w="2409"/>
-            <w:shd w:fill="00BFFF" w:val="clear"/>
             <w:tcBorders>
               <w:top w:val="none" w:sz="0" w:space="0" w:color="auto"/>
               <w:left w:val="none" w:sz="0" w:space="0" w:color="auto"/>
               <w:bottom w:val="none" w:sz="0" w:space="0" w:color="auto"/>
               <w:right w:val="none" w:sz="0" w:space="0" w:color="auto"/>
             </w:tcBorders>
+            <w:shd w:fill="0099CC" w:val="clear"/>
           </w:tcPr>
           <w:p>
             <w:pPr>
@@ -7079,13 +7945,13 @@
         <w:tc>
           <w:tcPr>
             <w:tcW w:type="dxa" w:w="2409"/>
-            <w:shd w:fill="0099CC" w:val="clear"/>
             <w:tcBorders>
               <w:top w:val="none" w:sz="0" w:space="0" w:color="auto"/>
               <w:left w:val="none" w:sz="0" w:space="0" w:color="auto"/>
               <w:bottom w:val="none" w:sz="0" w:space="0" w:color="auto"/>
               <w:right w:val="none" w:sz="0" w:space="0" w:color="auto"/>
             </w:tcBorders>
+            <w:shd w:fill="0099CC" w:val="clear"/>
           </w:tcPr>
           <w:p>
             <w:pPr>
@@ -7096,13 +7962,13 @@
         <w:tc>
           <w:tcPr>
             <w:tcW w:type="dxa" w:w="2409"/>
-            <w:shd w:fill="F5A623" w:val="clear"/>
             <w:tcBorders>
               <w:top w:val="none" w:sz="0" w:space="0" w:color="auto"/>
               <w:left w:val="none" w:sz="0" w:space="0" w:color="auto"/>
               <w:bottom w:val="none" w:sz="0" w:space="0" w:color="auto"/>
               <w:right w:val="none" w:sz="0" w:space="0" w:color="auto"/>
             </w:tcBorders>
+            <w:shd w:fill="0099CC" w:val="clear"/>
           </w:tcPr>
           <w:p>
             <w:pPr>
@@ -7113,13 +7979,13 @@
         <w:tc>
           <w:tcPr>
             <w:tcW w:type="dxa" w:w="2409"/>
-            <w:shd w:fill="E08A00" w:val="clear"/>
             <w:tcBorders>
               <w:top w:val="none" w:sz="0" w:space="0" w:color="auto"/>
               <w:left w:val="none" w:sz="0" w:space="0" w:color="auto"/>
               <w:bottom w:val="none" w:sz="0" w:space="0" w:color="auto"/>
               <w:right w:val="none" w:sz="0" w:space="0" w:color="auto"/>
             </w:tcBorders>
+            <w:shd w:fill="0099CC" w:val="clear"/>
           </w:tcPr>
           <w:p>
             <w:pPr>
@@ -7155,6 +8021,14 @@
         <w:tblW w:type="auto" w:w="0"/>
         <w:jc w:val="center"/>
         <w:tblLook w:firstColumn="1" w:firstRow="1" w:lastColumn="0" w:lastRow="0" w:noHBand="0" w:noVBand="1" w:val="04A0"/>
+        <w:tblBorders>
+          <w:top w:val="single" w:sz="4" w:space="0" w:color="B0D4E8"/>
+          <w:left w:val="single" w:sz="4" w:space="0" w:color="B0D4E8"/>
+          <w:bottom w:val="single" w:sz="4" w:space="0" w:color="B0D4E8"/>
+          <w:right w:val="single" w:sz="4" w:space="0" w:color="B0D4E8"/>
+          <w:insideH w:val="single" w:sz="4" w:space="0" w:color="B0D4E8"/>
+          <w:insideV w:val="single" w:sz="4" w:space="0" w:color="B0D4E8"/>
+        </w:tblBorders>
       </w:tblPr>
       <w:tblGrid>
         <w:gridCol w:w="4819"/>
@@ -7164,12 +8038,14 @@
         <w:tc>
           <w:tcPr>
             <w:tcW w:type="dxa" w:w="3402"/>
+            <w:shd w:fill="0099CC" w:val="clear"/>
           </w:tcPr>
           <w:p>
             <w:r>
               <w:rPr>
                 <w:b/>
-                <w:sz w:val="18"/>
+                <w:color w:val="FFFFFF"/>
+                <w:sz w:val="20"/>
               </w:rPr>
               <w:t>Application Ref No.:</w:t>
             </w:r>
@@ -7178,11 +8054,14 @@
         <w:tc>
           <w:tcPr>
             <w:tcW w:type="dxa" w:w="6236"/>
+            <w:shd w:fill="0099CC" w:val="clear"/>
           </w:tcPr>
           <w:p>
             <w:r>
               <w:rPr>
-                <w:sz w:val="18"/>
+                <w:b/>
+                <w:color w:val="FFFFFF"/>
+                <w:sz w:val="20"/>
               </w:rPr>
               <w:t>CAF-________-________</w:t>
             </w:r>
@@ -7193,12 +8072,14 @@
         <w:tc>
           <w:tcPr>
             <w:tcW w:type="dxa" w:w="3402"/>
+            <w:shd w:fill="FFFFFF" w:val="clear"/>
           </w:tcPr>
           <w:p>
             <w:r>
               <w:rPr>
                 <w:b/>
-                <w:sz w:val="18"/>
+                <w:color w:val="1A1A1A"/>
+                <w:sz w:val="19"/>
               </w:rPr>
               <w:t>Date Received:</w:t>
             </w:r>
@@ -7207,11 +8088,13 @@
         <w:tc>
           <w:tcPr>
             <w:tcW w:type="dxa" w:w="6236"/>
+            <w:shd w:fill="FFFFFF" w:val="clear"/>
           </w:tcPr>
           <w:p>
             <w:r>
               <w:rPr>
-                <w:sz w:val="18"/>
+                <w:color w:val="1A1A1A"/>
+                <w:sz w:val="19"/>
               </w:rPr>
               <w:t>____/____/__________</w:t>
             </w:r>
@@ -7222,12 +8105,14 @@
         <w:tc>
           <w:tcPr>
             <w:tcW w:type="dxa" w:w="3402"/>
+            <w:shd w:fill="E8F8FF" w:val="clear"/>
           </w:tcPr>
           <w:p>
             <w:r>
               <w:rPr>
                 <w:b/>
-                <w:sz w:val="18"/>
+                <w:color w:val="1A1A1A"/>
+                <w:sz w:val="19"/>
               </w:rPr>
               <w:t>Received By:</w:t>
             </w:r>
@@ -7236,11 +8121,13 @@
         <w:tc>
           <w:tcPr>
             <w:tcW w:type="dxa" w:w="6236"/>
+            <w:shd w:fill="E8F8FF" w:val="clear"/>
           </w:tcPr>
           <w:p>
             <w:r>
               <w:rPr>
-                <w:sz w:val="18"/>
+                <w:color w:val="1A1A1A"/>
+                <w:sz w:val="19"/>
               </w:rPr>
             </w:r>
           </w:p>
@@ -7250,12 +8137,14 @@
         <w:tc>
           <w:tcPr>
             <w:tcW w:type="dxa" w:w="3402"/>
+            <w:shd w:fill="FFFFFF" w:val="clear"/>
           </w:tcPr>
           <w:p>
             <w:r>
               <w:rPr>
                 <w:b/>
-                <w:sz w:val="18"/>
+                <w:color w:val="1A1A1A"/>
+                <w:sz w:val="19"/>
               </w:rPr>
               <w:t>Application Complete?:</w:t>
             </w:r>
@@ -7264,6 +8153,7 @@
         <w:tc>
           <w:tcPr>
             <w:tcW w:type="dxa" w:w="6236"/>
+            <w:shd w:fill="FFFFFF" w:val="clear"/>
           </w:tcPr>
           <w:p>
             <w:sdt>
@@ -7287,7 +8177,8 @@
             </w:sdt>
             <w:r>
               <w:rPr>
-                <w:sz w:val="18"/>
+                <w:color w:val="1A1A1A"/>
+                <w:sz w:val="19"/>
               </w:rPr>
               <w:t xml:space="preserve"> Yes   </w:t>
             </w:r>
@@ -7312,7 +8203,8 @@
             </w:sdt>
             <w:r>
               <w:rPr>
-                <w:sz w:val="18"/>
+                <w:color w:val="1A1A1A"/>
+                <w:sz w:val="19"/>
               </w:rPr>
               <w:t xml:space="preserve"> No   </w:t>
             </w:r>
@@ -7323,12 +8215,14 @@
         <w:tc>
           <w:tcPr>
             <w:tcW w:type="dxa" w:w="3402"/>
+            <w:shd w:fill="E8F8FF" w:val="clear"/>
           </w:tcPr>
           <w:p>
             <w:r>
               <w:rPr>
                 <w:b/>
-                <w:sz w:val="18"/>
+                <w:color w:val="1A1A1A"/>
+                <w:sz w:val="19"/>
               </w:rPr>
               <w:t>If No, missing docs:</w:t>
             </w:r>
@@ -7337,11 +8231,13 @@
         <w:tc>
           <w:tcPr>
             <w:tcW w:type="dxa" w:w="6236"/>
+            <w:shd w:fill="E8F8FF" w:val="clear"/>
           </w:tcPr>
           <w:p>
             <w:r>
               <w:rPr>
-                <w:sz w:val="18"/>
+                <w:color w:val="1A1A1A"/>
+                <w:sz w:val="19"/>
               </w:rPr>
             </w:r>
           </w:p>
@@ -8454,6 +9350,14 @@
         <w:tblW w:type="auto" w:w="0"/>
         <w:jc w:val="center"/>
         <w:tblLook w:firstColumn="1" w:firstRow="1" w:lastColumn="0" w:lastRow="0" w:noHBand="0" w:noVBand="1" w:val="04A0"/>
+        <w:tblBorders>
+          <w:top w:val="single" w:sz="4" w:space="0" w:color="B0D4E8"/>
+          <w:left w:val="single" w:sz="4" w:space="0" w:color="B0D4E8"/>
+          <w:bottom w:val="single" w:sz="4" w:space="0" w:color="B0D4E8"/>
+          <w:right w:val="single" w:sz="4" w:space="0" w:color="B0D4E8"/>
+          <w:insideH w:val="single" w:sz="4" w:space="0" w:color="B0D4E8"/>
+          <w:insideV w:val="single" w:sz="4" w:space="0" w:color="B0D4E8"/>
+        </w:tblBorders>
       </w:tblPr>
       <w:tblGrid>
         <w:gridCol w:w="4819"/>
@@ -8463,12 +9367,14 @@
         <w:tc>
           <w:tcPr>
             <w:tcW w:type="dxa" w:w="3402"/>
+            <w:shd w:fill="0099CC" w:val="clear"/>
           </w:tcPr>
           <w:p>
             <w:r>
               <w:rPr>
                 <w:b/>
-                <w:sz w:val="18"/>
+                <w:color w:val="FFFFFF"/>
+                <w:sz w:val="20"/>
               </w:rPr>
               <w:t>Reason for Decision:</w:t>
             </w:r>
@@ -8477,26 +9383,31 @@
         <w:tc>
           <w:tcPr>
             <w:tcW w:type="dxa" w:w="6236"/>
-          </w:tcPr>
-          <w:p>
-            <w:r>
-              <w:rPr>
-                <w:sz w:val="18"/>
-              </w:rPr>
-            </w:r>
-          </w:p>
-        </w:tc>
-      </w:tr>
-      <w:tr>
-        <w:tc>
-          <w:tcPr>
-            <w:tcW w:type="dxa" w:w="3402"/>
+            <w:shd w:fill="0099CC" w:val="clear"/>
           </w:tcPr>
           <w:p>
             <w:r>
               <w:rPr>
                 <w:b/>
-                <w:sz w:val="18"/>
+                <w:color w:val="FFFFFF"/>
+                <w:sz w:val="20"/>
+              </w:rPr>
+            </w:r>
+          </w:p>
+        </w:tc>
+      </w:tr>
+      <w:tr>
+        <w:tc>
+          <w:tcPr>
+            <w:tcW w:type="dxa" w:w="3402"/>
+            <w:shd w:fill="FFFFFF" w:val="clear"/>
+          </w:tcPr>
+          <w:p>
+            <w:r>
+              <w:rPr>
+                <w:b/>
+                <w:color w:val="1A1A1A"/>
+                <w:sz w:val="19"/>
               </w:rPr>
               <w:t>Interview Scheduled?:</w:t>
             </w:r>
@@ -8505,6 +9416,7 @@
         <w:tc>
           <w:tcPr>
             <w:tcW w:type="dxa" w:w="6236"/>
+            <w:shd w:fill="FFFFFF" w:val="clear"/>
           </w:tcPr>
           <w:p>
             <w:sdt>
@@ -8528,7 +9440,8 @@
             </w:sdt>
             <w:r>
               <w:rPr>
-                <w:sz w:val="18"/>
+                <w:color w:val="1A1A1A"/>
+                <w:sz w:val="19"/>
               </w:rPr>
               <w:t xml:space="preserve"> Yes   </w:t>
             </w:r>
@@ -8553,7 +9466,8 @@
             </w:sdt>
             <w:r>
               <w:rPr>
-                <w:sz w:val="18"/>
+                <w:color w:val="1A1A1A"/>
+                <w:sz w:val="19"/>
               </w:rPr>
               <w:t xml:space="preserve"> No   </w:t>
             </w:r>
@@ -8564,12 +9478,14 @@
         <w:tc>
           <w:tcPr>
             <w:tcW w:type="dxa" w:w="3402"/>
+            <w:shd w:fill="E8F8FF" w:val="clear"/>
           </w:tcPr>
           <w:p>
             <w:r>
               <w:rPr>
                 <w:b/>
-                <w:sz w:val="18"/>
+                <w:color w:val="1A1A1A"/>
+                <w:sz w:val="19"/>
               </w:rPr>
               <w:t>Round 1 Date:</w:t>
             </w:r>
@@ -8578,11 +9494,13 @@
         <w:tc>
           <w:tcPr>
             <w:tcW w:type="dxa" w:w="6236"/>
+            <w:shd w:fill="E8F8FF" w:val="clear"/>
           </w:tcPr>
           <w:p>
             <w:r>
               <w:rPr>
-                <w:sz w:val="18"/>
+                <w:color w:val="1A1A1A"/>
+                <w:sz w:val="19"/>
               </w:rPr>
               <w:t>____/____/__________ at ______:______</w:t>
             </w:r>
@@ -8593,12 +9511,14 @@
         <w:tc>
           <w:tcPr>
             <w:tcW w:type="dxa" w:w="3402"/>
+            <w:shd w:fill="FFFFFF" w:val="clear"/>
           </w:tcPr>
           <w:p>
             <w:r>
               <w:rPr>
                 <w:b/>
-                <w:sz w:val="18"/>
+                <w:color w:val="1A1A1A"/>
+                <w:sz w:val="19"/>
               </w:rPr>
               <w:t>Round 1 Interviewer(s):</w:t>
             </w:r>
@@ -8607,11 +9527,13 @@
         <w:tc>
           <w:tcPr>
             <w:tcW w:type="dxa" w:w="6236"/>
+            <w:shd w:fill="FFFFFF" w:val="clear"/>
           </w:tcPr>
           <w:p>
             <w:r>
               <w:rPr>
-                <w:sz w:val="18"/>
+                <w:color w:val="1A1A1A"/>
+                <w:sz w:val="19"/>
               </w:rPr>
             </w:r>
           </w:p>
@@ -8635,6 +9557,14 @@
         <w:tblW w:type="auto" w:w="0"/>
         <w:jc w:val="center"/>
         <w:tblLook w:firstColumn="1" w:firstRow="1" w:lastColumn="0" w:lastRow="0" w:noHBand="0" w:noVBand="1" w:val="04A0"/>
+        <w:tblBorders>
+          <w:top w:val="single" w:sz="4" w:space="0" w:color="B0D4E8"/>
+          <w:left w:val="single" w:sz="4" w:space="0" w:color="B0D4E8"/>
+          <w:bottom w:val="single" w:sz="4" w:space="0" w:color="B0D4E8"/>
+          <w:right w:val="single" w:sz="4" w:space="0" w:color="B0D4E8"/>
+          <w:insideH w:val="single" w:sz="4" w:space="0" w:color="B0D4E8"/>
+          <w:insideV w:val="single" w:sz="4" w:space="0" w:color="B0D4E8"/>
+        </w:tblBorders>
       </w:tblPr>
       <w:tblGrid>
         <w:gridCol w:w="4819"/>
@@ -8644,12 +9574,14 @@
         <w:tc>
           <w:tcPr>
             <w:tcW w:type="dxa" w:w="3402"/>
+            <w:shd w:fill="0099CC" w:val="clear"/>
           </w:tcPr>
           <w:p>
             <w:r>
               <w:rPr>
                 <w:b/>
-                <w:sz w:val="18"/>
+                <w:color w:val="FFFFFF"/>
+                <w:sz w:val="20"/>
               </w:rPr>
               <w:t>Final Status:</w:t>
             </w:r>
@@ -8658,6 +9590,7 @@
         <w:tc>
           <w:tcPr>
             <w:tcW w:type="dxa" w:w="6236"/>
+            <w:shd w:fill="0099CC" w:val="clear"/>
           </w:tcPr>
           <w:p>
             <w:sdt>
@@ -8681,7 +9614,9 @@
             </w:sdt>
             <w:r>
               <w:rPr>
-                <w:sz w:val="18"/>
+                <w:b/>
+                <w:color w:val="FFFFFF"/>
+                <w:sz w:val="20"/>
               </w:rPr>
               <w:t xml:space="preserve"> HIRED   </w:t>
             </w:r>
@@ -8706,7 +9641,9 @@
             </w:sdt>
             <w:r>
               <w:rPr>
-                <w:sz w:val="18"/>
+                <w:b/>
+                <w:color w:val="FFFFFF"/>
+                <w:sz w:val="20"/>
               </w:rPr>
               <w:t xml:space="preserve"> WAITLISTED   </w:t>
             </w:r>
@@ -8731,7 +9668,9 @@
             </w:sdt>
             <w:r>
               <w:rPr>
-                <w:sz w:val="18"/>
+                <w:b/>
+                <w:color w:val="FFFFFF"/>
+                <w:sz w:val="20"/>
               </w:rPr>
               <w:t xml:space="preserve"> REJECTED   </w:t>
             </w:r>
@@ -8742,12 +9681,14 @@
         <w:tc>
           <w:tcPr>
             <w:tcW w:type="dxa" w:w="3402"/>
+            <w:shd w:fill="FFFFFF" w:val="clear"/>
           </w:tcPr>
           <w:p>
             <w:r>
               <w:rPr>
                 <w:b/>
-                <w:sz w:val="18"/>
+                <w:color w:val="1A1A1A"/>
+                <w:sz w:val="19"/>
               </w:rPr>
               <w:t>Offer Made?:</w:t>
             </w:r>
@@ -8756,6 +9697,7 @@
         <w:tc>
           <w:tcPr>
             <w:tcW w:type="dxa" w:w="6236"/>
+            <w:shd w:fill="FFFFFF" w:val="clear"/>
           </w:tcPr>
           <w:p>
             <w:sdt>
@@ -8779,7 +9721,8 @@
             </w:sdt>
             <w:r>
               <w:rPr>
-                <w:sz w:val="18"/>
+                <w:color w:val="1A1A1A"/>
+                <w:sz w:val="19"/>
               </w:rPr>
               <w:t xml:space="preserve"> Yes   </w:t>
             </w:r>
@@ -8804,7 +9747,8 @@
             </w:sdt>
             <w:r>
               <w:rPr>
-                <w:sz w:val="18"/>
+                <w:color w:val="1A1A1A"/>
+                <w:sz w:val="19"/>
               </w:rPr>
               <w:t xml:space="preserve"> No   </w:t>
             </w:r>
@@ -8815,12 +9759,14 @@
         <w:tc>
           <w:tcPr>
             <w:tcW w:type="dxa" w:w="3402"/>
+            <w:shd w:fill="E8F8FF" w:val="clear"/>
           </w:tcPr>
           <w:p>
             <w:r>
               <w:rPr>
                 <w:b/>
-                <w:sz w:val="18"/>
+                <w:color w:val="1A1A1A"/>
+                <w:sz w:val="19"/>
               </w:rPr>
               <w:t>Offer Date:</w:t>
             </w:r>
@@ -8829,11 +9775,13 @@
         <w:tc>
           <w:tcPr>
             <w:tcW w:type="dxa" w:w="6236"/>
+            <w:shd w:fill="E8F8FF" w:val="clear"/>
           </w:tcPr>
           <w:p>
             <w:r>
               <w:rPr>
-                <w:sz w:val="18"/>
+                <w:color w:val="1A1A1A"/>
+                <w:sz w:val="19"/>
               </w:rPr>
               <w:t>____/____/__________</w:t>
             </w:r>
@@ -8844,12 +9792,14 @@
         <w:tc>
           <w:tcPr>
             <w:tcW w:type="dxa" w:w="3402"/>
+            <w:shd w:fill="FFFFFF" w:val="clear"/>
           </w:tcPr>
           <w:p>
             <w:r>
               <w:rPr>
                 <w:b/>
-                <w:sz w:val="18"/>
+                <w:color w:val="1A1A1A"/>
+                <w:sz w:val="19"/>
               </w:rPr>
               <w:t>Offered Salary (NGN/month):</w:t>
             </w:r>
@@ -8858,11 +9808,13 @@
         <w:tc>
           <w:tcPr>
             <w:tcW w:type="dxa" w:w="6236"/>
+            <w:shd w:fill="FFFFFF" w:val="clear"/>
           </w:tcPr>
           <w:p>
             <w:r>
               <w:rPr>
-                <w:sz w:val="18"/>
+                <w:color w:val="1A1A1A"/>
+                <w:sz w:val="19"/>
               </w:rPr>
             </w:r>
           </w:p>
@@ -8872,12 +9824,14 @@
         <w:tc>
           <w:tcPr>
             <w:tcW w:type="dxa" w:w="3402"/>
+            <w:shd w:fill="E8F8FF" w:val="clear"/>
           </w:tcPr>
           <w:p>
             <w:r>
               <w:rPr>
                 <w:b/>
-                <w:sz w:val="18"/>
+                <w:color w:val="1A1A1A"/>
+                <w:sz w:val="19"/>
               </w:rPr>
               <w:t>Offer Accepted?:</w:t>
             </w:r>
@@ -8886,6 +9840,7 @@
         <w:tc>
           <w:tcPr>
             <w:tcW w:type="dxa" w:w="6236"/>
+            <w:shd w:fill="E8F8FF" w:val="clear"/>
           </w:tcPr>
           <w:p>
             <w:sdt>
@@ -8909,7 +9864,8 @@
             </w:sdt>
             <w:r>
               <w:rPr>
-                <w:sz w:val="18"/>
+                <w:color w:val="1A1A1A"/>
+                <w:sz w:val="19"/>
               </w:rPr>
               <w:t xml:space="preserve"> Yes   </w:t>
             </w:r>
@@ -8934,7 +9890,8 @@
             </w:sdt>
             <w:r>
               <w:rPr>
-                <w:sz w:val="18"/>
+                <w:color w:val="1A1A1A"/>
+                <w:sz w:val="19"/>
               </w:rPr>
               <w:t xml:space="preserve"> No   </w:t>
             </w:r>
@@ -8945,12 +9902,14 @@
         <w:tc>
           <w:tcPr>
             <w:tcW w:type="dxa" w:w="3402"/>
+            <w:shd w:fill="FFFFFF" w:val="clear"/>
           </w:tcPr>
           <w:p>
             <w:r>
               <w:rPr>
                 <w:b/>
-                <w:sz w:val="18"/>
+                <w:color w:val="1A1A1A"/>
+                <w:sz w:val="19"/>
               </w:rPr>
               <w:t>Start Date Confirmed:</w:t>
             </w:r>
@@ -8959,11 +9918,13 @@
         <w:tc>
           <w:tcPr>
             <w:tcW w:type="dxa" w:w="6236"/>
+            <w:shd w:fill="FFFFFF" w:val="clear"/>
           </w:tcPr>
           <w:p>
             <w:r>
               <w:rPr>
-                <w:sz w:val="18"/>
+                <w:color w:val="1A1A1A"/>
+                <w:sz w:val="19"/>
               </w:rPr>
               <w:t>____/____/__________</w:t>
             </w:r>
@@ -8988,6 +9949,14 @@
         <w:tblW w:type="auto" w:w="0"/>
         <w:jc w:val="center"/>
         <w:tblLook w:firstColumn="1" w:firstRow="1" w:lastColumn="0" w:lastRow="0" w:noHBand="0" w:noVBand="1" w:val="04A0"/>
+        <w:tblBorders>
+          <w:top w:val="single" w:sz="4" w:space="0" w:color="B0D4E8"/>
+          <w:left w:val="single" w:sz="4" w:space="0" w:color="B0D4E8"/>
+          <w:bottom w:val="single" w:sz="4" w:space="0" w:color="B0D4E8"/>
+          <w:right w:val="single" w:sz="4" w:space="0" w:color="B0D4E8"/>
+          <w:insideH w:val="single" w:sz="4" w:space="0" w:color="B0D4E8"/>
+          <w:insideV w:val="single" w:sz="4" w:space="0" w:color="B0D4E8"/>
+        </w:tblBorders>
       </w:tblPr>
       <w:tblGrid>
         <w:gridCol w:w="4819"/>
@@ -8997,12 +9966,14 @@
         <w:tc>
           <w:tcPr>
             <w:tcW w:type="dxa" w:w="3402"/>
+            <w:shd w:fill="0099CC" w:val="clear"/>
           </w:tcPr>
           <w:p>
             <w:r>
               <w:rPr>
                 <w:b/>
-                <w:sz w:val="18"/>
+                <w:color w:val="FFFFFF"/>
+                <w:sz w:val="20"/>
               </w:rPr>
               <w:t>HR Officer:</w:t>
             </w:r>
@@ -9011,11 +9982,14 @@
         <w:tc>
           <w:tcPr>
             <w:tcW w:type="dxa" w:w="6236"/>
+            <w:shd w:fill="0099CC" w:val="clear"/>
           </w:tcPr>
           <w:p>
             <w:r>
               <w:rPr>
-                <w:sz w:val="18"/>
+                <w:b/>
+                <w:color w:val="FFFFFF"/>
+                <w:sz w:val="20"/>
               </w:rPr>
               <w:t>Name: ________________  Date: ____/____/____</w:t>
             </w:r>
@@ -9026,12 +10000,14 @@
         <w:tc>
           <w:tcPr>
             <w:tcW w:type="dxa" w:w="3402"/>
+            <w:shd w:fill="FFFFFF" w:val="clear"/>
           </w:tcPr>
           <w:p>
             <w:r>
               <w:rPr>
                 <w:b/>
-                <w:sz w:val="18"/>
+                <w:color w:val="1A1A1A"/>
+                <w:sz w:val="19"/>
               </w:rPr>
               <w:t>HR Officer Decision:</w:t>
             </w:r>
@@ -9040,6 +10016,7 @@
         <w:tc>
           <w:tcPr>
             <w:tcW w:type="dxa" w:w="6236"/>
+            <w:shd w:fill="FFFFFF" w:val="clear"/>
           </w:tcPr>
           <w:p>
             <w:sdt>
@@ -9063,7 +10040,8 @@
             </w:sdt>
             <w:r>
               <w:rPr>
-                <w:sz w:val="18"/>
+                <w:color w:val="1A1A1A"/>
+                <w:sz w:val="19"/>
               </w:rPr>
               <w:t xml:space="preserve"> Approved   </w:t>
             </w:r>
@@ -9088,7 +10066,8 @@
             </w:sdt>
             <w:r>
               <w:rPr>
-                <w:sz w:val="18"/>
+                <w:color w:val="1A1A1A"/>
+                <w:sz w:val="19"/>
               </w:rPr>
               <w:t xml:space="preserve"> Denied   </w:t>
             </w:r>
@@ -9099,12 +10078,14 @@
         <w:tc>
           <w:tcPr>
             <w:tcW w:type="dxa" w:w="3402"/>
+            <w:shd w:fill="E8F8FF" w:val="clear"/>
           </w:tcPr>
           <w:p>
             <w:r>
               <w:rPr>
                 <w:b/>
-                <w:sz w:val="18"/>
+                <w:color w:val="1A1A1A"/>
+                <w:sz w:val="19"/>
               </w:rPr>
               <w:t>Hiring Manager:</w:t>
             </w:r>
@@ -9113,11 +10094,13 @@
         <w:tc>
           <w:tcPr>
             <w:tcW w:type="dxa" w:w="6236"/>
+            <w:shd w:fill="E8F8FF" w:val="clear"/>
           </w:tcPr>
           <w:p>
             <w:r>
               <w:rPr>
-                <w:sz w:val="18"/>
+                <w:color w:val="1A1A1A"/>
+                <w:sz w:val="19"/>
               </w:rPr>
               <w:t>Name: ________________  Date: ____/____/____</w:t>
             </w:r>
@@ -9128,12 +10111,14 @@
         <w:tc>
           <w:tcPr>
             <w:tcW w:type="dxa" w:w="3402"/>
+            <w:shd w:fill="FFFFFF" w:val="clear"/>
           </w:tcPr>
           <w:p>
             <w:r>
               <w:rPr>
                 <w:b/>
-                <w:sz w:val="18"/>
+                <w:color w:val="1A1A1A"/>
+                <w:sz w:val="19"/>
               </w:rPr>
               <w:t>Hiring Manager Decision:</w:t>
             </w:r>
@@ -9142,6 +10127,7 @@
         <w:tc>
           <w:tcPr>
             <w:tcW w:type="dxa" w:w="6236"/>
+            <w:shd w:fill="FFFFFF" w:val="clear"/>
           </w:tcPr>
           <w:p>
             <w:sdt>
@@ -9165,7 +10151,8 @@
             </w:sdt>
             <w:r>
               <w:rPr>
-                <w:sz w:val="18"/>
+                <w:color w:val="1A1A1A"/>
+                <w:sz w:val="19"/>
               </w:rPr>
               <w:t xml:space="preserve"> Approved   </w:t>
             </w:r>
@@ -9190,7 +10177,8 @@
             </w:sdt>
             <w:r>
               <w:rPr>
-                <w:sz w:val="18"/>
+                <w:color w:val="1A1A1A"/>
+                <w:sz w:val="19"/>
               </w:rPr>
               <w:t xml:space="preserve"> Denied   </w:t>
             </w:r>
@@ -9201,12 +10189,14 @@
         <w:tc>
           <w:tcPr>
             <w:tcW w:type="dxa" w:w="3402"/>
+            <w:shd w:fill="E8F8FF" w:val="clear"/>
           </w:tcPr>
           <w:p>
             <w:r>
               <w:rPr>
                 <w:b/>
-                <w:sz w:val="18"/>
+                <w:color w:val="1A1A1A"/>
+                <w:sz w:val="19"/>
               </w:rPr>
               <w:t>HR Head:</w:t>
             </w:r>
@@ -9215,11 +10205,13 @@
         <w:tc>
           <w:tcPr>
             <w:tcW w:type="dxa" w:w="6236"/>
+            <w:shd w:fill="E8F8FF" w:val="clear"/>
           </w:tcPr>
           <w:p>
             <w:r>
               <w:rPr>
-                <w:sz w:val="18"/>
+                <w:color w:val="1A1A1A"/>
+                <w:sz w:val="19"/>
               </w:rPr>
               <w:t>Name: ________________  Date: ____/____/____</w:t>
             </w:r>
@@ -9230,12 +10222,14 @@
         <w:tc>
           <w:tcPr>
             <w:tcW w:type="dxa" w:w="3402"/>
+            <w:shd w:fill="FFFFFF" w:val="clear"/>
           </w:tcPr>
           <w:p>
             <w:r>
               <w:rPr>
                 <w:b/>
-                <w:sz w:val="18"/>
+                <w:color w:val="1A1A1A"/>
+                <w:sz w:val="19"/>
               </w:rPr>
               <w:t>HR Head Decision:</w:t>
             </w:r>
@@ -9244,6 +10238,7 @@
         <w:tc>
           <w:tcPr>
             <w:tcW w:type="dxa" w:w="6236"/>
+            <w:shd w:fill="FFFFFF" w:val="clear"/>
           </w:tcPr>
           <w:p>
             <w:sdt>
@@ -9267,7 +10262,8 @@
             </w:sdt>
             <w:r>
               <w:rPr>
-                <w:sz w:val="18"/>
+                <w:color w:val="1A1A1A"/>
+                <w:sz w:val="19"/>
               </w:rPr>
               <w:t xml:space="preserve"> Approved   </w:t>
             </w:r>
@@ -9292,7 +10288,8 @@
             </w:sdt>
             <w:r>
               <w:rPr>
-                <w:sz w:val="18"/>
+                <w:color w:val="1A1A1A"/>
+                <w:sz w:val="19"/>
               </w:rPr>
               <w:t xml:space="preserve"> Denied   </w:t>
             </w:r>
@@ -9303,12 +10300,14 @@
         <w:tc>
           <w:tcPr>
             <w:tcW w:type="dxa" w:w="3402"/>
+            <w:shd w:fill="E8F8FF" w:val="clear"/>
           </w:tcPr>
           <w:p>
             <w:r>
               <w:rPr>
                 <w:b/>
-                <w:sz w:val="18"/>
+                <w:color w:val="1A1A1A"/>
+                <w:sz w:val="19"/>
               </w:rPr>
               <w:t>MD/CEO (Senior Roles):</w:t>
             </w:r>
@@ -9317,11 +10316,13 @@
         <w:tc>
           <w:tcPr>
             <w:tcW w:type="dxa" w:w="6236"/>
+            <w:shd w:fill="E8F8FF" w:val="clear"/>
           </w:tcPr>
           <w:p>
             <w:r>
               <w:rPr>
-                <w:sz w:val="18"/>
+                <w:color w:val="1A1A1A"/>
+                <w:sz w:val="19"/>
               </w:rPr>
               <w:t>Name: ________________  Date: ____/____/____</w:t>
             </w:r>
@@ -9332,12 +10333,14 @@
         <w:tc>
           <w:tcPr>
             <w:tcW w:type="dxa" w:w="3402"/>
+            <w:shd w:fill="FFFFFF" w:val="clear"/>
           </w:tcPr>
           <w:p>
             <w:r>
               <w:rPr>
                 <w:b/>
-                <w:sz w:val="18"/>
+                <w:color w:val="1A1A1A"/>
+                <w:sz w:val="19"/>
               </w:rPr>
               <w:t>MD/CEO Decision:</w:t>
             </w:r>
@@ -9346,6 +10349,7 @@
         <w:tc>
           <w:tcPr>
             <w:tcW w:type="dxa" w:w="6236"/>
+            <w:shd w:fill="FFFFFF" w:val="clear"/>
           </w:tcPr>
           <w:p>
             <w:sdt>
@@ -9369,7 +10373,8 @@
             </w:sdt>
             <w:r>
               <w:rPr>
-                <w:sz w:val="18"/>
+                <w:color w:val="1A1A1A"/>
+                <w:sz w:val="19"/>
               </w:rPr>
               <w:t xml:space="preserve"> Approved   </w:t>
             </w:r>
@@ -9394,7 +10399,8 @@
             </w:sdt>
             <w:r>
               <w:rPr>
-                <w:sz w:val="18"/>
+                <w:color w:val="1A1A1A"/>
+                <w:sz w:val="19"/>
               </w:rPr>
               <w:t xml:space="preserve"> Denied   </w:t>
             </w:r>
@@ -9407,6 +10413,14 @@
         <w:tblW w:type="auto" w:w="0"/>
         <w:jc w:val="center"/>
         <w:tblLook w:firstColumn="1" w:firstRow="1" w:lastColumn="0" w:lastRow="0" w:noHBand="0" w:noVBand="1" w:val="04A0"/>
+        <w:tblBorders>
+          <w:top w:val="single" w:sz="4" w:space="0" w:color="B0D4E8"/>
+          <w:left w:val="single" w:sz="4" w:space="0" w:color="B0D4E8"/>
+          <w:bottom w:val="single" w:sz="4" w:space="0" w:color="B0D4E8"/>
+          <w:right w:val="single" w:sz="4" w:space="0" w:color="B0D4E8"/>
+          <w:insideH w:val="single" w:sz="4" w:space="0" w:color="B0D4E8"/>
+          <w:insideV w:val="single" w:sz="4" w:space="0" w:color="B0D4E8"/>
+        </w:tblBorders>
       </w:tblPr>
       <w:tblGrid>
         <w:gridCol w:w="2409"/>
@@ -9421,13 +10435,13 @@
         <w:tc>
           <w:tcPr>
             <w:tcW w:type="dxa" w:w="2409"/>
-            <w:shd w:fill="00BFFF" w:val="clear"/>
             <w:tcBorders>
               <w:top w:val="none" w:sz="0" w:space="0" w:color="auto"/>
               <w:left w:val="none" w:sz="0" w:space="0" w:color="auto"/>
               <w:bottom w:val="none" w:sz="0" w:space="0" w:color="auto"/>
               <w:right w:val="none" w:sz="0" w:space="0" w:color="auto"/>
             </w:tcBorders>
+            <w:shd w:fill="0099CC" w:val="clear"/>
           </w:tcPr>
           <w:p>
             <w:pPr>
@@ -9438,13 +10452,13 @@
         <w:tc>
           <w:tcPr>
             <w:tcW w:type="dxa" w:w="2409"/>
-            <w:shd w:fill="0099CC" w:val="clear"/>
             <w:tcBorders>
               <w:top w:val="none" w:sz="0" w:space="0" w:color="auto"/>
               <w:left w:val="none" w:sz="0" w:space="0" w:color="auto"/>
               <w:bottom w:val="none" w:sz="0" w:space="0" w:color="auto"/>
               <w:right w:val="none" w:sz="0" w:space="0" w:color="auto"/>
             </w:tcBorders>
+            <w:shd w:fill="0099CC" w:val="clear"/>
           </w:tcPr>
           <w:p>
             <w:pPr>
@@ -9455,13 +10469,13 @@
         <w:tc>
           <w:tcPr>
             <w:tcW w:type="dxa" w:w="2409"/>
-            <w:shd w:fill="F5A623" w:val="clear"/>
             <w:tcBorders>
               <w:top w:val="none" w:sz="0" w:space="0" w:color="auto"/>
               <w:left w:val="none" w:sz="0" w:space="0" w:color="auto"/>
               <w:bottom w:val="none" w:sz="0" w:space="0" w:color="auto"/>
               <w:right w:val="none" w:sz="0" w:space="0" w:color="auto"/>
             </w:tcBorders>
+            <w:shd w:fill="0099CC" w:val="clear"/>
           </w:tcPr>
           <w:p>
             <w:pPr>
@@ -9472,13 +10486,13 @@
         <w:tc>
           <w:tcPr>
             <w:tcW w:type="dxa" w:w="2409"/>
-            <w:shd w:fill="E08A00" w:val="clear"/>
             <w:tcBorders>
               <w:top w:val="none" w:sz="0" w:space="0" w:color="auto"/>
               <w:left w:val="none" w:sz="0" w:space="0" w:color="auto"/>
               <w:bottom w:val="none" w:sz="0" w:space="0" w:color="auto"/>
               <w:right w:val="none" w:sz="0" w:space="0" w:color="auto"/>
             </w:tcBorders>
+            <w:shd w:fill="0099CC" w:val="clear"/>
           </w:tcPr>
           <w:p>
             <w:pPr>
@@ -9507,6 +10521,14 @@
         <w:tblW w:type="auto" w:w="0"/>
         <w:jc w:val="center"/>
         <w:tblLook w:firstColumn="1" w:firstRow="1" w:lastColumn="0" w:lastRow="0" w:noHBand="0" w:noVBand="1" w:val="04A0"/>
+        <w:tblBorders>
+          <w:top w:val="single" w:sz="4" w:space="0" w:color="B0D4E8"/>
+          <w:left w:val="single" w:sz="4" w:space="0" w:color="B0D4E8"/>
+          <w:bottom w:val="single" w:sz="4" w:space="0" w:color="B0D4E8"/>
+          <w:right w:val="single" w:sz="4" w:space="0" w:color="B0D4E8"/>
+          <w:insideH w:val="single" w:sz="4" w:space="0" w:color="B0D4E8"/>
+          <w:insideV w:val="single" w:sz="4" w:space="0" w:color="B0D4E8"/>
+        </w:tblBorders>
       </w:tblPr>
       <w:tblGrid>
         <w:gridCol w:w="2409"/>
@@ -9521,13 +10543,13 @@
         <w:tc>
           <w:tcPr>
             <w:tcW w:type="dxa" w:w="2409"/>
-            <w:shd w:fill="00BFFF" w:val="clear"/>
             <w:tcBorders>
               <w:top w:val="none" w:sz="0" w:space="0" w:color="auto"/>
               <w:left w:val="none" w:sz="0" w:space="0" w:color="auto"/>
               <w:bottom w:val="none" w:sz="0" w:space="0" w:color="auto"/>
               <w:right w:val="none" w:sz="0" w:space="0" w:color="auto"/>
             </w:tcBorders>
+            <w:shd w:fill="0099CC" w:val="clear"/>
           </w:tcPr>
           <w:p>
             <w:pPr>
@@ -9538,13 +10560,13 @@
         <w:tc>
           <w:tcPr>
             <w:tcW w:type="dxa" w:w="2409"/>
-            <w:shd w:fill="0099CC" w:val="clear"/>
             <w:tcBorders>
               <w:top w:val="none" w:sz="0" w:space="0" w:color="auto"/>
               <w:left w:val="none" w:sz="0" w:space="0" w:color="auto"/>
               <w:bottom w:val="none" w:sz="0" w:space="0" w:color="auto"/>
               <w:right w:val="none" w:sz="0" w:space="0" w:color="auto"/>
             </w:tcBorders>
+            <w:shd w:fill="0099CC" w:val="clear"/>
           </w:tcPr>
           <w:p>
             <w:pPr>
@@ -9555,13 +10577,13 @@
         <w:tc>
           <w:tcPr>
             <w:tcW w:type="dxa" w:w="2409"/>
-            <w:shd w:fill="F5A623" w:val="clear"/>
             <w:tcBorders>
               <w:top w:val="none" w:sz="0" w:space="0" w:color="auto"/>
               <w:left w:val="none" w:sz="0" w:space="0" w:color="auto"/>
               <w:bottom w:val="none" w:sz="0" w:space="0" w:color="auto"/>
               <w:right w:val="none" w:sz="0" w:space="0" w:color="auto"/>
             </w:tcBorders>
+            <w:shd w:fill="0099CC" w:val="clear"/>
           </w:tcPr>
           <w:p>
             <w:pPr>
@@ -9572,13 +10594,13 @@
         <w:tc>
           <w:tcPr>
             <w:tcW w:type="dxa" w:w="2409"/>
-            <w:shd w:fill="E08A00" w:val="clear"/>
             <w:tcBorders>
               <w:top w:val="none" w:sz="0" w:space="0" w:color="auto"/>
               <w:left w:val="none" w:sz="0" w:space="0" w:color="auto"/>
               <w:bottom w:val="none" w:sz="0" w:space="0" w:color="auto"/>
               <w:right w:val="none" w:sz="0" w:space="0" w:color="auto"/>
             </w:tcBorders>
+            <w:shd w:fill="0099CC" w:val="clear"/>
           </w:tcPr>
           <w:p>
             <w:pPr>
@@ -9594,6 +10616,29 @@
       <w:cols w:space="720"/>
       <w:docGrid w:linePitch="360"/>
     </w:sectPr>
+    <w:p>
+      <w:pPr>
+        <w:pBdr>
+          <w:top w:val="single" w:sz="36" w:space="1" w:color="F5A623"/>
+          <w:bottom w:val="single" w:sz="12" w:space="0" w:color="00BFFF"/>
+        </w:pBdr>
+        <w:spacing w:before="300" w:after="0"/>
+      </w:pPr>
+    </w:p>
+    <w:p>
+      <w:pPr>
+        <w:jc w:val="center"/>
+        <w:spacing w:before="60" w:after="0"/>
+      </w:pPr>
+      <w:r>
+        <w:rPr>
+          <w:color w:val="0099CC"/>
+          <w:sz w:val="16"/>
+          <w:szCs w:val="16"/>
+        </w:rPr>
+        <w:t xml:space="preserve">PECH Group Holdings Ltd  |  Lagos, Nigeria  |  pechgroupholdings.tech</w:t>
+      </w:r>
+    </w:p>
   </w:body>
 </w:document>
 </file>

--- a/PECH_CANDIDATE_APPLICATION_FORM.docx
+++ b/PECH_CANDIDATE_APPLICATION_FORM.docx
@@ -4,3731 +4,3326 @@
   <w:body>
     <w:p>
       <w:pPr>
+        <w:pBdr>
+          <w:top w:val="single" w:sz="12" w:space="1" w:color="00BFFF"/>
+          <w:bottom w:val="single" w:sz="36" w:space="0" w:color="F5A623"/>
+        </w:pBdr>
+        <w:spacing w:before="0" w:after="240"/>
+      </w:pPr>
+    </w:p>
+    <w:p>
+      <w:pPr>
         <w:jc w:val="center"/>
+        <w:spacing w:before="120" w:after="120"/>
       </w:pPr>
       <w:r>
         <w:rPr>
           <w:b/>
           <w:color w:val="0099CC"/>
-          <w:sz w:val="40"/>
+          <w:sz w:val="32"/>
+          <w:szCs w:val="32"/>
         </w:rPr>
-        <w:t>CANDIDATE APPLICATION FORM</w:t>
+        <w:t>Candidate Application Form</w:t>
+      </w:r>
+    </w:p>
+    <w:p>
+      <w:pPr>
+        <w:pBdr>
+          <w:bottom w:val="single" w:sz="6" w:space="1" w:color="00BFFF"/>
+        </w:pBdr>
+        <w:spacing w:before="0" w:after="120"/>
+      </w:pPr>
+    </w:p>
+    <w:p>
+      <w:pPr>
+        <w:jc w:val="center"/>
+        <w:spacing w:before="0" w:after="60"/>
+      </w:pPr>
+      <w:r>
+        <w:rPr>
+          <w:i/>
+          <w:color w:val="E08A00"/>
+          <w:sz w:val="18"/>
+          <w:szCs w:val="18"/>
+        </w:rPr>
+        <w:t>Technology &amp; Infrastructure Enablers for Africa</w:t>
       </w:r>
     </w:p>
     <w:p>
       <w:pPr>
         <w:jc w:val="center"/>
+        <w:spacing w:before="200" w:after="40"/>
       </w:pPr>
       <w:r>
         <w:rPr>
-          <w:color w:val="F5A623"/>
-          <w:sz w:val="12"/>
+          <w:b/>
+          <w:color w:val="0099CC"/>
+          <w:sz w:val="28"/>
+          <w:szCs w:val="28"/>
         </w:rPr>
-        <w:t>━━━━━━━━━━━━━━━━━━━━━━━━━━━━━━━━━━━━━━━━━━━━━━━━━━━━━━━━━━━━</w:t>
+        <w:t>PECH GROUP HOLDINGS LTD</w:t>
       </w:r>
     </w:p>
     <w:p>
       <w:pPr>
+        <w:pBdr>
+          <w:top w:val="single" w:sz="36" w:space="0" w:color="F5A623"/>
+          <w:bottom w:val="single" w:sz="12" w:space="1" w:color="00BFFF"/>
+        </w:pBdr>
+        <w:spacing w:after="0"/>
+      </w:pPr>
+    </w:p>
+    <w:tbl>
+      <w:tblPr>
+        <w:tblW w:type="auto" w:w="0"/>
         <w:jc w:val="center"/>
+        <w:tblLook w:firstColumn="1" w:firstRow="1" w:lastColumn="0" w:lastRow="0" w:noHBand="0" w:noVBand="1" w:val="04A0"/>
+        <w:tblBorders>
+          <w:top w:val="single" w:sz="4" w:space="0" w:color="B0D4E8"/>
+          <w:left w:val="single" w:sz="4" w:space="0" w:color="B0D4E8"/>
+          <w:bottom w:val="single" w:sz="4" w:space="0" w:color="B0D4E8"/>
+          <w:right w:val="single" w:sz="4" w:space="0" w:color="B0D4E8"/>
+          <w:insideH w:val="single" w:sz="4" w:space="0" w:color="B0D4E8"/>
+          <w:insideV w:val="single" w:sz="4" w:space="0" w:color="B0D4E8"/>
+        </w:tblBorders>
+      </w:tblPr>
+      <w:tblGrid>
+        <w:gridCol w:w="10540"/>
+      </w:tblGrid>
+      <w:tr>
+        <w:tc>
+          <w:tcPr>
+            <w:tcW w:type="dxa" w:w="10540"/>
+            <w:shd w:fill="0099CC" w:val="clear"/>
+          </w:tcPr>
+          <w:p>
+            <w:r/>
+            <w:r>
+              <w:rPr>
+                <w:b/>
+                <w:color w:val="FFFFFF"/>
+                <w:sz w:val="18"/>
+              </w:rPr>
+              <w:t>PECH GROUP HOLDINGS LTD</w:t>
+            </w:r>
+          </w:p>
+        </w:tc>
+      </w:tr>
+      <w:tr>
+        <w:tc>
+          <w:tcPr>
+            <w:tcW w:type="dxa" w:w="10540"/>
+            <w:shd w:fill="FFFFFF" w:val="clear"/>
+          </w:tcPr>
+          <w:p>
+            <w:r/>
+            <w:r>
+              <w:rPr>
+                <w:color w:val="1A1A1A"/>
+                <w:sz w:val="17"/>
+              </w:rPr>
+              <w:t>Technology &amp; Infrastructure Enablers for People</w:t>
+            </w:r>
+          </w:p>
+        </w:tc>
+      </w:tr>
+      <w:tr>
+        <w:tc>
+          <w:tcPr>
+            <w:tcW w:type="dxa" w:w="10540"/>
+            <w:shd w:fill="E8F8FF" w:val="clear"/>
+          </w:tcPr>
+          <w:p>
+            <w:r/>
+            <w:r>
+              <w:rPr>
+                <w:color w:val="1A1A1A"/>
+                <w:sz w:val="17"/>
+              </w:rPr>
+            </w:r>
+          </w:p>
+        </w:tc>
+      </w:tr>
+      <w:tr>
+        <w:tc>
+          <w:tcPr>
+            <w:tcW w:type="dxa" w:w="10540"/>
+            <w:shd w:fill="FFFFFF" w:val="clear"/>
+          </w:tcPr>
+          <w:p>
+            <w:r/>
+            <w:r>
+              <w:rPr>
+                <w:color w:val="1A1A1A"/>
+                <w:sz w:val="17"/>
+              </w:rPr>
+            </w:r>
+          </w:p>
+        </w:tc>
+      </w:tr>
+      <w:tr>
+        <w:tc>
+          <w:tcPr>
+            <w:tcW w:type="dxa" w:w="10540"/>
+            <w:shd w:fill="E8F8FF" w:val="clear"/>
+          </w:tcPr>
+          <w:p>
+            <w:r/>
+            <w:r>
+              <w:rPr>
+                <w:color w:val="1A1A1A"/>
+                <w:sz w:val="17"/>
+              </w:rPr>
+              <w:t>Lagos, Nigeria  |  pechgroupholdings.tech  |  Confidential</w:t>
+            </w:r>
+          </w:p>
+        </w:tc>
+      </w:tr>
+      <w:tr>
+        <w:tc>
+          <w:tcPr>
+            <w:tcW w:type="dxa" w:w="10540"/>
+            <w:shd w:fill="FFFFFF" w:val="clear"/>
+          </w:tcPr>
+          <w:p>
+            <w:r/>
+            <w:r>
+              <w:rPr>
+                <w:color w:val="1A1A1A"/>
+                <w:sz w:val="17"/>
+              </w:rPr>
+            </w:r>
+          </w:p>
+        </w:tc>
+      </w:tr>
+      <w:tr>
+        <w:tc>
+          <w:tcPr>
+            <w:tcW w:type="dxa" w:w="10540"/>
+            <w:shd w:fill="E8F8FF" w:val="clear"/>
+          </w:tcPr>
+          <w:p>
+            <w:r/>
+            <w:r>
+              <w:rPr>
+                <w:color w:val="1A1A1A"/>
+                <w:sz w:val="17"/>
+              </w:rPr>
+              <w:t>PECH GROUP HOLDINGS LTD</w:t>
+            </w:r>
+          </w:p>
+        </w:tc>
+      </w:tr>
+      <w:tr>
+        <w:tc>
+          <w:tcPr>
+            <w:tcW w:type="dxa" w:w="10540"/>
+            <w:shd w:fill="FFFFFF" w:val="clear"/>
+          </w:tcPr>
+          <w:p>
+            <w:r/>
+            <w:r>
+              <w:rPr>
+                <w:color w:val="1A1A1A"/>
+                <w:sz w:val="17"/>
+              </w:rPr>
+              <w:t>CANDIDATE APPLICATION FORM — CONFIDENTIAL</w:t>
+            </w:r>
+          </w:p>
+        </w:tc>
+      </w:tr>
+      <w:tr>
+        <w:tc>
+          <w:tcPr>
+            <w:tcW w:type="dxa" w:w="10540"/>
+            <w:shd w:fill="E8F8FF" w:val="clear"/>
+          </w:tcPr>
+          <w:p>
+            <w:r/>
+            <w:r>
+              <w:rPr>
+                <w:color w:val="1A1A1A"/>
+                <w:sz w:val="17"/>
+              </w:rPr>
+              <w:t>Lagos, Nigeria | pechgroupholdings.tech | Ref: PECH-HR-CAF-2026-____</w:t>
+            </w:r>
+          </w:p>
+        </w:tc>
+      </w:tr>
+      <w:tr>
+        <w:tc>
+          <w:tcPr>
+            <w:tcW w:type="dxa" w:w="10540"/>
+            <w:shd w:fill="FFFFFF" w:val="clear"/>
+          </w:tcPr>
+          <w:p>
+            <w:r/>
+            <w:r>
+              <w:rPr>
+                <w:color w:val="1A1A1A"/>
+                <w:sz w:val="17"/>
+              </w:rPr>
+            </w:r>
+          </w:p>
+        </w:tc>
+      </w:tr>
+      <w:tr>
+        <w:tc>
+          <w:tcPr>
+            <w:tcW w:type="dxa" w:w="10540"/>
+            <w:shd w:fill="E8F8FF" w:val="clear"/>
+          </w:tcPr>
+          <w:p>
+            <w:r/>
+            <w:r>
+              <w:rPr>
+                <w:color w:val="1A1A1A"/>
+                <w:sz w:val="17"/>
+              </w:rPr>
+              <w:t>SECTION 1: PERSONAL INFORMATION</w:t>
+            </w:r>
+          </w:p>
+        </w:tc>
+      </w:tr>
+      <w:tr>
+        <w:tc>
+          <w:tcPr>
+            <w:tcW w:type="dxa" w:w="10540"/>
+            <w:shd w:fill="FFFFFF" w:val="clear"/>
+          </w:tcPr>
+          <w:p>
+            <w:r/>
+            <w:r>
+              <w:rPr>
+                <w:color w:val="1A1A1A"/>
+                <w:sz w:val="17"/>
+              </w:rPr>
+            </w:r>
+          </w:p>
+        </w:tc>
+      </w:tr>
+      <w:tr>
+        <w:tc>
+          <w:tcPr>
+            <w:tcW w:type="dxa" w:w="10540"/>
+            <w:shd w:fill="E8F8FF" w:val="clear"/>
+          </w:tcPr>
+          <w:p>
+            <w:r/>
+            <w:r>
+              <w:rPr>
+                <w:color w:val="1A1A1A"/>
+                <w:sz w:val="17"/>
+              </w:rPr>
+            </w:r>
+          </w:p>
+        </w:tc>
+      </w:tr>
+      <w:tr>
+        <w:tc>
+          <w:tcPr>
+            <w:tcW w:type="dxa" w:w="10540"/>
+            <w:shd w:fill="FFFFFF" w:val="clear"/>
+          </w:tcPr>
+          <w:p>
+            <w:r/>
+            <w:r>
+              <w:rPr>
+                <w:color w:val="1A1A1A"/>
+                <w:sz w:val="17"/>
+              </w:rPr>
+            </w:r>
+          </w:p>
+        </w:tc>
+      </w:tr>
+      <w:tr>
+        <w:tc>
+          <w:tcPr>
+            <w:tcW w:type="dxa" w:w="10540"/>
+            <w:shd w:fill="E8F8FF" w:val="clear"/>
+          </w:tcPr>
+          <w:p>
+            <w:r/>
+            <w:r>
+              <w:rPr>
+                <w:color w:val="1A1A1A"/>
+                <w:sz w:val="17"/>
+              </w:rPr>
+            </w:r>
+          </w:p>
+        </w:tc>
+      </w:tr>
+      <w:tr>
+        <w:tc>
+          <w:tcPr>
+            <w:tcW w:type="dxa" w:w="10540"/>
+            <w:shd w:fill="FFFFFF" w:val="clear"/>
+          </w:tcPr>
+          <w:p>
+            <w:r/>
+            <w:r>
+              <w:rPr>
+                <w:color w:val="1A1A1A"/>
+                <w:sz w:val="17"/>
+              </w:rPr>
+            </w:r>
+          </w:p>
+        </w:tc>
+      </w:tr>
+      <w:tr>
+        <w:tc>
+          <w:tcPr>
+            <w:tcW w:type="dxa" w:w="10540"/>
+            <w:shd w:fill="E8F8FF" w:val="clear"/>
+          </w:tcPr>
+          <w:p>
+            <w:r/>
+            <w:r>
+              <w:rPr>
+                <w:color w:val="1A1A1A"/>
+                <w:sz w:val="17"/>
+              </w:rPr>
+            </w:r>
+          </w:p>
+        </w:tc>
+      </w:tr>
+      <w:tr>
+        <w:tc>
+          <w:tcPr>
+            <w:tcW w:type="dxa" w:w="10540"/>
+            <w:shd w:fill="FFFFFF" w:val="clear"/>
+          </w:tcPr>
+          <w:p>
+            <w:r/>
+            <w:r>
+              <w:rPr>
+                <w:color w:val="1A1A1A"/>
+                <w:sz w:val="17"/>
+              </w:rPr>
+            </w:r>
+          </w:p>
+        </w:tc>
+      </w:tr>
+      <w:tr>
+        <w:tc>
+          <w:tcPr>
+            <w:tcW w:type="dxa" w:w="10540"/>
+            <w:shd w:fill="E8F8FF" w:val="clear"/>
+          </w:tcPr>
+          <w:p>
+            <w:r/>
+            <w:r>
+              <w:rPr>
+                <w:color w:val="1A1A1A"/>
+                <w:sz w:val="17"/>
+              </w:rPr>
+            </w:r>
+          </w:p>
+        </w:tc>
+      </w:tr>
+      <w:tr>
+        <w:tc>
+          <w:tcPr>
+            <w:tcW w:type="dxa" w:w="10540"/>
+            <w:shd w:fill="FFFFFF" w:val="clear"/>
+          </w:tcPr>
+          <w:p>
+            <w:r/>
+            <w:r>
+              <w:rPr>
+                <w:color w:val="1A1A1A"/>
+                <w:sz w:val="17"/>
+              </w:rPr>
+            </w:r>
+          </w:p>
+        </w:tc>
+      </w:tr>
+      <w:tr>
+        <w:tc>
+          <w:tcPr>
+            <w:tcW w:type="dxa" w:w="10540"/>
+            <w:shd w:fill="E8F8FF" w:val="clear"/>
+          </w:tcPr>
+          <w:p>
+            <w:r/>
+            <w:r>
+              <w:rPr>
+                <w:color w:val="1A1A1A"/>
+                <w:sz w:val="17"/>
+              </w:rPr>
+            </w:r>
+          </w:p>
+        </w:tc>
+      </w:tr>
+      <w:tr>
+        <w:tc>
+          <w:tcPr>
+            <w:tcW w:type="dxa" w:w="10540"/>
+            <w:shd w:fill="FFFFFF" w:val="clear"/>
+          </w:tcPr>
+          <w:p>
+            <w:r/>
+            <w:r>
+              <w:rPr>
+                <w:color w:val="1A1A1A"/>
+                <w:sz w:val="17"/>
+              </w:rPr>
+            </w:r>
+          </w:p>
+        </w:tc>
+      </w:tr>
+      <w:tr>
+        <w:tc>
+          <w:tcPr>
+            <w:tcW w:type="dxa" w:w="10540"/>
+            <w:shd w:fill="E8F8FF" w:val="clear"/>
+          </w:tcPr>
+          <w:p>
+            <w:r/>
+            <w:r>
+              <w:rPr>
+                <w:color w:val="1A1A1A"/>
+                <w:sz w:val="17"/>
+              </w:rPr>
+            </w:r>
+          </w:p>
+        </w:tc>
+      </w:tr>
+      <w:tr>
+        <w:tc>
+          <w:tcPr>
+            <w:tcW w:type="dxa" w:w="10540"/>
+            <w:shd w:fill="FFFFFF" w:val="clear"/>
+          </w:tcPr>
+          <w:p>
+            <w:r/>
+            <w:r>
+              <w:rPr>
+                <w:color w:val="1A1A1A"/>
+                <w:sz w:val="17"/>
+              </w:rPr>
+            </w:r>
+          </w:p>
+        </w:tc>
+      </w:tr>
+      <w:tr>
+        <w:tc>
+          <w:tcPr>
+            <w:tcW w:type="dxa" w:w="10540"/>
+            <w:shd w:fill="E8F8FF" w:val="clear"/>
+          </w:tcPr>
+          <w:p>
+            <w:r/>
+            <w:r>
+              <w:rPr>
+                <w:color w:val="1A1A1A"/>
+                <w:sz w:val="17"/>
+              </w:rPr>
+            </w:r>
+          </w:p>
+        </w:tc>
+      </w:tr>
+      <w:tr>
+        <w:tc>
+          <w:tcPr>
+            <w:tcW w:type="dxa" w:w="10540"/>
+            <w:shd w:fill="FFFFFF" w:val="clear"/>
+          </w:tcPr>
+          <w:p>
+            <w:r/>
+            <w:r>
+              <w:rPr>
+                <w:color w:val="1A1A1A"/>
+                <w:sz w:val="17"/>
+              </w:rPr>
+            </w:r>
+          </w:p>
+        </w:tc>
+      </w:tr>
+      <w:tr>
+        <w:tc>
+          <w:tcPr>
+            <w:tcW w:type="dxa" w:w="10540"/>
+            <w:shd w:fill="E8F8FF" w:val="clear"/>
+          </w:tcPr>
+          <w:p>
+            <w:r/>
+            <w:r>
+              <w:rPr>
+                <w:color w:val="1A1A1A"/>
+                <w:sz w:val="17"/>
+              </w:rPr>
+            </w:r>
+          </w:p>
+        </w:tc>
+      </w:tr>
+      <w:tr>
+        <w:tc>
+          <w:tcPr>
+            <w:tcW w:type="dxa" w:w="10540"/>
+            <w:shd w:fill="FFFFFF" w:val="clear"/>
+          </w:tcPr>
+          <w:p>
+            <w:r/>
+            <w:r>
+              <w:rPr>
+                <w:color w:val="1A1A1A"/>
+                <w:sz w:val="17"/>
+              </w:rPr>
+            </w:r>
+          </w:p>
+        </w:tc>
+      </w:tr>
+      <w:tr>
+        <w:tc>
+          <w:tcPr>
+            <w:tcW w:type="dxa" w:w="10540"/>
+            <w:shd w:fill="E8F8FF" w:val="clear"/>
+          </w:tcPr>
+          <w:p>
+            <w:r/>
+            <w:r>
+              <w:rPr>
+                <w:color w:val="1A1A1A"/>
+                <w:sz w:val="17"/>
+              </w:rPr>
+            </w:r>
+          </w:p>
+        </w:tc>
+      </w:tr>
+      <w:tr>
+        <w:tc>
+          <w:tcPr>
+            <w:tcW w:type="dxa" w:w="10540"/>
+            <w:shd w:fill="FFFFFF" w:val="clear"/>
+          </w:tcPr>
+          <w:p>
+            <w:r/>
+            <w:r>
+              <w:rPr>
+                <w:color w:val="1A1A1A"/>
+                <w:sz w:val="17"/>
+              </w:rPr>
+              <w:t>SECTION 2: POSITION APPLIED FOR</w:t>
+            </w:r>
+          </w:p>
+        </w:tc>
+      </w:tr>
+      <w:tr>
+        <w:tc>
+          <w:tcPr>
+            <w:tcW w:type="dxa" w:w="10540"/>
+            <w:shd w:fill="E8F8FF" w:val="clear"/>
+          </w:tcPr>
+          <w:p>
+            <w:r/>
+            <w:r>
+              <w:rPr>
+                <w:color w:val="1A1A1A"/>
+                <w:sz w:val="17"/>
+              </w:rPr>
+            </w:r>
+          </w:p>
+        </w:tc>
+      </w:tr>
+      <w:tr>
+        <w:tc>
+          <w:tcPr>
+            <w:tcW w:type="dxa" w:w="10540"/>
+            <w:shd w:fill="FFFFFF" w:val="clear"/>
+          </w:tcPr>
+          <w:p>
+            <w:r/>
+            <w:r>
+              <w:rPr>
+                <w:color w:val="1A1A1A"/>
+                <w:sz w:val="17"/>
+              </w:rPr>
+            </w:r>
+          </w:p>
+        </w:tc>
+      </w:tr>
+      <w:tr>
+        <w:tc>
+          <w:tcPr>
+            <w:tcW w:type="dxa" w:w="10540"/>
+            <w:shd w:fill="E8F8FF" w:val="clear"/>
+          </w:tcPr>
+          <w:p>
+            <w:r/>
+            <w:r>
+              <w:rPr>
+                <w:color w:val="1A1A1A"/>
+                <w:sz w:val="17"/>
+              </w:rPr>
+            </w:r>
+          </w:p>
+        </w:tc>
+      </w:tr>
+      <w:tr>
+        <w:tc>
+          <w:tcPr>
+            <w:tcW w:type="dxa" w:w="10540"/>
+            <w:shd w:fill="FFFFFF" w:val="clear"/>
+          </w:tcPr>
+          <w:p>
+            <w:r/>
+            <w:r>
+              <w:rPr>
+                <w:color w:val="1A1A1A"/>
+                <w:sz w:val="17"/>
+              </w:rPr>
+            </w:r>
+          </w:p>
+        </w:tc>
+      </w:tr>
+      <w:tr>
+        <w:tc>
+          <w:tcPr>
+            <w:tcW w:type="dxa" w:w="10540"/>
+            <w:shd w:fill="E8F8FF" w:val="clear"/>
+          </w:tcPr>
+          <w:p>
+            <w:r/>
+            <w:r>
+              <w:rPr>
+                <w:color w:val="1A1A1A"/>
+                <w:sz w:val="17"/>
+              </w:rPr>
+            </w:r>
+          </w:p>
+        </w:tc>
+      </w:tr>
+      <w:tr>
+        <w:tc>
+          <w:tcPr>
+            <w:tcW w:type="dxa" w:w="10540"/>
+            <w:shd w:fill="FFFFFF" w:val="clear"/>
+          </w:tcPr>
+          <w:p>
+            <w:r/>
+            <w:r>
+              <w:rPr>
+                <w:color w:val="1A1A1A"/>
+                <w:sz w:val="17"/>
+              </w:rPr>
+            </w:r>
+          </w:p>
+        </w:tc>
+      </w:tr>
+      <w:tr>
+        <w:tc>
+          <w:tcPr>
+            <w:tcW w:type="dxa" w:w="10540"/>
+            <w:shd w:fill="E8F8FF" w:val="clear"/>
+          </w:tcPr>
+          <w:p>
+            <w:r/>
+            <w:r>
+              <w:rPr>
+                <w:color w:val="1A1A1A"/>
+                <w:sz w:val="17"/>
+              </w:rPr>
+            </w:r>
+          </w:p>
+        </w:tc>
+      </w:tr>
+      <w:tr>
+        <w:tc>
+          <w:tcPr>
+            <w:tcW w:type="dxa" w:w="10540"/>
+            <w:shd w:fill="FFFFFF" w:val="clear"/>
+          </w:tcPr>
+          <w:p>
+            <w:r/>
+            <w:r>
+              <w:rPr>
+                <w:color w:val="1A1A1A"/>
+                <w:sz w:val="17"/>
+              </w:rPr>
+            </w:r>
+          </w:p>
+        </w:tc>
+      </w:tr>
+      <w:tr>
+        <w:tc>
+          <w:tcPr>
+            <w:tcW w:type="dxa" w:w="10540"/>
+            <w:shd w:fill="E8F8FF" w:val="clear"/>
+          </w:tcPr>
+          <w:p>
+            <w:r/>
+            <w:r>
+              <w:rPr>
+                <w:color w:val="1A1A1A"/>
+                <w:sz w:val="17"/>
+              </w:rPr>
+            </w:r>
+          </w:p>
+        </w:tc>
+      </w:tr>
+      <w:tr>
+        <w:tc>
+          <w:tcPr>
+            <w:tcW w:type="dxa" w:w="10540"/>
+            <w:shd w:fill="FFFFFF" w:val="clear"/>
+          </w:tcPr>
+          <w:p>
+            <w:r/>
+            <w:r>
+              <w:rPr>
+                <w:color w:val="1A1A1A"/>
+                <w:sz w:val="17"/>
+              </w:rPr>
+              <w:t>SECTION 3: EDUCATIONAL BACKGROUND</w:t>
+            </w:r>
+          </w:p>
+        </w:tc>
+      </w:tr>
+      <w:tr>
+        <w:tc>
+          <w:tcPr>
+            <w:tcW w:type="dxa" w:w="10540"/>
+            <w:shd w:fill="E8F8FF" w:val="clear"/>
+          </w:tcPr>
+          <w:p>
+            <w:r/>
+            <w:r>
+              <w:rPr>
+                <w:color w:val="1A1A1A"/>
+                <w:sz w:val="17"/>
+              </w:rPr>
+            </w:r>
+          </w:p>
+        </w:tc>
+      </w:tr>
+      <w:tr>
+        <w:tc>
+          <w:tcPr>
+            <w:tcW w:type="dxa" w:w="10540"/>
+            <w:shd w:fill="FFFFFF" w:val="clear"/>
+          </w:tcPr>
+          <w:p>
+            <w:r/>
+            <w:r>
+              <w:rPr>
+                <w:color w:val="1A1A1A"/>
+                <w:sz w:val="17"/>
+              </w:rPr>
+            </w:r>
+          </w:p>
+        </w:tc>
+      </w:tr>
+      <w:tr>
+        <w:tc>
+          <w:tcPr>
+            <w:tcW w:type="dxa" w:w="10540"/>
+            <w:shd w:fill="E8F8FF" w:val="clear"/>
+          </w:tcPr>
+          <w:p>
+            <w:r/>
+            <w:r>
+              <w:rPr>
+                <w:color w:val="1A1A1A"/>
+                <w:sz w:val="17"/>
+              </w:rPr>
+            </w:r>
+          </w:p>
+        </w:tc>
+      </w:tr>
+      <w:tr>
+        <w:tc>
+          <w:tcPr>
+            <w:tcW w:type="dxa" w:w="10540"/>
+            <w:shd w:fill="FFFFFF" w:val="clear"/>
+          </w:tcPr>
+          <w:p>
+            <w:r/>
+            <w:r>
+              <w:rPr>
+                <w:color w:val="1A1A1A"/>
+                <w:sz w:val="17"/>
+              </w:rPr>
+            </w:r>
+          </w:p>
+        </w:tc>
+      </w:tr>
+      <w:tr>
+        <w:tc>
+          <w:tcPr>
+            <w:tcW w:type="dxa" w:w="10540"/>
+            <w:shd w:fill="E8F8FF" w:val="clear"/>
+          </w:tcPr>
+          <w:p>
+            <w:r/>
+            <w:r>
+              <w:rPr>
+                <w:color w:val="1A1A1A"/>
+                <w:sz w:val="17"/>
+              </w:rPr>
+            </w:r>
+          </w:p>
+        </w:tc>
+      </w:tr>
+      <w:tr>
+        <w:tc>
+          <w:tcPr>
+            <w:tcW w:type="dxa" w:w="10540"/>
+            <w:shd w:fill="FFFFFF" w:val="clear"/>
+          </w:tcPr>
+          <w:p>
+            <w:r/>
+            <w:r>
+              <w:rPr>
+                <w:color w:val="1A1A1A"/>
+                <w:sz w:val="17"/>
+              </w:rPr>
+            </w:r>
+          </w:p>
+        </w:tc>
+      </w:tr>
+      <w:tr>
+        <w:tc>
+          <w:tcPr>
+            <w:tcW w:type="dxa" w:w="10540"/>
+            <w:shd w:fill="E8F8FF" w:val="clear"/>
+          </w:tcPr>
+          <w:p>
+            <w:r/>
+            <w:r>
+              <w:rPr>
+                <w:color w:val="1A1A1A"/>
+                <w:sz w:val="17"/>
+              </w:rPr>
+            </w:r>
+          </w:p>
+        </w:tc>
+      </w:tr>
+      <w:tr>
+        <w:tc>
+          <w:tcPr>
+            <w:tcW w:type="dxa" w:w="10540"/>
+            <w:shd w:fill="FFFFFF" w:val="clear"/>
+          </w:tcPr>
+          <w:p>
+            <w:r/>
+            <w:r>
+              <w:rPr>
+                <w:color w:val="1A1A1A"/>
+                <w:sz w:val="17"/>
+              </w:rPr>
+            </w:r>
+          </w:p>
+        </w:tc>
+      </w:tr>
+      <w:tr>
+        <w:tc>
+          <w:tcPr>
+            <w:tcW w:type="dxa" w:w="10540"/>
+            <w:shd w:fill="E8F8FF" w:val="clear"/>
+          </w:tcPr>
+          <w:p>
+            <w:r/>
+            <w:r>
+              <w:rPr>
+                <w:color w:val="1A1A1A"/>
+                <w:sz w:val="17"/>
+              </w:rPr>
+            </w:r>
+          </w:p>
+        </w:tc>
+      </w:tr>
+      <w:tr>
+        <w:tc>
+          <w:tcPr>
+            <w:tcW w:type="dxa" w:w="10540"/>
+            <w:shd w:fill="FFFFFF" w:val="clear"/>
+          </w:tcPr>
+          <w:p>
+            <w:r/>
+            <w:r>
+              <w:rPr>
+                <w:color w:val="1A1A1A"/>
+                <w:sz w:val="17"/>
+              </w:rPr>
+            </w:r>
+          </w:p>
+        </w:tc>
+      </w:tr>
+      <w:tr>
+        <w:tc>
+          <w:tcPr>
+            <w:tcW w:type="dxa" w:w="10540"/>
+            <w:shd w:fill="E8F8FF" w:val="clear"/>
+          </w:tcPr>
+          <w:p>
+            <w:r/>
+            <w:r>
+              <w:rPr>
+                <w:color w:val="1A1A1A"/>
+                <w:sz w:val="17"/>
+              </w:rPr>
+            </w:r>
+          </w:p>
+        </w:tc>
+      </w:tr>
+      <w:tr>
+        <w:tc>
+          <w:tcPr>
+            <w:tcW w:type="dxa" w:w="10540"/>
+            <w:shd w:fill="FFFFFF" w:val="clear"/>
+          </w:tcPr>
+          <w:p>
+            <w:r/>
+            <w:r>
+              <w:rPr>
+                <w:color w:val="1A1A1A"/>
+                <w:sz w:val="17"/>
+              </w:rPr>
+            </w:r>
+          </w:p>
+        </w:tc>
+      </w:tr>
+      <w:tr>
+        <w:tc>
+          <w:tcPr>
+            <w:tcW w:type="dxa" w:w="10540"/>
+            <w:shd w:fill="E8F8FF" w:val="clear"/>
+          </w:tcPr>
+          <w:p>
+            <w:r/>
+            <w:r>
+              <w:rPr>
+                <w:color w:val="1A1A1A"/>
+                <w:sz w:val="17"/>
+              </w:rPr>
+            </w:r>
+          </w:p>
+        </w:tc>
+      </w:tr>
+      <w:tr>
+        <w:tc>
+          <w:tcPr>
+            <w:tcW w:type="dxa" w:w="10540"/>
+            <w:shd w:fill="FFFFFF" w:val="clear"/>
+          </w:tcPr>
+          <w:p>
+            <w:r/>
+            <w:r>
+              <w:rPr>
+                <w:color w:val="1A1A1A"/>
+                <w:sz w:val="17"/>
+              </w:rPr>
+              <w:t>SECTION 4: WORK EXPERIENCE</w:t>
+            </w:r>
+          </w:p>
+        </w:tc>
+      </w:tr>
+      <w:tr>
+        <w:tc>
+          <w:tcPr>
+            <w:tcW w:type="dxa" w:w="10540"/>
+            <w:shd w:fill="E8F8FF" w:val="clear"/>
+          </w:tcPr>
+          <w:p>
+            <w:r/>
+            <w:r>
+              <w:rPr>
+                <w:color w:val="1A1A1A"/>
+                <w:sz w:val="17"/>
+              </w:rPr>
+            </w:r>
+          </w:p>
+        </w:tc>
+      </w:tr>
+      <w:tr>
+        <w:tc>
+          <w:tcPr>
+            <w:tcW w:type="dxa" w:w="10540"/>
+            <w:shd w:fill="FFFFFF" w:val="clear"/>
+          </w:tcPr>
+          <w:p>
+            <w:r/>
+            <w:r>
+              <w:rPr>
+                <w:color w:val="1A1A1A"/>
+                <w:sz w:val="17"/>
+              </w:rPr>
+            </w:r>
+          </w:p>
+        </w:tc>
+      </w:tr>
+      <w:tr>
+        <w:tc>
+          <w:tcPr>
+            <w:tcW w:type="dxa" w:w="10540"/>
+            <w:shd w:fill="E8F8FF" w:val="clear"/>
+          </w:tcPr>
+          <w:p>
+            <w:r/>
+            <w:r>
+              <w:rPr>
+                <w:color w:val="1A1A1A"/>
+                <w:sz w:val="17"/>
+              </w:rPr>
+            </w:r>
+          </w:p>
+        </w:tc>
+      </w:tr>
+      <w:tr>
+        <w:tc>
+          <w:tcPr>
+            <w:tcW w:type="dxa" w:w="10540"/>
+            <w:shd w:fill="FFFFFF" w:val="clear"/>
+          </w:tcPr>
+          <w:p>
+            <w:r/>
+            <w:r>
+              <w:rPr>
+                <w:color w:val="1A1A1A"/>
+                <w:sz w:val="17"/>
+              </w:rPr>
+            </w:r>
+          </w:p>
+        </w:tc>
+      </w:tr>
+      <w:tr>
+        <w:tc>
+          <w:tcPr>
+            <w:tcW w:type="dxa" w:w="10540"/>
+            <w:shd w:fill="E8F8FF" w:val="clear"/>
+          </w:tcPr>
+          <w:p>
+            <w:r/>
+            <w:r>
+              <w:rPr>
+                <w:color w:val="1A1A1A"/>
+                <w:sz w:val="17"/>
+              </w:rPr>
+            </w:r>
+          </w:p>
+        </w:tc>
+      </w:tr>
+      <w:tr>
+        <w:tc>
+          <w:tcPr>
+            <w:tcW w:type="dxa" w:w="10540"/>
+            <w:shd w:fill="FFFFFF" w:val="clear"/>
+          </w:tcPr>
+          <w:p>
+            <w:r/>
+            <w:r>
+              <w:rPr>
+                <w:color w:val="1A1A1A"/>
+                <w:sz w:val="17"/>
+              </w:rPr>
+            </w:r>
+          </w:p>
+        </w:tc>
+      </w:tr>
+      <w:tr>
+        <w:tc>
+          <w:tcPr>
+            <w:tcW w:type="dxa" w:w="10540"/>
+            <w:shd w:fill="E8F8FF" w:val="clear"/>
+          </w:tcPr>
+          <w:p>
+            <w:r/>
+            <w:r>
+              <w:rPr>
+                <w:color w:val="1A1A1A"/>
+                <w:sz w:val="17"/>
+              </w:rPr>
+            </w:r>
+          </w:p>
+        </w:tc>
+      </w:tr>
+      <w:tr>
+        <w:tc>
+          <w:tcPr>
+            <w:tcW w:type="dxa" w:w="10540"/>
+            <w:shd w:fill="FFFFFF" w:val="clear"/>
+          </w:tcPr>
+          <w:p>
+            <w:r/>
+            <w:r>
+              <w:rPr>
+                <w:color w:val="1A1A1A"/>
+                <w:sz w:val="17"/>
+              </w:rPr>
+            </w:r>
+          </w:p>
+        </w:tc>
+      </w:tr>
+      <w:tr>
+        <w:tc>
+          <w:tcPr>
+            <w:tcW w:type="dxa" w:w="10540"/>
+            <w:shd w:fill="E8F8FF" w:val="clear"/>
+          </w:tcPr>
+          <w:p>
+            <w:r/>
+            <w:r>
+              <w:rPr>
+                <w:color w:val="1A1A1A"/>
+                <w:sz w:val="17"/>
+              </w:rPr>
+            </w:r>
+          </w:p>
+        </w:tc>
+      </w:tr>
+      <w:tr>
+        <w:tc>
+          <w:tcPr>
+            <w:tcW w:type="dxa" w:w="10540"/>
+            <w:shd w:fill="FFFFFF" w:val="clear"/>
+          </w:tcPr>
+          <w:p>
+            <w:r/>
+            <w:r>
+              <w:rPr>
+                <w:color w:val="1A1A1A"/>
+                <w:sz w:val="17"/>
+              </w:rPr>
+            </w:r>
+          </w:p>
+        </w:tc>
+      </w:tr>
+      <w:tr>
+        <w:tc>
+          <w:tcPr>
+            <w:tcW w:type="dxa" w:w="10540"/>
+            <w:shd w:fill="E8F8FF" w:val="clear"/>
+          </w:tcPr>
+          <w:p>
+            <w:r/>
+            <w:r>
+              <w:rPr>
+                <w:color w:val="1A1A1A"/>
+                <w:sz w:val="17"/>
+              </w:rPr>
+            </w:r>
+          </w:p>
+        </w:tc>
+      </w:tr>
+      <w:tr>
+        <w:tc>
+          <w:tcPr>
+            <w:tcW w:type="dxa" w:w="10540"/>
+            <w:shd w:fill="FFFFFF" w:val="clear"/>
+          </w:tcPr>
+          <w:p>
+            <w:r/>
+            <w:r>
+              <w:rPr>
+                <w:color w:val="1A1A1A"/>
+                <w:sz w:val="17"/>
+              </w:rPr>
+            </w:r>
+          </w:p>
+        </w:tc>
+      </w:tr>
+      <w:tr>
+        <w:tc>
+          <w:tcPr>
+            <w:tcW w:type="dxa" w:w="10540"/>
+            <w:shd w:fill="E8F8FF" w:val="clear"/>
+          </w:tcPr>
+          <w:p>
+            <w:r/>
+            <w:r>
+              <w:rPr>
+                <w:color w:val="1A1A1A"/>
+                <w:sz w:val="17"/>
+              </w:rPr>
+            </w:r>
+          </w:p>
+        </w:tc>
+      </w:tr>
+      <w:tr>
+        <w:tc>
+          <w:tcPr>
+            <w:tcW w:type="dxa" w:w="10540"/>
+            <w:shd w:fill="FFFFFF" w:val="clear"/>
+          </w:tcPr>
+          <w:p>
+            <w:r/>
+            <w:r>
+              <w:rPr>
+                <w:color w:val="1A1A1A"/>
+                <w:sz w:val="17"/>
+              </w:rPr>
+            </w:r>
+          </w:p>
+        </w:tc>
+      </w:tr>
+      <w:tr>
+        <w:tc>
+          <w:tcPr>
+            <w:tcW w:type="dxa" w:w="10540"/>
+            <w:shd w:fill="E8F8FF" w:val="clear"/>
+          </w:tcPr>
+          <w:p>
+            <w:r/>
+            <w:r>
+              <w:rPr>
+                <w:color w:val="1A1A1A"/>
+                <w:sz w:val="17"/>
+              </w:rPr>
+            </w:r>
+          </w:p>
+        </w:tc>
+      </w:tr>
+      <w:tr>
+        <w:tc>
+          <w:tcPr>
+            <w:tcW w:type="dxa" w:w="10540"/>
+            <w:shd w:fill="FFFFFF" w:val="clear"/>
+          </w:tcPr>
+          <w:p>
+            <w:r/>
+            <w:r>
+              <w:rPr>
+                <w:color w:val="1A1A1A"/>
+                <w:sz w:val="17"/>
+              </w:rPr>
+            </w:r>
+          </w:p>
+        </w:tc>
+      </w:tr>
+      <w:tr>
+        <w:tc>
+          <w:tcPr>
+            <w:tcW w:type="dxa" w:w="10540"/>
+            <w:shd w:fill="E8F8FF" w:val="clear"/>
+          </w:tcPr>
+          <w:p>
+            <w:r/>
+            <w:r>
+              <w:rPr>
+                <w:color w:val="1A1A1A"/>
+                <w:sz w:val="17"/>
+              </w:rPr>
+            </w:r>
+          </w:p>
+        </w:tc>
+      </w:tr>
+      <w:tr>
+        <w:tc>
+          <w:tcPr>
+            <w:tcW w:type="dxa" w:w="10540"/>
+            <w:shd w:fill="FFFFFF" w:val="clear"/>
+          </w:tcPr>
+          <w:p>
+            <w:r/>
+            <w:r>
+              <w:rPr>
+                <w:color w:val="1A1A1A"/>
+                <w:sz w:val="17"/>
+              </w:rPr>
+            </w:r>
+          </w:p>
+        </w:tc>
+      </w:tr>
+      <w:tr>
+        <w:tc>
+          <w:tcPr>
+            <w:tcW w:type="dxa" w:w="10540"/>
+            <w:shd w:fill="E8F8FF" w:val="clear"/>
+          </w:tcPr>
+          <w:p>
+            <w:r/>
+            <w:r>
+              <w:rPr>
+                <w:color w:val="1A1A1A"/>
+                <w:sz w:val="17"/>
+              </w:rPr>
+            </w:r>
+          </w:p>
+        </w:tc>
+      </w:tr>
+      <w:tr>
+        <w:tc>
+          <w:tcPr>
+            <w:tcW w:type="dxa" w:w="10540"/>
+            <w:shd w:fill="FFFFFF" w:val="clear"/>
+          </w:tcPr>
+          <w:p>
+            <w:r/>
+            <w:r>
+              <w:rPr>
+                <w:color w:val="1A1A1A"/>
+                <w:sz w:val="17"/>
+              </w:rPr>
+            </w:r>
+          </w:p>
+        </w:tc>
+      </w:tr>
+      <w:tr>
+        <w:tc>
+          <w:tcPr>
+            <w:tcW w:type="dxa" w:w="10540"/>
+            <w:shd w:fill="E8F8FF" w:val="clear"/>
+          </w:tcPr>
+          <w:p>
+            <w:r/>
+            <w:r>
+              <w:rPr>
+                <w:color w:val="1A1A1A"/>
+                <w:sz w:val="17"/>
+              </w:rPr>
+            </w:r>
+          </w:p>
+        </w:tc>
+      </w:tr>
+      <w:tr>
+        <w:tc>
+          <w:tcPr>
+            <w:tcW w:type="dxa" w:w="10540"/>
+            <w:shd w:fill="FFFFFF" w:val="clear"/>
+          </w:tcPr>
+          <w:p>
+            <w:r/>
+            <w:r>
+              <w:rPr>
+                <w:color w:val="1A1A1A"/>
+                <w:sz w:val="17"/>
+              </w:rPr>
+            </w:r>
+          </w:p>
+        </w:tc>
+      </w:tr>
+      <w:tr>
+        <w:tc>
+          <w:tcPr>
+            <w:tcW w:type="dxa" w:w="10540"/>
+            <w:shd w:fill="E8F8FF" w:val="clear"/>
+          </w:tcPr>
+          <w:p>
+            <w:r/>
+            <w:r>
+              <w:rPr>
+                <w:color w:val="1A1A1A"/>
+                <w:sz w:val="17"/>
+              </w:rPr>
+            </w:r>
+          </w:p>
+        </w:tc>
+      </w:tr>
+      <w:tr>
+        <w:tc>
+          <w:tcPr>
+            <w:tcW w:type="dxa" w:w="10540"/>
+            <w:shd w:fill="FFFFFF" w:val="clear"/>
+          </w:tcPr>
+          <w:p>
+            <w:r/>
+            <w:r>
+              <w:rPr>
+                <w:color w:val="1A1A1A"/>
+                <w:sz w:val="17"/>
+              </w:rPr>
+            </w:r>
+          </w:p>
+        </w:tc>
+      </w:tr>
+      <w:tr>
+        <w:tc>
+          <w:tcPr>
+            <w:tcW w:type="dxa" w:w="10540"/>
+            <w:shd w:fill="E8F8FF" w:val="clear"/>
+          </w:tcPr>
+          <w:p>
+            <w:r/>
+            <w:r>
+              <w:rPr>
+                <w:color w:val="1A1A1A"/>
+                <w:sz w:val="17"/>
+              </w:rPr>
+            </w:r>
+          </w:p>
+        </w:tc>
+      </w:tr>
+      <w:tr>
+        <w:tc>
+          <w:tcPr>
+            <w:tcW w:type="dxa" w:w="10540"/>
+            <w:shd w:fill="FFFFFF" w:val="clear"/>
+          </w:tcPr>
+          <w:p>
+            <w:r/>
+            <w:r>
+              <w:rPr>
+                <w:color w:val="1A1A1A"/>
+                <w:sz w:val="17"/>
+              </w:rPr>
+            </w:r>
+          </w:p>
+        </w:tc>
+      </w:tr>
+      <w:tr>
+        <w:tc>
+          <w:tcPr>
+            <w:tcW w:type="dxa" w:w="10540"/>
+            <w:shd w:fill="E8F8FF" w:val="clear"/>
+          </w:tcPr>
+          <w:p>
+            <w:r/>
+            <w:r>
+              <w:rPr>
+                <w:color w:val="1A1A1A"/>
+                <w:sz w:val="17"/>
+              </w:rPr>
+            </w:r>
+          </w:p>
+        </w:tc>
+      </w:tr>
+      <w:tr>
+        <w:tc>
+          <w:tcPr>
+            <w:tcW w:type="dxa" w:w="10540"/>
+            <w:shd w:fill="FFFFFF" w:val="clear"/>
+          </w:tcPr>
+          <w:p>
+            <w:r/>
+            <w:r>
+              <w:rPr>
+                <w:color w:val="1A1A1A"/>
+                <w:sz w:val="17"/>
+              </w:rPr>
+            </w:r>
+          </w:p>
+        </w:tc>
+      </w:tr>
+      <w:tr>
+        <w:tc>
+          <w:tcPr>
+            <w:tcW w:type="dxa" w:w="10540"/>
+            <w:shd w:fill="E8F8FF" w:val="clear"/>
+          </w:tcPr>
+          <w:p>
+            <w:r/>
+            <w:r>
+              <w:rPr>
+                <w:color w:val="1A1A1A"/>
+                <w:sz w:val="17"/>
+              </w:rPr>
+            </w:r>
+          </w:p>
+        </w:tc>
+      </w:tr>
+      <w:tr>
+        <w:tc>
+          <w:tcPr>
+            <w:tcW w:type="dxa" w:w="10540"/>
+            <w:shd w:fill="FFFFFF" w:val="clear"/>
+          </w:tcPr>
+          <w:p>
+            <w:r/>
+            <w:r>
+              <w:rPr>
+                <w:color w:val="1A1A1A"/>
+                <w:sz w:val="17"/>
+              </w:rPr>
+            </w:r>
+          </w:p>
+        </w:tc>
+      </w:tr>
+      <w:tr>
+        <w:tc>
+          <w:tcPr>
+            <w:tcW w:type="dxa" w:w="10540"/>
+            <w:shd w:fill="E8F8FF" w:val="clear"/>
+          </w:tcPr>
+          <w:p>
+            <w:r/>
+            <w:r>
+              <w:rPr>
+                <w:color w:val="1A1A1A"/>
+                <w:sz w:val="17"/>
+              </w:rPr>
+            </w:r>
+          </w:p>
+        </w:tc>
+      </w:tr>
+      <w:tr>
+        <w:tc>
+          <w:tcPr>
+            <w:tcW w:type="dxa" w:w="10540"/>
+            <w:shd w:fill="FFFFFF" w:val="clear"/>
+          </w:tcPr>
+          <w:p>
+            <w:r/>
+            <w:r>
+              <w:rPr>
+                <w:color w:val="1A1A1A"/>
+                <w:sz w:val="17"/>
+              </w:rPr>
+            </w:r>
+          </w:p>
+        </w:tc>
+      </w:tr>
+      <w:tr>
+        <w:tc>
+          <w:tcPr>
+            <w:tcW w:type="dxa" w:w="10540"/>
+            <w:shd w:fill="E8F8FF" w:val="clear"/>
+          </w:tcPr>
+          <w:p>
+            <w:r/>
+            <w:r>
+              <w:rPr>
+                <w:color w:val="1A1A1A"/>
+                <w:sz w:val="17"/>
+              </w:rPr>
+            </w:r>
+          </w:p>
+        </w:tc>
+      </w:tr>
+      <w:tr>
+        <w:tc>
+          <w:tcPr>
+            <w:tcW w:type="dxa" w:w="10540"/>
+            <w:shd w:fill="FFFFFF" w:val="clear"/>
+          </w:tcPr>
+          <w:p>
+            <w:r/>
+            <w:r>
+              <w:rPr>
+                <w:color w:val="1A1A1A"/>
+                <w:sz w:val="17"/>
+              </w:rPr>
+            </w:r>
+          </w:p>
+        </w:tc>
+      </w:tr>
+      <w:tr>
+        <w:tc>
+          <w:tcPr>
+            <w:tcW w:type="dxa" w:w="10540"/>
+            <w:shd w:fill="E8F8FF" w:val="clear"/>
+          </w:tcPr>
+          <w:p>
+            <w:r/>
+            <w:r>
+              <w:rPr>
+                <w:color w:val="1A1A1A"/>
+                <w:sz w:val="17"/>
+              </w:rPr>
+            </w:r>
+          </w:p>
+        </w:tc>
+      </w:tr>
+      <w:tr>
+        <w:tc>
+          <w:tcPr>
+            <w:tcW w:type="dxa" w:w="10540"/>
+            <w:shd w:fill="FFFFFF" w:val="clear"/>
+          </w:tcPr>
+          <w:p>
+            <w:r/>
+            <w:r>
+              <w:rPr>
+                <w:color w:val="1A1A1A"/>
+                <w:sz w:val="17"/>
+              </w:rPr>
+              <w:t>SECTION 5: TECHNICAL SKILLS &amp; COMPETENCIES</w:t>
+            </w:r>
+          </w:p>
+        </w:tc>
+      </w:tr>
+      <w:tr>
+        <w:tc>
+          <w:tcPr>
+            <w:tcW w:type="dxa" w:w="10540"/>
+            <w:shd w:fill="E8F8FF" w:val="clear"/>
+          </w:tcPr>
+          <w:p>
+            <w:r/>
+            <w:r>
+              <w:rPr>
+                <w:color w:val="1A1A1A"/>
+                <w:sz w:val="17"/>
+              </w:rPr>
+            </w:r>
+          </w:p>
+        </w:tc>
+      </w:tr>
+      <w:tr>
+        <w:tc>
+          <w:tcPr>
+            <w:tcW w:type="dxa" w:w="10540"/>
+            <w:shd w:fill="FFFFFF" w:val="clear"/>
+          </w:tcPr>
+          <w:p>
+            <w:r/>
+            <w:r>
+              <w:rPr>
+                <w:color w:val="1A1A1A"/>
+                <w:sz w:val="17"/>
+              </w:rPr>
+            </w:r>
+          </w:p>
+        </w:tc>
+      </w:tr>
+      <w:tr>
+        <w:tc>
+          <w:tcPr>
+            <w:tcW w:type="dxa" w:w="10540"/>
+            <w:shd w:fill="E8F8FF" w:val="clear"/>
+          </w:tcPr>
+          <w:p>
+            <w:r/>
+            <w:r>
+              <w:rPr>
+                <w:color w:val="1A1A1A"/>
+                <w:sz w:val="17"/>
+              </w:rPr>
+            </w:r>
+          </w:p>
+        </w:tc>
+      </w:tr>
+      <w:tr>
+        <w:tc>
+          <w:tcPr>
+            <w:tcW w:type="dxa" w:w="10540"/>
+            <w:shd w:fill="FFFFFF" w:val="clear"/>
+          </w:tcPr>
+          <w:p>
+            <w:r/>
+            <w:r>
+              <w:rPr>
+                <w:color w:val="1A1A1A"/>
+                <w:sz w:val="17"/>
+              </w:rPr>
+            </w:r>
+          </w:p>
+        </w:tc>
+      </w:tr>
+      <w:tr>
+        <w:tc>
+          <w:tcPr>
+            <w:tcW w:type="dxa" w:w="10540"/>
+            <w:shd w:fill="E8F8FF" w:val="clear"/>
+          </w:tcPr>
+          <w:p>
+            <w:r/>
+            <w:r>
+              <w:rPr>
+                <w:color w:val="1A1A1A"/>
+                <w:sz w:val="17"/>
+              </w:rPr>
+            </w:r>
+          </w:p>
+        </w:tc>
+      </w:tr>
+      <w:tr>
+        <w:tc>
+          <w:tcPr>
+            <w:tcW w:type="dxa" w:w="10540"/>
+            <w:shd w:fill="FFFFFF" w:val="clear"/>
+          </w:tcPr>
+          <w:p>
+            <w:r/>
+            <w:r>
+              <w:rPr>
+                <w:color w:val="1A1A1A"/>
+                <w:sz w:val="17"/>
+              </w:rPr>
+            </w:r>
+          </w:p>
+        </w:tc>
+      </w:tr>
+      <w:tr>
+        <w:tc>
+          <w:tcPr>
+            <w:tcW w:type="dxa" w:w="10540"/>
+            <w:shd w:fill="E8F8FF" w:val="clear"/>
+          </w:tcPr>
+          <w:p>
+            <w:r/>
+            <w:r>
+              <w:rPr>
+                <w:color w:val="1A1A1A"/>
+                <w:sz w:val="17"/>
+              </w:rPr>
+            </w:r>
+          </w:p>
+        </w:tc>
+      </w:tr>
+      <w:tr>
+        <w:tc>
+          <w:tcPr>
+            <w:tcW w:type="dxa" w:w="10540"/>
+            <w:shd w:fill="FFFFFF" w:val="clear"/>
+          </w:tcPr>
+          <w:p>
+            <w:r/>
+            <w:r>
+              <w:rPr>
+                <w:color w:val="1A1A1A"/>
+                <w:sz w:val="17"/>
+              </w:rPr>
+            </w:r>
+          </w:p>
+        </w:tc>
+      </w:tr>
+      <w:tr>
+        <w:tc>
+          <w:tcPr>
+            <w:tcW w:type="dxa" w:w="10540"/>
+            <w:shd w:fill="E8F8FF" w:val="clear"/>
+          </w:tcPr>
+          <w:p>
+            <w:r/>
+            <w:r>
+              <w:rPr>
+                <w:color w:val="1A1A1A"/>
+                <w:sz w:val="17"/>
+              </w:rPr>
+            </w:r>
+          </w:p>
+        </w:tc>
+      </w:tr>
+      <w:tr>
+        <w:tc>
+          <w:tcPr>
+            <w:tcW w:type="dxa" w:w="10540"/>
+            <w:shd w:fill="FFFFFF" w:val="clear"/>
+          </w:tcPr>
+          <w:p>
+            <w:r/>
+            <w:r>
+              <w:rPr>
+                <w:color w:val="1A1A1A"/>
+                <w:sz w:val="17"/>
+              </w:rPr>
+            </w:r>
+          </w:p>
+        </w:tc>
+      </w:tr>
+      <w:tr>
+        <w:tc>
+          <w:tcPr>
+            <w:tcW w:type="dxa" w:w="10540"/>
+            <w:shd w:fill="E8F8FF" w:val="clear"/>
+          </w:tcPr>
+          <w:p>
+            <w:r/>
+            <w:r>
+              <w:rPr>
+                <w:color w:val="1A1A1A"/>
+                <w:sz w:val="17"/>
+              </w:rPr>
+            </w:r>
+          </w:p>
+        </w:tc>
+      </w:tr>
+      <w:tr>
+        <w:tc>
+          <w:tcPr>
+            <w:tcW w:type="dxa" w:w="10540"/>
+            <w:shd w:fill="FFFFFF" w:val="clear"/>
+          </w:tcPr>
+          <w:p>
+            <w:r/>
+            <w:r>
+              <w:rPr>
+                <w:color w:val="1A1A1A"/>
+                <w:sz w:val="17"/>
+              </w:rPr>
+            </w:r>
+          </w:p>
+        </w:tc>
+      </w:tr>
+      <w:tr>
+        <w:tc>
+          <w:tcPr>
+            <w:tcW w:type="dxa" w:w="10540"/>
+            <w:shd w:fill="E8F8FF" w:val="clear"/>
+          </w:tcPr>
+          <w:p>
+            <w:r/>
+            <w:r>
+              <w:rPr>
+                <w:color w:val="1A1A1A"/>
+                <w:sz w:val="17"/>
+              </w:rPr>
+            </w:r>
+          </w:p>
+        </w:tc>
+      </w:tr>
+      <w:tr>
+        <w:tc>
+          <w:tcPr>
+            <w:tcW w:type="dxa" w:w="10540"/>
+            <w:shd w:fill="FFFFFF" w:val="clear"/>
+          </w:tcPr>
+          <w:p>
+            <w:r/>
+            <w:r>
+              <w:rPr>
+                <w:color w:val="1A1A1A"/>
+                <w:sz w:val="17"/>
+              </w:rPr>
+            </w:r>
+          </w:p>
+        </w:tc>
+      </w:tr>
+      <w:tr>
+        <w:tc>
+          <w:tcPr>
+            <w:tcW w:type="dxa" w:w="10540"/>
+            <w:shd w:fill="E8F8FF" w:val="clear"/>
+          </w:tcPr>
+          <w:p>
+            <w:r/>
+            <w:r>
+              <w:rPr>
+                <w:color w:val="1A1A1A"/>
+                <w:sz w:val="17"/>
+              </w:rPr>
+            </w:r>
+          </w:p>
+        </w:tc>
+      </w:tr>
+      <w:tr>
+        <w:tc>
+          <w:tcPr>
+            <w:tcW w:type="dxa" w:w="10540"/>
+            <w:shd w:fill="FFFFFF" w:val="clear"/>
+          </w:tcPr>
+          <w:p>
+            <w:r/>
+            <w:r>
+              <w:rPr>
+                <w:color w:val="1A1A1A"/>
+                <w:sz w:val="17"/>
+              </w:rPr>
+              <w:t>SECTION 6: REFERENCES (Minimum 2)</w:t>
+            </w:r>
+          </w:p>
+        </w:tc>
+      </w:tr>
+      <w:tr>
+        <w:tc>
+          <w:tcPr>
+            <w:tcW w:type="dxa" w:w="10540"/>
+            <w:shd w:fill="E8F8FF" w:val="clear"/>
+          </w:tcPr>
+          <w:p>
+            <w:r/>
+            <w:r>
+              <w:rPr>
+                <w:color w:val="1A1A1A"/>
+                <w:sz w:val="17"/>
+              </w:rPr>
+            </w:r>
+          </w:p>
+        </w:tc>
+      </w:tr>
+      <w:tr>
+        <w:tc>
+          <w:tcPr>
+            <w:tcW w:type="dxa" w:w="10540"/>
+            <w:shd w:fill="FFFFFF" w:val="clear"/>
+          </w:tcPr>
+          <w:p>
+            <w:r/>
+            <w:r>
+              <w:rPr>
+                <w:color w:val="1A1A1A"/>
+                <w:sz w:val="17"/>
+              </w:rPr>
+            </w:r>
+          </w:p>
+        </w:tc>
+      </w:tr>
+      <w:tr>
+        <w:tc>
+          <w:tcPr>
+            <w:tcW w:type="dxa" w:w="10540"/>
+            <w:shd w:fill="E8F8FF" w:val="clear"/>
+          </w:tcPr>
+          <w:p>
+            <w:r/>
+            <w:r>
+              <w:rPr>
+                <w:color w:val="1A1A1A"/>
+                <w:sz w:val="17"/>
+              </w:rPr>
+            </w:r>
+          </w:p>
+        </w:tc>
+      </w:tr>
+      <w:tr>
+        <w:tc>
+          <w:tcPr>
+            <w:tcW w:type="dxa" w:w="10540"/>
+            <w:shd w:fill="FFFFFF" w:val="clear"/>
+          </w:tcPr>
+          <w:p>
+            <w:r/>
+            <w:r>
+              <w:rPr>
+                <w:color w:val="1A1A1A"/>
+                <w:sz w:val="17"/>
+              </w:rPr>
+            </w:r>
+          </w:p>
+        </w:tc>
+      </w:tr>
+      <w:tr>
+        <w:tc>
+          <w:tcPr>
+            <w:tcW w:type="dxa" w:w="10540"/>
+            <w:shd w:fill="E8F8FF" w:val="clear"/>
+          </w:tcPr>
+          <w:p>
+            <w:r/>
+            <w:r>
+              <w:rPr>
+                <w:color w:val="1A1A1A"/>
+                <w:sz w:val="17"/>
+              </w:rPr>
+            </w:r>
+          </w:p>
+        </w:tc>
+      </w:tr>
+      <w:tr>
+        <w:tc>
+          <w:tcPr>
+            <w:tcW w:type="dxa" w:w="10540"/>
+            <w:shd w:fill="FFFFFF" w:val="clear"/>
+          </w:tcPr>
+          <w:p>
+            <w:r/>
+            <w:r>
+              <w:rPr>
+                <w:color w:val="1A1A1A"/>
+                <w:sz w:val="17"/>
+              </w:rPr>
+            </w:r>
+          </w:p>
+        </w:tc>
+      </w:tr>
+      <w:tr>
+        <w:tc>
+          <w:tcPr>
+            <w:tcW w:type="dxa" w:w="10540"/>
+            <w:shd w:fill="E8F8FF" w:val="clear"/>
+          </w:tcPr>
+          <w:p>
+            <w:r/>
+            <w:r>
+              <w:rPr>
+                <w:color w:val="1A1A1A"/>
+                <w:sz w:val="17"/>
+              </w:rPr>
+            </w:r>
+          </w:p>
+        </w:tc>
+      </w:tr>
+      <w:tr>
+        <w:tc>
+          <w:tcPr>
+            <w:tcW w:type="dxa" w:w="10540"/>
+            <w:shd w:fill="FFFFFF" w:val="clear"/>
+          </w:tcPr>
+          <w:p>
+            <w:r/>
+            <w:r>
+              <w:rPr>
+                <w:color w:val="1A1A1A"/>
+                <w:sz w:val="17"/>
+              </w:rPr>
+            </w:r>
+          </w:p>
+        </w:tc>
+      </w:tr>
+      <w:tr>
+        <w:tc>
+          <w:tcPr>
+            <w:tcW w:type="dxa" w:w="10540"/>
+            <w:shd w:fill="E8F8FF" w:val="clear"/>
+          </w:tcPr>
+          <w:p>
+            <w:r/>
+            <w:r>
+              <w:rPr>
+                <w:color w:val="1A1A1A"/>
+                <w:sz w:val="17"/>
+              </w:rPr>
+            </w:r>
+          </w:p>
+        </w:tc>
+      </w:tr>
+      <w:tr>
+        <w:tc>
+          <w:tcPr>
+            <w:tcW w:type="dxa" w:w="10540"/>
+            <w:shd w:fill="FFFFFF" w:val="clear"/>
+          </w:tcPr>
+          <w:p>
+            <w:r/>
+            <w:r>
+              <w:rPr>
+                <w:color w:val="1A1A1A"/>
+                <w:sz w:val="17"/>
+              </w:rPr>
+            </w:r>
+          </w:p>
+        </w:tc>
+      </w:tr>
+      <w:tr>
+        <w:tc>
+          <w:tcPr>
+            <w:tcW w:type="dxa" w:w="10540"/>
+            <w:shd w:fill="E8F8FF" w:val="clear"/>
+          </w:tcPr>
+          <w:p>
+            <w:r/>
+            <w:r>
+              <w:rPr>
+                <w:color w:val="1A1A1A"/>
+                <w:sz w:val="17"/>
+              </w:rPr>
+            </w:r>
+          </w:p>
+        </w:tc>
+      </w:tr>
+      <w:tr>
+        <w:tc>
+          <w:tcPr>
+            <w:tcW w:type="dxa" w:w="10540"/>
+            <w:shd w:fill="FFFFFF" w:val="clear"/>
+          </w:tcPr>
+          <w:p>
+            <w:r/>
+            <w:r>
+              <w:rPr>
+                <w:color w:val="1A1A1A"/>
+                <w:sz w:val="17"/>
+              </w:rPr>
+            </w:r>
+          </w:p>
+        </w:tc>
+      </w:tr>
+      <w:tr>
+        <w:tc>
+          <w:tcPr>
+            <w:tcW w:type="dxa" w:w="10540"/>
+            <w:shd w:fill="E8F8FF" w:val="clear"/>
+          </w:tcPr>
+          <w:p>
+            <w:r/>
+            <w:r>
+              <w:rPr>
+                <w:color w:val="1A1A1A"/>
+                <w:sz w:val="17"/>
+              </w:rPr>
+            </w:r>
+          </w:p>
+        </w:tc>
+      </w:tr>
+      <w:tr>
+        <w:tc>
+          <w:tcPr>
+            <w:tcW w:type="dxa" w:w="10540"/>
+            <w:shd w:fill="FFFFFF" w:val="clear"/>
+          </w:tcPr>
+          <w:p>
+            <w:r/>
+            <w:r>
+              <w:rPr>
+                <w:color w:val="1A1A1A"/>
+                <w:sz w:val="17"/>
+              </w:rPr>
+            </w:r>
+          </w:p>
+        </w:tc>
+      </w:tr>
+      <w:tr>
+        <w:tc>
+          <w:tcPr>
+            <w:tcW w:type="dxa" w:w="10540"/>
+            <w:shd w:fill="E8F8FF" w:val="clear"/>
+          </w:tcPr>
+          <w:p>
+            <w:r/>
+            <w:r>
+              <w:rPr>
+                <w:color w:val="1A1A1A"/>
+                <w:sz w:val="17"/>
+              </w:rPr>
+            </w:r>
+          </w:p>
+        </w:tc>
+      </w:tr>
+      <w:tr>
+        <w:tc>
+          <w:tcPr>
+            <w:tcW w:type="dxa" w:w="10540"/>
+            <w:shd w:fill="FFFFFF" w:val="clear"/>
+          </w:tcPr>
+          <w:p>
+            <w:r/>
+            <w:r>
+              <w:rPr>
+                <w:color w:val="1A1A1A"/>
+                <w:sz w:val="17"/>
+              </w:rPr>
+              <w:t>SECTION 7: GUARANTOR INFORMATION</w:t>
+            </w:r>
+          </w:p>
+        </w:tc>
+      </w:tr>
+      <w:tr>
+        <w:tc>
+          <w:tcPr>
+            <w:tcW w:type="dxa" w:w="10540"/>
+            <w:shd w:fill="E8F8FF" w:val="clear"/>
+          </w:tcPr>
+          <w:p>
+            <w:r/>
+            <w:r>
+              <w:rPr>
+                <w:color w:val="1A1A1A"/>
+                <w:sz w:val="17"/>
+              </w:rPr>
+            </w:r>
+          </w:p>
+        </w:tc>
+      </w:tr>
+      <w:tr>
+        <w:tc>
+          <w:tcPr>
+            <w:tcW w:type="dxa" w:w="10540"/>
+            <w:shd w:fill="FFFFFF" w:val="clear"/>
+          </w:tcPr>
+          <w:p>
+            <w:r/>
+            <w:r>
+              <w:rPr>
+                <w:color w:val="1A1A1A"/>
+                <w:sz w:val="17"/>
+              </w:rPr>
+            </w:r>
+          </w:p>
+        </w:tc>
+      </w:tr>
+      <w:tr>
+        <w:tc>
+          <w:tcPr>
+            <w:tcW w:type="dxa" w:w="10540"/>
+            <w:shd w:fill="E8F8FF" w:val="clear"/>
+          </w:tcPr>
+          <w:p>
+            <w:r/>
+            <w:r>
+              <w:rPr>
+                <w:color w:val="1A1A1A"/>
+                <w:sz w:val="17"/>
+              </w:rPr>
+            </w:r>
+          </w:p>
+        </w:tc>
+      </w:tr>
+      <w:tr>
+        <w:tc>
+          <w:tcPr>
+            <w:tcW w:type="dxa" w:w="10540"/>
+            <w:shd w:fill="FFFFFF" w:val="clear"/>
+          </w:tcPr>
+          <w:p>
+            <w:r/>
+            <w:r>
+              <w:rPr>
+                <w:color w:val="1A1A1A"/>
+                <w:sz w:val="17"/>
+              </w:rPr>
+            </w:r>
+          </w:p>
+        </w:tc>
+      </w:tr>
+      <w:tr>
+        <w:tc>
+          <w:tcPr>
+            <w:tcW w:type="dxa" w:w="10540"/>
+            <w:shd w:fill="E8F8FF" w:val="clear"/>
+          </w:tcPr>
+          <w:p>
+            <w:r/>
+            <w:r>
+              <w:rPr>
+                <w:color w:val="1A1A1A"/>
+                <w:sz w:val="17"/>
+              </w:rPr>
+            </w:r>
+          </w:p>
+        </w:tc>
+      </w:tr>
+      <w:tr>
+        <w:tc>
+          <w:tcPr>
+            <w:tcW w:type="dxa" w:w="10540"/>
+            <w:shd w:fill="FFFFFF" w:val="clear"/>
+          </w:tcPr>
+          <w:p>
+            <w:r/>
+            <w:r>
+              <w:rPr>
+                <w:color w:val="1A1A1A"/>
+                <w:sz w:val="17"/>
+              </w:rPr>
+            </w:r>
+          </w:p>
+        </w:tc>
+      </w:tr>
+      <w:tr>
+        <w:tc>
+          <w:tcPr>
+            <w:tcW w:type="dxa" w:w="10540"/>
+            <w:shd w:fill="E8F8FF" w:val="clear"/>
+          </w:tcPr>
+          <w:p>
+            <w:r/>
+            <w:r>
+              <w:rPr>
+                <w:color w:val="1A1A1A"/>
+                <w:sz w:val="17"/>
+              </w:rPr>
+            </w:r>
+          </w:p>
+        </w:tc>
+      </w:tr>
+      <w:tr>
+        <w:tc>
+          <w:tcPr>
+            <w:tcW w:type="dxa" w:w="10540"/>
+            <w:shd w:fill="FFFFFF" w:val="clear"/>
+          </w:tcPr>
+          <w:p>
+            <w:r/>
+            <w:r>
+              <w:rPr>
+                <w:color w:val="1A1A1A"/>
+                <w:sz w:val="17"/>
+              </w:rPr>
+            </w:r>
+          </w:p>
+        </w:tc>
+      </w:tr>
+      <w:tr>
+        <w:tc>
+          <w:tcPr>
+            <w:tcW w:type="dxa" w:w="10540"/>
+            <w:shd w:fill="E8F8FF" w:val="clear"/>
+          </w:tcPr>
+          <w:p>
+            <w:r/>
+            <w:r>
+              <w:rPr>
+                <w:color w:val="1A1A1A"/>
+                <w:sz w:val="17"/>
+              </w:rPr>
+            </w:r>
+          </w:p>
+        </w:tc>
+      </w:tr>
+      <w:tr>
+        <w:tc>
+          <w:tcPr>
+            <w:tcW w:type="dxa" w:w="10540"/>
+            <w:shd w:fill="FFFFFF" w:val="clear"/>
+          </w:tcPr>
+          <w:p>
+            <w:r/>
+            <w:r>
+              <w:rPr>
+                <w:color w:val="1A1A1A"/>
+                <w:sz w:val="17"/>
+              </w:rPr>
+            </w:r>
+          </w:p>
+        </w:tc>
+      </w:tr>
+      <w:tr>
+        <w:tc>
+          <w:tcPr>
+            <w:tcW w:type="dxa" w:w="10540"/>
+            <w:shd w:fill="E8F8FF" w:val="clear"/>
+          </w:tcPr>
+          <w:p>
+            <w:r/>
+            <w:r>
+              <w:rPr>
+                <w:color w:val="1A1A1A"/>
+                <w:sz w:val="17"/>
+              </w:rPr>
+            </w:r>
+          </w:p>
+        </w:tc>
+      </w:tr>
+      <w:tr>
+        <w:tc>
+          <w:tcPr>
+            <w:tcW w:type="dxa" w:w="10540"/>
+            <w:shd w:fill="FFFFFF" w:val="clear"/>
+          </w:tcPr>
+          <w:p>
+            <w:r/>
+            <w:r>
+              <w:rPr>
+                <w:color w:val="1A1A1A"/>
+                <w:sz w:val="17"/>
+              </w:rPr>
+            </w:r>
+          </w:p>
+        </w:tc>
+      </w:tr>
+      <w:tr>
+        <w:tc>
+          <w:tcPr>
+            <w:tcW w:type="dxa" w:w="10540"/>
+            <w:shd w:fill="E8F8FF" w:val="clear"/>
+          </w:tcPr>
+          <w:p>
+            <w:r/>
+            <w:r>
+              <w:rPr>
+                <w:color w:val="1A1A1A"/>
+                <w:sz w:val="17"/>
+              </w:rPr>
+            </w:r>
+          </w:p>
+        </w:tc>
+      </w:tr>
+      <w:tr>
+        <w:tc>
+          <w:tcPr>
+            <w:tcW w:type="dxa" w:w="10540"/>
+            <w:shd w:fill="FFFFFF" w:val="clear"/>
+          </w:tcPr>
+          <w:p>
+            <w:r/>
+            <w:r>
+              <w:rPr>
+                <w:color w:val="1A1A1A"/>
+                <w:sz w:val="17"/>
+              </w:rPr>
+            </w:r>
+          </w:p>
+        </w:tc>
+      </w:tr>
+      <w:tr>
+        <w:tc>
+          <w:tcPr>
+            <w:tcW w:type="dxa" w:w="10540"/>
+            <w:shd w:fill="E8F8FF" w:val="clear"/>
+          </w:tcPr>
+          <w:p>
+            <w:r/>
+            <w:r>
+              <w:rPr>
+                <w:color w:val="1A1A1A"/>
+                <w:sz w:val="17"/>
+              </w:rPr>
+            </w:r>
+          </w:p>
+        </w:tc>
+      </w:tr>
+      <w:tr>
+        <w:tc>
+          <w:tcPr>
+            <w:tcW w:type="dxa" w:w="10540"/>
+            <w:shd w:fill="FFFFFF" w:val="clear"/>
+          </w:tcPr>
+          <w:p>
+            <w:r/>
+            <w:r>
+              <w:rPr>
+                <w:color w:val="1A1A1A"/>
+                <w:sz w:val="17"/>
+              </w:rPr>
+            </w:r>
+          </w:p>
+        </w:tc>
+      </w:tr>
+      <w:tr>
+        <w:tc>
+          <w:tcPr>
+            <w:tcW w:type="dxa" w:w="10540"/>
+            <w:shd w:fill="E8F8FF" w:val="clear"/>
+          </w:tcPr>
+          <w:p>
+            <w:r/>
+            <w:r>
+              <w:rPr>
+                <w:color w:val="1A1A1A"/>
+                <w:sz w:val="17"/>
+              </w:rPr>
+              <w:t>SECTION 8: HEALTH &amp; EMERGENCY INFORMATION</w:t>
+            </w:r>
+          </w:p>
+        </w:tc>
+      </w:tr>
+      <w:tr>
+        <w:tc>
+          <w:tcPr>
+            <w:tcW w:type="dxa" w:w="10540"/>
+            <w:shd w:fill="FFFFFF" w:val="clear"/>
+          </w:tcPr>
+          <w:p>
+            <w:r/>
+            <w:r>
+              <w:rPr>
+                <w:color w:val="1A1A1A"/>
+                <w:sz w:val="17"/>
+              </w:rPr>
+            </w:r>
+          </w:p>
+        </w:tc>
+      </w:tr>
+      <w:tr>
+        <w:tc>
+          <w:tcPr>
+            <w:tcW w:type="dxa" w:w="10540"/>
+            <w:shd w:fill="E8F8FF" w:val="clear"/>
+          </w:tcPr>
+          <w:p>
+            <w:r/>
+            <w:r>
+              <w:rPr>
+                <w:color w:val="1A1A1A"/>
+                <w:sz w:val="17"/>
+              </w:rPr>
+            </w:r>
+          </w:p>
+        </w:tc>
+      </w:tr>
+      <w:tr>
+        <w:tc>
+          <w:tcPr>
+            <w:tcW w:type="dxa" w:w="10540"/>
+            <w:shd w:fill="FFFFFF" w:val="clear"/>
+          </w:tcPr>
+          <w:p>
+            <w:r/>
+            <w:r>
+              <w:rPr>
+                <w:color w:val="1A1A1A"/>
+                <w:sz w:val="17"/>
+              </w:rPr>
+            </w:r>
+          </w:p>
+        </w:tc>
+      </w:tr>
+      <w:tr>
+        <w:tc>
+          <w:tcPr>
+            <w:tcW w:type="dxa" w:w="10540"/>
+            <w:shd w:fill="E8F8FF" w:val="clear"/>
+          </w:tcPr>
+          <w:p>
+            <w:r/>
+            <w:r>
+              <w:rPr>
+                <w:color w:val="1A1A1A"/>
+                <w:sz w:val="17"/>
+              </w:rPr>
+            </w:r>
+          </w:p>
+        </w:tc>
+      </w:tr>
+      <w:tr>
+        <w:tc>
+          <w:tcPr>
+            <w:tcW w:type="dxa" w:w="10540"/>
+            <w:shd w:fill="FFFFFF" w:val="clear"/>
+          </w:tcPr>
+          <w:p>
+            <w:r/>
+            <w:r>
+              <w:rPr>
+                <w:color w:val="1A1A1A"/>
+                <w:sz w:val="17"/>
+              </w:rPr>
+            </w:r>
+          </w:p>
+        </w:tc>
+      </w:tr>
+      <w:tr>
+        <w:tc>
+          <w:tcPr>
+            <w:tcW w:type="dxa" w:w="10540"/>
+            <w:shd w:fill="E8F8FF" w:val="clear"/>
+          </w:tcPr>
+          <w:p>
+            <w:r/>
+            <w:r>
+              <w:rPr>
+                <w:color w:val="1A1A1A"/>
+                <w:sz w:val="17"/>
+              </w:rPr>
+            </w:r>
+          </w:p>
+        </w:tc>
+      </w:tr>
+      <w:tr>
+        <w:tc>
+          <w:tcPr>
+            <w:tcW w:type="dxa" w:w="10540"/>
+            <w:shd w:fill="FFFFFF" w:val="clear"/>
+          </w:tcPr>
+          <w:p>
+            <w:r/>
+            <w:r>
+              <w:rPr>
+                <w:color w:val="1A1A1A"/>
+                <w:sz w:val="17"/>
+              </w:rPr>
+            </w:r>
+          </w:p>
+        </w:tc>
+      </w:tr>
+      <w:tr>
+        <w:tc>
+          <w:tcPr>
+            <w:tcW w:type="dxa" w:w="10540"/>
+            <w:shd w:fill="E8F8FF" w:val="clear"/>
+          </w:tcPr>
+          <w:p>
+            <w:r/>
+            <w:r>
+              <w:rPr>
+                <w:color w:val="1A1A1A"/>
+                <w:sz w:val="17"/>
+              </w:rPr>
+            </w:r>
+          </w:p>
+        </w:tc>
+      </w:tr>
+      <w:tr>
+        <w:tc>
+          <w:tcPr>
+            <w:tcW w:type="dxa" w:w="10540"/>
+            <w:shd w:fill="FFFFFF" w:val="clear"/>
+          </w:tcPr>
+          <w:p>
+            <w:r/>
+            <w:r>
+              <w:rPr>
+                <w:color w:val="1A1A1A"/>
+                <w:sz w:val="17"/>
+              </w:rPr>
+            </w:r>
+          </w:p>
+        </w:tc>
+      </w:tr>
+      <w:tr>
+        <w:tc>
+          <w:tcPr>
+            <w:tcW w:type="dxa" w:w="10540"/>
+            <w:shd w:fill="E8F8FF" w:val="clear"/>
+          </w:tcPr>
+          <w:p>
+            <w:r/>
+            <w:r>
+              <w:rPr>
+                <w:color w:val="1A1A1A"/>
+                <w:sz w:val="17"/>
+              </w:rPr>
+            </w:r>
+          </w:p>
+        </w:tc>
+      </w:tr>
+      <w:tr>
+        <w:tc>
+          <w:tcPr>
+            <w:tcW w:type="dxa" w:w="10540"/>
+            <w:shd w:fill="FFFFFF" w:val="clear"/>
+          </w:tcPr>
+          <w:p>
+            <w:r/>
+            <w:r>
+              <w:rPr>
+                <w:color w:val="1A1A1A"/>
+                <w:sz w:val="17"/>
+              </w:rPr>
+              <w:t>SECTION 9: ADDITIONAL DECLARATIONS</w:t>
+            </w:r>
+          </w:p>
+        </w:tc>
+      </w:tr>
+      <w:tr>
+        <w:tc>
+          <w:tcPr>
+            <w:tcW w:type="dxa" w:w="10540"/>
+            <w:shd w:fill="E8F8FF" w:val="clear"/>
+          </w:tcPr>
+          <w:p>
+            <w:r/>
+            <w:r>
+              <w:rPr>
+                <w:color w:val="1A1A1A"/>
+                <w:sz w:val="17"/>
+              </w:rPr>
+            </w:r>
+          </w:p>
+        </w:tc>
+      </w:tr>
+      <w:tr>
+        <w:tc>
+          <w:tcPr>
+            <w:tcW w:type="dxa" w:w="10540"/>
+            <w:shd w:fill="FFFFFF" w:val="clear"/>
+          </w:tcPr>
+          <w:p>
+            <w:r/>
+            <w:r>
+              <w:rPr>
+                <w:color w:val="1A1A1A"/>
+                <w:sz w:val="17"/>
+              </w:rPr>
+            </w:r>
+          </w:p>
+        </w:tc>
+      </w:tr>
+      <w:tr>
+        <w:tc>
+          <w:tcPr>
+            <w:tcW w:type="dxa" w:w="10540"/>
+            <w:shd w:fill="E8F8FF" w:val="clear"/>
+          </w:tcPr>
+          <w:p>
+            <w:r/>
+            <w:r>
+              <w:rPr>
+                <w:color w:val="1A1A1A"/>
+                <w:sz w:val="17"/>
+              </w:rPr>
+            </w:r>
+          </w:p>
+        </w:tc>
+      </w:tr>
+      <w:tr>
+        <w:tc>
+          <w:tcPr>
+            <w:tcW w:type="dxa" w:w="10540"/>
+            <w:shd w:fill="FFFFFF" w:val="clear"/>
+          </w:tcPr>
+          <w:p>
+            <w:r/>
+            <w:r>
+              <w:rPr>
+                <w:color w:val="1A1A1A"/>
+                <w:sz w:val="17"/>
+              </w:rPr>
+            </w:r>
+          </w:p>
+        </w:tc>
+      </w:tr>
+      <w:tr>
+        <w:tc>
+          <w:tcPr>
+            <w:tcW w:type="dxa" w:w="10540"/>
+            <w:shd w:fill="E8F8FF" w:val="clear"/>
+          </w:tcPr>
+          <w:p>
+            <w:r/>
+            <w:r>
+              <w:rPr>
+                <w:color w:val="1A1A1A"/>
+                <w:sz w:val="17"/>
+              </w:rPr>
+            </w:r>
+          </w:p>
+        </w:tc>
+      </w:tr>
+      <w:tr>
+        <w:tc>
+          <w:tcPr>
+            <w:tcW w:type="dxa" w:w="10540"/>
+            <w:shd w:fill="FFFFFF" w:val="clear"/>
+          </w:tcPr>
+          <w:p>
+            <w:r/>
+            <w:r>
+              <w:rPr>
+                <w:color w:val="1A1A1A"/>
+                <w:sz w:val="17"/>
+              </w:rPr>
+            </w:r>
+          </w:p>
+        </w:tc>
+      </w:tr>
+      <w:tr>
+        <w:tc>
+          <w:tcPr>
+            <w:tcW w:type="dxa" w:w="10540"/>
+            <w:shd w:fill="E8F8FF" w:val="clear"/>
+          </w:tcPr>
+          <w:p>
+            <w:r/>
+            <w:r>
+              <w:rPr>
+                <w:color w:val="1A1A1A"/>
+                <w:sz w:val="17"/>
+              </w:rPr>
+            </w:r>
+          </w:p>
+        </w:tc>
+      </w:tr>
+      <w:tr>
+        <w:tc>
+          <w:tcPr>
+            <w:tcW w:type="dxa" w:w="10540"/>
+            <w:shd w:fill="FFFFFF" w:val="clear"/>
+          </w:tcPr>
+          <w:p>
+            <w:r/>
+            <w:r>
+              <w:rPr>
+                <w:color w:val="1A1A1A"/>
+                <w:sz w:val="17"/>
+              </w:rPr>
+            </w:r>
+          </w:p>
+        </w:tc>
+      </w:tr>
+      <w:tr>
+        <w:tc>
+          <w:tcPr>
+            <w:tcW w:type="dxa" w:w="10540"/>
+            <w:shd w:fill="E8F8FF" w:val="clear"/>
+          </w:tcPr>
+          <w:p>
+            <w:r/>
+            <w:r>
+              <w:rPr>
+                <w:color w:val="1A1A1A"/>
+                <w:sz w:val="17"/>
+              </w:rPr>
+            </w:r>
+          </w:p>
+        </w:tc>
+      </w:tr>
+      <w:tr>
+        <w:tc>
+          <w:tcPr>
+            <w:tcW w:type="dxa" w:w="10540"/>
+            <w:shd w:fill="FFFFFF" w:val="clear"/>
+          </w:tcPr>
+          <w:p>
+            <w:r/>
+            <w:r>
+              <w:rPr>
+                <w:color w:val="1A1A1A"/>
+                <w:sz w:val="17"/>
+              </w:rPr>
+            </w:r>
+          </w:p>
+        </w:tc>
+      </w:tr>
+      <w:tr>
+        <w:tc>
+          <w:tcPr>
+            <w:tcW w:type="dxa" w:w="10540"/>
+            <w:shd w:fill="E8F8FF" w:val="clear"/>
+          </w:tcPr>
+          <w:p>
+            <w:r/>
+            <w:r>
+              <w:rPr>
+                <w:color w:val="1A1A1A"/>
+                <w:sz w:val="17"/>
+              </w:rPr>
+            </w:r>
+          </w:p>
+        </w:tc>
+      </w:tr>
+      <w:tr>
+        <w:tc>
+          <w:tcPr>
+            <w:tcW w:type="dxa" w:w="10540"/>
+            <w:shd w:fill="FFFFFF" w:val="clear"/>
+          </w:tcPr>
+          <w:p>
+            <w:r/>
+            <w:r>
+              <w:rPr>
+                <w:color w:val="1A1A1A"/>
+                <w:sz w:val="17"/>
+              </w:rPr>
+            </w:r>
+          </w:p>
+        </w:tc>
+      </w:tr>
+      <w:tr>
+        <w:tc>
+          <w:tcPr>
+            <w:tcW w:type="dxa" w:w="10540"/>
+            <w:shd w:fill="E8F8FF" w:val="clear"/>
+          </w:tcPr>
+          <w:p>
+            <w:r/>
+            <w:r>
+              <w:rPr>
+                <w:color w:val="1A1A1A"/>
+                <w:sz w:val="17"/>
+              </w:rPr>
+              <w:t>SECTION 10: DECLARATION &amp; CONSENT</w:t>
+            </w:r>
+          </w:p>
+        </w:tc>
+      </w:tr>
+      <w:tr>
+        <w:tc>
+          <w:tcPr>
+            <w:tcW w:type="dxa" w:w="10540"/>
+            <w:shd w:fill="FFFFFF" w:val="clear"/>
+          </w:tcPr>
+          <w:p>
+            <w:r/>
+            <w:r>
+              <w:rPr>
+                <w:color w:val="1A1A1A"/>
+                <w:sz w:val="17"/>
+              </w:rPr>
+            </w:r>
+          </w:p>
+        </w:tc>
+      </w:tr>
+      <w:tr>
+        <w:tc>
+          <w:tcPr>
+            <w:tcW w:type="dxa" w:w="10540"/>
+            <w:shd w:fill="E8F8FF" w:val="clear"/>
+          </w:tcPr>
+          <w:p>
+            <w:r/>
+            <w:r>
+              <w:rPr>
+                <w:color w:val="1A1A1A"/>
+                <w:sz w:val="17"/>
+              </w:rPr>
+            </w:r>
+          </w:p>
+        </w:tc>
+      </w:tr>
+      <w:tr>
+        <w:tc>
+          <w:tcPr>
+            <w:tcW w:type="dxa" w:w="10540"/>
+            <w:shd w:fill="FFFFFF" w:val="clear"/>
+          </w:tcPr>
+          <w:p>
+            <w:r/>
+            <w:r>
+              <w:rPr>
+                <w:color w:val="1A1A1A"/>
+                <w:sz w:val="17"/>
+              </w:rPr>
+            </w:r>
+          </w:p>
+        </w:tc>
+      </w:tr>
+      <w:tr>
+        <w:tc>
+          <w:tcPr>
+            <w:tcW w:type="dxa" w:w="10540"/>
+            <w:shd w:fill="E8F8FF" w:val="clear"/>
+          </w:tcPr>
+          <w:p>
+            <w:r/>
+            <w:r>
+              <w:rPr>
+                <w:color w:val="1A1A1A"/>
+                <w:sz w:val="17"/>
+              </w:rPr>
+            </w:r>
+          </w:p>
+        </w:tc>
+      </w:tr>
+      <w:tr>
+        <w:tc>
+          <w:tcPr>
+            <w:tcW w:type="dxa" w:w="10540"/>
+            <w:shd w:fill="FFFFFF" w:val="clear"/>
+          </w:tcPr>
+          <w:p>
+            <w:r/>
+            <w:r>
+              <w:rPr>
+                <w:color w:val="1A1A1A"/>
+                <w:sz w:val="17"/>
+              </w:rPr>
+            </w:r>
+          </w:p>
+        </w:tc>
+      </w:tr>
+      <w:tr>
+        <w:tc>
+          <w:tcPr>
+            <w:tcW w:type="dxa" w:w="10540"/>
+            <w:shd w:fill="E8F8FF" w:val="clear"/>
+          </w:tcPr>
+          <w:p>
+            <w:r/>
+            <w:r>
+              <w:rPr>
+                <w:color w:val="1A1A1A"/>
+                <w:sz w:val="17"/>
+              </w:rPr>
+            </w:r>
+          </w:p>
+        </w:tc>
+      </w:tr>
+      <w:tr>
+        <w:tc>
+          <w:tcPr>
+            <w:tcW w:type="dxa" w:w="10540"/>
+            <w:shd w:fill="FFFFFF" w:val="clear"/>
+          </w:tcPr>
+          <w:p>
+            <w:r/>
+            <w:r>
+              <w:rPr>
+                <w:color w:val="1A1A1A"/>
+                <w:sz w:val="17"/>
+              </w:rPr>
+            </w:r>
+          </w:p>
+        </w:tc>
+      </w:tr>
+      <w:tr>
+        <w:tc>
+          <w:tcPr>
+            <w:tcW w:type="dxa" w:w="10540"/>
+            <w:shd w:fill="E8F8FF" w:val="clear"/>
+          </w:tcPr>
+          <w:p>
+            <w:r/>
+            <w:r>
+              <w:rPr>
+                <w:color w:val="1A1A1A"/>
+                <w:sz w:val="17"/>
+              </w:rPr>
+              <w:t>SECTION 11: FOR OFFICE USE ONLY</w:t>
+            </w:r>
+          </w:p>
+        </w:tc>
+      </w:tr>
+      <w:tr>
+        <w:tc>
+          <w:tcPr>
+            <w:tcW w:type="dxa" w:w="10540"/>
+            <w:shd w:fill="FFFFFF" w:val="clear"/>
+          </w:tcPr>
+          <w:p>
+            <w:r/>
+            <w:r>
+              <w:rPr>
+                <w:color w:val="1A1A1A"/>
+                <w:sz w:val="17"/>
+              </w:rPr>
+            </w:r>
+          </w:p>
+        </w:tc>
+      </w:tr>
+      <w:tr>
+        <w:tc>
+          <w:tcPr>
+            <w:tcW w:type="dxa" w:w="10540"/>
+            <w:shd w:fill="E8F8FF" w:val="clear"/>
+          </w:tcPr>
+          <w:p>
+            <w:r/>
+            <w:r>
+              <w:rPr>
+                <w:color w:val="1A1A1A"/>
+                <w:sz w:val="17"/>
+              </w:rPr>
+            </w:r>
+          </w:p>
+        </w:tc>
+      </w:tr>
+      <w:tr>
+        <w:tc>
+          <w:tcPr>
+            <w:tcW w:type="dxa" w:w="10540"/>
+            <w:shd w:fill="FFFFFF" w:val="clear"/>
+          </w:tcPr>
+          <w:p>
+            <w:r/>
+            <w:r>
+              <w:rPr>
+                <w:color w:val="1A1A1A"/>
+                <w:sz w:val="17"/>
+              </w:rPr>
+            </w:r>
+          </w:p>
+        </w:tc>
+      </w:tr>
+      <w:tr>
+        <w:tc>
+          <w:tcPr>
+            <w:tcW w:type="dxa" w:w="10540"/>
+            <w:shd w:fill="E8F8FF" w:val="clear"/>
+          </w:tcPr>
+          <w:p>
+            <w:r/>
+            <w:r>
+              <w:rPr>
+                <w:color w:val="1A1A1A"/>
+                <w:sz w:val="17"/>
+              </w:rPr>
+            </w:r>
+          </w:p>
+        </w:tc>
+      </w:tr>
+      <w:tr>
+        <w:tc>
+          <w:tcPr>
+            <w:tcW w:type="dxa" w:w="10540"/>
+            <w:shd w:fill="FFFFFF" w:val="clear"/>
+          </w:tcPr>
+          <w:p>
+            <w:r/>
+            <w:r>
+              <w:rPr>
+                <w:color w:val="1A1A1A"/>
+                <w:sz w:val="17"/>
+              </w:rPr>
+            </w:r>
+          </w:p>
+        </w:tc>
+      </w:tr>
+      <w:tr>
+        <w:tc>
+          <w:tcPr>
+            <w:tcW w:type="dxa" w:w="10540"/>
+            <w:shd w:fill="E8F8FF" w:val="clear"/>
+          </w:tcPr>
+          <w:p>
+            <w:r/>
+            <w:r>
+              <w:rPr>
+                <w:color w:val="1A1A1A"/>
+                <w:sz w:val="17"/>
+              </w:rPr>
+            </w:r>
+          </w:p>
+        </w:tc>
+      </w:tr>
+      <w:tr>
+        <w:tc>
+          <w:tcPr>
+            <w:tcW w:type="dxa" w:w="10540"/>
+            <w:shd w:fill="FFFFFF" w:val="clear"/>
+          </w:tcPr>
+          <w:p>
+            <w:r/>
+            <w:r>
+              <w:rPr>
+                <w:color w:val="1A1A1A"/>
+                <w:sz w:val="17"/>
+              </w:rPr>
+            </w:r>
+          </w:p>
+        </w:tc>
+      </w:tr>
+      <w:tr>
+        <w:tc>
+          <w:tcPr>
+            <w:tcW w:type="dxa" w:w="10540"/>
+            <w:shd w:fill="E8F8FF" w:val="clear"/>
+          </w:tcPr>
+          <w:p>
+            <w:r/>
+            <w:r>
+              <w:rPr>
+                <w:color w:val="1A1A1A"/>
+                <w:sz w:val="17"/>
+              </w:rPr>
+            </w:r>
+          </w:p>
+        </w:tc>
+      </w:tr>
+      <w:tr>
+        <w:tc>
+          <w:tcPr>
+            <w:tcW w:type="dxa" w:w="10540"/>
+            <w:shd w:fill="FFFFFF" w:val="clear"/>
+          </w:tcPr>
+          <w:p>
+            <w:r/>
+            <w:r>
+              <w:rPr>
+                <w:color w:val="1A1A1A"/>
+                <w:sz w:val="17"/>
+              </w:rPr>
+            </w:r>
+          </w:p>
+        </w:tc>
+      </w:tr>
+      <w:tr>
+        <w:tc>
+          <w:tcPr>
+            <w:tcW w:type="dxa" w:w="10540"/>
+            <w:shd w:fill="E8F8FF" w:val="clear"/>
+          </w:tcPr>
+          <w:p>
+            <w:r/>
+            <w:r>
+              <w:rPr>
+                <w:color w:val="1A1A1A"/>
+                <w:sz w:val="17"/>
+              </w:rPr>
+            </w:r>
+          </w:p>
+        </w:tc>
+      </w:tr>
+      <w:tr>
+        <w:tc>
+          <w:tcPr>
+            <w:tcW w:type="dxa" w:w="10540"/>
+            <w:shd w:fill="FFFFFF" w:val="clear"/>
+          </w:tcPr>
+          <w:p>
+            <w:r/>
+            <w:r>
+              <w:rPr>
+                <w:color w:val="1A1A1A"/>
+                <w:sz w:val="17"/>
+              </w:rPr>
+              <w:t>PECH Group Holdings Ltd — Technology &amp; Infrastructure Enablers for People</w:t>
+            </w:r>
+          </w:p>
+        </w:tc>
+      </w:tr>
+      <w:tr>
+        <w:tc>
+          <w:tcPr>
+            <w:tcW w:type="dxa" w:w="10540"/>
+            <w:shd w:fill="E8F8FF" w:val="clear"/>
+          </w:tcPr>
+          <w:p>
+            <w:r/>
+            <w:r>
+              <w:rPr>
+                <w:color w:val="1A1A1A"/>
+                <w:sz w:val="17"/>
+              </w:rPr>
+            </w:r>
+          </w:p>
+        </w:tc>
+      </w:tr>
+      <w:tr>
+        <w:tc>
+          <w:tcPr>
+            <w:tcW w:type="dxa" w:w="10540"/>
+            <w:shd w:fill="FFFFFF" w:val="clear"/>
+          </w:tcPr>
+          <w:p>
+            <w:r/>
+            <w:r>
+              <w:rPr>
+                <w:color w:val="1A1A1A"/>
+                <w:sz w:val="17"/>
+              </w:rPr>
+              <w:t>PECH GROUP HOLDINGS LTD</w:t>
+            </w:r>
+          </w:p>
+        </w:tc>
+      </w:tr>
+      <w:tr>
+        <w:tc>
+          <w:tcPr>
+            <w:tcW w:type="dxa" w:w="10540"/>
+            <w:shd w:fill="E8F8FF" w:val="clear"/>
+          </w:tcPr>
+          <w:p>
+            <w:r/>
+            <w:r>
+              <w:rPr>
+                <w:color w:val="1A1A1A"/>
+                <w:sz w:val="17"/>
+              </w:rPr>
+              <w:t>PECH GROUP HOLDINGS LTD</w:t>
+            </w:r>
+          </w:p>
+        </w:tc>
+      </w:tr>
+      <w:tr>
+        <w:tc>
+          <w:tcPr>
+            <w:tcW w:type="dxa" w:w="10540"/>
+            <w:shd w:fill="FFFFFF" w:val="clear"/>
+          </w:tcPr>
+          <w:p>
+            <w:r/>
+            <w:r>
+              <w:rPr>
+                <w:color w:val="1A1A1A"/>
+                <w:sz w:val="17"/>
+              </w:rPr>
+              <w:t>PECH GROUP HOLDINGS LTD</w:t>
+            </w:r>
+          </w:p>
+        </w:tc>
+      </w:tr>
+      <w:tr>
+        <w:tc>
+          <w:tcPr>
+            <w:tcW w:type="dxa" w:w="10540"/>
+            <w:shd w:fill="E8F8FF" w:val="clear"/>
+          </w:tcPr>
+          <w:p>
+            <w:r/>
+            <w:r>
+              <w:rPr>
+                <w:color w:val="1A1A1A"/>
+                <w:sz w:val="17"/>
+              </w:rPr>
+              <w:t>Confidential — PECH Group Holdings Ltd — Lagos, Nigeria — pechgroupholdings.tech</w:t>
+            </w:r>
+          </w:p>
+        </w:tc>
+      </w:tr>
+    </w:tbl>
+    <w:sectPr>
+      <w:pgSz w:w="12240" w:h="15840"/>
+      <w:pgMar w:top="850" w:right="850" w:bottom="850" w:left="850" w:header="720" w:footer="720" w:gutter="0"/>
+      <w:cols w:space="720"/>
+      <w:docGrid w:linePitch="360"/>
+    </w:sectPr>
+    <w:p>
+      <w:pPr>
+        <w:pBdr>
+          <w:top w:val="single" w:sz="36" w:space="1" w:color="F5A623"/>
+          <w:bottom w:val="single" w:sz="12" w:space="0" w:color="00BFFF"/>
+        </w:pBdr>
+        <w:spacing w:before="300" w:after="0"/>
+      </w:pPr>
+    </w:p>
+    <w:p>
+      <w:pPr>
+        <w:jc w:val="center"/>
+        <w:spacing w:before="60" w:after="0"/>
       </w:pPr>
       <w:r>
         <w:rPr>
-          <w:color w:val="00BFFF"/>
-          <w:sz w:val="10"/>
+          <w:color w:val="0099CC"/>
+          <w:sz w:val="16"/>
+          <w:szCs w:val="16"/>
         </w:rPr>
-        <w:t>━━━━━━━━━━━━━━━━━━━━━━━━━━━━━━━━━━━━━━━━━━━━━━━━━━</w:t>
+        <w:t xml:space="preserve">PECH Group Holdings Ltd  |  Lagos, Nigeria  |  pechgroupholdings.tech</w:t>
       </w:r>
     </w:p>
-    <w:p>
-      <w:pPr>
-        <w:pStyle w:val="Heading2"/>
-      </w:pPr>
-      <w:r>
-        <w:rPr>
-          <w:color w:val="00BFFF"/>
-        </w:rPr>
-        <w:t>SECTION 1: PERSONAL INFORMATION</w:t>
-      </w:r>
-    </w:p>
-    <w:p>
-      <w:pPr>
-        <w:spacing w:after="40"/>
-      </w:pPr>
-      <w:r>
-        <w:rPr>
-          <w:sz w:val="18"/>
-        </w:rPr>
-        <w:t>Field  |  Details</w:t>
-      </w:r>
-    </w:p>
-    <w:p>
-      <w:pPr>
-        <w:spacing w:after="40"/>
-      </w:pPr>
-      <w:r>
-        <w:rPr>
-          <w:sz w:val="18"/>
-        </w:rPr>
-        <w:t>**Surname / Last Name:**  |  __________________________________________</w:t>
-      </w:r>
-    </w:p>
-    <w:p>
-      <w:pPr>
-        <w:spacing w:after="40"/>
-      </w:pPr>
-      <w:r>
-        <w:rPr>
-          <w:sz w:val="18"/>
-        </w:rPr>
-        <w:t>**First Name:**  |  __________________________________________</w:t>
-      </w:r>
-    </w:p>
-    <w:p>
-      <w:pPr>
-        <w:spacing w:after="40"/>
-      </w:pPr>
-      <w:r>
-        <w:rPr>
-          <w:sz w:val="18"/>
-        </w:rPr>
-        <w:t>**Middle Name:**  |  __________________________________________</w:t>
-      </w:r>
-    </w:p>
-    <w:p>
-      <w:pPr>
-        <w:spacing w:after="40"/>
-      </w:pPr>
-      <w:r>
-        <w:rPr>
-          <w:sz w:val="18"/>
-        </w:rPr>
-        <w:t>**Date of Birth:**  |  ______ / ______ / __________ (DD/MM/YYYY)</w:t>
-      </w:r>
-    </w:p>
-    <w:p>
-      <w:pPr>
-        <w:spacing w:after="40"/>
-      </w:pPr>
-      <w:r>
-        <w:rPr>
-          <w:sz w:val="18"/>
-        </w:rPr>
-        <w:t>**Gender:**  |  ( ) Male  ( ) Female  ( ) Prefer not to say</w:t>
-      </w:r>
-    </w:p>
-    <w:p>
-      <w:pPr>
-        <w:spacing w:after="40"/>
-      </w:pPr>
-      <w:r>
-        <w:rPr>
-          <w:sz w:val="18"/>
-        </w:rPr>
-        <w:t>**Marital Status:**  |  ( ) Single  ( ) Married  ( ) Divorced  ( ) Widowed</w:t>
-      </w:r>
-    </w:p>
-    <w:p>
-      <w:pPr>
-        <w:spacing w:after="40"/>
-      </w:pPr>
-      <w:r>
-        <w:rPr>
-          <w:sz w:val="18"/>
-        </w:rPr>
-        <w:t>**Nationality:**  |  __________________________________________</w:t>
-      </w:r>
-    </w:p>
-    <w:p>
-      <w:pPr>
-        <w:spacing w:after="40"/>
-      </w:pPr>
-      <w:r>
-        <w:rPr>
-          <w:sz w:val="18"/>
-        </w:rPr>
-        <w:t>**State of Origin:**  |  __________________________________________</w:t>
-      </w:r>
-    </w:p>
-    <w:p>
-      <w:pPr>
-        <w:spacing w:after="40"/>
-      </w:pPr>
-      <w:r>
-        <w:rPr>
-          <w:sz w:val="18"/>
-        </w:rPr>
-        <w:t>**Local Government Area (LGA):**  |  __________________________________________</w:t>
-      </w:r>
-    </w:p>
-    <w:p>
-      <w:pPr>
-        <w:pStyle w:val="Heading3"/>
-      </w:pPr>
-      <w:r>
-        <w:rPr>
-          <w:color w:val="F5A623"/>
-        </w:rPr>
-        <w:t>Contact Details</w:t>
-      </w:r>
-    </w:p>
-    <w:p>
-      <w:pPr>
-        <w:spacing w:after="40"/>
-      </w:pPr>
-      <w:r>
-        <w:rPr>
-          <w:sz w:val="18"/>
-        </w:rPr>
-        <w:t>Field  |  Details</w:t>
-      </w:r>
-    </w:p>
-    <w:p>
-      <w:pPr>
-        <w:spacing w:after="40"/>
-      </w:pPr>
-      <w:r>
-        <w:rPr>
-          <w:sz w:val="18"/>
-        </w:rPr>
-        <w:t>**Phone Number (Primary):**  |  __________________________________________</w:t>
-      </w:r>
-    </w:p>
-    <w:p>
-      <w:pPr>
-        <w:spacing w:after="40"/>
-      </w:pPr>
-      <w:r>
-        <w:rPr>
-          <w:sz w:val="18"/>
-        </w:rPr>
-        <w:t>**Phone Number (Secondary):**  |  __________________________________________</w:t>
-      </w:r>
-    </w:p>
-    <w:p>
-      <w:pPr>
-        <w:spacing w:after="40"/>
-      </w:pPr>
-      <w:r>
-        <w:rPr>
-          <w:sz w:val="18"/>
-        </w:rPr>
-        <w:t>**WhatsApp Number:**  |  __________________________________________</w:t>
-      </w:r>
-    </w:p>
-    <w:p>
-      <w:pPr>
-        <w:spacing w:after="40"/>
-      </w:pPr>
-      <w:r>
-        <w:rPr>
-          <w:sz w:val="18"/>
-        </w:rPr>
-        <w:t>**Email Address:**  |  __________________________________________</w:t>
-      </w:r>
-    </w:p>
-    <w:p>
-      <w:pPr>
-        <w:spacing w:after="40"/>
-      </w:pPr>
-      <w:r>
-        <w:rPr>
-          <w:sz w:val="18"/>
-        </w:rPr>
-        <w:t>**Residential Address:**  |  __________________________________________</w:t>
-      </w:r>
-    </w:p>
-    <w:p>
-      <w:pPr>
-        <w:spacing w:after="40"/>
-      </w:pPr>
-      <w:r>
-        <w:rPr>
-          <w:sz w:val="18"/>
-        </w:rPr>
-        <w:t xml:space="preserve">  |  __________________________________________</w:t>
-      </w:r>
-    </w:p>
-    <w:p>
-      <w:pPr>
-        <w:spacing w:after="40"/>
-      </w:pPr>
-      <w:r>
-        <w:rPr>
-          <w:sz w:val="18"/>
-        </w:rPr>
-        <w:t>**City:**  |  __________________________________________</w:t>
-      </w:r>
-    </w:p>
-    <w:p>
-      <w:pPr>
-        <w:spacing w:after="40"/>
-      </w:pPr>
-      <w:r>
-        <w:rPr>
-          <w:sz w:val="18"/>
-        </w:rPr>
-        <w:t>**State:**  |  __________________________________________</w:t>
-      </w:r>
-    </w:p>
-    <w:p>
-      <w:pPr>
-        <w:pStyle w:val="Heading3"/>
-      </w:pPr>
-      <w:r>
-        <w:rPr>
-          <w:color w:val="F5A623"/>
-        </w:rPr>
-        <w:t>Identification</w:t>
-      </w:r>
-    </w:p>
-    <w:p>
-      <w:pPr>
-        <w:spacing w:after="40"/>
-      </w:pPr>
-      <w:r>
-        <w:rPr>
-          <w:sz w:val="18"/>
-        </w:rPr>
-        <w:t>Field  |  Details</w:t>
-      </w:r>
-    </w:p>
-    <w:p>
-      <w:pPr>
-        <w:spacing w:after="40"/>
-      </w:pPr>
-      <w:r>
-        <w:rPr>
-          <w:sz w:val="18"/>
-        </w:rPr>
-        <w:t>**National Identification Number (NIN):**  |  __________________________________________</w:t>
-      </w:r>
-    </w:p>
-    <w:p>
-      <w:pPr>
-        <w:spacing w:after="40"/>
-      </w:pPr>
-      <w:r>
-        <w:rPr>
-          <w:sz w:val="18"/>
-        </w:rPr>
-        <w:t>**Other ID Type (if applicable):**  |  ( ) International Passport  ( ) Driver's License  ( ) Voter's Card</w:t>
-      </w:r>
-    </w:p>
-    <w:p>
-      <w:pPr>
-        <w:spacing w:after="40"/>
-      </w:pPr>
-      <w:r>
-        <w:rPr>
-          <w:sz w:val="18"/>
-        </w:rPr>
-        <w:t>**ID Number:**  |  __________________________________________</w:t>
-      </w:r>
-    </w:p>
-    <w:p>
-      <w:pPr>
-        <w:spacing w:after="40"/>
-      </w:pPr>
-      <w:r>
-        <w:rPr>
-          <w:sz w:val="18"/>
-        </w:rPr>
-        <w:t>**ID Expiry Date:**  |  ______ / ______ / __________ (DD/MM/YYYY)</w:t>
-      </w:r>
-    </w:p>
-    <w:p>
-      <w:pPr>
-        <w:ind w:left="567"/>
-      </w:pPr>
-      <w:r>
-        <w:rPr>
-          <w:i/>
-          <w:color w:val="646464"/>
-        </w:rPr>
-        <w:t>**Note:** Please attach a recent passport-sized photograph (white background, taken within the last 6 months).</w:t>
-      </w:r>
-    </w:p>
-    <w:p>
-      <w:r>
-        <w:t>Passport Photograph:</w:t>
-      </w:r>
-    </w:p>
-    <w:p>
-      <w:pPr>
-        <w:spacing w:after="40"/>
-      </w:pPr>
-      <w:r>
-        <w:rPr>
-          <w:sz w:val="18"/>
-        </w:rPr>
-        <w:t>*(Attach photograph here)*</w:t>
-      </w:r>
-    </w:p>
-    <w:p>
-      <w:pPr>
-        <w:pStyle w:val="Heading2"/>
-      </w:pPr>
-      <w:r>
-        <w:rPr>
-          <w:color w:val="00BFFF"/>
-        </w:rPr>
-        <w:t>SECTION 2: POSITION APPLIED FOR</w:t>
-      </w:r>
-    </w:p>
-    <w:p>
-      <w:pPr>
-        <w:spacing w:after="40"/>
-      </w:pPr>
-      <w:r>
-        <w:rPr>
-          <w:sz w:val="18"/>
-        </w:rPr>
-        <w:t>Field  |  Details</w:t>
-      </w:r>
-    </w:p>
-    <w:p>
-      <w:pPr>
-        <w:spacing w:after="40"/>
-      </w:pPr>
-      <w:r>
-        <w:rPr>
-          <w:sz w:val="18"/>
-        </w:rPr>
-        <w:t>**Position / Job Title:**  |  __________________________________________</w:t>
-      </w:r>
-    </w:p>
-    <w:p>
-      <w:pPr>
-        <w:spacing w:after="40"/>
-      </w:pPr>
-      <w:r>
-        <w:rPr>
-          <w:sz w:val="18"/>
-        </w:rPr>
-        <w:t>**Role ID (if known):**  |  __________________________________________</w:t>
-      </w:r>
-    </w:p>
-    <w:p>
-      <w:pPr>
-        <w:spacing w:after="40"/>
-      </w:pPr>
-      <w:r>
-        <w:rPr>
-          <w:sz w:val="18"/>
-        </w:rPr>
-        <w:t>**Department:**  |  ( ) Engineering  ( ) Design  ( ) Product &amp; Business  ( ) Operations  ( ) Internship</w:t>
-      </w:r>
-    </w:p>
-    <w:p>
-      <w:pPr>
-        <w:spacing w:after="40"/>
-      </w:pPr>
-      <w:r>
-        <w:rPr>
-          <w:sz w:val="18"/>
-        </w:rPr>
-        <w:t>**Employment Type:**  |  ( ) Full-Time  ( ) Contract  ( ) Internship</w:t>
-      </w:r>
-    </w:p>
-    <w:p>
-      <w:pPr>
-        <w:spacing w:after="40"/>
-      </w:pPr>
-      <w:r>
-        <w:rPr>
-          <w:sz w:val="18"/>
-        </w:rPr>
-        <w:t>**Expected Monthly Salary (₦):**  |  __________________________________________</w:t>
-      </w:r>
-    </w:p>
-    <w:p>
-      <w:pPr>
-        <w:spacing w:after="40"/>
-      </w:pPr>
-      <w:r>
-        <w:rPr>
-          <w:sz w:val="18"/>
-        </w:rPr>
-        <w:t>**Available Start Date:**  |  ______ / ______ / __________ (DD/MM/YYYY)</w:t>
-      </w:r>
-    </w:p>
-    <w:p>
-      <w:pPr>
-        <w:spacing w:after="40"/>
-      </w:pPr>
-      <w:r>
-        <w:rPr>
-          <w:sz w:val="18"/>
-        </w:rPr>
-        <w:t>**Notice Period (if currently employed):**  |  __________________________________________</w:t>
-      </w:r>
-    </w:p>
-    <w:p>
-      <w:pPr>
-        <w:pStyle w:val="Heading3"/>
-      </w:pPr>
-      <w:r>
-        <w:rPr>
-          <w:color w:val="F5A623"/>
-        </w:rPr>
-        <w:t>How Did You Hear About This Position?</w:t>
-      </w:r>
-    </w:p>
-    <w:p>
-      <w:pPr>
-        <w:pStyle w:val="ListBullet"/>
-      </w:pPr>
-      <w:r>
-        <w:t>( ) PECH Website</w:t>
-      </w:r>
-    </w:p>
-    <w:p>
-      <w:pPr>
-        <w:pStyle w:val="ListBullet"/>
-      </w:pPr>
-      <w:r>
-        <w:t>( ) LinkedIn</w:t>
-      </w:r>
-    </w:p>
-    <w:p>
-      <w:pPr>
-        <w:pStyle w:val="ListBullet"/>
-      </w:pPr>
-      <w:r>
-        <w:t>( ) Job Board (specify): __________________________________________</w:t>
-      </w:r>
-    </w:p>
-    <w:p>
-      <w:pPr>
-        <w:pStyle w:val="ListBullet"/>
-      </w:pPr>
-      <w:r>
-        <w:t>( ) Referral by PECH Employee (name): __________________________________________</w:t>
-      </w:r>
-    </w:p>
-    <w:p>
-      <w:pPr>
-        <w:pStyle w:val="ListBullet"/>
-      </w:pPr>
-      <w:r>
-        <w:t>( ) University/School Career Centre</w:t>
-      </w:r>
-    </w:p>
-    <w:p>
-      <w:pPr>
-        <w:pStyle w:val="ListBullet"/>
-      </w:pPr>
-      <w:r>
-        <w:t>( ) Social Media (specify): __________________________________________</w:t>
-      </w:r>
-    </w:p>
-    <w:p>
-      <w:pPr>
-        <w:pStyle w:val="ListBullet"/>
-      </w:pPr>
-      <w:r>
-        <w:t>( ) Other: __________________________________________</w:t>
-      </w:r>
-    </w:p>
-    <w:p>
-      <w:pPr>
-        <w:pStyle w:val="Heading2"/>
-      </w:pPr>
-      <w:r>
-        <w:rPr>
-          <w:color w:val="00BFFF"/>
-        </w:rPr>
-        <w:t>SECTION 3: EDUCATIONAL BACKGROUND</w:t>
-      </w:r>
-    </w:p>
-    <w:p>
-      <w:r>
-        <w:t>(List all qualifications starting from the most recent)</w:t>
-      </w:r>
-    </w:p>
-    <w:p>
-      <w:pPr>
-        <w:pStyle w:val="Heading3"/>
-      </w:pPr>
-      <w:r>
-        <w:rPr>
-          <w:color w:val="F5A623"/>
-        </w:rPr>
-        <w:t>Tertiary / Higher Education</w:t>
-      </w:r>
-    </w:p>
-    <w:p>
-      <w:pPr>
-        <w:spacing w:after="40"/>
-      </w:pPr>
-      <w:r>
-        <w:rPr>
-          <w:sz w:val="18"/>
-        </w:rPr>
-        <w:t>#  |  Institution  |  Qualification (B.Sc., M.Sc., HND, etc.)  |  Course of Study  |  Year Graduated  |  Grade / Class</w:t>
-      </w:r>
-    </w:p>
-    <w:p>
-      <w:pPr>
-        <w:spacing w:after="40"/>
-      </w:pPr>
-      <w:r>
-        <w:rPr>
-          <w:sz w:val="18"/>
-        </w:rPr>
-        <w:t xml:space="preserve">1  |    |    |    |    |  </w:t>
-      </w:r>
-    </w:p>
-    <w:p>
-      <w:pPr>
-        <w:spacing w:after="40"/>
-      </w:pPr>
-      <w:r>
-        <w:rPr>
-          <w:sz w:val="18"/>
-        </w:rPr>
-        <w:t xml:space="preserve">2  |    |    |    |    |  </w:t>
-      </w:r>
-    </w:p>
-    <w:p>
-      <w:pPr>
-        <w:spacing w:after="40"/>
-      </w:pPr>
-      <w:r>
-        <w:rPr>
-          <w:sz w:val="18"/>
-        </w:rPr>
-        <w:t xml:space="preserve">3  |    |    |    |    |  </w:t>
-      </w:r>
-    </w:p>
-    <w:p>
-      <w:pPr>
-        <w:pStyle w:val="Heading3"/>
-      </w:pPr>
-      <w:r>
-        <w:rPr>
-          <w:color w:val="F5A623"/>
-        </w:rPr>
-        <w:t>Secondary Education</w:t>
-      </w:r>
-    </w:p>
-    <w:p>
-      <w:pPr>
-        <w:spacing w:after="40"/>
-      </w:pPr>
-      <w:r>
-        <w:rPr>
-          <w:sz w:val="18"/>
-        </w:rPr>
-        <w:t>Institution  |  Location  |  Year Completed  |  Certificate (WAEC/NECO/GCE)  |  Result Summary</w:t>
-      </w:r>
-    </w:p>
-    <w:p>
-      <w:pPr>
-        <w:pStyle w:val="Heading3"/>
-      </w:pPr>
-      <w:r>
-        <w:rPr>
-          <w:color w:val="F5A623"/>
-        </w:rPr>
-        <w:t>Primary Education</w:t>
-      </w:r>
-    </w:p>
-    <w:p>
-      <w:pPr>
-        <w:spacing w:after="40"/>
-      </w:pPr>
-      <w:r>
-        <w:rPr>
-          <w:sz w:val="18"/>
-        </w:rPr>
-        <w:t>Institution  |  Location  |  Year Completed</w:t>
-      </w:r>
-    </w:p>
-    <w:p>
-      <w:pPr>
-        <w:pStyle w:val="Heading3"/>
-      </w:pPr>
-      <w:r>
-        <w:rPr>
-          <w:color w:val="F5A623"/>
-        </w:rPr>
-        <w:t>Professional Certifications</w:t>
-      </w:r>
-    </w:p>
-    <w:p>
-      <w:pPr>
-        <w:spacing w:after="40"/>
-      </w:pPr>
-      <w:r>
-        <w:rPr>
-          <w:sz w:val="18"/>
-        </w:rPr>
-        <w:t>#  |  Certification Name  |  Issuing Body  |  Year Obtained  |  Certificate No.  |  Expiry Date</w:t>
-      </w:r>
-    </w:p>
-    <w:p>
-      <w:pPr>
-        <w:spacing w:after="40"/>
-      </w:pPr>
-      <w:r>
-        <w:rPr>
-          <w:sz w:val="18"/>
-        </w:rPr>
-        <w:t xml:space="preserve">1  |    |    |    |    |  </w:t>
-      </w:r>
-    </w:p>
-    <w:p>
-      <w:pPr>
-        <w:spacing w:after="40"/>
-      </w:pPr>
-      <w:r>
-        <w:rPr>
-          <w:sz w:val="18"/>
-        </w:rPr>
-        <w:t xml:space="preserve">2  |    |    |    |    |  </w:t>
-      </w:r>
-    </w:p>
-    <w:p>
-      <w:pPr>
-        <w:spacing w:after="40"/>
-      </w:pPr>
-      <w:r>
-        <w:rPr>
-          <w:sz w:val="18"/>
-        </w:rPr>
-        <w:t xml:space="preserve">3  |    |    |    |    |  </w:t>
-      </w:r>
-    </w:p>
-    <w:p>
-      <w:pPr>
-        <w:spacing w:after="40"/>
-      </w:pPr>
-      <w:r>
-        <w:rPr>
-          <w:sz w:val="18"/>
-        </w:rPr>
-        <w:t xml:space="preserve">4  |    |    |    |    |  </w:t>
-      </w:r>
-    </w:p>
-    <w:p>
-      <w:pPr>
-        <w:pStyle w:val="Heading3"/>
-      </w:pPr>
-      <w:r>
-        <w:rPr>
-          <w:color w:val="F5A623"/>
-        </w:rPr>
-        <w:t>Professional Memberships</w:t>
-      </w:r>
-    </w:p>
-    <w:p>
-      <w:pPr>
-        <w:spacing w:after="40"/>
-      </w:pPr>
-      <w:r>
-        <w:rPr>
-          <w:sz w:val="18"/>
-        </w:rPr>
-        <w:t>#  |  Professional Body  |  Membership Type  |  Member Since</w:t>
-      </w:r>
-    </w:p>
-    <w:p>
-      <w:pPr>
-        <w:spacing w:after="40"/>
-      </w:pPr>
-      <w:r>
-        <w:rPr>
-          <w:sz w:val="18"/>
-        </w:rPr>
-        <w:t xml:space="preserve">1  |    |    |  </w:t>
-      </w:r>
-    </w:p>
-    <w:p>
-      <w:pPr>
-        <w:spacing w:after="40"/>
-      </w:pPr>
-      <w:r>
-        <w:rPr>
-          <w:sz w:val="18"/>
-        </w:rPr>
-        <w:t xml:space="preserve">2  |    |    |  </w:t>
-      </w:r>
-    </w:p>
-    <w:p>
-      <w:pPr>
-        <w:pStyle w:val="Heading2"/>
-      </w:pPr>
-      <w:r>
-        <w:rPr>
-          <w:color w:val="00BFFF"/>
-        </w:rPr>
-        <w:t>SECTION 4: WORK EXPERIENCE</w:t>
-      </w:r>
-    </w:p>
-    <w:p>
-      <w:r>
-        <w:t>(List your last three (3) positions starting from the most recent. If you have no prior work experience, write "N/A" and proceed to Section 5.)</w:t>
-      </w:r>
-    </w:p>
-    <w:p>
-      <w:pPr>
-        <w:pStyle w:val="Heading3"/>
-      </w:pPr>
-      <w:r>
-        <w:rPr>
-          <w:color w:val="F5A623"/>
-        </w:rPr>
-        <w:t>Position 1 (Most Recent / Current)</w:t>
-      </w:r>
-    </w:p>
-    <w:p>
-      <w:pPr>
-        <w:spacing w:after="40"/>
-      </w:pPr>
-      <w:r>
-        <w:rPr>
-          <w:sz w:val="18"/>
-        </w:rPr>
-        <w:t>Field  |  Details</w:t>
-      </w:r>
-    </w:p>
-    <w:p>
-      <w:pPr>
-        <w:spacing w:after="40"/>
-      </w:pPr>
-      <w:r>
-        <w:rPr>
-          <w:sz w:val="18"/>
-        </w:rPr>
-        <w:t>**Company / Organisation Name:**  |  __________________________________________</w:t>
-      </w:r>
-    </w:p>
-    <w:p>
-      <w:pPr>
-        <w:spacing w:after="40"/>
-      </w:pPr>
-      <w:r>
-        <w:rPr>
-          <w:sz w:val="18"/>
-        </w:rPr>
-        <w:t>**Industry / Sector:**  |  __________________________________________</w:t>
-      </w:r>
-    </w:p>
-    <w:p>
-      <w:pPr>
-        <w:spacing w:after="40"/>
-      </w:pPr>
-      <w:r>
-        <w:rPr>
-          <w:sz w:val="18"/>
-        </w:rPr>
-        <w:t>**Your Job Title:**  |  __________________________________________</w:t>
-      </w:r>
-    </w:p>
-    <w:p>
-      <w:pPr>
-        <w:spacing w:after="40"/>
-      </w:pPr>
-      <w:r>
-        <w:rPr>
-          <w:sz w:val="18"/>
-        </w:rPr>
-        <w:t>**Employment Type:**  |  ( ) Full-Time  ( ) Part-Time  ( ) Contract  ( ) Internship</w:t>
-      </w:r>
-    </w:p>
-    <w:p>
-      <w:pPr>
-        <w:spacing w:after="40"/>
-      </w:pPr>
-      <w:r>
-        <w:rPr>
-          <w:sz w:val="18"/>
-        </w:rPr>
-        <w:t>**Start Date:**  |  ______ / ______ / __________ (DD/MM/YYYY)</w:t>
-      </w:r>
-    </w:p>
-    <w:p>
-      <w:pPr>
-        <w:spacing w:after="40"/>
-      </w:pPr>
-      <w:r>
-        <w:rPr>
-          <w:sz w:val="18"/>
-        </w:rPr>
-        <w:t>**End Date:**  |  ______ / ______ / __________ (DD/MM/YYYY) or ( ) Still Employed</w:t>
-      </w:r>
-    </w:p>
-    <w:p>
-      <w:pPr>
-        <w:spacing w:after="40"/>
-      </w:pPr>
-      <w:r>
-        <w:rPr>
-          <w:sz w:val="18"/>
-        </w:rPr>
-        <w:t>**Monthly Salary (₦):**  |  __________________________________________</w:t>
-      </w:r>
-    </w:p>
-    <w:p>
-      <w:pPr>
-        <w:spacing w:after="40"/>
-      </w:pPr>
-      <w:r>
-        <w:rPr>
-          <w:sz w:val="18"/>
-        </w:rPr>
-        <w:t>**Supervisor's Name:**  |  __________________________________________</w:t>
-      </w:r>
-    </w:p>
-    <w:p>
-      <w:pPr>
-        <w:spacing w:after="40"/>
-      </w:pPr>
-      <w:r>
-        <w:rPr>
-          <w:sz w:val="18"/>
-        </w:rPr>
-        <w:t>**Supervisor's Phone:**  |  __________________________________________</w:t>
-      </w:r>
-    </w:p>
-    <w:p>
-      <w:pPr>
-        <w:spacing w:after="40"/>
-      </w:pPr>
-      <w:r>
-        <w:rPr>
-          <w:sz w:val="18"/>
-        </w:rPr>
-        <w:t>**Supervisor's Email:**  |  __________________________________________</w:t>
-      </w:r>
-    </w:p>
-    <w:p>
-      <w:pPr>
-        <w:spacing w:after="40"/>
-      </w:pPr>
-      <w:r>
-        <w:rPr>
-          <w:sz w:val="18"/>
-        </w:rPr>
-        <w:t>**Reason for Leaving:**  |  __________________________________________</w:t>
-      </w:r>
-    </w:p>
-    <w:p>
-      <w:r>
-        <w:t>Key Responsibilities (list 3–5):</w:t>
-      </w:r>
-    </w:p>
-    <w:p>
-      <w:pPr>
-        <w:pStyle w:val="ListNumber"/>
-      </w:pPr>
-      <w:r>
-        <w:t>__________________________________________</w:t>
-      </w:r>
-    </w:p>
-    <w:p>
-      <w:pPr>
-        <w:pStyle w:val="ListNumber"/>
-      </w:pPr>
-      <w:r>
-        <w:t>__________________________________________</w:t>
-      </w:r>
-    </w:p>
-    <w:p>
-      <w:pPr>
-        <w:pStyle w:val="ListNumber"/>
-      </w:pPr>
-      <w:r>
-        <w:t>__________________________________________</w:t>
-      </w:r>
-    </w:p>
-    <w:p>
-      <w:pPr>
-        <w:pStyle w:val="ListNumber"/>
-      </w:pPr>
-      <w:r>
-        <w:t>__________________________________________</w:t>
-      </w:r>
-    </w:p>
-    <w:p>
-      <w:pPr>
-        <w:pStyle w:val="ListNumber"/>
-      </w:pPr>
-      <w:r>
-        <w:t>__________________________________________</w:t>
-      </w:r>
-    </w:p>
-    <w:p>
-      <w:r>
-        <w:t>Key Achievements:</w:t>
-      </w:r>
-    </w:p>
-    <w:p>
-      <w:r>
-        <w:t>__________________________________________</w:t>
-      </w:r>
-    </w:p>
-    <w:p>
-      <w:r>
-        <w:t>__________________________________________</w:t>
-      </w:r>
-    </w:p>
-    <w:p>
-      <w:pPr>
-        <w:pStyle w:val="Heading3"/>
-      </w:pPr>
-      <w:r>
-        <w:rPr>
-          <w:color w:val="F5A623"/>
-        </w:rPr>
-        <w:t>Position 2</w:t>
-      </w:r>
-    </w:p>
-    <w:p>
-      <w:pPr>
-        <w:spacing w:after="40"/>
-      </w:pPr>
-      <w:r>
-        <w:rPr>
-          <w:sz w:val="18"/>
-        </w:rPr>
-        <w:t>Field  |  Details</w:t>
-      </w:r>
-    </w:p>
-    <w:p>
-      <w:pPr>
-        <w:spacing w:after="40"/>
-      </w:pPr>
-      <w:r>
-        <w:rPr>
-          <w:sz w:val="18"/>
-        </w:rPr>
-        <w:t>**Company / Organisation Name:**  |  __________________________________________</w:t>
-      </w:r>
-    </w:p>
-    <w:p>
-      <w:pPr>
-        <w:spacing w:after="40"/>
-      </w:pPr>
-      <w:r>
-        <w:rPr>
-          <w:sz w:val="18"/>
-        </w:rPr>
-        <w:t>**Industry / Sector:**  |  __________________________________________</w:t>
-      </w:r>
-    </w:p>
-    <w:p>
-      <w:pPr>
-        <w:spacing w:after="40"/>
-      </w:pPr>
-      <w:r>
-        <w:rPr>
-          <w:sz w:val="18"/>
-        </w:rPr>
-        <w:t>**Your Job Title:**  |  __________________________________________</w:t>
-      </w:r>
-    </w:p>
-    <w:p>
-      <w:pPr>
-        <w:spacing w:after="40"/>
-      </w:pPr>
-      <w:r>
-        <w:rPr>
-          <w:sz w:val="18"/>
-        </w:rPr>
-        <w:t>**Employment Type:**  |  ( ) Full-Time  ( ) Part-Time  ( ) Contract  ( ) Internship</w:t>
-      </w:r>
-    </w:p>
-    <w:p>
-      <w:pPr>
-        <w:spacing w:after="40"/>
-      </w:pPr>
-      <w:r>
-        <w:rPr>
-          <w:sz w:val="18"/>
-        </w:rPr>
-        <w:t>**Start Date:**  |  ______ / ______ / __________ (DD/MM/YYYY)</w:t>
-      </w:r>
-    </w:p>
-    <w:p>
-      <w:pPr>
-        <w:spacing w:after="40"/>
-      </w:pPr>
-      <w:r>
-        <w:rPr>
-          <w:sz w:val="18"/>
-        </w:rPr>
-        <w:t>**End Date:**  |  ______ / ______ / __________ (DD/MM/YYYY)</w:t>
-      </w:r>
-    </w:p>
-    <w:p>
-      <w:pPr>
-        <w:spacing w:after="40"/>
-      </w:pPr>
-      <w:r>
-        <w:rPr>
-          <w:sz w:val="18"/>
-        </w:rPr>
-        <w:t>**Monthly Salary (₦):**  |  __________________________________________</w:t>
-      </w:r>
-    </w:p>
-    <w:p>
-      <w:pPr>
-        <w:spacing w:after="40"/>
-      </w:pPr>
-      <w:r>
-        <w:rPr>
-          <w:sz w:val="18"/>
-        </w:rPr>
-        <w:t>**Supervisor's Name:**  |  __________________________________________</w:t>
-      </w:r>
-    </w:p>
-    <w:p>
-      <w:pPr>
-        <w:spacing w:after="40"/>
-      </w:pPr>
-      <w:r>
-        <w:rPr>
-          <w:sz w:val="18"/>
-        </w:rPr>
-        <w:t>**Supervisor's Phone:**  |  __________________________________________</w:t>
-      </w:r>
-    </w:p>
-    <w:p>
-      <w:pPr>
-        <w:spacing w:after="40"/>
-      </w:pPr>
-      <w:r>
-        <w:rPr>
-          <w:sz w:val="18"/>
-        </w:rPr>
-        <w:t>**Reason for Leaving:**  |  __________________________________________</w:t>
-      </w:r>
-    </w:p>
-    <w:p>
-      <w:r>
-        <w:t>Key Responsibilities (list 3–5):</w:t>
-      </w:r>
-    </w:p>
-    <w:p>
-      <w:pPr>
-        <w:pStyle w:val="ListNumber"/>
-      </w:pPr>
-      <w:r>
-        <w:t>__________________________________________</w:t>
-      </w:r>
-    </w:p>
-    <w:p>
-      <w:pPr>
-        <w:pStyle w:val="ListNumber"/>
-      </w:pPr>
-      <w:r>
-        <w:t>__________________________________________</w:t>
-      </w:r>
-    </w:p>
-    <w:p>
-      <w:pPr>
-        <w:pStyle w:val="ListNumber"/>
-      </w:pPr>
-      <w:r>
-        <w:t>__________________________________________</w:t>
-      </w:r>
-    </w:p>
-    <w:p>
-      <w:pPr>
-        <w:pStyle w:val="ListNumber"/>
-      </w:pPr>
-      <w:r>
-        <w:t>__________________________________________</w:t>
-      </w:r>
-    </w:p>
-    <w:p>
-      <w:pPr>
-        <w:pStyle w:val="ListNumber"/>
-      </w:pPr>
-      <w:r>
-        <w:t>__________________________________________</w:t>
-      </w:r>
-    </w:p>
-    <w:p>
-      <w:pPr>
-        <w:pStyle w:val="Heading3"/>
-      </w:pPr>
-      <w:r>
-        <w:rPr>
-          <w:color w:val="F5A623"/>
-        </w:rPr>
-        <w:t>Position 3</w:t>
-      </w:r>
-    </w:p>
-    <w:p>
-      <w:pPr>
-        <w:spacing w:after="40"/>
-      </w:pPr>
-      <w:r>
-        <w:rPr>
-          <w:sz w:val="18"/>
-        </w:rPr>
-        <w:t>Field  |  Details</w:t>
-      </w:r>
-    </w:p>
-    <w:p>
-      <w:pPr>
-        <w:spacing w:after="40"/>
-      </w:pPr>
-      <w:r>
-        <w:rPr>
-          <w:sz w:val="18"/>
-        </w:rPr>
-        <w:t>**Company / Organisation Name:**  |  __________________________________________</w:t>
-      </w:r>
-    </w:p>
-    <w:p>
-      <w:pPr>
-        <w:spacing w:after="40"/>
-      </w:pPr>
-      <w:r>
-        <w:rPr>
-          <w:sz w:val="18"/>
-        </w:rPr>
-        <w:t>**Your Job Title:**  |  __________________________________________</w:t>
-      </w:r>
-    </w:p>
-    <w:p>
-      <w:pPr>
-        <w:spacing w:after="40"/>
-      </w:pPr>
-      <w:r>
-        <w:rPr>
-          <w:sz w:val="18"/>
-        </w:rPr>
-        <w:t>**Employment Type:**  |  ( ) Full-Time  ( ) Part-Time  ( ) Contract  ( ) Internship</w:t>
-      </w:r>
-    </w:p>
-    <w:p>
-      <w:pPr>
-        <w:spacing w:after="40"/>
-      </w:pPr>
-      <w:r>
-        <w:rPr>
-          <w:sz w:val="18"/>
-        </w:rPr>
-        <w:t>**Start Date:**  |  ______ / ______ / __________ (DD/MM/YYYY)</w:t>
-      </w:r>
-    </w:p>
-    <w:p>
-      <w:pPr>
-        <w:spacing w:after="40"/>
-      </w:pPr>
-      <w:r>
-        <w:rPr>
-          <w:sz w:val="18"/>
-        </w:rPr>
-        <w:t>**End Date:**  |  ______ / ______ / __________ (DD/MM/YYYY)</w:t>
-      </w:r>
-    </w:p>
-    <w:p>
-      <w:pPr>
-        <w:spacing w:after="40"/>
-      </w:pPr>
-      <w:r>
-        <w:rPr>
-          <w:sz w:val="18"/>
-        </w:rPr>
-        <w:t>**Supervisor's Name:**  |  __________________________________________</w:t>
-      </w:r>
-    </w:p>
-    <w:p>
-      <w:pPr>
-        <w:spacing w:after="40"/>
-      </w:pPr>
-      <w:r>
-        <w:rPr>
-          <w:sz w:val="18"/>
-        </w:rPr>
-        <w:t>**Supervisor's Phone:**  |  __________________________________________</w:t>
-      </w:r>
-    </w:p>
-    <w:p>
-      <w:pPr>
-        <w:spacing w:after="40"/>
-      </w:pPr>
-      <w:r>
-        <w:rPr>
-          <w:sz w:val="18"/>
-        </w:rPr>
-        <w:t>**Reason for Leaving:**  |  __________________________________________</w:t>
-      </w:r>
-    </w:p>
-    <w:p>
-      <w:r>
-        <w:t>Key Responsibilities (list 3–5):</w:t>
-      </w:r>
-    </w:p>
-    <w:p>
-      <w:pPr>
-        <w:pStyle w:val="ListNumber"/>
-      </w:pPr>
-      <w:r>
-        <w:t>__________________________________________</w:t>
-      </w:r>
-    </w:p>
-    <w:p>
-      <w:pPr>
-        <w:pStyle w:val="ListNumber"/>
-      </w:pPr>
-      <w:r>
-        <w:t>__________________________________________</w:t>
-      </w:r>
-    </w:p>
-    <w:p>
-      <w:pPr>
-        <w:pStyle w:val="ListNumber"/>
-      </w:pPr>
-      <w:r>
-        <w:t>__________________________________________</w:t>
-      </w:r>
-    </w:p>
-    <w:p>
-      <w:pPr>
-        <w:pStyle w:val="Heading2"/>
-      </w:pPr>
-      <w:r>
-        <w:rPr>
-          <w:color w:val="00BFFF"/>
-        </w:rPr>
-        <w:t>SECTION 5: TECHNICAL SKILLS &amp; COMPETENCIES</w:t>
-      </w:r>
-    </w:p>
-    <w:p>
-      <w:r>
-        <w:t>(For technical roles — Engineers, Designers, Data Analysts. Non-technical applicants may skip to Section 5B.)</w:t>
-      </w:r>
-    </w:p>
-    <w:p>
-      <w:pPr>
-        <w:pStyle w:val="Heading3"/>
-      </w:pPr>
-      <w:r>
-        <w:rPr>
-          <w:color w:val="F5A623"/>
-        </w:rPr>
-        <w:t>5A: Technical Skills Matrix</w:t>
-      </w:r>
-    </w:p>
-    <w:p>
-      <w:pPr>
-        <w:spacing w:after="40"/>
-      </w:pPr>
-      <w:r>
-        <w:rPr>
-          <w:sz w:val="18"/>
-        </w:rPr>
-        <w:t>#  |  Skill / Technology  |  Proficiency Level  |  Years of Experience</w:t>
-      </w:r>
-    </w:p>
-    <w:p>
-      <w:pPr>
-        <w:spacing w:after="40"/>
-      </w:pPr>
-      <w:r>
-        <w:rPr>
-          <w:sz w:val="18"/>
-        </w:rPr>
-        <w:t xml:space="preserve">1  |    |  ( ) Beginner  ( ) Intermediate  ( ) Advanced  ( ) Expert  |  </w:t>
-      </w:r>
-    </w:p>
-    <w:p>
-      <w:pPr>
-        <w:spacing w:after="40"/>
-      </w:pPr>
-      <w:r>
-        <w:rPr>
-          <w:sz w:val="18"/>
-        </w:rPr>
-        <w:t xml:space="preserve">2  |    |  ( ) Beginner  ( ) Intermediate  ( ) Advanced  ( ) Expert  |  </w:t>
-      </w:r>
-    </w:p>
-    <w:p>
-      <w:pPr>
-        <w:spacing w:after="40"/>
-      </w:pPr>
-      <w:r>
-        <w:rPr>
-          <w:sz w:val="18"/>
-        </w:rPr>
-        <w:t xml:space="preserve">3  |    |  ( ) Beginner  ( ) Intermediate  ( ) Advanced  ( ) Expert  |  </w:t>
-      </w:r>
-    </w:p>
-    <w:p>
-      <w:pPr>
-        <w:spacing w:after="40"/>
-      </w:pPr>
-      <w:r>
-        <w:rPr>
-          <w:sz w:val="18"/>
-        </w:rPr>
-        <w:t xml:space="preserve">4  |    |  ( ) Beginner  ( ) Intermediate  ( ) Advanced  ( ) Expert  |  </w:t>
-      </w:r>
-    </w:p>
-    <w:p>
-      <w:pPr>
-        <w:spacing w:after="40"/>
-      </w:pPr>
-      <w:r>
-        <w:rPr>
-          <w:sz w:val="18"/>
-        </w:rPr>
-        <w:t xml:space="preserve">5  |    |  ( ) Beginner  ( ) Intermediate  ( ) Advanced  ( ) Expert  |  </w:t>
-      </w:r>
-    </w:p>
-    <w:p>
-      <w:pPr>
-        <w:spacing w:after="40"/>
-      </w:pPr>
-      <w:r>
-        <w:rPr>
-          <w:sz w:val="18"/>
-        </w:rPr>
-        <w:t xml:space="preserve">6  |    |  ( ) Beginner  ( ) Intermediate  ( ) Advanced  ( ) Expert  |  </w:t>
-      </w:r>
-    </w:p>
-    <w:p>
-      <w:pPr>
-        <w:spacing w:after="40"/>
-      </w:pPr>
-      <w:r>
-        <w:rPr>
-          <w:sz w:val="18"/>
-        </w:rPr>
-        <w:t xml:space="preserve">7  |    |  ( ) Beginner  ( ) Intermediate  ( ) Advanced  ( ) Expert  |  </w:t>
-      </w:r>
-    </w:p>
-    <w:p>
-      <w:pPr>
-        <w:spacing w:after="40"/>
-      </w:pPr>
-      <w:r>
-        <w:rPr>
-          <w:sz w:val="18"/>
-        </w:rPr>
-        <w:t xml:space="preserve">8  |    |  ( ) Beginner  ( ) Intermediate  ( ) Advanced  ( ) Expert  |  </w:t>
-      </w:r>
-    </w:p>
-    <w:p>
-      <w:pPr>
-        <w:spacing w:after="40"/>
-      </w:pPr>
-      <w:r>
-        <w:rPr>
-          <w:sz w:val="18"/>
-        </w:rPr>
-        <w:t xml:space="preserve">9  |    |  ( ) Beginner  ( ) Intermediate  ( ) Advanced  ( ) Expert  |  </w:t>
-      </w:r>
-    </w:p>
-    <w:p>
-      <w:pPr>
-        <w:spacing w:after="40"/>
-      </w:pPr>
-      <w:r>
-        <w:rPr>
-          <w:sz w:val="18"/>
-        </w:rPr>
-        <w:t xml:space="preserve">10  |    |  ( ) Beginner  ( ) Intermediate  ( ) Advanced  ( ) Expert  |  </w:t>
-      </w:r>
-    </w:p>
-    <w:p>
-      <w:pPr>
-        <w:pStyle w:val="Heading3"/>
-      </w:pPr>
-      <w:r>
-        <w:rPr>
-          <w:color w:val="F5A623"/>
-        </w:rPr>
-        <w:t>Online Profiles &amp; Portfolio</w:t>
-      </w:r>
-    </w:p>
-    <w:p>
-      <w:pPr>
-        <w:spacing w:after="40"/>
-      </w:pPr>
-      <w:r>
-        <w:rPr>
-          <w:sz w:val="18"/>
-        </w:rPr>
-        <w:t>Field  |  URL</w:t>
-      </w:r>
-    </w:p>
-    <w:p>
-      <w:pPr>
-        <w:spacing w:after="40"/>
-      </w:pPr>
-      <w:r>
-        <w:rPr>
-          <w:sz w:val="18"/>
-        </w:rPr>
-        <w:t>**Portfolio Website:**  |  __________________________________________</w:t>
-      </w:r>
-    </w:p>
-    <w:p>
-      <w:pPr>
-        <w:spacing w:after="40"/>
-      </w:pPr>
-      <w:r>
-        <w:rPr>
-          <w:sz w:val="18"/>
-        </w:rPr>
-        <w:t>**GitHub Profile:**  |  __________________________________________</w:t>
-      </w:r>
-    </w:p>
-    <w:p>
-      <w:pPr>
-        <w:spacing w:after="40"/>
-      </w:pPr>
-      <w:r>
-        <w:rPr>
-          <w:sz w:val="18"/>
-        </w:rPr>
-        <w:t>**LinkedIn Profile:**  |  __________________________________________</w:t>
-      </w:r>
-    </w:p>
-    <w:p>
-      <w:pPr>
-        <w:spacing w:after="40"/>
-      </w:pPr>
-      <w:r>
-        <w:rPr>
-          <w:sz w:val="18"/>
-        </w:rPr>
-        <w:t>**Behance / Dribbble (Design):**  |  __________________________________________</w:t>
-      </w:r>
-    </w:p>
-    <w:p>
-      <w:pPr>
-        <w:spacing w:after="40"/>
-      </w:pPr>
-      <w:r>
-        <w:rPr>
-          <w:sz w:val="18"/>
-        </w:rPr>
-        <w:t>**Other (specify):**  |  __________________________________________</w:t>
-      </w:r>
-    </w:p>
-    <w:p>
-      <w:pPr>
-        <w:pStyle w:val="Heading3"/>
-      </w:pPr>
-      <w:r>
-        <w:rPr>
-          <w:color w:val="F5A623"/>
-        </w:rPr>
-        <w:t>Notable Projects or Contributions</w:t>
-      </w:r>
-    </w:p>
-    <w:p>
-      <w:r>
-        <w:t>(Describe 1–3 projects you are most proud of)</w:t>
-      </w:r>
-    </w:p>
-    <w:p>
-      <w:r>
-        <w:t>Project 1:</w:t>
-      </w:r>
-    </w:p>
-    <w:p>
-      <w:pPr>
-        <w:spacing w:after="40"/>
-      </w:pPr>
-      <w:r>
-        <w:rPr>
-          <w:sz w:val="18"/>
-        </w:rPr>
-        <w:t>Field  |  Details</w:t>
-      </w:r>
-    </w:p>
-    <w:p>
-      <w:pPr>
-        <w:spacing w:after="40"/>
-      </w:pPr>
-      <w:r>
-        <w:rPr>
-          <w:sz w:val="18"/>
-        </w:rPr>
-        <w:t>**Project Name:**  |  __________________________________________</w:t>
-      </w:r>
-    </w:p>
-    <w:p>
-      <w:pPr>
-        <w:spacing w:after="40"/>
-      </w:pPr>
-      <w:r>
-        <w:rPr>
-          <w:sz w:val="18"/>
-        </w:rPr>
-        <w:t>**Your Role:**  |  __________________________________________</w:t>
-      </w:r>
-    </w:p>
-    <w:p>
-      <w:pPr>
-        <w:spacing w:after="40"/>
-      </w:pPr>
-      <w:r>
-        <w:rPr>
-          <w:sz w:val="18"/>
-        </w:rPr>
-        <w:t>**Technologies Used:**  |  __________________________________________</w:t>
-      </w:r>
-    </w:p>
-    <w:p>
-      <w:pPr>
-        <w:spacing w:after="40"/>
-      </w:pPr>
-      <w:r>
-        <w:rPr>
-          <w:sz w:val="18"/>
-        </w:rPr>
-        <w:t>**Brief Description:**  |  __________________________________________</w:t>
-      </w:r>
-    </w:p>
-    <w:p>
-      <w:pPr>
-        <w:spacing w:after="40"/>
-      </w:pPr>
-      <w:r>
-        <w:rPr>
-          <w:sz w:val="18"/>
-        </w:rPr>
-        <w:t xml:space="preserve">  |  __________________________________________</w:t>
-      </w:r>
-    </w:p>
-    <w:p>
-      <w:pPr>
-        <w:spacing w:after="40"/>
-      </w:pPr>
-      <w:r>
-        <w:rPr>
-          <w:sz w:val="18"/>
-        </w:rPr>
-        <w:t>**Link (if available):**  |  __________________________________________</w:t>
-      </w:r>
-    </w:p>
-    <w:p>
-      <w:r>
-        <w:t>Project 2:</w:t>
-      </w:r>
-    </w:p>
-    <w:p>
-      <w:pPr>
-        <w:spacing w:after="40"/>
-      </w:pPr>
-      <w:r>
-        <w:rPr>
-          <w:sz w:val="18"/>
-        </w:rPr>
-        <w:t>Field  |  Details</w:t>
-      </w:r>
-    </w:p>
-    <w:p>
-      <w:pPr>
-        <w:spacing w:after="40"/>
-      </w:pPr>
-      <w:r>
-        <w:rPr>
-          <w:sz w:val="18"/>
-        </w:rPr>
-        <w:t>**Project Name:**  |  __________________________________________</w:t>
-      </w:r>
-    </w:p>
-    <w:p>
-      <w:pPr>
-        <w:spacing w:after="40"/>
-      </w:pPr>
-      <w:r>
-        <w:rPr>
-          <w:sz w:val="18"/>
-        </w:rPr>
-        <w:t>**Your Role:**  |  __________________________________________</w:t>
-      </w:r>
-    </w:p>
-    <w:p>
-      <w:pPr>
-        <w:spacing w:after="40"/>
-      </w:pPr>
-      <w:r>
-        <w:rPr>
-          <w:sz w:val="18"/>
-        </w:rPr>
-        <w:t>**Technologies Used:**  |  __________________________________________</w:t>
-      </w:r>
-    </w:p>
-    <w:p>
-      <w:pPr>
-        <w:spacing w:after="40"/>
-      </w:pPr>
-      <w:r>
-        <w:rPr>
-          <w:sz w:val="18"/>
-        </w:rPr>
-        <w:t>**Brief Description:**  |  __________________________________________</w:t>
-      </w:r>
-    </w:p>
-    <w:p>
-      <w:pPr>
-        <w:spacing w:after="40"/>
-      </w:pPr>
-      <w:r>
-        <w:rPr>
-          <w:sz w:val="18"/>
-        </w:rPr>
-        <w:t>**Link (if available):**  |  __________________________________________</w:t>
-      </w:r>
-    </w:p>
-    <w:p>
-      <w:pPr>
-        <w:pStyle w:val="Heading3"/>
-      </w:pPr>
-      <w:r>
-        <w:rPr>
-          <w:color w:val="F5A623"/>
-        </w:rPr>
-        <w:t>5B: General Competencies (All Applicants)</w:t>
-      </w:r>
-    </w:p>
-    <w:p>
-      <w:pPr>
-        <w:spacing w:after="40"/>
-      </w:pPr>
-      <w:r>
-        <w:rPr>
-          <w:sz w:val="18"/>
-        </w:rPr>
-        <w:t>Competency  |  Self-Rating (1=Basic, 5=Expert)</w:t>
-      </w:r>
-    </w:p>
-    <w:p>
-      <w:pPr>
-        <w:spacing w:after="40"/>
-      </w:pPr>
-      <w:r>
-        <w:rPr>
-          <w:sz w:val="18"/>
-        </w:rPr>
-        <w:t>Communication (Written)  |  ( ) 1  ( ) 2  ( ) 3  ( ) 4  ( ) 5</w:t>
-      </w:r>
-    </w:p>
-    <w:p>
-      <w:pPr>
-        <w:spacing w:after="40"/>
-      </w:pPr>
-      <w:r>
-        <w:rPr>
-          <w:sz w:val="18"/>
-        </w:rPr>
-        <w:t>Communication (Verbal)  |  ( ) 1  ( ) 2  ( ) 3  ( ) 4  ( ) 5</w:t>
-      </w:r>
-    </w:p>
-    <w:p>
-      <w:pPr>
-        <w:spacing w:after="40"/>
-      </w:pPr>
-      <w:r>
-        <w:rPr>
-          <w:sz w:val="18"/>
-        </w:rPr>
-        <w:t>Teamwork &amp; Collaboration  |  ( ) 1  ( ) 2  ( ) 3  ( ) 4  ( ) 5</w:t>
-      </w:r>
-    </w:p>
-    <w:p>
-      <w:pPr>
-        <w:spacing w:after="40"/>
-      </w:pPr>
-      <w:r>
-        <w:rPr>
-          <w:sz w:val="18"/>
-        </w:rPr>
-        <w:t>Problem Solving  |  ( ) 1  ( ) 2  ( ) 3  ( ) 4  ( ) 5</w:t>
-      </w:r>
-    </w:p>
-    <w:p>
-      <w:pPr>
-        <w:spacing w:after="40"/>
-      </w:pPr>
-      <w:r>
-        <w:rPr>
-          <w:sz w:val="18"/>
-        </w:rPr>
-        <w:t>Time Management  |  ( ) 1  ( ) 2  ( ) 3  ( ) 4  ( ) 5</w:t>
-      </w:r>
-    </w:p>
-    <w:p>
-      <w:pPr>
-        <w:spacing w:after="40"/>
-      </w:pPr>
-      <w:r>
-        <w:rPr>
-          <w:sz w:val="18"/>
-        </w:rPr>
-        <w:t>Adaptability  |  ( ) 1  ( ) 2  ( ) 3  ( ) 4  ( ) 5</w:t>
-      </w:r>
-    </w:p>
-    <w:p>
-      <w:pPr>
-        <w:spacing w:after="40"/>
-      </w:pPr>
-      <w:r>
-        <w:rPr>
-          <w:sz w:val="18"/>
-        </w:rPr>
-        <w:t>Leadership  |  ( ) 1  ( ) 2  ( ) 3  ( ) 4  ( ) 5</w:t>
-      </w:r>
-    </w:p>
-    <w:p>
-      <w:pPr>
-        <w:spacing w:after="40"/>
-      </w:pPr>
-      <w:r>
-        <w:rPr>
-          <w:sz w:val="18"/>
-        </w:rPr>
-        <w:t>Microsoft Office / Google Workspace  |  ( ) 1  ( ) 2  ( ) 3  ( ) 4  ( ) 5</w:t>
-      </w:r>
-    </w:p>
-    <w:p>
-      <w:pPr>
-        <w:pStyle w:val="Heading3"/>
-      </w:pPr>
-      <w:r>
-        <w:rPr>
-          <w:color w:val="F5A623"/>
-        </w:rPr>
-        <w:t>Languages Spoken</w:t>
-      </w:r>
-    </w:p>
-    <w:p>
-      <w:pPr>
-        <w:spacing w:after="40"/>
-      </w:pPr>
-      <w:r>
-        <w:rPr>
-          <w:sz w:val="18"/>
-        </w:rPr>
-        <w:t>Language  |  Proficiency</w:t>
-      </w:r>
-    </w:p>
-    <w:p>
-      <w:pPr>
-        <w:spacing w:after="40"/>
-      </w:pPr>
-      <w:r>
-        <w:rPr>
-          <w:sz w:val="18"/>
-        </w:rPr>
-        <w:t>English  |  ( ) Basic  ( ) Conversational  ( ) Fluent  ( ) Native</w:t>
-      </w:r>
-    </w:p>
-    <w:p>
-      <w:pPr>
-        <w:spacing w:after="40"/>
-      </w:pPr>
-      <w:r>
-        <w:rPr>
-          <w:sz w:val="18"/>
-        </w:rPr>
-        <w:t>Yoruba  |  ( ) Basic  ( ) Conversational  ( ) Fluent  ( ) Native  ( ) N/A</w:t>
-      </w:r>
-    </w:p>
-    <w:p>
-      <w:pPr>
-        <w:spacing w:after="40"/>
-      </w:pPr>
-      <w:r>
-        <w:rPr>
-          <w:sz w:val="18"/>
-        </w:rPr>
-        <w:t>Igbo  |  ( ) Basic  ( ) Conversational  ( ) Fluent  ( ) Native  ( ) N/A</w:t>
-      </w:r>
-    </w:p>
-    <w:p>
-      <w:pPr>
-        <w:spacing w:after="40"/>
-      </w:pPr>
-      <w:r>
-        <w:rPr>
-          <w:sz w:val="18"/>
-        </w:rPr>
-        <w:t>Hausa  |  ( ) Basic  ( ) Conversational  ( ) Fluent  ( ) Native  ( ) N/A</w:t>
-      </w:r>
-    </w:p>
-    <w:p>
-      <w:pPr>
-        <w:spacing w:after="40"/>
-      </w:pPr>
-      <w:r>
-        <w:rPr>
-          <w:sz w:val="18"/>
-        </w:rPr>
-        <w:t>Pidgin English  |  ( ) Basic  ( ) Conversational  ( ) Fluent  ( ) Native  ( ) N/A</w:t>
-      </w:r>
-    </w:p>
-    <w:p>
-      <w:pPr>
-        <w:spacing w:after="40"/>
-      </w:pPr>
-      <w:r>
-        <w:rPr>
-          <w:sz w:val="18"/>
-        </w:rPr>
-        <w:t>Other: ____________  |  ( ) Basic  ( ) Conversational  ( ) Fluent  ( ) Native</w:t>
-      </w:r>
-    </w:p>
-    <w:p>
-      <w:pPr>
-        <w:pStyle w:val="Heading2"/>
-      </w:pPr>
-      <w:r>
-        <w:rPr>
-          <w:color w:val="00BFFF"/>
-        </w:rPr>
-        <w:t>SECTION 6: REFERENCES</w:t>
-      </w:r>
-    </w:p>
-    <w:p>
-      <w:r>
-        <w:t>(Provide at least two (2) professional references. References should NOT be family members.)</w:t>
-      </w:r>
-    </w:p>
-    <w:p>
-      <w:pPr>
-        <w:pStyle w:val="Heading3"/>
-      </w:pPr>
-      <w:r>
-        <w:rPr>
-          <w:color w:val="F5A623"/>
-        </w:rPr>
-        <w:t>Reference 1</w:t>
-      </w:r>
-    </w:p>
-    <w:p>
-      <w:pPr>
-        <w:spacing w:after="40"/>
-      </w:pPr>
-      <w:r>
-        <w:rPr>
-          <w:sz w:val="18"/>
-        </w:rPr>
-        <w:t>Field  |  Details</w:t>
-      </w:r>
-    </w:p>
-    <w:p>
-      <w:pPr>
-        <w:spacing w:after="40"/>
-      </w:pPr>
-      <w:r>
-        <w:rPr>
-          <w:sz w:val="18"/>
-        </w:rPr>
-        <w:t>**Full Name:**  |  __________________________________________</w:t>
-      </w:r>
-    </w:p>
-    <w:p>
-      <w:pPr>
-        <w:spacing w:after="40"/>
-      </w:pPr>
-      <w:r>
-        <w:rPr>
-          <w:sz w:val="18"/>
-        </w:rPr>
-        <w:t>**Relationship to You:**  |  __________________________________________</w:t>
-      </w:r>
-    </w:p>
-    <w:p>
-      <w:pPr>
-        <w:spacing w:after="40"/>
-      </w:pPr>
-      <w:r>
-        <w:rPr>
-          <w:sz w:val="18"/>
-        </w:rPr>
-        <w:t>**Organisation:**  |  __________________________________________</w:t>
-      </w:r>
-    </w:p>
-    <w:p>
-      <w:pPr>
-        <w:spacing w:after="40"/>
-      </w:pPr>
-      <w:r>
-        <w:rPr>
-          <w:sz w:val="18"/>
-        </w:rPr>
-        <w:t>**Position / Title:**  |  __________________________________________</w:t>
-      </w:r>
-    </w:p>
-    <w:p>
-      <w:pPr>
-        <w:spacing w:after="40"/>
-      </w:pPr>
-      <w:r>
-        <w:rPr>
-          <w:sz w:val="18"/>
-        </w:rPr>
-        <w:t>**Phone Number:**  |  __________________________________________</w:t>
-      </w:r>
-    </w:p>
-    <w:p>
-      <w:pPr>
-        <w:spacing w:after="40"/>
-      </w:pPr>
-      <w:r>
-        <w:rPr>
-          <w:sz w:val="18"/>
-        </w:rPr>
-        <w:t>**Email Address:**  |  __________________________________________</w:t>
-      </w:r>
-    </w:p>
-    <w:p>
-      <w:pPr>
-        <w:spacing w:after="40"/>
-      </w:pPr>
-      <w:r>
-        <w:rPr>
-          <w:sz w:val="18"/>
-        </w:rPr>
-        <w:t>**How Long Have You Known This Person?**  |  __________________________________________</w:t>
-      </w:r>
-    </w:p>
-    <w:p>
-      <w:pPr>
-        <w:pStyle w:val="Heading3"/>
-      </w:pPr>
-      <w:r>
-        <w:rPr>
-          <w:color w:val="F5A623"/>
-        </w:rPr>
-        <w:t>Reference 2</w:t>
-      </w:r>
-    </w:p>
-    <w:p>
-      <w:pPr>
-        <w:spacing w:after="40"/>
-      </w:pPr>
-      <w:r>
-        <w:rPr>
-          <w:sz w:val="18"/>
-        </w:rPr>
-        <w:t>Field  |  Details</w:t>
-      </w:r>
-    </w:p>
-    <w:p>
-      <w:pPr>
-        <w:spacing w:after="40"/>
-      </w:pPr>
-      <w:r>
-        <w:rPr>
-          <w:sz w:val="18"/>
-        </w:rPr>
-        <w:t>**Full Name:**  |  __________________________________________</w:t>
-      </w:r>
-    </w:p>
-    <w:p>
-      <w:pPr>
-        <w:spacing w:after="40"/>
-      </w:pPr>
-      <w:r>
-        <w:rPr>
-          <w:sz w:val="18"/>
-        </w:rPr>
-        <w:t>**Relationship to You:**  |  __________________________________________</w:t>
-      </w:r>
-    </w:p>
-    <w:p>
-      <w:pPr>
-        <w:spacing w:after="40"/>
-      </w:pPr>
-      <w:r>
-        <w:rPr>
-          <w:sz w:val="18"/>
-        </w:rPr>
-        <w:t>**Organisation:**  |  __________________________________________</w:t>
-      </w:r>
-    </w:p>
-    <w:p>
-      <w:pPr>
-        <w:spacing w:after="40"/>
-      </w:pPr>
-      <w:r>
-        <w:rPr>
-          <w:sz w:val="18"/>
-        </w:rPr>
-        <w:t>**Position / Title:**  |  __________________________________________</w:t>
-      </w:r>
-    </w:p>
-    <w:p>
-      <w:pPr>
-        <w:spacing w:after="40"/>
-      </w:pPr>
-      <w:r>
-        <w:rPr>
-          <w:sz w:val="18"/>
-        </w:rPr>
-        <w:t>**Phone Number:**  |  __________________________________________</w:t>
-      </w:r>
-    </w:p>
-    <w:p>
-      <w:pPr>
-        <w:spacing w:after="40"/>
-      </w:pPr>
-      <w:r>
-        <w:rPr>
-          <w:sz w:val="18"/>
-        </w:rPr>
-        <w:t>**Email Address:**  |  __________________________________________</w:t>
-      </w:r>
-    </w:p>
-    <w:p>
-      <w:pPr>
-        <w:spacing w:after="40"/>
-      </w:pPr>
-      <w:r>
-        <w:rPr>
-          <w:sz w:val="18"/>
-        </w:rPr>
-        <w:t>**How Long Have You Known This Person?**  |  __________________________________________</w:t>
-      </w:r>
-    </w:p>
-    <w:p>
-      <w:pPr>
-        <w:pStyle w:val="Heading3"/>
-      </w:pPr>
-      <w:r>
-        <w:rPr>
-          <w:color w:val="F5A623"/>
-        </w:rPr>
-        <w:t>Reference 3 (Optional)</w:t>
-      </w:r>
-    </w:p>
-    <w:p>
-      <w:pPr>
-        <w:spacing w:after="40"/>
-      </w:pPr>
-      <w:r>
-        <w:rPr>
-          <w:sz w:val="18"/>
-        </w:rPr>
-        <w:t>Field  |  Details</w:t>
-      </w:r>
-    </w:p>
-    <w:p>
-      <w:pPr>
-        <w:spacing w:after="40"/>
-      </w:pPr>
-      <w:r>
-        <w:rPr>
-          <w:sz w:val="18"/>
-        </w:rPr>
-        <w:t>**Full Name:**  |  __________________________________________</w:t>
-      </w:r>
-    </w:p>
-    <w:p>
-      <w:pPr>
-        <w:spacing w:after="40"/>
-      </w:pPr>
-      <w:r>
-        <w:rPr>
-          <w:sz w:val="18"/>
-        </w:rPr>
-        <w:t>**Relationship to You:**  |  __________________________________________</w:t>
-      </w:r>
-    </w:p>
-    <w:p>
-      <w:pPr>
-        <w:spacing w:after="40"/>
-      </w:pPr>
-      <w:r>
-        <w:rPr>
-          <w:sz w:val="18"/>
-        </w:rPr>
-        <w:t>**Organisation:**  |  __________________________________________</w:t>
-      </w:r>
-    </w:p>
-    <w:p>
-      <w:pPr>
-        <w:spacing w:after="40"/>
-      </w:pPr>
-      <w:r>
-        <w:rPr>
-          <w:sz w:val="18"/>
-        </w:rPr>
-        <w:t>**Position / Title:**  |  __________________________________________</w:t>
-      </w:r>
-    </w:p>
-    <w:p>
-      <w:pPr>
-        <w:spacing w:after="40"/>
-      </w:pPr>
-      <w:r>
-        <w:rPr>
-          <w:sz w:val="18"/>
-        </w:rPr>
-        <w:t>**Phone Number:**  |  __________________________________________</w:t>
-      </w:r>
-    </w:p>
-    <w:p>
-      <w:pPr>
-        <w:spacing w:after="40"/>
-      </w:pPr>
-      <w:r>
-        <w:rPr>
-          <w:sz w:val="18"/>
-        </w:rPr>
-        <w:t>**Email Address:**  |  __________________________________________</w:t>
-      </w:r>
-    </w:p>
-    <w:p>
-      <w:pPr>
-        <w:pStyle w:val="Heading2"/>
-      </w:pPr>
-      <w:r>
-        <w:rPr>
-          <w:color w:val="00BFFF"/>
-        </w:rPr>
-        <w:t>SECTION 7: GUARANTOR INFORMATION</w:t>
-      </w:r>
-    </w:p>
-    <w:p>
-      <w:r>
-        <w:t>(PECH Group Holdings Ltd requires two (2) guarantors for all full-time and contract positions. Provide preliminary guarantor details below. Full Guarantor Forms will be completed separately upon receipt of an offer letter.)</w:t>
-      </w:r>
-    </w:p>
-    <w:p>
-      <w:pPr>
-        <w:pStyle w:val="Heading3"/>
-      </w:pPr>
-      <w:r>
-        <w:rPr>
-          <w:color w:val="F5A623"/>
-        </w:rPr>
-        <w:t>Guarantor 1</w:t>
-      </w:r>
-    </w:p>
-    <w:p>
-      <w:pPr>
-        <w:spacing w:after="40"/>
-      </w:pPr>
-      <w:r>
-        <w:rPr>
-          <w:sz w:val="18"/>
-        </w:rPr>
-        <w:t>Field  |  Details</w:t>
-      </w:r>
-    </w:p>
-    <w:p>
-      <w:pPr>
-        <w:spacing w:after="40"/>
-      </w:pPr>
-      <w:r>
-        <w:rPr>
-          <w:sz w:val="18"/>
-        </w:rPr>
-        <w:t>**Full Name:**  |  __________________________________________</w:t>
-      </w:r>
-    </w:p>
-    <w:p>
-      <w:pPr>
-        <w:spacing w:after="40"/>
-      </w:pPr>
-      <w:r>
-        <w:rPr>
-          <w:sz w:val="18"/>
-        </w:rPr>
-        <w:t>**Relationship to You:**  |  __________________________________________</w:t>
-      </w:r>
-    </w:p>
-    <w:p>
-      <w:pPr>
-        <w:spacing w:after="40"/>
-      </w:pPr>
-      <w:r>
-        <w:rPr>
-          <w:sz w:val="18"/>
-        </w:rPr>
-        <w:t>**Occupation:**  |  __________________________________________</w:t>
-      </w:r>
-    </w:p>
-    <w:p>
-      <w:pPr>
-        <w:spacing w:after="40"/>
-      </w:pPr>
-      <w:r>
-        <w:rPr>
-          <w:sz w:val="18"/>
-        </w:rPr>
-        <w:t>**Organisation / Employer:**  |  __________________________________________</w:t>
-      </w:r>
-    </w:p>
-    <w:p>
-      <w:pPr>
-        <w:spacing w:after="40"/>
-      </w:pPr>
-      <w:r>
-        <w:rPr>
-          <w:sz w:val="18"/>
-        </w:rPr>
-        <w:t>**Residential Address:**  |  __________________________________________</w:t>
-      </w:r>
-    </w:p>
-    <w:p>
-      <w:pPr>
-        <w:spacing w:after="40"/>
-      </w:pPr>
-      <w:r>
-        <w:rPr>
-          <w:sz w:val="18"/>
-        </w:rPr>
-        <w:t>**Phone Number:**  |  __________________________________________</w:t>
-      </w:r>
-    </w:p>
-    <w:p>
-      <w:pPr>
-        <w:spacing w:after="40"/>
-      </w:pPr>
-      <w:r>
-        <w:rPr>
-          <w:sz w:val="18"/>
-        </w:rPr>
-        <w:t>**Email Address:**  |  __________________________________________</w:t>
-      </w:r>
-    </w:p>
-    <w:p>
-      <w:pPr>
-        <w:pStyle w:val="Heading3"/>
-      </w:pPr>
-      <w:r>
-        <w:rPr>
-          <w:color w:val="F5A623"/>
-        </w:rPr>
-        <w:t>Guarantor 2</w:t>
-      </w:r>
-    </w:p>
-    <w:p>
-      <w:pPr>
-        <w:spacing w:after="40"/>
-      </w:pPr>
-      <w:r>
-        <w:rPr>
-          <w:sz w:val="18"/>
-        </w:rPr>
-        <w:t>Field  |  Details</w:t>
-      </w:r>
-    </w:p>
-    <w:p>
-      <w:pPr>
-        <w:spacing w:after="40"/>
-      </w:pPr>
-      <w:r>
-        <w:rPr>
-          <w:sz w:val="18"/>
-        </w:rPr>
-        <w:t>**Full Name:**  |  __________________________________________</w:t>
-      </w:r>
-    </w:p>
-    <w:p>
-      <w:pPr>
-        <w:spacing w:after="40"/>
-      </w:pPr>
-      <w:r>
-        <w:rPr>
-          <w:sz w:val="18"/>
-        </w:rPr>
-        <w:t>**Relationship to You:**  |  __________________________________________</w:t>
-      </w:r>
-    </w:p>
-    <w:p>
-      <w:pPr>
-        <w:spacing w:after="40"/>
-      </w:pPr>
-      <w:r>
-        <w:rPr>
-          <w:sz w:val="18"/>
-        </w:rPr>
-        <w:t>**Occupation:**  |  __________________________________________</w:t>
-      </w:r>
-    </w:p>
-    <w:p>
-      <w:pPr>
-        <w:spacing w:after="40"/>
-      </w:pPr>
-      <w:r>
-        <w:rPr>
-          <w:sz w:val="18"/>
-        </w:rPr>
-        <w:t>**Organisation / Employer:**  |  __________________________________________</w:t>
-      </w:r>
-    </w:p>
-    <w:p>
-      <w:pPr>
-        <w:spacing w:after="40"/>
-      </w:pPr>
-      <w:r>
-        <w:rPr>
-          <w:sz w:val="18"/>
-        </w:rPr>
-        <w:t>**Residential Address:**  |  __________________________________________</w:t>
-      </w:r>
-    </w:p>
-    <w:p>
-      <w:pPr>
-        <w:spacing w:after="40"/>
-      </w:pPr>
-      <w:r>
-        <w:rPr>
-          <w:sz w:val="18"/>
-        </w:rPr>
-        <w:t>**Phone Number:**  |  __________________________________________</w:t>
-      </w:r>
-    </w:p>
-    <w:p>
-      <w:pPr>
-        <w:spacing w:after="40"/>
-      </w:pPr>
-      <w:r>
-        <w:rPr>
-          <w:sz w:val="18"/>
-        </w:rPr>
-        <w:t>**Email Address:**  |  __________________________________________</w:t>
-      </w:r>
-    </w:p>
-    <w:p>
-      <w:pPr>
-        <w:ind w:left="567"/>
-      </w:pPr>
-      <w:r>
-        <w:rPr>
-          <w:i/>
-          <w:color w:val="646464"/>
-        </w:rPr>
-        <w:t>**Note:** Guarantors must be gainfully employed individuals who can confirm the applicant's character and reliability. Full guarantor verification will be conducted upon offer acceptance, in line with PECH Employment Contract Clause 3.4.</w:t>
-      </w:r>
-    </w:p>
-    <w:p>
-      <w:pPr>
-        <w:pStyle w:val="Heading2"/>
-      </w:pPr>
-      <w:r>
-        <w:rPr>
-          <w:color w:val="00BFFF"/>
-        </w:rPr>
-        <w:t>SECTION 8: HEALTH &amp; EMERGENCY INFORMATION</w:t>
-      </w:r>
-    </w:p>
-    <w:p>
-      <w:pPr>
-        <w:spacing w:after="40"/>
-      </w:pPr>
-      <w:r>
-        <w:rPr>
-          <w:sz w:val="18"/>
-        </w:rPr>
-        <w:t>Field  |  Details</w:t>
-      </w:r>
-    </w:p>
-    <w:p>
-      <w:pPr>
-        <w:spacing w:after="40"/>
-      </w:pPr>
-      <w:r>
-        <w:rPr>
-          <w:sz w:val="18"/>
-        </w:rPr>
-        <w:t>**Blood Group:**  |  ( ) A+  ( ) A-  ( ) B+  ( ) B-  ( ) AB+  ( ) AB-  ( ) O+  ( ) O-</w:t>
-      </w:r>
-    </w:p>
-    <w:p>
-      <w:pPr>
-        <w:spacing w:after="40"/>
-      </w:pPr>
-      <w:r>
-        <w:rPr>
-          <w:sz w:val="18"/>
-        </w:rPr>
-        <w:t>**Genotype:**  |  ( ) AA  ( ) AS  ( ) SS  ( ) AC  ( ) SC</w:t>
-      </w:r>
-    </w:p>
-    <w:p>
-      <w:pPr>
-        <w:spacing w:after="40"/>
-      </w:pPr>
-      <w:r>
-        <w:rPr>
-          <w:sz w:val="18"/>
-        </w:rPr>
-        <w:t>**Do you have any medical conditions the company should be aware of?**  |  ( ) Yes  ( ) No</w:t>
-      </w:r>
-    </w:p>
-    <w:p>
-      <w:pPr>
-        <w:spacing w:after="40"/>
-      </w:pPr>
-      <w:r>
-        <w:rPr>
-          <w:sz w:val="18"/>
-        </w:rPr>
-        <w:t>**If yes, please specify:**  |  __________________________________________</w:t>
-      </w:r>
-    </w:p>
-    <w:p>
-      <w:pPr>
-        <w:spacing w:after="40"/>
-      </w:pPr>
-      <w:r>
-        <w:rPr>
-          <w:sz w:val="18"/>
-        </w:rPr>
-        <w:t xml:space="preserve">  |  __________________________________________</w:t>
-      </w:r>
-    </w:p>
-    <w:p>
-      <w:pPr>
-        <w:spacing w:after="40"/>
-      </w:pPr>
-      <w:r>
-        <w:rPr>
-          <w:sz w:val="18"/>
-        </w:rPr>
-        <w:t>**Do you have any disability that may require workplace accommodation?**  |  ( ) Yes  ( ) No</w:t>
-      </w:r>
-    </w:p>
-    <w:p>
-      <w:pPr>
-        <w:spacing w:after="40"/>
-      </w:pPr>
-      <w:r>
-        <w:rPr>
-          <w:sz w:val="18"/>
-        </w:rPr>
-        <w:t>**If yes, please specify accommodation needed:**  |  __________________________________________</w:t>
-      </w:r>
-    </w:p>
-    <w:p>
-      <w:pPr>
-        <w:spacing w:after="40"/>
-      </w:pPr>
-      <w:r>
-        <w:rPr>
-          <w:sz w:val="18"/>
-        </w:rPr>
-        <w:t>**Are you currently on any medication?**  |  ( ) Yes  ( ) No</w:t>
-      </w:r>
-    </w:p>
-    <w:p>
-      <w:pPr>
-        <w:pStyle w:val="Heading3"/>
-      </w:pPr>
-      <w:r>
-        <w:rPr>
-          <w:color w:val="F5A623"/>
-        </w:rPr>
-        <w:t>Emergency Contact</w:t>
-      </w:r>
-    </w:p>
-    <w:p>
-      <w:pPr>
-        <w:spacing w:after="40"/>
-      </w:pPr>
-      <w:r>
-        <w:rPr>
-          <w:sz w:val="18"/>
-        </w:rPr>
-        <w:t>Field  |  Details</w:t>
-      </w:r>
-    </w:p>
-    <w:p>
-      <w:pPr>
-        <w:spacing w:after="40"/>
-      </w:pPr>
-      <w:r>
-        <w:rPr>
-          <w:sz w:val="18"/>
-        </w:rPr>
-        <w:t>**Full Name:**  |  __________________________________________</w:t>
-      </w:r>
-    </w:p>
-    <w:p>
-      <w:pPr>
-        <w:spacing w:after="40"/>
-      </w:pPr>
-      <w:r>
-        <w:rPr>
-          <w:sz w:val="18"/>
-        </w:rPr>
-        <w:t>**Relationship to You:**  |  __________________________________________</w:t>
-      </w:r>
-    </w:p>
-    <w:p>
-      <w:pPr>
-        <w:spacing w:after="40"/>
-      </w:pPr>
-      <w:r>
-        <w:rPr>
-          <w:sz w:val="18"/>
-        </w:rPr>
-        <w:t>**Phone Number (Primary):**  |  __________________________________________</w:t>
-      </w:r>
-    </w:p>
-    <w:p>
-      <w:pPr>
-        <w:spacing w:after="40"/>
-      </w:pPr>
-      <w:r>
-        <w:rPr>
-          <w:sz w:val="18"/>
-        </w:rPr>
-        <w:t>**Phone Number (Secondary):**  |  __________________________________________</w:t>
-      </w:r>
-    </w:p>
-    <w:p>
-      <w:pPr>
-        <w:spacing w:after="40"/>
-      </w:pPr>
-      <w:r>
-        <w:rPr>
-          <w:sz w:val="18"/>
-        </w:rPr>
-        <w:t>**Address:**  |  __________________________________________</w:t>
-      </w:r>
-    </w:p>
-    <w:p>
-      <w:pPr>
-        <w:pStyle w:val="Heading2"/>
-      </w:pPr>
-      <w:r>
-        <w:rPr>
-          <w:color w:val="00BFFF"/>
-        </w:rPr>
-        <w:t>SECTION 9: ADDITIONAL INFORMATION &amp; DECLARATIONS</w:t>
-      </w:r>
-    </w:p>
-    <w:p>
-      <w:r>
-        <w:t>(Please answer ALL questions honestly. False declarations may result in disqualification or termination of employment.)</w:t>
-      </w:r>
-    </w:p>
-    <w:p>
-      <w:pPr>
-        <w:spacing w:after="40"/>
-      </w:pPr>
-      <w:r>
-        <w:rPr>
-          <w:sz w:val="18"/>
-        </w:rPr>
-        <w:t>#  |  Question  |  Answer</w:t>
-      </w:r>
-    </w:p>
-    <w:p>
-      <w:pPr>
-        <w:spacing w:after="40"/>
-      </w:pPr>
-      <w:r>
-        <w:rPr>
-          <w:sz w:val="18"/>
-        </w:rPr>
-        <w:t>1  |  Have you ever been convicted of a criminal offence?  |  ( ) Yes  ( ) No</w:t>
-      </w:r>
-    </w:p>
-    <w:p>
-      <w:pPr>
-        <w:spacing w:after="40"/>
-      </w:pPr>
-      <w:r>
-        <w:rPr>
-          <w:sz w:val="18"/>
-        </w:rPr>
-        <w:t xml:space="preserve">  |  If yes, provide details:  |  __________________________________________</w:t>
-      </w:r>
-    </w:p>
-    <w:p>
-      <w:pPr>
-        <w:spacing w:after="40"/>
-      </w:pPr>
-      <w:r>
-        <w:rPr>
-          <w:sz w:val="18"/>
-        </w:rPr>
-        <w:t>2  |  Have you ever been dismissed or terminated from previous employment?  |  ( ) Yes  ( ) No</w:t>
-      </w:r>
-    </w:p>
-    <w:p>
-      <w:pPr>
-        <w:spacing w:after="40"/>
-      </w:pPr>
-      <w:r>
-        <w:rPr>
-          <w:sz w:val="18"/>
-        </w:rPr>
-        <w:t xml:space="preserve">  |  If yes, provide details:  |  __________________________________________</w:t>
-      </w:r>
-    </w:p>
-    <w:p>
-      <w:pPr>
-        <w:spacing w:after="40"/>
-      </w:pPr>
-      <w:r>
-        <w:rPr>
-          <w:sz w:val="18"/>
-        </w:rPr>
-        <w:t>3  |  Are you currently involved in any ongoing legal proceedings?  |  ( ) Yes  ( ) No</w:t>
-      </w:r>
-    </w:p>
-    <w:p>
-      <w:pPr>
-        <w:spacing w:after="40"/>
-      </w:pPr>
-      <w:r>
-        <w:rPr>
-          <w:sz w:val="18"/>
-        </w:rPr>
-        <w:t xml:space="preserve">  |  If yes, provide details:  |  __________________________________________</w:t>
-      </w:r>
-    </w:p>
-    <w:p>
-      <w:pPr>
-        <w:spacing w:after="40"/>
-      </w:pPr>
-      <w:r>
-        <w:rPr>
-          <w:sz w:val="18"/>
-        </w:rPr>
-        <w:t>4  |  Do you have any relatives currently employed by PECH Group Holdings Ltd?  |  ( ) Yes  ( ) No</w:t>
-      </w:r>
-    </w:p>
-    <w:p>
-      <w:pPr>
-        <w:spacing w:after="40"/>
-      </w:pPr>
-      <w:r>
-        <w:rPr>
-          <w:sz w:val="18"/>
-        </w:rPr>
-        <w:t xml:space="preserve">  |  If yes, state name and relationship:  |  __________________________________________</w:t>
-      </w:r>
-    </w:p>
-    <w:p>
-      <w:pPr>
-        <w:spacing w:after="40"/>
-      </w:pPr>
-      <w:r>
-        <w:rPr>
-          <w:sz w:val="18"/>
-        </w:rPr>
-        <w:t>5  |  Are you currently employed or under contract with any other organisation?  |  ( ) Yes  ( ) No</w:t>
-      </w:r>
-    </w:p>
-    <w:p>
-      <w:pPr>
-        <w:spacing w:after="40"/>
-      </w:pPr>
-      <w:r>
-        <w:rPr>
-          <w:sz w:val="18"/>
-        </w:rPr>
-        <w:t xml:space="preserve">  |  If yes, state employer and notice period:  |  __________________________________________</w:t>
-      </w:r>
-    </w:p>
-    <w:p>
-      <w:pPr>
-        <w:spacing w:after="40"/>
-      </w:pPr>
-      <w:r>
-        <w:rPr>
-          <w:sz w:val="18"/>
-        </w:rPr>
-        <w:t>6  |  Are you willing to relocate within Nigeria if required?  |  ( ) Yes  ( ) No  ( ) Negotiable</w:t>
-      </w:r>
-    </w:p>
-    <w:p>
-      <w:pPr>
-        <w:spacing w:after="40"/>
-      </w:pPr>
-      <w:r>
-        <w:rPr>
-          <w:sz w:val="18"/>
-        </w:rPr>
-        <w:t>7  |  Are you willing to travel for work (domestic and/or international)?  |  ( ) Yes  ( ) No  ( ) Domestic Only</w:t>
-      </w:r>
-    </w:p>
-    <w:p>
-      <w:pPr>
-        <w:spacing w:after="40"/>
-      </w:pPr>
-      <w:r>
-        <w:rPr>
-          <w:sz w:val="18"/>
-        </w:rPr>
-        <w:t>8  |  Do you have a valid Nigerian driver's license?  |  ( ) Yes  ( ) No</w:t>
-      </w:r>
-    </w:p>
-    <w:p>
-      <w:pPr>
-        <w:spacing w:after="40"/>
-      </w:pPr>
-      <w:r>
-        <w:rPr>
-          <w:sz w:val="18"/>
-        </w:rPr>
-        <w:t>9  |  Do you have a valid international passport?  |  ( ) Yes  ( ) No</w:t>
-      </w:r>
-    </w:p>
-    <w:p>
-      <w:pPr>
-        <w:spacing w:after="40"/>
-      </w:pPr>
-      <w:r>
-        <w:rPr>
-          <w:sz w:val="18"/>
-        </w:rPr>
-        <w:t>10  |  Are you legally authorized to work in Nigeria?  |  ( ) Yes  ( ) No</w:t>
-      </w:r>
-    </w:p>
-    <w:p>
-      <w:pPr>
-        <w:pStyle w:val="Heading2"/>
-      </w:pPr>
-      <w:r>
-        <w:rPr>
-          <w:color w:val="00BFFF"/>
-        </w:rPr>
-        <w:t>SECTION 10: DECLARATION &amp; CONSENT</w:t>
-      </w:r>
-    </w:p>
-    <w:p>
-      <w:pPr>
-        <w:pStyle w:val="Heading3"/>
-      </w:pPr>
-      <w:r>
-        <w:rPr>
-          <w:color w:val="F5A623"/>
-        </w:rPr>
-        <w:t>Data Protection Consent (NDPA 2023)</w:t>
-      </w:r>
-    </w:p>
-    <w:p>
-      <w:pPr>
-        <w:ind w:left="567"/>
-      </w:pPr>
-      <w:r>
-        <w:rPr>
-          <w:i/>
-          <w:color w:val="646464"/>
-        </w:rPr>
-        <w:t>I hereby consent to PECH Group Holdings Ltd collecting, storing, and processing my personal data contained in this application form for the purpose of recruitment and employment consideration. I understand that my data will be handled in accordance with the Nigeria Data Protection Act (NDPA) 2023 and the PECH Group Data Protection Policy. I understand that I may withdraw this consent at any time by contacting the HR department in writing.</w:t>
-      </w:r>
-    </w:p>
-    <w:p>
-      <w:pPr>
-        <w:pStyle w:val="ListBullet"/>
-      </w:pPr>
-      <w:r>
-        <w:t>( ) I consent to the processing of my personal data as described above</w:t>
-      </w:r>
-    </w:p>
-    <w:p>
-      <w:pPr>
-        <w:pStyle w:val="Heading3"/>
-      </w:pPr>
-      <w:r>
-        <w:rPr>
-          <w:color w:val="F5A623"/>
-        </w:rPr>
-        <w:t>Declaration of Accuracy</w:t>
-      </w:r>
-    </w:p>
-    <w:p>
-      <w:pPr>
-        <w:ind w:left="567"/>
-      </w:pPr>
-      <w:r>
-        <w:rPr>
-          <w:i/>
-          <w:color w:val="646464"/>
-        </w:rPr>
-        <w:t>I, the undersigned, hereby declare that all information provided in this application form is true, complete, and accurate to the best of my knowledge. I understand that any false, misleading, or incomplete information may result in:</w:t>
-      </w:r>
-    </w:p>
-    <w:p>
-      <w:pPr>
-        <w:ind w:left="567"/>
-      </w:pPr>
-      <w:r>
-        <w:rPr>
-          <w:i/>
-          <w:color w:val="646464"/>
-        </w:rPr>
-        <w:t>- Disqualification from the recruitment process</w:t>
-      </w:r>
-    </w:p>
-    <w:p>
-      <w:pPr>
-        <w:ind w:left="567"/>
-      </w:pPr>
-      <w:r>
-        <w:rPr>
-          <w:i/>
-          <w:color w:val="646464"/>
-        </w:rPr>
-        <w:t>- Withdrawal of any offer of employment</w:t>
-      </w:r>
-    </w:p>
-    <w:p>
-      <w:pPr>
-        <w:ind w:left="567"/>
-      </w:pPr>
-      <w:r>
-        <w:rPr>
-          <w:i/>
-          <w:color w:val="646464"/>
-        </w:rPr>
-        <w:t>- Termination of employment if discovered after hiring (per Employment Contract Clause 18.3 — Gross Misconduct)</w:t>
-      </w:r>
-    </w:p>
-    <w:p>
-      <w:r>
-        <w:t>&gt;</w:t>
-      </w:r>
-    </w:p>
-    <w:p>
-      <w:pPr>
-        <w:ind w:left="567"/>
-      </w:pPr>
-      <w:r>
-        <w:rPr>
-          <w:i/>
-          <w:color w:val="646464"/>
-        </w:rPr>
-        <w:t>I authorize PECH Group Holdings Ltd to verify any information provided in this form, including contacting my references, previous employers, educational institutions, and guarantors.</w:t>
-      </w:r>
-    </w:p>
-    <w:p>
-      <w:pPr>
-        <w:spacing w:after="40"/>
-      </w:pPr>
-      <w:r>
-        <w:rPr>
-          <w:sz w:val="18"/>
-        </w:rPr>
-        <w:t>Field  |  Details</w:t>
-      </w:r>
-    </w:p>
-    <w:p>
-      <w:pPr>
-        <w:spacing w:after="40"/>
-      </w:pPr>
-      <w:r>
-        <w:rPr>
-          <w:sz w:val="18"/>
-        </w:rPr>
-        <w:t>**Applicant's Full Name (Print):**  |  __________________________________________</w:t>
-      </w:r>
-    </w:p>
-    <w:p>
-      <w:pPr>
-        <w:spacing w:after="40"/>
-      </w:pPr>
-      <w:r>
-        <w:rPr>
-          <w:sz w:val="18"/>
-        </w:rPr>
-        <w:t>**Applicant's Signature:**  |  __________________________________________</w:t>
-      </w:r>
-    </w:p>
-    <w:p>
-      <w:pPr>
-        <w:spacing w:after="40"/>
-      </w:pPr>
-      <w:r>
-        <w:rPr>
-          <w:sz w:val="18"/>
-        </w:rPr>
-        <w:t>**Date:**  |  ______ / ______ / __________ (DD/MM/YYYY)</w:t>
-      </w:r>
-    </w:p>
-    <w:p>
-      <w:pPr>
-        <w:pStyle w:val="Heading2"/>
-      </w:pPr>
-      <w:r>
-        <w:rPr>
-          <w:color w:val="00BFFF"/>
-        </w:rPr>
-        <w:t>SECTION 11: FOR OFFICE USE ONLY</w:t>
-      </w:r>
-    </w:p>
-    <w:p>
-      <w:r>
-        <w:t>(This section is to be completed by the HR Department. Do NOT fill in if you are the applicant.)</w:t>
-      </w:r>
-    </w:p>
-    <w:p>
-      <w:pPr>
-        <w:spacing w:after="40"/>
-      </w:pPr>
-      <w:r>
-        <w:rPr>
-          <w:sz w:val="18"/>
-        </w:rPr>
-        <w:t>Field  |  Details</w:t>
-      </w:r>
-    </w:p>
-    <w:p>
-      <w:pPr>
-        <w:spacing w:after="40"/>
-      </w:pPr>
-      <w:r>
-        <w:rPr>
-          <w:sz w:val="18"/>
-        </w:rPr>
-        <w:t>**Application Reference No.:**  |  CAF-________-________</w:t>
-      </w:r>
-    </w:p>
-    <w:p>
-      <w:pPr>
-        <w:spacing w:after="40"/>
-      </w:pPr>
-      <w:r>
-        <w:rPr>
-          <w:sz w:val="18"/>
-        </w:rPr>
-        <w:t>**Date Application Received:**  |  ______ / ______ / __________ (DD/MM/YYYY)</w:t>
-      </w:r>
-    </w:p>
-    <w:p>
-      <w:pPr>
-        <w:spacing w:after="40"/>
-      </w:pPr>
-      <w:r>
-        <w:rPr>
-          <w:sz w:val="18"/>
-        </w:rPr>
-        <w:t>**Received By (HR Officer Name):**  |  __________________________________________</w:t>
-      </w:r>
-    </w:p>
-    <w:p>
-      <w:pPr>
-        <w:spacing w:after="40"/>
-      </w:pPr>
-      <w:r>
-        <w:rPr>
-          <w:sz w:val="18"/>
-        </w:rPr>
-        <w:t>**Position Applied For Confirmed:**  |  __________________________________________</w:t>
-      </w:r>
-    </w:p>
-    <w:p>
-      <w:pPr>
-        <w:spacing w:after="40"/>
-      </w:pPr>
-      <w:r>
-        <w:rPr>
-          <w:sz w:val="18"/>
-        </w:rPr>
-        <w:t>**Application Complete:**  |  ( ) Yes  ( ) No — Missing: __________________</w:t>
-      </w:r>
-    </w:p>
-    <w:p>
-      <w:pPr>
-        <w:pStyle w:val="Heading3"/>
-      </w:pPr>
-      <w:r>
-        <w:rPr>
-          <w:color w:val="F5A623"/>
-        </w:rPr>
-        <w:t>Document Verification Checklist</w:t>
-      </w:r>
-    </w:p>
-    <w:p>
-      <w:pPr>
-        <w:spacing w:after="40"/>
-      </w:pPr>
-      <w:r>
-        <w:rPr>
-          <w:sz w:val="18"/>
-        </w:rPr>
-        <w:t>Document  |  Received  |  Verified  |  Verified By  |  Date</w:t>
-      </w:r>
-    </w:p>
-    <w:p>
-      <w:pPr>
-        <w:spacing w:after="40"/>
-      </w:pPr>
-      <w:r>
-        <w:rPr>
-          <w:sz w:val="18"/>
-        </w:rPr>
-        <w:t xml:space="preserve">CV / Resume  |  ( ) Yes  ( ) No  |  ( ) Yes  ( ) No  |    |  </w:t>
-      </w:r>
-    </w:p>
-    <w:p>
-      <w:pPr>
-        <w:spacing w:after="40"/>
-      </w:pPr>
-      <w:r>
-        <w:rPr>
-          <w:sz w:val="18"/>
-        </w:rPr>
-        <w:t xml:space="preserve">Cover Letter  |  ( ) Yes  ( ) No  |  ( ) Yes  ( ) No  |    |  </w:t>
-      </w:r>
-    </w:p>
-    <w:p>
-      <w:pPr>
-        <w:spacing w:after="40"/>
-      </w:pPr>
-      <w:r>
-        <w:rPr>
-          <w:sz w:val="18"/>
-        </w:rPr>
-        <w:t xml:space="preserve">Passport Photograph  |  ( ) Yes  ( ) No  |  ( ) Yes  ( ) No  |    |  </w:t>
-      </w:r>
-    </w:p>
-    <w:p>
-      <w:pPr>
-        <w:spacing w:after="40"/>
-      </w:pPr>
-      <w:r>
-        <w:rPr>
-          <w:sz w:val="18"/>
-        </w:rPr>
-        <w:t xml:space="preserve">Educational Certificates  |  ( ) Yes  ( ) No  |  ( ) Yes  ( ) No  |    |  </w:t>
-      </w:r>
-    </w:p>
-    <w:p>
-      <w:pPr>
-        <w:spacing w:after="40"/>
-      </w:pPr>
-      <w:r>
-        <w:rPr>
-          <w:sz w:val="18"/>
-        </w:rPr>
-        <w:t xml:space="preserve">Professional Certifications  |  ( ) Yes  ( ) No  |  ( ) Yes  ( ) No  |  ( ) N/A  |  </w:t>
-      </w:r>
-    </w:p>
-    <w:p>
-      <w:pPr>
-        <w:spacing w:after="40"/>
-      </w:pPr>
-      <w:r>
-        <w:rPr>
-          <w:sz w:val="18"/>
-        </w:rPr>
-        <w:t xml:space="preserve">NIN Verification  |  ( ) Yes  ( ) No  |  ( ) Yes  ( ) No  |    |  </w:t>
-      </w:r>
-    </w:p>
-    <w:p>
-      <w:pPr>
-        <w:spacing w:after="40"/>
-      </w:pPr>
-      <w:r>
-        <w:rPr>
-          <w:sz w:val="18"/>
-        </w:rPr>
-        <w:t xml:space="preserve">Portfolio / GitHub (tech roles)  |  ( ) Yes  ( ) No  |  ( ) Yes  ( ) No  |  ( ) N/A  |  </w:t>
-      </w:r>
-    </w:p>
-    <w:p>
-      <w:pPr>
-        <w:pStyle w:val="Heading3"/>
-      </w:pPr>
-      <w:r>
-        <w:rPr>
-          <w:color w:val="F5A623"/>
-        </w:rPr>
-        <w:t>Pre-Screening Summary Notes</w:t>
-      </w:r>
-    </w:p>
-    <w:p>
-      <w:r>
-        <w:t>(HR Officer — write your initial assessment of the candidate after reviewing their application)</w:t>
-      </w:r>
-    </w:p>
-    <w:p>
-      <w:r>
-        <w:t>Overall Impression:</w:t>
-      </w:r>
-    </w:p>
-    <w:p>
-      <w:r>
-        <w:t>__________________________________________</w:t>
-      </w:r>
-    </w:p>
-    <w:p>
-      <w:r>
-        <w:t>__________________________________________</w:t>
-      </w:r>
-    </w:p>
-    <w:p>
-      <w:r>
-        <w:t>__________________________________________</w:t>
-      </w:r>
-    </w:p>
-    <w:p>
-      <w:r>
-        <w:t>Strengths Noted:</w:t>
-      </w:r>
-    </w:p>
-    <w:p>
-      <w:r>
-        <w:t>__________________________________________</w:t>
-      </w:r>
-    </w:p>
-    <w:p>
-      <w:r>
-        <w:t>__________________________________________</w:t>
-      </w:r>
-    </w:p>
-    <w:p>
-      <w:r>
-        <w:t>Concerns / Red Flags:</w:t>
-      </w:r>
-    </w:p>
-    <w:p>
-      <w:r>
-        <w:t>__________________________________________</w:t>
-      </w:r>
-    </w:p>
-    <w:p>
-      <w:r>
-        <w:t>__________________________________________</w:t>
-      </w:r>
-    </w:p>
-    <w:p>
-      <w:r>
-        <w:t>Recommendation:</w:t>
-      </w:r>
-    </w:p>
-    <w:p>
-      <w:pPr>
-        <w:pStyle w:val="ListBullet"/>
-      </w:pPr>
-      <w:r>
-        <w:t>( ) **Shortlist for Interview** — Proceed to Round 1</w:t>
-      </w:r>
-    </w:p>
-    <w:p>
-      <w:pPr>
-        <w:pStyle w:val="ListBullet"/>
-      </w:pPr>
-      <w:r>
-        <w:t>( ) **Waitlist** — Qualified but hold for comparison</w:t>
-      </w:r>
-    </w:p>
-    <w:p>
-      <w:pPr>
-        <w:pStyle w:val="ListBullet"/>
-      </w:pPr>
-      <w:r>
-        <w:t>( ) **Reject** — Does not meet minimum requirements</w:t>
-      </w:r>
-    </w:p>
-    <w:p>
-      <w:r>
-        <w:t>Reason for Recommendation:</w:t>
-      </w:r>
-    </w:p>
-    <w:p>
-      <w:r>
-        <w:t>__________________________________________</w:t>
-      </w:r>
-    </w:p>
-    <w:p>
-      <w:r>
-        <w:t>__________________________________________</w:t>
-      </w:r>
-    </w:p>
-    <w:p>
-      <w:pPr>
-        <w:pStyle w:val="Heading3"/>
-      </w:pPr>
-      <w:r>
-        <w:rPr>
-          <w:color w:val="F5A623"/>
-        </w:rPr>
-        <w:t>Interview Scheduling</w:t>
-      </w:r>
-    </w:p>
-    <w:p>
-      <w:pPr>
-        <w:spacing w:after="40"/>
-      </w:pPr>
-      <w:r>
-        <w:rPr>
-          <w:sz w:val="18"/>
-        </w:rPr>
-        <w:t>Field  |  Details</w:t>
-      </w:r>
-    </w:p>
-    <w:p>
-      <w:pPr>
-        <w:spacing w:after="40"/>
-      </w:pPr>
-      <w:r>
-        <w:rPr>
-          <w:sz w:val="18"/>
-        </w:rPr>
-        <w:t>**Interview Scheduled:**  |  ( ) Yes  ( ) No</w:t>
-      </w:r>
-    </w:p>
-    <w:p>
-      <w:pPr>
-        <w:spacing w:after="40"/>
-      </w:pPr>
-      <w:r>
-        <w:rPr>
-          <w:sz w:val="18"/>
-        </w:rPr>
-        <w:t>**Round 1 Date:**  |  ______ / ______ / __________ at ______:______</w:t>
-      </w:r>
-    </w:p>
-    <w:p>
-      <w:pPr>
-        <w:spacing w:after="40"/>
-      </w:pPr>
-      <w:r>
-        <w:rPr>
-          <w:sz w:val="18"/>
-        </w:rPr>
-        <w:t>**Round 1 Interviewer(s):**  |  __________________________________________</w:t>
-      </w:r>
-    </w:p>
-    <w:p>
-      <w:pPr>
-        <w:spacing w:after="40"/>
-      </w:pPr>
-      <w:r>
-        <w:rPr>
-          <w:sz w:val="18"/>
-        </w:rPr>
-        <w:t>**Round 2 Date (if applicable):**  |  ______ / ______ / __________ at ______:______</w:t>
-      </w:r>
-    </w:p>
-    <w:p>
-      <w:pPr>
-        <w:spacing w:after="40"/>
-      </w:pPr>
-      <w:r>
-        <w:rPr>
-          <w:sz w:val="18"/>
-        </w:rPr>
-        <w:t>**Round 2 Interviewer(s):**  |  __________________________________________</w:t>
-      </w:r>
-    </w:p>
-    <w:p>
-      <w:pPr>
-        <w:spacing w:after="40"/>
-      </w:pPr>
-      <w:r>
-        <w:rPr>
-          <w:sz w:val="18"/>
-        </w:rPr>
-        <w:t>**Round 3 Date (if applicable):**  |  ______ / ______ / __________ at ______:______</w:t>
-      </w:r>
-    </w:p>
-    <w:p>
-      <w:pPr>
-        <w:spacing w:after="40"/>
-      </w:pPr>
-      <w:r>
-        <w:rPr>
-          <w:sz w:val="18"/>
-        </w:rPr>
-        <w:t>**Round 3 Interviewer(s):**  |  __________________________________________</w:t>
-      </w:r>
-    </w:p>
-    <w:p>
-      <w:pPr>
-        <w:pStyle w:val="Heading3"/>
-      </w:pPr>
-      <w:r>
-        <w:rPr>
-          <w:color w:val="F5A623"/>
-        </w:rPr>
-        <w:t>Final Decision</w:t>
-      </w:r>
-    </w:p>
-    <w:p>
-      <w:pPr>
-        <w:spacing w:after="40"/>
-      </w:pPr>
-      <w:r>
-        <w:rPr>
-          <w:sz w:val="18"/>
-        </w:rPr>
-        <w:t>Field  |  Details</w:t>
-      </w:r>
-    </w:p>
-    <w:p>
-      <w:pPr>
-        <w:spacing w:after="40"/>
-      </w:pPr>
-      <w:r>
-        <w:rPr>
-          <w:sz w:val="18"/>
-        </w:rPr>
-        <w:t>**Final Status:**  |  ( ) HIRED  ( ) WAITLISTED  ( ) REJECTED</w:t>
-      </w:r>
-    </w:p>
-    <w:p>
-      <w:pPr>
-        <w:spacing w:after="40"/>
-      </w:pPr>
-      <w:r>
-        <w:rPr>
-          <w:sz w:val="18"/>
-        </w:rPr>
-        <w:t>**Offer Made:**  |  ( ) Yes  ( ) No</w:t>
-      </w:r>
-    </w:p>
-    <w:p>
-      <w:pPr>
-        <w:spacing w:after="40"/>
-      </w:pPr>
-      <w:r>
-        <w:rPr>
-          <w:sz w:val="18"/>
-        </w:rPr>
-        <w:t>**Offer Date:**  |  ______ / ______ / __________ (DD/MM/YYYY)</w:t>
-      </w:r>
-    </w:p>
-    <w:p>
-      <w:pPr>
-        <w:spacing w:after="40"/>
-      </w:pPr>
-      <w:r>
-        <w:rPr>
-          <w:sz w:val="18"/>
-        </w:rPr>
-        <w:t>**Offered Salary (₦/month):**  |  __________________________________________</w:t>
-      </w:r>
-    </w:p>
-    <w:p>
-      <w:pPr>
-        <w:spacing w:after="40"/>
-      </w:pPr>
-      <w:r>
-        <w:rPr>
-          <w:sz w:val="18"/>
-        </w:rPr>
-        <w:t>**Offer Accepted:**  |  ( ) Yes  ( ) No</w:t>
-      </w:r>
-    </w:p>
-    <w:p>
-      <w:pPr>
-        <w:spacing w:after="40"/>
-      </w:pPr>
-      <w:r>
-        <w:rPr>
-          <w:sz w:val="18"/>
-        </w:rPr>
-        <w:t>**Start Date Confirmed:**  |  ______ / ______ / __________ (DD/MM/YYYY)</w:t>
-      </w:r>
-    </w:p>
-    <w:p>
-      <w:pPr>
-        <w:pStyle w:val="Heading3"/>
-      </w:pPr>
-      <w:r>
-        <w:rPr>
-          <w:color w:val="F5A623"/>
-        </w:rPr>
-        <w:t>Approval Chain</w:t>
-      </w:r>
-    </w:p>
-    <w:p>
-      <w:pPr>
-        <w:spacing w:after="40"/>
-      </w:pPr>
-      <w:r>
-        <w:rPr>
-          <w:sz w:val="18"/>
-        </w:rPr>
-        <w:t>Level  |  Name  |  Signature  |  Date  |  Decision</w:t>
-      </w:r>
-    </w:p>
-    <w:p>
-      <w:pPr>
-        <w:spacing w:after="40"/>
-      </w:pPr>
-      <w:r>
-        <w:rPr>
-          <w:sz w:val="18"/>
-        </w:rPr>
-        <w:t>**HR Officer:**  |  __________________  |  __________________  |  ____/____/________  |  ( ) Approved ( ) Denied</w:t>
-      </w:r>
-    </w:p>
-    <w:p>
-      <w:pPr>
-        <w:spacing w:after="40"/>
-      </w:pPr>
-      <w:r>
-        <w:rPr>
-          <w:sz w:val="18"/>
-        </w:rPr>
-        <w:t>**Hiring Manager:**  |  __________________  |  __________________  |  ____/____/________  |  ( ) Approved ( ) Denied</w:t>
-      </w:r>
-    </w:p>
-    <w:p>
-      <w:pPr>
-        <w:spacing w:after="40"/>
-      </w:pPr>
-      <w:r>
-        <w:rPr>
-          <w:sz w:val="18"/>
-        </w:rPr>
-        <w:t>**HR Head:**  |  __________________  |  __________________  |  ____/____/________  |  ( ) Approved ( ) Denied</w:t>
-      </w:r>
-    </w:p>
-    <w:p>
-      <w:pPr>
-        <w:spacing w:after="40"/>
-      </w:pPr>
-      <w:r>
-        <w:rPr>
-          <w:sz w:val="18"/>
-        </w:rPr>
-        <w:t>**MD/CEO (Senior Roles):**  |  __________________  |  __________________  |  ____/____/________  |  ( ) Approved ( ) Denied</w:t>
-      </w:r>
-    </w:p>
-    <w:p>
-      <w:pPr>
-        <w:ind w:left="567"/>
-      </w:pPr>
-      <w:r>
-        <w:rPr>
-          <w:i/>
-          <w:color w:val="646464"/>
-        </w:rPr>
-        <w:t>**POLICY NOTES:**</w:t>
-      </w:r>
-    </w:p>
-    <w:p>
-      <w:pPr>
-        <w:ind w:left="567"/>
-      </w:pPr>
-      <w:r>
-        <w:rPr>
-          <w:i/>
-          <w:color w:val="646464"/>
-        </w:rPr>
-        <w:t>- All applications are confidential and will be handled in accordance with the Nigeria Data Protection Act (NDPA) 2023.</w:t>
-      </w:r>
-    </w:p>
-    <w:p>
-      <w:pPr>
-        <w:ind w:left="567"/>
-      </w:pPr>
-      <w:r>
-        <w:rPr>
-          <w:i/>
-          <w:color w:val="646464"/>
-        </w:rPr>
-        <w:t>- PECH Group Holdings Ltd is an equal opportunity employer.</w:t>
-      </w:r>
-    </w:p>
-    <w:p>
-      <w:pPr>
-        <w:ind w:left="567"/>
-      </w:pPr>
-      <w:r>
-        <w:rPr>
-          <w:i/>
-          <w:color w:val="646464"/>
-        </w:rPr>
-        <w:t>- Only shortlisted candidates will be contacted.</w:t>
-      </w:r>
-    </w:p>
-    <w:p>
-      <w:pPr>
-        <w:ind w:left="567"/>
-      </w:pPr>
-      <w:r>
-        <w:rPr>
-          <w:i/>
-          <w:color w:val="646464"/>
-        </w:rPr>
-        <w:t>- Submission of this form does not guarantee employment or an interview.</w:t>
-      </w:r>
-    </w:p>
-    <w:p>
-      <w:pPr>
-        <w:ind w:left="567"/>
-      </w:pPr>
-      <w:r>
-        <w:rPr>
-          <w:i/>
-          <w:color w:val="646464"/>
-        </w:rPr>
-        <w:t>- Upon receiving an offer, candidates must complete the following before their start date: (a) Full Guarantor Forms (2), (b) NDA signing, (c) Medical fitness declaration, (d) Original certificate sighting.</w:t>
-      </w:r>
-    </w:p>
-    <w:p>
-      <w:r>
-        <w:t>This document is the property of PECH Group Holdings Ltd. Unauthorized reproduction is prohibited.</w:t>
-      </w:r>
-    </w:p>
-    <w:p>
-      <w:r>
-        <w:t>PECH Group Holdings Ltd — Technology &amp; Infrastructure Enablers for People</w:t>
-      </w:r>
-    </w:p>
-    <w:sectPr>
-      <w:headerReference w:type="default" r:id="rId9"/>
-      <w:footerReference w:type="default" r:id="rId10"/>
-      <w:pgSz w:w="11906" w:h="16838"/>
-      <w:pgMar w:top="850" w:right="1134" w:bottom="850" w:left="1134" w:header="720" w:footer="720" w:gutter="0"/>
-      <w:cols w:space="720"/>
-      <w:docGrid w:linePitch="360"/>
-    </w:sectPr>
   </w:body>
 </w:document>
-</file>
-
-<file path=word/footer1.xml><?xml version="1.0" encoding="utf-8"?>
-<w:ftr xmlns:m="http://schemas.openxmlformats.org/officeDocument/2006/math" xmlns:mc="http://schemas.openxmlformats.org/markup-compatibility/2006" xmlns:mo="http://schemas.microsoft.com/office/mac/office/2008/main" xmlns:mv="urn:schemas-microsoft-com:mac:vml" xmlns:o="urn:schemas-microsoft-com:office:office" xmlns:r="http://schemas.openxmlformats.org/officeDocument/2006/relationships" xmlns:v="urn:schemas-microsoft-com:vml" xmlns:w10="urn:schemas-microsoft-com:office:word" xmlns:w14="http://schemas.microsoft.com/office/word/2010/wordml" xmlns:w="http://schemas.openxmlformats.org/wordprocessingml/2006/main" xmlns:wne="http://schemas.microsoft.com/office/word/2006/wordml" xmlns:wp14="http://schemas.microsoft.com/office/word/2010/wordprocessingDrawing" xmlns:wp="http://schemas.openxmlformats.org/drawingml/2006/wordprocessingDrawing" xmlns:wpc="http://schemas.microsoft.com/office/word/2010/wordprocessingCanvas" xmlns:wpg="http://schemas.microsoft.com/office/word/2010/wordprocessingGroup" xmlns:wpi="http://schemas.microsoft.com/office/word/2010/wordprocessingInk" xmlns:wps="http://schemas.microsoft.com/office/word/2010/wordprocessingShape" mc:Ignorable="w14 wp14">
-  <w:p>
-    <w:pPr>
-      <w:pStyle w:val="Footer"/>
-      <w:jc w:val="center"/>
-    </w:pPr>
-    <w:r>
-      <w:rPr>
-        <w:color w:val="00BFFF"/>
-        <w:sz w:val="10"/>
-      </w:rPr>
-      <w:t>━━━━━━━━━━━━━━━━━━━━━━━━━━━━━━━━━━━━━━━━━━━━━━━━━━━━━━━━━━━━</w:t>
-    </w:r>
-  </w:p>
-  <w:p>
-    <w:pPr>
-      <w:spacing w:after="0" w:before="0"/>
-      <w:jc w:val="center"/>
-    </w:pPr>
-    <w:r>
-      <w:rPr>
-        <w:b/>
-        <w:color w:val="D2E1EB"/>
-        <w:sz w:val="16"/>
-      </w:rPr>
-      <w:t>PECH GROUP HOLDINGS LTD</w:t>
-    </w:r>
-  </w:p>
-  <w:p>
-    <w:pPr>
-      <w:spacing w:after="0" w:before="0"/>
-      <w:jc w:val="center"/>
-    </w:pPr>
-    <w:r>
-      <w:rPr>
-        <w:b/>
-        <w:color w:val="D2E1EB"/>
-        <w:sz w:val="16"/>
-      </w:rPr>
-      <w:t>PECH GROUP HOLDINGS LTD</w:t>
-    </w:r>
-  </w:p>
-  <w:p>
-    <w:pPr>
-      <w:spacing w:after="0" w:before="0"/>
-      <w:jc w:val="center"/>
-    </w:pPr>
-    <w:r>
-      <w:rPr>
-        <w:b/>
-        <w:color w:val="D2E1EB"/>
-        <w:sz w:val="16"/>
-      </w:rPr>
-      <w:t>PECH GROUP HOLDINGS LTD</w:t>
-    </w:r>
-  </w:p>
-  <w:p>
-    <w:pPr>
-      <w:jc w:val="center"/>
-    </w:pPr>
-    <w:r>
-      <w:rPr>
-        <w:i/>
-        <w:color w:val="F5A623"/>
-        <w:sz w:val="14"/>
-      </w:rPr>
-      <w:t>Technology &amp; Infrastructure Enablers for People</w:t>
-    </w:r>
-  </w:p>
-  <w:p>
-    <w:pPr>
-      <w:jc w:val="center"/>
-    </w:pPr>
-    <w:r>
-      <w:rPr>
-        <w:color w:val="96B4C8"/>
-        <w:sz w:val="12"/>
-      </w:rPr>
-      <w:t>Confidential — PECH Group Holdings Ltd — Lagos, Nigeria — pechgroupholdings.tech</w:t>
-    </w:r>
-  </w:p>
-</w:ftr>
-</file>
-
-<file path=word/header1.xml><?xml version="1.0" encoding="utf-8"?>
-<w:hdr xmlns:m="http://schemas.openxmlformats.org/officeDocument/2006/math" xmlns:mc="http://schemas.openxmlformats.org/markup-compatibility/2006" xmlns:mo="http://schemas.microsoft.com/office/mac/office/2008/main" xmlns:mv="urn:schemas-microsoft-com:mac:vml" xmlns:o="urn:schemas-microsoft-com:office:office" xmlns:r="http://schemas.openxmlformats.org/officeDocument/2006/relationships" xmlns:v="urn:schemas-microsoft-com:vml" xmlns:w10="urn:schemas-microsoft-com:office:word" xmlns:w14="http://schemas.microsoft.com/office/word/2010/wordml" xmlns:w="http://schemas.openxmlformats.org/wordprocessingml/2006/main" xmlns:wne="http://schemas.microsoft.com/office/word/2006/wordml" xmlns:wp14="http://schemas.microsoft.com/office/word/2010/wordprocessingDrawing" xmlns:wp="http://schemas.openxmlformats.org/drawingml/2006/wordprocessingDrawing" xmlns:wpc="http://schemas.microsoft.com/office/word/2010/wordprocessingCanvas" xmlns:wpg="http://schemas.microsoft.com/office/word/2010/wordprocessingGroup" xmlns:wpi="http://schemas.microsoft.com/office/word/2010/wordprocessingInk" xmlns:wps="http://schemas.microsoft.com/office/word/2010/wordprocessingShape" mc:Ignorable="w14 wp14">
-  <w:p>
-    <w:pPr>
-      <w:pStyle w:val="Header"/>
-      <w:jc w:val="center"/>
-    </w:pPr>
-    <w:r>
-      <w:drawing>
-        <wp:inline xmlns:a="http://schemas.openxmlformats.org/drawingml/2006/main" xmlns:pic="http://schemas.openxmlformats.org/drawingml/2006/picture">
-          <wp:extent cx="2286000" cy="365760"/>
-          <wp:docPr id="1" name="Picture 1"/>
-          <wp:cNvGraphicFramePr>
-            <a:graphicFrameLocks noChangeAspect="1"/>
-          </wp:cNvGraphicFramePr>
-          <a:graphic>
-            <a:graphicData uri="http://schemas.openxmlformats.org/drawingml/2006/picture">
-              <pic:pic>
-                <pic:nvPicPr>
-                  <pic:cNvPr id="0" name="pech_logo_horizontal.png"/>
-                  <pic:cNvPicPr/>
-                </pic:nvPicPr>
-                <pic:blipFill>
-                  <a:blip r:embed="rId1"/>
-                  <a:stretch>
-                    <a:fillRect/>
-                  </a:stretch>
-                </pic:blipFill>
-                <pic:spPr>
-                  <a:xfrm>
-                    <a:off x="0" y="0"/>
-                    <a:ext cx="2286000" cy="365760"/>
-                  </a:xfrm>
-                  <a:prstGeom prst="rect"/>
-                </pic:spPr>
-              </pic:pic>
-            </a:graphicData>
-          </a:graphic>
-        </wp:inline>
-      </w:drawing>
-    </w:r>
-  </w:p>
-  <w:p>
-    <w:pPr>
-      <w:jc w:val="center"/>
-    </w:pPr>
-    <w:r>
-      <w:rPr>
-        <w:color w:val="00BFFF"/>
-        <w:sz w:val="12"/>
-      </w:rPr>
-      <w:t>━━━━━━━━━━━━━━━━━━━━━━━━━━━━━━━━━━━━━━━━━━━━━━━━━━━━━━━━━━━━</w:t>
-    </w:r>
-  </w:p>
-</w:hdr>
 </file>
 
 <file path=word/numbering.xml><?xml version="1.0" encoding="utf-8"?>
@@ -4094,6 +3689,10 @@
     <w:name w:val="Normal"/>
     <w:qFormat/>
     <w:rsid w:val="00FC693F"/>
+    <w:rPr>
+      <w:rFonts w:ascii="Calibri" w:hAnsi="Calibri"/>
+      <w:sz w:val="20"/>
+    </w:rPr>
   </w:style>
   <w:style w:type="paragraph" w:styleId="Header">
     <w:name w:val="header"/>
